--- a/downloads/teacher/ai-5-week-29.docx
+++ b/downloads/teacher/ai-5-week-29.docx
@@ -2180,6 +2180,396 @@
         <w:t>For your Image-pattern Network Investigation, save the input, procedure, observed result and limitation of this check. Label this worked example as practice; use a different, previously unreviewed case when checking independent understanding.</w:t>
       </w:r>
     </w:p>
+    <w:p>
+      <w:pPr>
+        <w:pStyle w:val="Heading1"/>
+      </w:pPr>
+      <w:r>
+        <w:t>07. Prepare, teach and assess</w:t>
+      </w:r>
+    </w:p>
+    <w:p>
+      <w:r>
+        <w:t>Teaching target: Distinguish a predicted class, confidence score and observed correctness</w:t>
+      </w:r>
+    </w:p>
+    <w:p>
+      <w:r>
+        <w:t>Prepare the labelled worked-case picture, the matching workbook, fictional input cards and a place for individual responses. Check a local Python 3 environment before class; have a paper-trace version ready.</w:t>
+      </w:r>
+    </w:p>
+    <w:tbl>
+      <w:tblPr>
+        <w:tblStyle w:val="LightShading-Accent1"/>
+        <w:tblW w:type="auto" w:w="0"/>
+        <w:tblLook w:firstColumn="1" w:firstRow="1" w:lastColumn="0" w:lastRow="0" w:noHBand="0" w:noVBand="1" w:val="04A0"/>
+      </w:tblPr>
+      <w:tblGrid>
+        <w:gridCol w:w="3408"/>
+        <w:gridCol w:w="3408"/>
+        <w:gridCol w:w="3408"/>
+      </w:tblGrid>
+      <w:tr>
+        <w:trPr>
+          <w:tblHeader/>
+        </w:trPr>
+        <w:tc>
+          <w:tcPr>
+            <w:tcW w:type="dxa" w:w="3408"/>
+          </w:tcPr>
+          <w:p>
+            <w:r>
+              <w:t>Session</w:t>
+            </w:r>
+          </w:p>
+        </w:tc>
+        <w:tc>
+          <w:tcPr>
+            <w:tcW w:type="dxa" w:w="3408"/>
+          </w:tcPr>
+          <w:p>
+            <w:r>
+              <w:t>Plan</w:t>
+            </w:r>
+          </w:p>
+        </w:tc>
+        <w:tc>
+          <w:tcPr>
+            <w:tcW w:type="dxa" w:w="3408"/>
+          </w:tcPr>
+          <w:p>
+            <w:r>
+              <w:t>Resources</w:t>
+            </w:r>
+          </w:p>
+        </w:tc>
+      </w:tr>
+      <w:tr>
+        <w:tc>
+          <w:tcPr>
+            <w:tcW w:type="dxa" w:w="3408"/>
+          </w:tcPr>
+          <w:p>
+            <w:r>
+              <w:t>Session 1 · Understand · 45 min</w:t>
+            </w:r>
+          </w:p>
+        </w:tc>
+        <w:tc>
+          <w:tcPr>
+            <w:tcW w:type="dxa" w:w="3408"/>
+          </w:tcPr>
+          <w:p>
+            <w:r>
+              <w:t>0–7: recall and prerequisite; 7–15: inspect the concrete case and predict; 15–30: teacher models the worked trace; 30–40: learners explain a step using the text and visual; 40–45: check the core idea.</w:t>
+            </w:r>
+          </w:p>
+        </w:tc>
+        <w:tc>
+          <w:tcPr>
+            <w:tcW w:type="dxa" w:w="3408"/>
+          </w:tcPr>
+          <w:p>
+            <w:r>
+              <w:t>Sections 1–6; record the brief recall in the workbook.</w:t>
+            </w:r>
+          </w:p>
+        </w:tc>
+      </w:tr>
+      <w:tr>
+        <w:tc>
+          <w:tcPr>
+            <w:tcW w:type="dxa" w:w="3408"/>
+          </w:tcPr>
+          <w:p>
+            <w:r>
+              <w:t>Session 2 · Practise · 45 min</w:t>
+            </w:r>
+          </w:p>
+        </w:tc>
+        <w:tc>
+          <w:tcPr>
+            <w:tcW w:type="dxa" w:w="3408"/>
+          </w:tcPr>
+          <w:p>
+            <w:r>
+              <w:t>0–5: retrieve the procedure; 5–15: W2 completion practice; 15–23: explain and check with a partner; 23–30: each learner answers the misconception check; 30–40: targeted reteaching or a harder variation; 40–45: prepare the investigation.</w:t>
+            </w:r>
+          </w:p>
+        </w:tc>
+        <w:tc>
+          <w:tcPr>
+            <w:tcW w:type="dxa" w:w="3408"/>
+          </w:tcPr>
+          <w:p>
+            <w:r>
+              <w:t>Sections 7–10; use the matching workbook W2 and misconception check.</w:t>
+            </w:r>
+          </w:p>
+        </w:tc>
+      </w:tr>
+      <w:tr>
+        <w:tc>
+          <w:tcPr>
+            <w:tcW w:type="dxa" w:w="3408"/>
+          </w:tcPr>
+          <w:p>
+            <w:r>
+              <w:t>Session 3 · Investigate and transfer · 45 min</w:t>
+            </w:r>
+          </w:p>
+        </w:tc>
+        <w:tc>
+          <w:tcPr>
+            <w:tcW w:type="dxa" w:w="3408"/>
+          </w:tcPr>
+          <w:p>
+            <w:r>
+              <w:t>0–5: retrieve the decision rule; 5–20: investigate or trace; 20–30: start the independent case; 30–38: connect the project; 38–43: act on feedback; 43–45: plan the return check.</w:t>
+            </w:r>
+          </w:p>
+        </w:tc>
+        <w:tc>
+          <w:tcPr>
+            <w:tcW w:type="dxa" w:w="3408"/>
+          </w:tcPr>
+          <w:p>
+            <w:r>
+              <w:t>Sections 9 and 11–14. Give extra time to finish the full task set; use Section 15 when the week includes a coding lab.</w:t>
+            </w:r>
+          </w:p>
+        </w:tc>
+      </w:tr>
+    </w:tbl>
+    <w:p>
+      <w:r>
+        <w:t>Before class, solve the supported practice: For all six cases, list false positives and false negatives, count true positives and true negatives, and calculate overall accuracy. Why might a single accuracy hide useful information?</w:t>
+      </w:r>
+    </w:p>
+    <w:p>
+      <w:r>
+        <w:t>Reasoned practice answer: Teacher explanation: False positives are B and D; the false negative is F. A and C are the two true positives; E is the one true negative. Accuracy is 3 of 6, or 50 percent. It hides which errors occur and how their consequences differ.</w:t>
+      </w:r>
+    </w:p>
+    <w:p>
+      <w:r>
+        <w:t>Check every learner before discussion: Use the worked case for Uncertainty and failure analysis. Proposed explanation: “A low p1 always means low confidence”. Decide whether this explanation is supported. Point to the step or supplied fact that decides; explain your repair if needed.</w:t>
+      </w:r>
+    </w:p>
+    <w:p>
+      <w:r>
+        <w:t>Misconception repair: For a binary model, p1 = 0.10 selects class 0 with confidence 0.90.</w:t>
+      </w:r>
+    </w:p>
+    <w:p>
+      <w:r>
+        <w:t>Support: read the exact case aloud, enlarge the labelled picture, supply input cards and model only the first deciding step. Accept a spoken explanation or drawing; retain the reasoning goal.</w:t>
+      </w:r>
+    </w:p>
+    <w:p>
+      <w:r>
+        <w:t>Extension: Raise the acceptance cutoff to 0.85. Require a prediction and a reason before comparing. Expected result: Only A is accepted: accuracy 0/1, coverage 1/3. Reason: The most confident supplied case is wrong; a stricter cutoff is not guaranteed to improve this set’s accuracy.</w:t>
+      </w:r>
+    </w:p>
+    <w:p>
+      <w:r>
+        <w:t>Independent assessment: withhold the reserved answer until the learner has attempted the new case. Record support separately from correctness.</w:t>
+      </w:r>
+    </w:p>
+    <w:tbl>
+      <w:tblPr>
+        <w:tblStyle w:val="LightShading-Accent1"/>
+        <w:tblW w:type="auto" w:w="0"/>
+        <w:tblLook w:firstColumn="1" w:firstRow="1" w:lastColumn="0" w:lastRow="0" w:noHBand="0" w:noVBand="1" w:val="04A0"/>
+      </w:tblPr>
+      <w:tblGrid>
+        <w:gridCol w:w="2556"/>
+        <w:gridCol w:w="2556"/>
+        <w:gridCol w:w="2556"/>
+        <w:gridCol w:w="2556"/>
+      </w:tblGrid>
+      <w:tr>
+        <w:trPr>
+          <w:tblHeader/>
+        </w:trPr>
+        <w:tc>
+          <w:tcPr>
+            <w:tcW w:type="dxa" w:w="2556"/>
+          </w:tcPr>
+          <w:p>
+            <w:r>
+              <w:t>Criterion</w:t>
+            </w:r>
+          </w:p>
+        </w:tc>
+        <w:tc>
+          <w:tcPr>
+            <w:tcW w:type="dxa" w:w="2556"/>
+          </w:tcPr>
+          <w:p>
+            <w:r>
+              <w:t>Not yet</w:t>
+            </w:r>
+          </w:p>
+        </w:tc>
+        <w:tc>
+          <w:tcPr>
+            <w:tcW w:type="dxa" w:w="2556"/>
+          </w:tcPr>
+          <w:p>
+            <w:r>
+              <w:t>With support</w:t>
+            </w:r>
+          </w:p>
+        </w:tc>
+        <w:tc>
+          <w:tcPr>
+            <w:tcW w:type="dxa" w:w="2556"/>
+          </w:tcPr>
+          <w:p>
+            <w:r>
+              <w:t>Independent</w:t>
+            </w:r>
+          </w:p>
+        </w:tc>
+      </w:tr>
+      <w:tr>
+        <w:tc>
+          <w:tcPr>
+            <w:tcW w:type="dxa" w:w="2556"/>
+          </w:tcPr>
+          <w:p>
+            <w:r>
+              <w:t>Explanation</w:t>
+            </w:r>
+          </w:p>
+        </w:tc>
+        <w:tc>
+          <w:tcPr>
+            <w:tcW w:type="dxa" w:w="2556"/>
+          </w:tcPr>
+          <w:p>
+            <w:r>
+              <w:t>Names an answer without a deciding fact</w:t>
+            </w:r>
+          </w:p>
+        </w:tc>
+        <w:tc>
+          <w:tcPr>
+            <w:tcW w:type="dxa" w:w="2556"/>
+          </w:tcPr>
+          <w:p>
+            <w:r>
+              <w:t>Uses a hint to link fact and decision</w:t>
+            </w:r>
+          </w:p>
+        </w:tc>
+        <w:tc>
+          <w:tcPr>
+            <w:tcW w:type="dxa" w:w="2556"/>
+          </w:tcPr>
+          <w:p>
+            <w:r>
+              <w:t>Explains the deciding fact in own words</w:t>
+            </w:r>
+          </w:p>
+        </w:tc>
+      </w:tr>
+      <w:tr>
+        <w:tc>
+          <w:tcPr>
+            <w:tcW w:type="dxa" w:w="2556"/>
+          </w:tcPr>
+          <w:p>
+            <w:r>
+              <w:t>Trace or test</w:t>
+            </w:r>
+          </w:p>
+        </w:tc>
+        <w:tc>
+          <w:tcPr>
+            <w:tcW w:type="dxa" w:w="2556"/>
+          </w:tcPr>
+          <w:p>
+            <w:r>
+              <w:t>Cannot connect input and result</w:t>
+            </w:r>
+          </w:p>
+        </w:tc>
+        <w:tc>
+          <w:tcPr>
+            <w:tcW w:type="dxa" w:w="2556"/>
+          </w:tcPr>
+          <w:p>
+            <w:r>
+              <w:t>Completes steps with prompts</w:t>
+            </w:r>
+          </w:p>
+        </w:tc>
+        <w:tc>
+          <w:tcPr>
+            <w:tcW w:type="dxa" w:w="2556"/>
+          </w:tcPr>
+          <w:p>
+            <w:r>
+              <w:t>Traces or tests a changed case accurately</w:t>
+            </w:r>
+          </w:p>
+        </w:tc>
+      </w:tr>
+      <w:tr>
+        <w:tc>
+          <w:tcPr>
+            <w:tcW w:type="dxa" w:w="2556"/>
+          </w:tcPr>
+          <w:p>
+            <w:r>
+              <w:t>Limits and revision</w:t>
+            </w:r>
+          </w:p>
+        </w:tc>
+        <w:tc>
+          <w:tcPr>
+            <w:tcW w:type="dxa" w:w="2556"/>
+          </w:tcPr>
+          <w:p>
+            <w:r>
+              <w:t>Claims more than evidence supports</w:t>
+            </w:r>
+          </w:p>
+        </w:tc>
+        <w:tc>
+          <w:tcPr>
+            <w:tcW w:type="dxa" w:w="2556"/>
+          </w:tcPr>
+          <w:p>
+            <w:r>
+              <w:t>Names a limit after a prompt</w:t>
+            </w:r>
+          </w:p>
+        </w:tc>
+        <w:tc>
+          <w:tcPr>
+            <w:tcW w:type="dxa" w:w="2556"/>
+          </w:tcPr>
+          <w:p>
+            <w:r>
+              <w:t>States a defensible limit and useful next test</w:t>
+            </w:r>
+          </w:p>
+        </w:tc>
+      </w:tr>
+    </w:tbl>
+    <w:p>
+      <w:r>
+        <w:t>Project checkpoint: Prepare the demonstration. Gather reproducible instructions, evidence, access checks and remaining limitations.</w:t>
+      </w:r>
+    </w:p>
+    <w:p>
+      <w:r>
+        <w:t>Use the weekly teacher answer for topic-specific reasoning. A saved progress tick is an activity record; judge mastery from the learner’s explanation and evidence.</w:t>
+      </w:r>
+    </w:p>
     <w:sectPr>
       <w:pgSz w:w="12240" w:h="15840"/>
       <w:pgMar w:top="936" w:right="1008" w:bottom="936" w:left="1008" w:header="720" w:footer="720" w:gutter="0"/>

--- a/downloads/teacher/ai-5-week-29.docx
+++ b/downloads/teacher/ai-5-week-29.docx
@@ -2570,6 +2570,39 @@
         <w:t>Use the weekly teacher answer for topic-specific reasoning. A saved progress tick is an activity record; judge mastery from the learner’s explanation and evidence.</w:t>
       </w:r>
     </w:p>
+    <w:p>
+      <w:pPr>
+        <w:pStyle w:val="Heading1"/>
+      </w:pPr>
+      <w:r>
+        <w:t>08. Use feedback, labs and repair paths</w:t>
+      </w:r>
+    </w:p>
+    <w:p>
+      <w:r>
+        <w:t>Use the two formative questions as supported practice, not as independent mastery scores. Discuss the deciding evidence rather than accepting a guessed selection.</w:t>
+      </w:r>
+    </w:p>
+    <w:p>
+      <w:r>
+        <w:t>The feedback comes from the reviewed public worked case. Do not reveal the separately reserved independent teacher answer until the learner has attempted that case.</w:t>
+      </w:r>
+    </w:p>
+    <w:p>
+      <w:r>
+        <w:t>Ask students to predict before running code. Preserve errors and actual outputs; collect a changed test and an explanation. The branch-boundary and indexing lessons deliberately include failure cases.</w:t>
+      </w:r>
+    </w:p>
+    <w:p>
+      <w:r>
+        <w:t>Use the earlier worked-explanation links to address a specific missing building block, then return to the current question. Adapt this suggestion after observing the learner; it is not an automatic diagnosis.</w:t>
+      </w:r>
+    </w:p>
+    <w:p>
+      <w:r>
+        <w:t>Collect the completed-work portfolio as evidence. Record support separately from correctness, and assess explanation, trace/test and limitations. Progress ticks and quiz selections alone do not establish mastery.</w:t>
+      </w:r>
+    </w:p>
     <w:sectPr>
       <w:pgSz w:w="12240" w:h="15840"/>
       <w:pgMar w:top="936" w:right="1008" w:bottom="936" w:left="1008" w:header="720" w:footer="720" w:gutter="0"/>

--- a/downloads/teacher/ai-5-week-29.docx
+++ b/downloads/teacher/ai-5-week-29.docx
@@ -29,16 +29,39 @@
       </w:r>
     </w:p>
     <w:p>
-      <w:pPr>
-        <w:pStyle w:val="Heading3"/>
-      </w:pPr>
-      <w:r>
-        <w:t>Teach the learning cycle</w:t>
+      <w:r>
+        <w:t>Prepare Uncertainty and failure analysis: check the target, prerequisites, resources and adaptable teaching schedule.</w:t>
       </w:r>
     </w:p>
     <w:p>
-      <w:r>
-        <w:t>Primary target: Distinguish a predicted class, confidence score and observed correctness</w:t>
+      <w:pPr>
+        <w:pStyle w:val="Heading3"/>
+      </w:pPr>
+      <w:r>
+        <w:t>Teach the learning cycle</w:t>
+      </w:r>
+    </w:p>
+    <w:p>
+      <w:pPr>
+        <w:spacing w:line="336" w:lineRule="auto" w:after="180"/>
+      </w:pPr>
+      <w:r>
+        <w:rPr>
+          <w:b w:val="0"/>
+        </w:rPr>
+        <w:t xml:space="preserve">Primary target: Distinguish a predicted class, </w:t>
+      </w:r>
+      <w:r>
+        <w:rPr>
+          <w:b/>
+        </w:rPr>
+        <w:t>confidence score</w:t>
+      </w:r>
+      <w:r>
+        <w:rPr>
+          <w:b w:val="0"/>
+        </w:rPr>
+        <w:t xml:space="preserve"> and observed correctness</w:t>
       </w:r>
     </w:p>
     <w:tbl>
@@ -185,16 +208,37 @@
       </w:tr>
     </w:tbl>
     <w:p>
-      <w:r>
-        <w:t>This is a starting allocation of 135 minutes, not a validated duration. Preserve all named topics. Schedule extra time for connected examples, the full investigation, independent cases and project building. Repeated copies of a case share one recorded attempt; they are not new evidence.</w:t>
+      <w:pPr>
+        <w:spacing w:line="336" w:lineRule="auto" w:after="180"/>
+      </w:pPr>
+      <w:r>
+        <w:rPr>
+          <w:b w:val="0"/>
+        </w:rPr>
+        <w:t>This is a starting allocation of 135 minutes, not a validated duration. Preserve all named topics. Schedule extra time for connected examples, the full investigation, independent cases and project building.</w:t>
       </w:r>
     </w:p>
     <w:p>
       <w:pPr>
-        <w:pStyle w:val="Heading3"/>
-      </w:pPr>
-      <w:r>
-        <w:t>Retrieval answer guidance</w:t>
+        <w:spacing w:line="336" w:lineRule="auto" w:after="180"/>
+      </w:pPr>
+      <w:r>
+        <w:rPr>
+          <w:b w:val="0"/>
+        </w:rPr>
+        <w:t xml:space="preserve">Repeated copies of a case share one recorded attempt; they are not new </w:t>
+      </w:r>
+      <w:r>
+        <w:rPr>
+          <w:b/>
+        </w:rPr>
+        <w:t>evidence</w:t>
+      </w:r>
+      <w:r>
+        <w:rPr>
+          <w:b w:val="0"/>
+        </w:rPr>
+        <w:t>.</w:t>
       </w:r>
     </w:p>
     <w:p>
@@ -202,183 +246,621 @@
         <w:pStyle w:val="Heading3"/>
       </w:pPr>
       <w:r>
-        <w:t>Transfer learning</w:t>
+        <w:t>Retrieval answer guidance</w:t>
       </w:r>
     </w:p>
     <w:p>
-      <w:r>
-        <w:t>Without opening the old lesson, explain one key idea from Transfer learning. Give an example and a mistake that the idea helps you avoid.</w:t>
+      <w:pPr>
+        <w:pStyle w:val="Heading3"/>
+      </w:pPr>
+      <w:r>
+        <w:t>Transfer learning</w:t>
       </w:r>
     </w:p>
     <w:p>
-      <w:r>
-        <w:t>Look for: Trace a reused feature extractor and a newly fitted output head</w:t>
+      <w:pPr>
+        <w:spacing w:line="336" w:lineRule="auto" w:after="180"/>
+      </w:pPr>
+      <w:r>
+        <w:rPr>
+          <w:b w:val="0"/>
+        </w:rPr>
+        <w:t>Without opening the old lesson, explain one key idea from Transfer learning. Give an example and a mistake that the idea helps you avoid.</w:t>
       </w:r>
     </w:p>
     <w:p>
-      <w:r>
-        <w:t>Reference example, not the only acceptable wording: Teacher explanation: The extractor gives h = 6 and the head predicts 1. Weights [1, 1] and bias 0 stay frozen; only the threshold is fitted. h is a nonnegative sum of counts, with no probability mapping or calibration.</w:t>
+      <w:pPr>
+        <w:spacing w:line="336" w:lineRule="auto" w:after="180"/>
+      </w:pPr>
+      <w:r>
+        <w:rPr>
+          <w:b w:val="0"/>
+        </w:rPr>
+        <w:t xml:space="preserve">Look for: Trace a reused feature extractor and a newly fitted </w:t>
+      </w:r>
+      <w:r>
+        <w:rPr>
+          <w:b/>
+        </w:rPr>
+        <w:t>output</w:t>
+      </w:r>
+      <w:r>
+        <w:rPr>
+          <w:b w:val="0"/>
+        </w:rPr>
+        <w:t xml:space="preserve"> head</w:t>
       </w:r>
     </w:p>
     <w:p>
       <w:pPr>
-        <w:pStyle w:val="Heading3"/>
-      </w:pPr>
-      <w:r>
-        <w:t>Embeddings and neighbourhoods</w:t>
+        <w:spacing w:line="336" w:lineRule="auto" w:after="180"/>
+      </w:pPr>
+      <w:r>
+        <w:rPr>
+          <w:b w:val="0"/>
+        </w:rPr>
+        <w:t>Reference example, not the only acceptable wording: Teacher explanation: The extractor gives h = 6 and the head predicts 1.</w:t>
       </w:r>
     </w:p>
     <w:p>
-      <w:r>
-        <w:t>Without opening the old lesson, explain one key idea from Embeddings and neighbourhoods. Give an example and a mistake that the idea helps you avoid.</w:t>
+      <w:pPr>
+        <w:spacing w:line="336" w:lineRule="auto" w:after="180"/>
+      </w:pPr>
+      <w:r>
+        <w:rPr>
+          <w:b w:val="0"/>
+        </w:rPr>
+        <w:t xml:space="preserve">Weights [1, 1] and bias 0 stay frozen; only the threshold is fitted. h is a nonnegative sum of counts, with no probability mapping or </w:t>
+      </w:r>
+      <w:r>
+        <w:rPr>
+          <w:b/>
+        </w:rPr>
+        <w:t>calibration</w:t>
+      </w:r>
+      <w:r>
+        <w:rPr>
+          <w:b w:val="0"/>
+        </w:rPr>
+        <w:t>.</w:t>
       </w:r>
     </w:p>
     <w:p>
-      <w:r>
-        <w:t>Look for: Look up a vector using a token ID and preserve sequence shape</w:t>
+      <w:pPr>
+        <w:pStyle w:val="Heading3"/>
+      </w:pPr>
+      <w:r>
+        <w:t>Embeddings and neighbourhoods</w:t>
       </w:r>
     </w:p>
     <w:p>
-      <w:r>
-        <w:t>Reference example, not the only acceptable wording: Teacher explanation: Vectors are [[1, 1], [0, 1], [0, 2], [0, 0]], mask [1, 1, 1, 0] and shape 4 by 2.</w:t>
+      <w:pPr>
+        <w:spacing w:line="336" w:lineRule="auto" w:after="180"/>
+      </w:pPr>
+      <w:r>
+        <w:rPr>
+          <w:b w:val="0"/>
+        </w:rPr>
+        <w:t>Without opening the old lesson, explain one key idea from Embeddings and neighbourhoods. Give an example and a mistake that the idea helps you avoid.</w:t>
       </w:r>
     </w:p>
     <w:p>
       <w:pPr>
-        <w:pStyle w:val="Heading3"/>
-      </w:pPr>
-      <w:r>
-        <w:t>Training a small image model</w:t>
+        <w:spacing w:line="336" w:lineRule="auto" w:after="180"/>
+      </w:pPr>
+      <w:r>
+        <w:rPr>
+          <w:b w:val="0"/>
+        </w:rPr>
+        <w:t>Look for: Look up a vector using a token ID and preserve sequence shape</w:t>
       </w:r>
     </w:p>
     <w:p>
-      <w:r>
-        <w:t>Without opening the old lesson, explain one key idea from Training a small image model. Give an example and a mistake that the idea helps you avoid.</w:t>
+      <w:pPr>
+        <w:spacing w:line="336" w:lineRule="auto" w:after="180"/>
+      </w:pPr>
+      <w:r>
+        <w:rPr>
+          <w:b w:val="0"/>
+        </w:rPr>
+        <w:t>Reference example, not the only acceptable wording: Teacher explanation: Vectors are [[1, 1], [0, 1], [0, 2], [0, 0]], mask [1, 1, 1, 0] and shape 4 by 2.</w:t>
       </w:r>
     </w:p>
     <w:p>
-      <w:r>
-        <w:t>Look for: Trace a complete image model with fixed features and one trained weight</w:t>
+      <w:pPr>
+        <w:pStyle w:val="Heading3"/>
+      </w:pPr>
+      <w:r>
+        <w:t>Training a small image model</w:t>
       </w:r>
     </w:p>
     <w:p>
-      <w:r>
-        <w:t>Reference example, not the only acceptable wording: Teacher explanation: d = 2, h1 = 2 and h2 = 0. Score is 0.9, prediction class 1 and squared error (0.9 - 1) squared = 0.01.</w:t>
+      <w:pPr>
+        <w:spacing w:line="336" w:lineRule="auto" w:after="180"/>
+      </w:pPr>
+      <w:r>
+        <w:rPr>
+          <w:b w:val="0"/>
+        </w:rPr>
+        <w:t xml:space="preserve">Without opening the old lesson, explain one key idea from </w:t>
+      </w:r>
+      <w:r>
+        <w:rPr>
+          <w:b/>
+        </w:rPr>
+        <w:t>Training</w:t>
+      </w:r>
+      <w:r>
+        <w:rPr>
+          <w:b w:val="0"/>
+        </w:rPr>
+        <w:t xml:space="preserve"> a small image model. Give an example and a mistake that the idea helps you avoid.</w:t>
       </w:r>
     </w:p>
     <w:p>
-      <w:r>
-        <w:t>Use two 45-minute sessions. These are supplied classifier outputs for arithmetic and reasoning, not calibrated probabilities from a trained model. Keep overall accuracy, accepted-case accuracy and coverage visible together. Do not imply that review guarantees correction or that model confidence diagnoses the cause of uncertainty.</w:t>
+      <w:pPr>
+        <w:spacing w:line="336" w:lineRule="auto" w:after="180"/>
+      </w:pPr>
+      <w:r>
+        <w:rPr>
+          <w:b w:val="0"/>
+        </w:rPr>
+        <w:t>Look for: Trace a complete image model with fixed features and one trained weight</w:t>
       </w:r>
     </w:p>
     <w:p>
       <w:pPr>
-        <w:pStyle w:val="Heading3"/>
-      </w:pPr>
-      <w:r>
-        <w:t>Outcomes</w:t>
+        <w:spacing w:line="336" w:lineRule="auto" w:after="180"/>
+      </w:pPr>
+      <w:r>
+        <w:rPr>
+          <w:b w:val="0"/>
+        </w:rPr>
+        <w:t xml:space="preserve">Reference example, not the only acceptable wording: Teacher explanation: d = 2, h1 = 2 and h2 = 0. Score is 0.9, </w:t>
+      </w:r>
+      <w:r>
+        <w:rPr>
+          <w:b/>
+        </w:rPr>
+        <w:t>prediction</w:t>
+      </w:r>
+      <w:r>
+        <w:rPr>
+          <w:b w:val="0"/>
+        </w:rPr>
+        <w:t xml:space="preserve"> class 1 and squared error (0.9 - 1) squared = 0.01.</w:t>
       </w:r>
     </w:p>
     <w:p>
-      <w:r>
-        <w:t>Distinguish a predicted class, confidence score and observed correctness</w:t>
+      <w:pPr>
+        <w:spacing w:line="336" w:lineRule="auto" w:after="180"/>
+      </w:pPr>
+      <w:r>
+        <w:rPr>
+          <w:b w:val="0"/>
+        </w:rPr>
+        <w:t xml:space="preserve">Use two 45-minute sessions. These are supplied classifier </w:t>
+      </w:r>
+      <w:r>
+        <w:rPr>
+          <w:b/>
+        </w:rPr>
+        <w:t>output</w:t>
+      </w:r>
+      <w:r>
+        <w:rPr>
+          <w:b w:val="0"/>
+        </w:rPr>
+        <w:t xml:space="preserve">s for arithmetic and reasoning, not calibrated probabilities from a trained model. Keep overall accuracy, accepted-case accuracy and </w:t>
+      </w:r>
+      <w:r>
+        <w:rPr>
+          <w:b/>
+        </w:rPr>
+        <w:t>coverage</w:t>
+      </w:r>
+      <w:r>
+        <w:rPr>
+          <w:b w:val="0"/>
+        </w:rPr>
+        <w:t xml:space="preserve"> visible together.</w:t>
       </w:r>
     </w:p>
     <w:p>
-      <w:r>
-        <w:t>Calculate accuracy and coverage for a review policy</w:t>
+      <w:pPr>
+        <w:spacing w:line="336" w:lineRule="auto" w:after="180"/>
+      </w:pPr>
+      <w:r>
+        <w:rPr>
+          <w:b w:val="0"/>
+        </w:rPr>
+        <w:t>Do not imply that review guarantees correction or that model confidence diagnoses the cause of uncertainty.</w:t>
       </w:r>
     </w:p>
     <w:p>
-      <w:r>
-        <w:t>Investigate failure patterns without claiming an untested cause</w:t>
+      <w:pPr>
+        <w:pStyle w:val="Heading3"/>
+      </w:pPr>
+      <w:r>
+        <w:t>Outcomes</w:t>
       </w:r>
     </w:p>
     <w:p>
       <w:pPr>
-        <w:pStyle w:val="Heading3"/>
-      </w:pPr>
-      <w:r>
-        <w:t>Preparation</w:t>
+        <w:spacing w:line="336" w:lineRule="auto" w:after="180"/>
+      </w:pPr>
+      <w:r>
+        <w:rPr>
+          <w:b w:val="0"/>
+        </w:rPr>
+        <w:t xml:space="preserve">Distinguish a predicted class, </w:t>
+      </w:r>
+      <w:r>
+        <w:rPr>
+          <w:b/>
+        </w:rPr>
+        <w:t>confidence score</w:t>
+      </w:r>
+      <w:r>
+        <w:rPr>
+          <w:b w:val="0"/>
+        </w:rPr>
+        <w:t xml:space="preserve"> and observed correctness</w:t>
       </w:r>
     </w:p>
     <w:p>
-      <w:r>
-        <w:t>Printed lesson and workbook; paper and pencil</w:t>
+      <w:pPr>
+        <w:spacing w:line="336" w:lineRule="auto" w:after="180"/>
+      </w:pPr>
+      <w:r>
+        <w:rPr>
+          <w:b w:val="0"/>
+        </w:rPr>
+        <w:t xml:space="preserve">Calculate accuracy and </w:t>
+      </w:r>
+      <w:r>
+        <w:rPr>
+          <w:b/>
+        </w:rPr>
+        <w:t>coverage</w:t>
+      </w:r>
+      <w:r>
+        <w:rPr>
+          <w:b w:val="0"/>
+        </w:rPr>
+        <w:t xml:space="preserve"> for a review policy</w:t>
       </w:r>
     </w:p>
     <w:p>
-      <w:r>
-        <w:t>Calculator and optional local Python 3 editor; no packages or AI accounts needed</w:t>
+      <w:pPr>
+        <w:spacing w:line="336" w:lineRule="auto" w:after="180"/>
+      </w:pPr>
+      <w:r>
+        <w:rPr>
+          <w:b w:val="0"/>
+        </w:rPr>
+        <w:t>Investigate failure patterns without claiming an untested cause</w:t>
       </w:r>
     </w:p>
     <w:p>
-      <w:r>
-        <w:t>Use the fictional examples supplied; prepare the fresh retry before class</w:t>
+      <w:pPr>
+        <w:pStyle w:val="Heading3"/>
+      </w:pPr>
+      <w:r>
+        <w:t>Preparation</w:t>
       </w:r>
     </w:p>
     <w:p>
       <w:pPr>
-        <w:pStyle w:val="Heading3"/>
-      </w:pPr>
-      <w:r>
-        <w:t>Prerequisite answer</w:t>
+        <w:spacing w:line="336" w:lineRule="auto" w:after="180"/>
+      </w:pPr>
+      <w:r>
+        <w:rPr>
+          <w:b w:val="0"/>
+        </w:rPr>
+        <w:t>Printed lesson and workbook; paper and pencil</w:t>
       </w:r>
     </w:p>
     <w:p>
-      <w:r>
-        <w:t>Two constructed cases provide very limited evidence. New inputs can differ, and validation used to choose settings is not untouched final evaluation. Performance needs representative independent testing.</w:t>
+      <w:pPr>
+        <w:spacing w:line="336" w:lineRule="auto" w:after="180"/>
+      </w:pPr>
+      <w:r>
+        <w:rPr>
+          <w:b w:val="0"/>
+        </w:rPr>
+        <w:t>Calculator and optional local Python 3 editor; no packages or AI accounts needed</w:t>
       </w:r>
     </w:p>
     <w:p>
       <w:pPr>
-        <w:pStyle w:val="Heading3"/>
-      </w:pPr>
-      <w:r>
-        <w:t>End goal for the pictorial case</w:t>
+        <w:spacing w:line="336" w:lineRule="auto" w:after="180"/>
+      </w:pPr>
+      <w:r>
+        <w:rPr>
+          <w:b w:val="0"/>
+        </w:rPr>
+        <w:t>Use the fictional examples supplied; prepare the fresh retry before class</w:t>
       </w:r>
     </w:p>
     <w:p>
-      <w:r>
-        <w:t>By the end, I can explain uncertainty and failure analysis using a traced example and a stated limitation.</w:t>
+      <w:pPr>
+        <w:pStyle w:val="Heading3"/>
+      </w:pPr>
+      <w:r>
+        <w:t>Prerequisite answer</w:t>
       </w:r>
     </w:p>
     <w:p>
-      <w:r>
-        <w:t>This added worked case illustrates the week’s main idea. Retain all original and connected topics; schedule its practice within the teaching cycle.</w:t>
+      <w:pPr>
+        <w:spacing w:line="336" w:lineRule="auto" w:after="180"/>
+      </w:pPr>
+      <w:r>
+        <w:rPr>
+          <w:b w:val="0"/>
+        </w:rPr>
+        <w:t xml:space="preserve">Two constructed cases provide very limited </w:t>
+      </w:r>
+      <w:r>
+        <w:rPr>
+          <w:b/>
+        </w:rPr>
+        <w:t>evidence</w:t>
+      </w:r>
+      <w:r>
+        <w:rPr>
+          <w:b w:val="0"/>
+        </w:rPr>
+        <w:t xml:space="preserve">. New </w:t>
+      </w:r>
+      <w:r>
+        <w:rPr>
+          <w:b/>
+        </w:rPr>
+        <w:t>input</w:t>
+      </w:r>
+      <w:r>
+        <w:rPr>
+          <w:b w:val="0"/>
+        </w:rPr>
+        <w:t>s can differ, and validation used to choose settings is not untouched final evaluation. Performance needs representative independent testing.</w:t>
       </w:r>
     </w:p>
     <w:p>
       <w:pPr>
-        <w:pStyle w:val="Heading1"/>
-      </w:pPr>
-      <w:r>
-        <w:t>02. Explain and model the mechanism</w:t>
+        <w:pStyle w:val="Heading3"/>
+      </w:pPr>
+      <w:r>
+        <w:t>End goal for the pictorial case</w:t>
       </w:r>
     </w:p>
     <w:p>
-      <w:r>
-        <w:t>A model can be confidently wrong. Use these supplied outputs for a fictional image classifier: class 1 means a triangle is present; class 0 means it is absent. The values p1 are probability estimates for class 1, invented for this exercise rather than produced by a trained model. Predict 1 when p1 &gt;= 0.5 and 0 otherwise. The selected-class confidence is max(p1, 1 - p1).</w:t>
+      <w:pPr>
+        <w:spacing w:line="336" w:lineRule="auto" w:after="180"/>
+      </w:pPr>
+      <w:r>
+        <w:rPr>
+          <w:b w:val="0"/>
+        </w:rPr>
+        <w:t>By the end, I can explain uncertainty and failure analysis using a traced example and a stated limitation.</w:t>
       </w:r>
     </w:p>
     <w:p>
-      <w:r>
-        <w:t>A predicts 1 with confidence 0.95 and is correct. F predicts 0 with confidence 0.90 and is wrong: p1 = 0.10 is not low confidence in the selected class. Reference labels are supplied for this exercise; real investigations must check their quality too.</w:t>
+      <w:pPr>
+        <w:spacing w:line="336" w:lineRule="auto" w:after="180"/>
+      </w:pPr>
+      <w:r>
+        <w:rPr>
+          <w:b w:val="0"/>
+        </w:rPr>
+        <w:t>This added worked case illustrates the week’s main idea. Retain all original and connected topics; schedule its practice within the teaching cycle.</w:t>
       </w:r>
     </w:p>
     <w:p>
-      <w:r>
-        <w:t>A score alone cannot establish reliability. Calibration asks whether, across many comparable cases, predictions assigned a probability such as 0.90 are correct about 90 percent of the time. One correct or incorrect case cannot answer that question.</w:t>
+      <w:pPr>
+        <w:pStyle w:val="Heading1"/>
+      </w:pPr>
+      <w:r>
+        <w:t>02. Explain and model the mechanism</w:t>
       </w:r>
     </w:p>
     <w:p>
       <w:r>
-        <w:t>The predictions for A through F are 1, 1, 1, 1, 0, 0. A, C and E are correct, so overall accuracy is 3 / 6 = 50 percent. There are two false positives (B and D), one false negative (F), two true positives and one true negative. Different errors can matter differently; a single accuracy number hides that distinction.</w:t>
+        <w:t>Model Uncertainty and failure analysis using the supplied case, labelled mechanism and reasoning. Make the scope of each conclusion explicit.</w:t>
       </w:r>
     </w:p>
     <w:p>
-      <w:r>
-        <w:t>The function returns overall accuracy, coverage and accuracy among accepted cases. It assumes numeric scores and binary labels. None means no cases were accepted, so accepted-case accuracy is undefined, not zero or perfect. Keep counts with proportions and declare the comparison at the boundary.</w:t>
+      <w:pPr>
+        <w:pStyle w:val="Heading3"/>
+      </w:pPr>
+      <w:r>
+        <w:t>Explain Uncertainty and failure analysis · 1</w:t>
+      </w:r>
+    </w:p>
+    <w:p>
+      <w:pPr>
+        <w:spacing w:line="336" w:lineRule="auto" w:after="180"/>
+      </w:pPr>
+      <w:r>
+        <w:rPr>
+          <w:b w:val="0"/>
+        </w:rPr>
+        <w:t xml:space="preserve">A model can be confidently wrong. Use these supplied </w:t>
+      </w:r>
+      <w:r>
+        <w:rPr>
+          <w:b/>
+        </w:rPr>
+        <w:t>output</w:t>
+      </w:r>
+      <w:r>
+        <w:rPr>
+          <w:b w:val="0"/>
+        </w:rPr>
+        <w:t>s for a fictional image classifier: class 1 means a triangle is present; class 0 means it is absent.</w:t>
+      </w:r>
+    </w:p>
+    <w:p>
+      <w:pPr>
+        <w:spacing w:line="336" w:lineRule="auto" w:after="180"/>
+      </w:pPr>
+      <w:r>
+        <w:rPr>
+          <w:b w:val="0"/>
+        </w:rPr>
+        <w:t>The values p1 are probability estimates for class 1, invented for this exercise rather than produced by a trained model. Predict 1 when p1 &gt;= 0.5 and 0 otherwise. The selected-class confidence is max(p1, 1 - p1).</w:t>
+      </w:r>
+    </w:p>
+    <w:p>
+      <w:pPr>
+        <w:spacing w:line="336" w:lineRule="auto" w:after="180"/>
+      </w:pPr>
+      <w:r>
+        <w:rPr>
+          <w:b w:val="0"/>
+        </w:rPr>
+        <w:t>A predicts 1 with confidence 0.95 and is correct. F predicts 0 with confidence 0.90 and is wrong: p1 = 0.10 is not low confidence in the selected class.</w:t>
+      </w:r>
+    </w:p>
+    <w:p>
+      <w:pPr>
+        <w:spacing w:line="336" w:lineRule="auto" w:after="180"/>
+      </w:pPr>
+      <w:r>
+        <w:rPr>
+          <w:b w:val="0"/>
+        </w:rPr>
+        <w:t>Reference labels are supplied for this exercise; real investigations must check their quality too.</w:t>
+      </w:r>
+    </w:p>
+    <w:p>
+      <w:pPr>
+        <w:spacing w:line="336" w:lineRule="auto" w:after="180"/>
+      </w:pPr>
+      <w:r>
+        <w:rPr>
+          <w:b w:val="0"/>
+        </w:rPr>
+        <w:t xml:space="preserve">A score alone cannot establish reliability. </w:t>
+      </w:r>
+      <w:r>
+        <w:rPr>
+          <w:b/>
+        </w:rPr>
+        <w:t>Calibration</w:t>
+      </w:r>
+      <w:r>
+        <w:rPr>
+          <w:b w:val="0"/>
+        </w:rPr>
+        <w:t xml:space="preserve"> asks whether, across many comparable cases, </w:t>
+      </w:r>
+      <w:r>
+        <w:rPr>
+          <w:b/>
+        </w:rPr>
+        <w:t>prediction</w:t>
+      </w:r>
+      <w:r>
+        <w:rPr>
+          <w:b w:val="0"/>
+        </w:rPr>
+        <w:t>s assigned a probability such as 0.90 are correct about 90 percent of the time.</w:t>
+      </w:r>
+    </w:p>
+    <w:p>
+      <w:pPr>
+        <w:spacing w:line="336" w:lineRule="auto" w:after="180"/>
+      </w:pPr>
+      <w:r>
+        <w:rPr>
+          <w:b w:val="0"/>
+        </w:rPr>
+        <w:t>One correct or incorrect case cannot answer that question.</w:t>
+      </w:r>
+    </w:p>
+    <w:p>
+      <w:pPr>
+        <w:pStyle w:val="Heading3"/>
+      </w:pPr>
+      <w:r>
+        <w:t>Explain Uncertainty and failure analysis · 2</w:t>
+      </w:r>
+    </w:p>
+    <w:p>
+      <w:pPr>
+        <w:spacing w:line="336" w:lineRule="auto" w:after="180"/>
+      </w:pPr>
+      <w:r>
+        <w:rPr>
+          <w:b w:val="0"/>
+        </w:rPr>
+        <w:t xml:space="preserve">The </w:t>
+      </w:r>
+      <w:r>
+        <w:rPr>
+          <w:b/>
+        </w:rPr>
+        <w:t>prediction</w:t>
+      </w:r>
+      <w:r>
+        <w:rPr>
+          <w:b w:val="0"/>
+        </w:rPr>
+        <w:t>s for A through F are 1, 1, 1, 1, 0, 0. A, C and E are correct, so overall accuracy is 3 / 6 = 50 percent.</w:t>
+      </w:r>
+    </w:p>
+    <w:p>
+      <w:pPr>
+        <w:spacing w:line="336" w:lineRule="auto" w:after="180"/>
+      </w:pPr>
+      <w:r>
+        <w:rPr>
+          <w:b w:val="0"/>
+        </w:rPr>
+        <w:t>There are two false positives (B and D), one false negative (F), two true positives and one true negative. Different errors can matter differently; a single accuracy number hides that distinction.</w:t>
+      </w:r>
+    </w:p>
+    <w:p>
+      <w:pPr>
+        <w:pStyle w:val="Heading3"/>
+      </w:pPr>
+      <w:r>
+        <w:t>Explain Uncertainty and failure analysis · 3</w:t>
+      </w:r>
+    </w:p>
+    <w:p>
+      <w:pPr>
+        <w:spacing w:line="336" w:lineRule="auto" w:after="180"/>
+      </w:pPr>
+      <w:r>
+        <w:rPr>
+          <w:b w:val="0"/>
+        </w:rPr>
+        <w:t xml:space="preserve">The function returns overall accuracy, </w:t>
+      </w:r>
+      <w:r>
+        <w:rPr>
+          <w:b/>
+        </w:rPr>
+        <w:t>coverage</w:t>
+      </w:r>
+      <w:r>
+        <w:rPr>
+          <w:b w:val="0"/>
+        </w:rPr>
+        <w:t xml:space="preserve"> and accuracy among accepted cases. It assumes numeric scores and binary labels. None means no cases were accepted, so accepted-case accuracy is undefined, not zero or perfect.</w:t>
+      </w:r>
+    </w:p>
+    <w:p>
+      <w:pPr>
+        <w:spacing w:line="336" w:lineRule="auto" w:after="180"/>
+      </w:pPr>
+      <w:r>
+        <w:rPr>
+          <w:b w:val="0"/>
+        </w:rPr>
+        <w:t>Keep counts with proportions and declare the comparison at the boundary.</w:t>
       </w:r>
     </w:p>
     <w:tbl>
@@ -630,21 +1112,134 @@
       </w:r>
     </w:p>
     <w:p>
-      <w:r>
-        <w:t>Guided: only A is accepted. Coverage is 1 of 6; accepted accuracy is 1 of 1. This single constructed success, selected by a rule examined on these data, does not establish future reliability. Exit: report one correct automatic prediction out of one accepted, with five of six deferred and no reviewer outcomes. Require representative untouched evaluation, subgroup and calibration evidence, measured reviewer outcomes and workload, and a comparison with a declared baseline.</w:t>
+      <w:pPr>
+        <w:pStyle w:val="Heading3"/>
+      </w:pPr>
+      <w:r>
+        <w:t>Explain Uncertainty and failure analysis · 4</w:t>
       </w:r>
     </w:p>
     <w:p>
       <w:pPr>
-        <w:pStyle w:val="Heading3"/>
-      </w:pPr>
-      <w:r>
-        <w:t>Model the reasoning aloud</w:t>
+        <w:spacing w:line="336" w:lineRule="auto" w:after="180"/>
+      </w:pPr>
+      <w:r>
+        <w:rPr>
+          <w:b w:val="0"/>
+        </w:rPr>
+        <w:t xml:space="preserve">Guided: only A is accepted. </w:t>
+      </w:r>
+      <w:r>
+        <w:rPr>
+          <w:b/>
+        </w:rPr>
+        <w:t>Coverage</w:t>
+      </w:r>
+      <w:r>
+        <w:rPr>
+          <w:b w:val="0"/>
+        </w:rPr>
+        <w:t xml:space="preserve"> is 1 of 6; accepted accuracy is 1 of 1. This single constructed success, selected by a rule examined on these data, does not establish future reliability.</w:t>
       </w:r>
     </w:p>
     <w:p>
-      <w:r>
-        <w:t>Use the complete worked example below before asking learners to complete W2. Reveal a small part, invite a prediction, then explain the deciding step. These teacher notes contain solutions; do not reveal the independent case answer during modelling.</w:t>
+      <w:pPr>
+        <w:spacing w:line="336" w:lineRule="auto" w:after="180"/>
+      </w:pPr>
+      <w:r>
+        <w:rPr>
+          <w:b w:val="0"/>
+        </w:rPr>
+        <w:t xml:space="preserve">Exit: report one correct automatic </w:t>
+      </w:r>
+      <w:r>
+        <w:rPr>
+          <w:b/>
+        </w:rPr>
+        <w:t>prediction</w:t>
+      </w:r>
+      <w:r>
+        <w:rPr>
+          <w:b w:val="0"/>
+        </w:rPr>
+        <w:t xml:space="preserve"> out of one accepted, with five of six deferred and no reviewer outcomes.</w:t>
+      </w:r>
+    </w:p>
+    <w:p>
+      <w:pPr>
+        <w:spacing w:line="336" w:lineRule="auto" w:after="180"/>
+      </w:pPr>
+      <w:r>
+        <w:rPr>
+          <w:b w:val="0"/>
+        </w:rPr>
+        <w:t xml:space="preserve">Require representative untouched evaluation, subgroup and </w:t>
+      </w:r>
+      <w:r>
+        <w:rPr>
+          <w:b/>
+        </w:rPr>
+        <w:t>calibration</w:t>
+      </w:r>
+      <w:r>
+        <w:rPr>
+          <w:b w:val="0"/>
+        </w:rPr>
+        <w:t xml:space="preserve"> </w:t>
+      </w:r>
+      <w:r>
+        <w:rPr>
+          <w:b/>
+        </w:rPr>
+        <w:t>evidence</w:t>
+      </w:r>
+      <w:r>
+        <w:rPr>
+          <w:b w:val="0"/>
+        </w:rPr>
+        <w:t>, measured reviewer outcomes and workload, and a comparison with a declared baseline.</w:t>
+      </w:r>
+    </w:p>
+    <w:p>
+      <w:pPr>
+        <w:pStyle w:val="Heading3"/>
+      </w:pPr>
+      <w:r>
+        <w:t>Model the reasoning aloud</w:t>
+      </w:r>
+    </w:p>
+    <w:p>
+      <w:pPr>
+        <w:spacing w:line="336" w:lineRule="auto" w:after="180"/>
+      </w:pPr>
+      <w:r>
+        <w:rPr>
+          <w:b w:val="0"/>
+        </w:rPr>
+        <w:t xml:space="preserve">Use the complete worked example below before asking learners to complete W2. Reveal a small part, invite a </w:t>
+      </w:r>
+      <w:r>
+        <w:rPr>
+          <w:b/>
+        </w:rPr>
+        <w:t>prediction</w:t>
+      </w:r>
+      <w:r>
+        <w:rPr>
+          <w:b w:val="0"/>
+        </w:rPr>
+        <w:t>, then explain the deciding step.</w:t>
+      </w:r>
+    </w:p>
+    <w:p>
+      <w:pPr>
+        <w:spacing w:line="336" w:lineRule="auto" w:after="180"/>
+      </w:pPr>
+      <w:r>
+        <w:rPr>
+          <w:b w:val="0"/>
+        </w:rPr>
+        <w:t>These teacher notes contain solutions; do not reveal the independent case answer during modelling.</w:t>
       </w:r>
     </w:p>
     <w:p>
@@ -772,8 +1367,45 @@
       </w:r>
     </w:p>
     <w:p>
-      <w:r>
-        <w:t>Deferred cases are not automatically repaired. A review workflow needs an assigned reviewer, suitable evidence, a decision record and an outcome check. Report review workload and the final system’s results separately; we have no reviewer outcomes here. Do not erase deferred cases from the report or count them as correct.</w:t>
+      <w:pPr>
+        <w:pStyle w:val="Heading3"/>
+      </w:pPr>
+      <w:r>
+        <w:t>Model the reasoning aloud · 5</w:t>
+      </w:r>
+    </w:p>
+    <w:p>
+      <w:pPr>
+        <w:spacing w:line="336" w:lineRule="auto" w:after="180"/>
+      </w:pPr>
+      <w:r>
+        <w:rPr>
+          <w:b w:val="0"/>
+        </w:rPr>
+        <w:t xml:space="preserve">Deferred cases are not automatically repaired. A review workflow needs an assigned reviewer, suitable </w:t>
+      </w:r>
+      <w:r>
+        <w:rPr>
+          <w:b/>
+        </w:rPr>
+        <w:t>evidence</w:t>
+      </w:r>
+      <w:r>
+        <w:rPr>
+          <w:b w:val="0"/>
+        </w:rPr>
+        <w:t>, a decision record and an outcome check.</w:t>
+      </w:r>
+    </w:p>
+    <w:p>
+      <w:pPr>
+        <w:spacing w:line="336" w:lineRule="auto" w:after="180"/>
+      </w:pPr>
+      <w:r>
+        <w:rPr>
+          <w:b w:val="0"/>
+        </w:rPr>
+        <w:t>Report review workload and the final system’s results separately; we have no reviewer outcomes here. Do not erase deferred cases from the report or count them as correct.</w:t>
       </w:r>
     </w:p>
     <w:p>
@@ -907,7 +1539,13 @@
       </w:tr>
     </w:tbl>
     <w:p>
-      <w:r>
+      <w:pPr>
+        <w:spacing w:line="336" w:lineRule="auto" w:after="180"/>
+      </w:pPr>
+      <w:r>
+        <w:rPr>
+          <w:b w:val="0"/>
+        </w:rPr>
         <w:t>Use the diagram and verbal explanation together. Ask learners to match a sentence to a specific visual step; do not assign learners fixed visual or auditory learning styles.</w:t>
       </w:r>
     </w:p>
@@ -920,7 +1558,13 @@
       </w:r>
     </w:p>
     <w:p>
-      <w:r>
+      <w:pPr>
+        <w:spacing w:line="336" w:lineRule="auto" w:after="180"/>
+      </w:pPr>
+      <w:r>
+        <w:rPr>
+          <w:b w:val="0"/>
+        </w:rPr>
         <w:t>Keep positive-class probability separate from confidence in the chosen label.</w:t>
       </w:r>
     </w:p>
@@ -933,13 +1577,55 @@
       </w:r>
     </w:p>
     <w:p>
-      <w:r>
-        <w:t>Supplied p(class 1): A: 0.9 reference 0; B: 0.6 reference 1; C: 0.2 reference 0. Predict class 1 at p&gt;=0.5; confidence=max(p, 1-p).</w:t>
+      <w:pPr>
+        <w:pStyle w:val="Heading3"/>
+      </w:pPr>
+      <w:r>
+        <w:t>Supplied facts</w:t>
       </w:r>
     </w:p>
     <w:p>
-      <w:r>
-        <w:t>All inputs and outcomes in this worked example are invented classroom data; no real model run is claimed.</w:t>
+      <w:pPr>
+        <w:spacing w:line="336" w:lineRule="auto" w:after="180"/>
+        <w:shd w:fill="F1F6FC"/>
+      </w:pPr>
+      <w:r>
+        <w:rPr>
+          <w:b w:val="0"/>
+        </w:rPr>
+        <w:t>Supplied p(class 1): A: 0.9 reference 0; B: 0.6 reference 1; C: 0.2 reference 0. Predict class 1 at p&gt;=0.5; confidence=max(p, 1-p).</w:t>
+      </w:r>
+    </w:p>
+    <w:p>
+      <w:pPr>
+        <w:pStyle w:val="Heading3"/>
+      </w:pPr>
+      <w:r>
+        <w:t>Supplied facts</w:t>
+      </w:r>
+    </w:p>
+    <w:p>
+      <w:pPr>
+        <w:spacing w:line="336" w:lineRule="auto" w:after="180"/>
+        <w:shd w:fill="F1F6FC"/>
+      </w:pPr>
+      <w:r>
+        <w:rPr>
+          <w:b w:val="0"/>
+        </w:rPr>
+        <w:t xml:space="preserve">All </w:t>
+      </w:r>
+      <w:r>
+        <w:rPr>
+          <w:b/>
+        </w:rPr>
+        <w:t>input</w:t>
+      </w:r>
+      <w:r>
+        <w:rPr>
+          <w:b w:val="0"/>
+        </w:rPr>
+        <w:t>s and outcomes in this worked example are invented classroom data; no real model run is claimed.</w:t>
       </w:r>
     </w:p>
     <w:p>
@@ -1138,21 +1824,47 @@
       </w:r>
     </w:p>
     <w:p>
-      <w:r>
-        <w:t>Positive-class probability and confidence in the chosen label differ when the predicted class is zero. For C, a class-one probability of 0.2 gives class-zero confidence 0.8 under this toy rule. Selective accuracy counts only accepted cases; coverage counts how many were accepted. A stricter cutoff can retain a confidently wrong case and lower accuracy on this supplied set.</w:t>
+      <w:pPr>
+        <w:pStyle w:val="Heading3"/>
+      </w:pPr>
+      <w:r>
+        <w:t>Why the result follows</w:t>
       </w:r>
     </w:p>
     <w:p>
       <w:pPr>
-        <w:pStyle w:val="Heading3"/>
-      </w:pPr>
-      <w:r>
-        <w:t>What this example does not establish</w:t>
+        <w:spacing w:line="336" w:lineRule="auto" w:after="180"/>
+        <w:shd w:fill="F1F6FC"/>
+      </w:pPr>
+      <w:r>
+        <w:rPr>
+          <w:b w:val="0"/>
+        </w:rPr>
+        <w:t>Positive-class probability and confidence in the chosen label differ when the predicted class is zero. For C, a class-one probability of 0.2 gives class-zero confidence 0.8 under this toy rule.</w:t>
       </w:r>
     </w:p>
     <w:p>
-      <w:r>
-        <w:t>Supplied scores are not proven calibrated. Review policies need representative held-out evidence and clear handling of rejected cases.</w:t>
+      <w:pPr>
+        <w:spacing w:line="336" w:lineRule="auto" w:after="180"/>
+        <w:shd w:fill="F1F6FC"/>
+      </w:pPr>
+      <w:r>
+        <w:rPr>
+          <w:b w:val="0"/>
+        </w:rPr>
+        <w:t xml:space="preserve">Selective accuracy counts only accepted cases; </w:t>
+      </w:r>
+      <w:r>
+        <w:rPr>
+          <w:b/>
+        </w:rPr>
+        <w:t>coverage</w:t>
+      </w:r>
+      <w:r>
+        <w:rPr>
+          <w:b w:val="0"/>
+        </w:rPr>
+        <w:t xml:space="preserve"> counts how many were accepted. A stricter cutoff can retain a confidently wrong case and lower accuracy on this supplied set.</w:t>
       </w:r>
     </w:p>
     <w:p>
@@ -1160,22 +1872,47 @@
         <w:pStyle w:val="Heading3"/>
       </w:pPr>
       <w:r>
-        <w:t>Change one thing in the pictured case</w:t>
+        <w:t>What this example does not establish</w:t>
       </w:r>
     </w:p>
     <w:p>
-      <w:r>
-        <w:t>Change: Raise the acceptance cutoff to 0.85.</w:t>
+      <w:pPr>
+        <w:pStyle w:val="Heading3"/>
+      </w:pPr>
+      <w:r>
+        <w:t>Keep the stated limit</w:t>
       </w:r>
     </w:p>
     <w:p>
-      <w:r>
-        <w:t>Prediction: Only A is accepted: accuracy 0/1, coverage 1/3.</w:t>
+      <w:pPr>
+        <w:spacing w:line="336" w:lineRule="auto" w:after="180"/>
+        <w:shd w:fill="FFF5E6"/>
+      </w:pPr>
+      <w:r>
+        <w:rPr>
+          <w:b w:val="0"/>
+        </w:rPr>
+        <w:t xml:space="preserve">Supplied scores are not proven calibrated. Review policies need representative held-out </w:t>
+      </w:r>
+      <w:r>
+        <w:rPr>
+          <w:b/>
+        </w:rPr>
+        <w:t>evidence</w:t>
+      </w:r>
+      <w:r>
+        <w:rPr>
+          <w:b w:val="0"/>
+        </w:rPr>
+        <w:t xml:space="preserve"> and clear handling of rejected cases.</w:t>
       </w:r>
     </w:p>
     <w:p>
-      <w:r>
-        <w:t>Reason: The most confident supplied case is wrong; a stricter cutoff is not guaranteed to improve this set’s accuracy.</w:t>
+      <w:pPr>
+        <w:pStyle w:val="Heading3"/>
+      </w:pPr>
+      <w:r>
+        <w:t>Change one thing in the pictured case</w:t>
       </w:r>
     </w:p>
     <w:p>
@@ -1183,20 +1920,152 @@
         <w:pStyle w:val="Heading3"/>
       </w:pPr>
       <w:r>
-        <w:t>Ask while showing the picture</w:t>
+        <w:t>Change one thing</w:t>
       </w:r>
     </w:p>
     <w:p>
-      <w:r>
-        <w:t>Cover the result. Ask learners to name the inputs and predict the next step. Uncover one step, connect the icon to the actual procedure, and explain its evidence. Then change the supplied condition and compare. The picture is a representation; it does not document execution of a real AI model.</w:t>
+      <w:pPr>
+        <w:spacing w:line="336" w:lineRule="auto" w:after="180"/>
+        <w:shd w:fill="F5F1FB"/>
+      </w:pPr>
+      <w:r>
+        <w:rPr>
+          <w:b w:val="0"/>
+        </w:rPr>
+        <w:t>Change: Raise the acceptance cutoff to 0.85.</w:t>
       </w:r>
     </w:p>
     <w:p>
       <w:pPr>
+        <w:pStyle w:val="Heading3"/>
+      </w:pPr>
+      <w:r>
+        <w:t>Predicted result</w:t>
+      </w:r>
+    </w:p>
+    <w:p>
+      <w:pPr>
+        <w:spacing w:line="336" w:lineRule="auto" w:after="180"/>
+        <w:shd w:fill="F1F6FC"/>
+      </w:pPr>
+      <w:r>
+        <w:rPr>
+          <w:b/>
+        </w:rPr>
+        <w:t>Prediction</w:t>
+      </w:r>
+      <w:r>
+        <w:rPr>
+          <w:b w:val="0"/>
+        </w:rPr>
+        <w:t xml:space="preserve">: Only A is accepted: accuracy 0/1, </w:t>
+      </w:r>
+      <w:r>
+        <w:rPr>
+          <w:b/>
+        </w:rPr>
+        <w:t>coverage</w:t>
+      </w:r>
+      <w:r>
+        <w:rPr>
+          <w:b w:val="0"/>
+        </w:rPr>
+        <w:t xml:space="preserve"> 1/3.</w:t>
+      </w:r>
+    </w:p>
+    <w:p>
+      <w:pPr>
+        <w:pStyle w:val="Heading3"/>
+      </w:pPr>
+      <w:r>
+        <w:t>Why the result follows</w:t>
+      </w:r>
+    </w:p>
+    <w:p>
+      <w:pPr>
+        <w:spacing w:line="336" w:lineRule="auto" w:after="180"/>
+        <w:shd w:fill="F1F6FC"/>
+      </w:pPr>
+      <w:r>
+        <w:rPr>
+          <w:b w:val="0"/>
+        </w:rPr>
+        <w:t>Reason: The most confident supplied case is wrong; a stricter cutoff is not guaranteed to improve this set’s accuracy.</w:t>
+      </w:r>
+    </w:p>
+    <w:p>
+      <w:pPr>
+        <w:pStyle w:val="Heading3"/>
+      </w:pPr>
+      <w:r>
+        <w:t>Ask while showing the picture</w:t>
+      </w:r>
+    </w:p>
+    <w:p>
+      <w:pPr>
+        <w:pStyle w:val="Heading3"/>
+      </w:pPr>
+      <w:r>
+        <w:t>Ask while showing the picture · 6</w:t>
+      </w:r>
+    </w:p>
+    <w:p>
+      <w:pPr>
+        <w:spacing w:line="336" w:lineRule="auto" w:after="180"/>
+      </w:pPr>
+      <w:r>
+        <w:rPr>
+          <w:b w:val="0"/>
+        </w:rPr>
+        <w:t xml:space="preserve">Cover the result. Ask learners to name the </w:t>
+      </w:r>
+      <w:r>
+        <w:rPr>
+          <w:b/>
+        </w:rPr>
+        <w:t>input</w:t>
+      </w:r>
+      <w:r>
+        <w:rPr>
+          <w:b w:val="0"/>
+        </w:rPr>
+        <w:t xml:space="preserve">s and predict the next step. Uncover one step, connect the icon to the actual procedure, and explain its </w:t>
+      </w:r>
+      <w:r>
+        <w:rPr>
+          <w:b/>
+        </w:rPr>
+        <w:t>evidence</w:t>
+      </w:r>
+      <w:r>
+        <w:rPr>
+          <w:b w:val="0"/>
+        </w:rPr>
+        <w:t>. Then change the supplied condition and compare.</w:t>
+      </w:r>
+    </w:p>
+    <w:p>
+      <w:pPr>
+        <w:spacing w:line="336" w:lineRule="auto" w:after="180"/>
+      </w:pPr>
+      <w:r>
+        <w:rPr>
+          <w:b w:val="0"/>
+        </w:rPr>
+        <w:t>The picture is a representation; it does not document execution of a real AI model.</w:t>
+      </w:r>
+    </w:p>
+    <w:p>
+      <w:pPr>
         <w:pStyle w:val="Heading1"/>
       </w:pPr>
       <w:r>
         <w:t>03. Demonstrate and guide practice</w:t>
+      </w:r>
+    </w:p>
+    <w:p>
+      <w:r>
+        <w:t>Demonstrate Uncertainty and failure analysis, reduce support deliberately and check individual reasoning before discussing answers.</w:t>
       </w:r>
     </w:p>
     <w:tbl>
@@ -1412,36 +2281,100 @@
       </w:tr>
     </w:tbl>
     <w:p>
-      <w:r>
-        <w:t>Use the worked example in Sections 3 and 6. Collect a prediction before revealing its result; ask the learner to point to each intermediate fact.</w:t>
+      <w:pPr>
+        <w:spacing w:line="336" w:lineRule="auto" w:after="180"/>
+      </w:pPr>
+      <w:r>
+        <w:rPr>
+          <w:b w:val="0"/>
+        </w:rPr>
+        <w:t xml:space="preserve">Use the worked example in Sections 3 and 6. Collect a </w:t>
+      </w:r>
+      <w:r>
+        <w:rPr>
+          <w:b/>
+        </w:rPr>
+        <w:t>prediction</w:t>
+      </w:r>
+      <w:r>
+        <w:rPr>
+          <w:b w:val="0"/>
+        </w:rPr>
+        <w:t xml:space="preserve"> before revealing its result; ask the learner to point to each intermediate fact.</w:t>
       </w:r>
     </w:p>
     <w:p>
-      <w:r>
-        <w:t>Provide separate boxes for p1, predicted class, confidence, reference label and correctness. Use fractions before percentages. Extension: for A, B, C and F, mean confidence is 0.8875 while observed accuracy is 0.5. Discuss why this small grouped discrepancy motivates calibration study but cannot establish a population-wide calibration rate.</w:t>
+      <w:pPr>
+        <w:spacing w:line="336" w:lineRule="auto" w:after="180"/>
+      </w:pPr>
+      <w:r>
+        <w:rPr>
+          <w:b w:val="0"/>
+        </w:rPr>
+        <w:t>Provide separate boxes for p1, predicted class, confidence, reference label and correctness. Use fractions before percentages. Extension: for A, B, C and F, mean confidence is 0.8875 while observed accuracy is 0.5.</w:t>
       </w:r>
     </w:p>
     <w:p>
       <w:pPr>
-        <w:pStyle w:val="Heading3"/>
-      </w:pPr>
-      <w:r>
-        <w:t>Reduce help deliberately</w:t>
+        <w:spacing w:line="336" w:lineRule="auto" w:after="180"/>
+      </w:pPr>
+      <w:r>
+        <w:rPr>
+          <w:b w:val="0"/>
+        </w:rPr>
+        <w:t xml:space="preserve">Discuss why this small grouped discrepancy motivates </w:t>
+      </w:r>
+      <w:r>
+        <w:rPr>
+          <w:b/>
+        </w:rPr>
+        <w:t>calibration</w:t>
+      </w:r>
+      <w:r>
+        <w:rPr>
+          <w:b w:val="0"/>
+        </w:rPr>
+        <w:t xml:space="preserve"> study but cannot establish a population-wide </w:t>
+      </w:r>
+      <w:r>
+        <w:rPr>
+          <w:b/>
+        </w:rPr>
+        <w:t>calibration</w:t>
+      </w:r>
+      <w:r>
+        <w:rPr>
+          <w:b w:val="0"/>
+        </w:rPr>
+        <w:t xml:space="preserve"> rate.</w:t>
       </w:r>
     </w:p>
     <w:p>
-      <w:r>
-        <w:t>Completion task: For all six cases, list false positives and false negatives, count true positives and true negatives, and calculate overall accuracy. Why might a single accuracy hide useful information?</w:t>
+      <w:pPr>
+        <w:pStyle w:val="Heading3"/>
+      </w:pPr>
+      <w:r>
+        <w:t>Reduce help deliberately</w:t>
       </w:r>
     </w:p>
     <w:p>
-      <w:r>
-        <w:t>Teacher check: Teacher explanation: False positives are B and D; the false negative is F. A and C are the two true positives; E is the one true negative. Accuracy is 3 of 6, or 50 percent. It hides which errors occur and how their consequences differ.</w:t>
+      <w:pPr>
+        <w:pStyle w:val="Heading3"/>
+      </w:pPr>
+      <w:r>
+        <w:t>Completion practice</w:t>
       </w:r>
     </w:p>
     <w:p>
-      <w:r>
-        <w:t>Start by identifying the given inputs together. Leave the intermediate steps blank. If needed, model one step, then withdraw that help on the next step. Move to a full trace only when the partial trace is understood. For partners, alternate explainer and checker; collect a response from every learner before discussion.</w:t>
+      <w:pPr>
+        <w:spacing w:line="336" w:lineRule="auto" w:after="180"/>
+        <w:shd w:fill="F5F1FB"/>
+      </w:pPr>
+      <w:r>
+        <w:rPr>
+          <w:b w:val="0"/>
+        </w:rPr>
+        <w:t>Completion task: For all six cases, list false positives and false negatives, count true positives and true negatives, and calculate overall accuracy. Why might a single accuracy hide useful information?</w:t>
       </w:r>
     </w:p>
     <w:p>
@@ -1449,86 +2382,361 @@
         <w:pStyle w:val="Heading3"/>
       </w:pPr>
       <w:r>
-        <w:t>Individual reasoning check</w:t>
+        <w:t>Reasoning to listen for</w:t>
       </w:r>
     </w:p>
     <w:p>
-      <w:r>
-        <w:t>Use the worked case for Uncertainty and failure analysis. Proposed explanation: “A low p1 always means low confidence”. Decide whether this explanation is supported. Point to the step or supplied fact that decides; explain your repair if needed.</w:t>
+      <w:pPr>
+        <w:spacing w:line="336" w:lineRule="auto" w:after="180"/>
+        <w:shd w:fill="F1F6FC"/>
+      </w:pPr>
+      <w:r>
+        <w:rPr>
+          <w:b w:val="0"/>
+        </w:rPr>
+        <w:t>Teacher check: Teacher explanation: False positives are B and D; the false negative is F. A and C are the two true positives; E is the one true negative. Accuracy is 3 of 6, or 50 percent.</w:t>
       </w:r>
     </w:p>
     <w:p>
-      <w:r>
-        <w:t>Expected correction: For a binary model, p1 = 0.10 selects class 0 with confidence 0.90.</w:t>
+      <w:pPr>
+        <w:spacing w:line="336" w:lineRule="auto" w:after="180"/>
+        <w:shd w:fill="F1F6FC"/>
+      </w:pPr>
+      <w:r>
+        <w:rPr>
+          <w:b w:val="0"/>
+        </w:rPr>
+        <w:t>It hides which errors occur and how their consequences differ.</w:t>
       </w:r>
     </w:p>
     <w:p>
-      <w:r>
-        <w:t>Collect explanations, not only yes/no votes. If a misunderstanding is common, re-model the relevant step for the class. If it affects a few learners, give a short targeted group explanation while others solve a more demanding variation.</w:t>
+      <w:pPr>
+        <w:spacing w:line="336" w:lineRule="auto" w:after="180"/>
+      </w:pPr>
+      <w:r>
+        <w:rPr>
+          <w:b w:val="0"/>
+        </w:rPr>
+        <w:t xml:space="preserve">Start by identifying the given </w:t>
+      </w:r>
+      <w:r>
+        <w:rPr>
+          <w:b/>
+        </w:rPr>
+        <w:t>input</w:t>
+      </w:r>
+      <w:r>
+        <w:rPr>
+          <w:b w:val="0"/>
+        </w:rPr>
+        <w:t>s together. Leave the intermediate steps blank. If needed, model one step, then withdraw that help on the next step. Move to a full trace only when the partial trace is understood.</w:t>
       </w:r>
     </w:p>
     <w:p>
       <w:pPr>
-        <w:pStyle w:val="Heading3"/>
-      </w:pPr>
-      <w:r>
-        <w:t>Pictorial practice question</w:t>
+        <w:spacing w:line="336" w:lineRule="auto" w:after="180"/>
+      </w:pPr>
+      <w:r>
+        <w:rPr>
+          <w:b w:val="0"/>
+        </w:rPr>
+        <w:t>For partners, alternate explainer and checker; collect a response from every learner before discussion.</w:t>
       </w:r>
     </w:p>
     <w:p>
-      <w:r>
-        <w:t>What is C’s positive-class probability and chosen-label confidence? Point to the relevant step in the picture, then write the changed result and the rule or evidence that supports it.</w:t>
+      <w:pPr>
+        <w:pStyle w:val="Heading3"/>
+      </w:pPr>
+      <w:r>
+        <w:t>Individual reasoning check</w:t>
       </w:r>
     </w:p>
     <w:p>
       <w:pPr>
-        <w:pStyle w:val="Heading3"/>
-      </w:pPr>
-      <w:r>
-        <w:t>Reasoned teacher answer</w:t>
+        <w:spacing w:line="336" w:lineRule="auto" w:after="180"/>
+      </w:pPr>
+      <w:r>
+        <w:rPr>
+          <w:b w:val="0"/>
+        </w:rPr>
+        <w:t>Use the worked case for Uncertainty and failure analysis. Proposed explanation: “A low p1 always means low confidence”. Decide whether this explanation is supported.</w:t>
       </w:r>
     </w:p>
     <w:p>
-      <w:r>
-        <w:t>p(class 1)=0.2; predicted class 0 has selected-label confidence 0.8. These quantities answer different questions. Changed-case check: Only A is accepted: accuracy 0/1, coverage 1/3. The most confident supplied case is wrong; a stricter cutoff is not guaranteed to improve this set’s accuracy.</w:t>
+      <w:pPr>
+        <w:spacing w:line="336" w:lineRule="auto" w:after="180"/>
+      </w:pPr>
+      <w:r>
+        <w:rPr>
+          <w:b w:val="0"/>
+        </w:rPr>
+        <w:t>Point to the step or supplied fact that decides; explain your repair if needed.</w:t>
       </w:r>
     </w:p>
     <w:p>
-      <w:r>
-        <w:t>Changed-case reasoning: Only A is accepted: accuracy 0/1, coverage 1/3. The most confident supplied case is wrong; a stricter cutoff is not guaranteed to improve this set’s accuracy.</w:t>
+      <w:pPr>
+        <w:pStyle w:val="Heading3"/>
+      </w:pPr>
+      <w:r>
+        <w:t>Expected repair</w:t>
       </w:r>
     </w:p>
     <w:p>
-      <w:r>
-        <w:t>Collect each learner’s explanation before discussion. Use the first missing connection between input, deciding step and result to choose support. This question is worked-case practice, not fresh mastery evidence.</w:t>
+      <w:pPr>
+        <w:spacing w:line="336" w:lineRule="auto" w:after="180"/>
+        <w:shd w:fill="F1F6FC"/>
+      </w:pPr>
+      <w:r>
+        <w:rPr>
+          <w:b w:val="0"/>
+        </w:rPr>
+        <w:t>Expected correction: For a binary model, p1 = 0.10 selects class 0 with confidence 0.90.</w:t>
       </w:r>
     </w:p>
     <w:p>
       <w:pPr>
-        <w:pStyle w:val="Heading1"/>
-      </w:pPr>
-      <w:r>
-        <w:t>04. Run the investigation and diagnose misconceptions</w:t>
+        <w:spacing w:line="336" w:lineRule="auto" w:after="180"/>
+      </w:pPr>
+      <w:r>
+        <w:rPr>
+          <w:b w:val="0"/>
+        </w:rPr>
+        <w:t>Collect explanations, not only yes/no votes. If a misunderstanding is common, re-model the relevant step for the class.</w:t>
       </w:r>
     </w:p>
     <w:p>
-      <w:r>
-        <w:t>A low p1 always means low confidence: For a binary model, p1 = 0.10 selects class 0 with confidence 0.90.</w:t>
+      <w:pPr>
+        <w:spacing w:line="336" w:lineRule="auto" w:after="180"/>
+      </w:pPr>
+      <w:r>
+        <w:rPr>
+          <w:b w:val="0"/>
+        </w:rPr>
+        <w:t>If it affects a few learners, give a short targeted group explanation while others solve a more demanding variation.</w:t>
       </w:r>
     </w:p>
     <w:p>
-      <w:r>
-        <w:t>Reviewing uncertain cases fixes all errors: B and F remain confidently wrong; deferred outcomes also need measurement.</w:t>
+      <w:pPr>
+        <w:pStyle w:val="Heading3"/>
+      </w:pPr>
+      <w:r>
+        <w:t>Pictorial practice question</w:t>
       </w:r>
     </w:p>
     <w:p>
-      <w:r>
-        <w:t>A shared condition proves the cause: A small error pattern motivates investigation; label checks, controlled examples and independent evaluation are still needed.</w:t>
+      <w:pPr>
+        <w:spacing w:line="336" w:lineRule="auto" w:after="180"/>
+      </w:pPr>
+      <w:r>
+        <w:rPr>
+          <w:b w:val="0"/>
+        </w:rPr>
+        <w:t xml:space="preserve">What is C’s positive-class probability and chosen-label confidence? Point to the relevant step in the picture, then write the changed result and the rule or </w:t>
+      </w:r>
+      <w:r>
+        <w:rPr>
+          <w:b/>
+        </w:rPr>
+        <w:t>evidence</w:t>
+      </w:r>
+      <w:r>
+        <w:rPr>
+          <w:b w:val="0"/>
+        </w:rPr>
+        <w:t xml:space="preserve"> that supports it.</w:t>
       </w:r>
     </w:p>
     <w:p>
-      <w:r>
-        <w:t>Use Section 9 for the evidence ledger. Add a boundary or missing-input case and record the expected response before checking. More successful repeats of one case do not establish wider coverage.</w:t>
+      <w:pPr>
+        <w:pStyle w:val="Heading3"/>
+      </w:pPr>
+      <w:r>
+        <w:t>Reasoned teacher answer</w:t>
+      </w:r>
+    </w:p>
+    <w:p>
+      <w:pPr>
+        <w:spacing w:line="336" w:lineRule="auto" w:after="180"/>
+      </w:pPr>
+      <w:r>
+        <w:rPr>
+          <w:b w:val="0"/>
+        </w:rPr>
+        <w:t xml:space="preserve">p(class 1)=0.2; predicted class 0 has selected-label confidence 0.8. These quantities answer different questions. Changed-case check: Only A is accepted: accuracy 0/1, </w:t>
+      </w:r>
+      <w:r>
+        <w:rPr>
+          <w:b/>
+        </w:rPr>
+        <w:t>coverage</w:t>
+      </w:r>
+      <w:r>
+        <w:rPr>
+          <w:b w:val="0"/>
+        </w:rPr>
+        <w:t xml:space="preserve"> 1/3.</w:t>
+      </w:r>
+    </w:p>
+    <w:p>
+      <w:pPr>
+        <w:spacing w:line="336" w:lineRule="auto" w:after="180"/>
+      </w:pPr>
+      <w:r>
+        <w:rPr>
+          <w:b w:val="0"/>
+        </w:rPr>
+        <w:t>The most confident supplied case is wrong; a stricter cutoff is not guaranteed to improve this set’s accuracy.</w:t>
+      </w:r>
+    </w:p>
+    <w:p>
+      <w:pPr>
+        <w:spacing w:line="336" w:lineRule="auto" w:after="180"/>
+      </w:pPr>
+      <w:r>
+        <w:rPr>
+          <w:b w:val="0"/>
+        </w:rPr>
+        <w:t xml:space="preserve">Changed-case reasoning: Only A is accepted: accuracy 0/1, </w:t>
+      </w:r>
+      <w:r>
+        <w:rPr>
+          <w:b/>
+        </w:rPr>
+        <w:t>coverage</w:t>
+      </w:r>
+      <w:r>
+        <w:rPr>
+          <w:b w:val="0"/>
+        </w:rPr>
+        <w:t xml:space="preserve"> 1/3. The most confident supplied case is wrong; a stricter cutoff is not guaranteed to improve this set’s accuracy.</w:t>
+      </w:r>
+    </w:p>
+    <w:p>
+      <w:pPr>
+        <w:spacing w:line="336" w:lineRule="auto" w:after="180"/>
+      </w:pPr>
+      <w:r>
+        <w:rPr>
+          <w:b w:val="0"/>
+        </w:rPr>
+        <w:t xml:space="preserve">Collect each learner’s explanation before discussion. Use the first missing connection between </w:t>
+      </w:r>
+      <w:r>
+        <w:rPr>
+          <w:b/>
+        </w:rPr>
+        <w:t>input</w:t>
+      </w:r>
+      <w:r>
+        <w:rPr>
+          <w:b w:val="0"/>
+        </w:rPr>
+        <w:t xml:space="preserve">, deciding step and result to choose support. This question is worked-case practice, not fresh mastery </w:t>
+      </w:r>
+      <w:r>
+        <w:rPr>
+          <w:b/>
+        </w:rPr>
+        <w:t>evidence</w:t>
+      </w:r>
+      <w:r>
+        <w:rPr>
+          <w:b w:val="0"/>
+        </w:rPr>
+        <w:t>.</w:t>
+      </w:r>
+    </w:p>
+    <w:p>
+      <w:pPr>
+        <w:pStyle w:val="Heading1"/>
+      </w:pPr>
+      <w:r>
+        <w:t>04. Run the investigation and diagnose misconceptions</w:t>
+      </w:r>
+    </w:p>
+    <w:p>
+      <w:r>
+        <w:t>Run the Uncertainty and failure analysis investigation and use the first unsupported step to choose a teaching response.</w:t>
+      </w:r>
+    </w:p>
+    <w:p>
+      <w:pPr>
+        <w:spacing w:line="336" w:lineRule="auto" w:after="180"/>
+      </w:pPr>
+      <w:r>
+        <w:rPr>
+          <w:b w:val="0"/>
+        </w:rPr>
+        <w:t>A low p1 always means low confidence: For a binary model, p1 = 0.10 selects class 0 with confidence 0.90.</w:t>
+      </w:r>
+    </w:p>
+    <w:p>
+      <w:pPr>
+        <w:spacing w:line="336" w:lineRule="auto" w:after="180"/>
+      </w:pPr>
+      <w:r>
+        <w:rPr>
+          <w:b w:val="0"/>
+        </w:rPr>
+        <w:t>Reviewing uncertain cases fixes all errors: B and F remain confidently wrong; deferred outcomes also need measurement.</w:t>
+      </w:r>
+    </w:p>
+    <w:p>
+      <w:pPr>
+        <w:spacing w:line="336" w:lineRule="auto" w:after="180"/>
+      </w:pPr>
+      <w:r>
+        <w:rPr>
+          <w:b w:val="0"/>
+        </w:rPr>
+        <w:t>A shared condition proves the cause: A small error pattern motivates investigation; label checks, controlled examples and independent evaluation are still needed.</w:t>
+      </w:r>
+    </w:p>
+    <w:p>
+      <w:pPr>
+        <w:spacing w:line="336" w:lineRule="auto" w:after="180"/>
+      </w:pPr>
+      <w:r>
+        <w:rPr>
+          <w:b w:val="0"/>
+        </w:rPr>
+        <w:t xml:space="preserve">Use Section 9 for the </w:t>
+      </w:r>
+      <w:r>
+        <w:rPr>
+          <w:b/>
+        </w:rPr>
+        <w:t>evidence</w:t>
+      </w:r>
+      <w:r>
+        <w:rPr>
+          <w:b w:val="0"/>
+        </w:rPr>
+        <w:t xml:space="preserve"> ledger. Add a boundary or missing-</w:t>
+      </w:r>
+      <w:r>
+        <w:rPr>
+          <w:b/>
+        </w:rPr>
+        <w:t>input</w:t>
+      </w:r>
+      <w:r>
+        <w:rPr>
+          <w:b w:val="0"/>
+        </w:rPr>
+        <w:t xml:space="preserve"> case and record the expected response before checking. More successful repeats of one case do not establish wider </w:t>
+      </w:r>
+      <w:r>
+        <w:rPr>
+          <w:b/>
+        </w:rPr>
+        <w:t>coverage</w:t>
+      </w:r>
+      <w:r>
+        <w:rPr>
+          <w:b w:val="0"/>
+        </w:rPr>
+        <w:t>.</w:t>
       </w:r>
     </w:p>
     <w:p>
@@ -1686,29 +2894,38 @@
       </w:tr>
     </w:tbl>
     <w:p>
-      <w:r>
-        <w:t>Offer an oral explanation, drawing, enlarged visual or fewer examples when that removes a reading/writing barrier. Keep the same reasoning goal. Stretch secure learners by changing a boundary or assumption and asking them to defend the effect, not simply by assigning more of the same questions.</w:t>
+      <w:pPr>
+        <w:spacing w:line="336" w:lineRule="auto" w:after="180"/>
+      </w:pPr>
+      <w:r>
+        <w:rPr>
+          <w:b w:val="0"/>
+        </w:rPr>
+        <w:t>Offer an oral explanation, drawing, enlarged visual or fewer examples when that removes a reading/writing barrier. Keep the same reasoning goal.</w:t>
       </w:r>
     </w:p>
     <w:p>
       <w:pPr>
-        <w:pStyle w:val="Heading1"/>
-      </w:pPr>
-      <w:r>
-        <w:t>05. Assess and explain the answers</w:t>
+        <w:spacing w:line="336" w:lineRule="auto" w:after="180"/>
+      </w:pPr>
+      <w:r>
+        <w:rPr>
+          <w:b w:val="0"/>
+        </w:rPr>
+        <w:t>Stretch secure learners by changing a boundary or assumption and asking them to defend the effect, not simply by assigning more of the same questions.</w:t>
       </w:r>
     </w:p>
     <w:p>
       <w:pPr>
-        <w:pStyle w:val="Heading3"/>
-      </w:pPr>
-      <w:r>
-        <w:t>Guided and exit questions</w:t>
+        <w:pStyle w:val="Heading1"/>
+      </w:pPr>
+      <w:r>
+        <w:t>05. Assess and explain the answers</w:t>
       </w:r>
     </w:p>
     <w:p>
       <w:r>
-        <w:t>Guided: only A is accepted. Coverage is 1 of 6; accepted accuracy is 1 of 1. This single constructed success, selected by a rule examined on these data, does not establish future reliability. Exit: report one correct automatic prediction out of one accepted, with five of six deferred and no reviewer outcomes. Require representative untouched evaluation, subgroup and calibration evidence, measured reviewer outcomes and workload, and a comparison with a declared baseline.</w:t>
+        <w:t>Use the Uncertainty and failure analysis questions, teacher keys and criteria after the relevant attempts. Previously discussed cases are practice; protect the separately selected independent task.</w:t>
       </w:r>
     </w:p>
     <w:p>
@@ -1716,102 +2933,216 @@
         <w:pStyle w:val="Heading3"/>
       </w:pPr>
       <w:r>
-        <w:t>W1 Separate confidence from correctness</w:t>
+        <w:t>Guided and exit questions</w:t>
       </w:r>
     </w:p>
     <w:p>
-      <w:r>
-        <w:t>For B, E and F, give the predicted class, selected-class confidence and correctness. Explain why p1 = 0.10 does not mean F has low confidence in its predicted class.</w:t>
+      <w:pPr>
+        <w:spacing w:line="336" w:lineRule="auto" w:after="180"/>
+      </w:pPr>
+      <w:r>
+        <w:rPr>
+          <w:b w:val="0"/>
+        </w:rPr>
+        <w:t xml:space="preserve">Guided: only A is accepted. </w:t>
+      </w:r>
+      <w:r>
+        <w:rPr>
+          <w:b/>
+        </w:rPr>
+        <w:t>Coverage</w:t>
+      </w:r>
+      <w:r>
+        <w:rPr>
+          <w:b w:val="0"/>
+        </w:rPr>
+        <w:t xml:space="preserve"> is 1 of 6; accepted accuracy is 1 of 1. This single constructed success, selected by a rule examined on these data, does not establish future reliability.</w:t>
       </w:r>
     </w:p>
     <w:p>
-      <w:r>
-        <w:t>Teacher explanation: B predicts 1 with confidence 0.90 and is wrong. E predicts 0 with confidence 0.55 and is correct. F predicts 0 with confidence 0.90 and is wrong. F’s low score for class 1 corresponds to a high score for class 0, the class selected.</w:t>
+      <w:pPr>
+        <w:spacing w:line="336" w:lineRule="auto" w:after="180"/>
+      </w:pPr>
+      <w:r>
+        <w:rPr>
+          <w:b w:val="0"/>
+        </w:rPr>
+        <w:t xml:space="preserve">Exit: report one correct automatic </w:t>
+      </w:r>
+      <w:r>
+        <w:rPr>
+          <w:b/>
+        </w:rPr>
+        <w:t>prediction</w:t>
+      </w:r>
+      <w:r>
+        <w:rPr>
+          <w:b w:val="0"/>
+        </w:rPr>
+        <w:t xml:space="preserve"> out of one accepted, with five of six deferred and no reviewer outcomes.</w:t>
       </w:r>
     </w:p>
     <w:p>
       <w:pPr>
-        <w:pStyle w:val="Heading3"/>
-      </w:pPr>
-      <w:r>
-        <w:t>W2 Count both types of error</w:t>
+        <w:spacing w:line="336" w:lineRule="auto" w:after="180"/>
+      </w:pPr>
+      <w:r>
+        <w:rPr>
+          <w:b w:val="0"/>
+        </w:rPr>
+        <w:t xml:space="preserve">Require representative untouched evaluation, subgroup and </w:t>
+      </w:r>
+      <w:r>
+        <w:rPr>
+          <w:b/>
+        </w:rPr>
+        <w:t>calibration</w:t>
+      </w:r>
+      <w:r>
+        <w:rPr>
+          <w:b w:val="0"/>
+        </w:rPr>
+        <w:t xml:space="preserve"> </w:t>
+      </w:r>
+      <w:r>
+        <w:rPr>
+          <w:b/>
+        </w:rPr>
+        <w:t>evidence</w:t>
+      </w:r>
+      <w:r>
+        <w:rPr>
+          <w:b w:val="0"/>
+        </w:rPr>
+        <w:t>, measured reviewer outcomes and workload, and a comparison with a declared baseline.</w:t>
       </w:r>
     </w:p>
     <w:p>
-      <w:r>
-        <w:t>For all six cases, list false positives and false negatives, count true positives and true negatives, and calculate overall accuracy. Why might a single accuracy hide useful information?</w:t>
+      <w:pPr>
+        <w:pStyle w:val="Heading3"/>
+      </w:pPr>
+      <w:r>
+        <w:t>W1 Separate confidence from correctness</w:t>
       </w:r>
     </w:p>
     <w:p>
-      <w:r>
-        <w:t>Teacher explanation: False positives are B and D; the false negative is F. A and C are the two true positives; E is the one true negative. Accuracy is 3 of 6, or 50 percent. It hides which errors occur and how their consequences differ.</w:t>
+      <w:pPr>
+        <w:pStyle w:val="Heading3"/>
+      </w:pPr>
+      <w:r>
+        <w:t>Workbook question · W1</w:t>
       </w:r>
     </w:p>
     <w:p>
       <w:pPr>
-        <w:pStyle w:val="Heading3"/>
-      </w:pPr>
-      <w:r>
-        <w:t>W3 Audit the review policy</w:t>
+        <w:spacing w:line="336" w:lineRule="auto" w:after="180"/>
+        <w:shd w:fill="F5F1FB"/>
+      </w:pPr>
+      <w:r>
+        <w:rPr>
+          <w:b w:val="0"/>
+        </w:rPr>
+        <w:t>For B, E and F, give the predicted class, selected-class confidence and correctness. Explain why p1 = 0.10 does not mean F has low confidence in its predicted class.</w:t>
       </w:r>
     </w:p>
     <w:p>
-      <w:r>
-        <w:t>At cutoff 0.80, list accepted and deferred cases, coverage and accepted-case accuracy. Can you calculate final accuracy after human review from the supplied data? What does the report function return for accepted-case accuracy at cutoff 0.99?</w:t>
+      <w:pPr>
+        <w:pStyle w:val="Heading3"/>
+      </w:pPr>
+      <w:r>
+        <w:t>Teacher reasoning · W1</w:t>
       </w:r>
     </w:p>
     <w:p>
-      <w:r>
-        <w:t>Teacher explanation: Accepted cases are A, B, C, F; deferred cases are D and E. Coverage is 4 of 6 and accepted accuracy is 2 of 4. No reviewer outcomes are supplied, so final system accuracy is unknown. At 0.99 no case is accepted; accepted accuracy is undefined and the function returns None.</w:t>
+      <w:pPr>
+        <w:spacing w:line="336" w:lineRule="auto" w:after="180"/>
+        <w:shd w:fill="F1F6FC"/>
+      </w:pPr>
+      <w:r>
+        <w:rPr>
+          <w:b w:val="0"/>
+        </w:rPr>
+        <w:t>Teacher explanation: B predicts 1 with confidence 0.90 and is wrong. E predicts 0 with confidence 0.55 and is correct. F predicts 0 with confidence 0.90 and is wrong.</w:t>
       </w:r>
     </w:p>
     <w:p>
       <w:pPr>
-        <w:pStyle w:val="Heading3"/>
-      </w:pPr>
-      <w:r>
-        <w:t>W4 Analyse new outputs independently</w:t>
+        <w:spacing w:line="336" w:lineRule="auto" w:after="180"/>
+        <w:shd w:fill="F1F6FC"/>
+      </w:pPr>
+      <w:r>
+        <w:rPr>
+          <w:b w:val="0"/>
+        </w:rPr>
+        <w:t>F’s low score for class 1 corresponds to a high score for class 0, the class selected.</w:t>
       </w:r>
     </w:p>
     <w:p>
-      <w:r>
-        <w:t>Four new cases have (p1, reference label): K (0.85, 0), L (0.70, 1), M (0.30, 0), N (0.05, 0). Give predictions and confidences, overall accuracy, and accepted cases at cutoff 0.80. Calculate coverage and accepted-case accuracy. Does this policy improve accuracy on the accepted subset here?</w:t>
+      <w:pPr>
+        <w:pStyle w:val="Heading3"/>
+      </w:pPr>
+      <w:r>
+        <w:t>W2 Count both types of error</w:t>
       </w:r>
     </w:p>
     <w:p>
-      <w:r>
-        <w:t>Teacher explanation: Predictions are 1, 1, 0, 0; confidences are 0.85, 0.70, 0.70, 0.95. L, M and N are correct, so overall accuracy is 3 of 4. K and N are accepted; coverage is 2 of 4 and accepted accuracy is 1 of 2. Accepted accuracy is lower than overall accuracy in this example.</w:t>
+      <w:pPr>
+        <w:pStyle w:val="Heading3"/>
+      </w:pPr>
+      <w:r>
+        <w:t>Workbook question · W2</w:t>
       </w:r>
     </w:p>
     <w:p>
       <w:pPr>
-        <w:pStyle w:val="Heading3"/>
-      </w:pPr>
-      <w:r>
-        <w:t>W5 Design a failure investigation</w:t>
+        <w:spacing w:line="336" w:lineRule="auto" w:after="180"/>
+        <w:shd w:fill="F5F1FB"/>
+      </w:pPr>
+      <w:r>
+        <w:rPr>
+          <w:b w:val="0"/>
+        </w:rPr>
+        <w:t>For all six cases, list false positives and false negatives, count true positives and true negatives, and calculate overall accuracy. Why might a single accuracy hide useful information?</w:t>
       </w:r>
     </w:p>
     <w:p>
-      <w:r>
-        <w:t>All three blurred cases are wrong. A team claims blur caused the errors and plans to put clear images in training and their blurred copies in final evaluation. Identify the unsupported claim and the split problem; propose a better investigation.</w:t>
+      <w:pPr>
+        <w:pStyle w:val="Heading3"/>
+      </w:pPr>
+      <w:r>
+        <w:t>Teacher reasoning · W2</w:t>
       </w:r>
     </w:p>
     <w:p>
-      <w:r>
-        <w:t>Teacher explanation: Three failures show a pattern, not a proven cause. Related clear and blurred copies across splits can leak source-image information. Check labels and preprocessing, then hold related versions together in reserved source groups and compare controlled blur variants within those groups. Choose changes before new final evaluation and report the small sample limitation.</w:t>
+      <w:pPr>
+        <w:spacing w:line="336" w:lineRule="auto" w:after="180"/>
+        <w:shd w:fill="F1F6FC"/>
+      </w:pPr>
+      <w:r>
+        <w:rPr>
+          <w:b w:val="0"/>
+        </w:rPr>
+        <w:t>Teacher explanation: False positives are B and D; the false negative is F. A and C are the two true positives; E is the one true negative. Accuracy is 3 of 6, or 50 percent.</w:t>
       </w:r>
     </w:p>
     <w:p>
       <w:pPr>
-        <w:pStyle w:val="Heading3"/>
-      </w:pPr>
-      <w:r>
-        <w:t>Independent assessment and fresh retry</w:t>
+        <w:spacing w:line="336" w:lineRule="auto" w:after="180"/>
+        <w:shd w:fill="F1F6FC"/>
+      </w:pPr>
+      <w:r>
+        <w:rPr>
+          <w:b w:val="0"/>
+        </w:rPr>
+        <w:t>It hides which errors occur and how their consequences differ.</w:t>
       </w:r>
     </w:p>
     <w:p>
-      <w:r>
-        <w:t>W4 requires predictions 1, 1, 0, 0; confidences 0.85, 0.70, 0.70, 0.95; accuracy 3 of 4; accepted K and N, coverage 2 of 4 and accepted accuracy 1 of 2. Fresh retry: (p1, label) values (0.90, 1), (0.65, 0), (0.35, 1), (0.10, 0). Predictions are 1, 1, 0, 0; confidences 0.90, 0.65, 0.65, 0.90. Overall accuracy is 2 of 4. At cutoff 0.80 accept first and fourth: coverage 2 of 4 and accepted accuracy 2 of 2. Require a limitation despite the perfect accepted subset.</w:t>
+      <w:pPr>
+        <w:pStyle w:val="Heading3"/>
+      </w:pPr>
+      <w:r>
+        <w:t>W3 Audit the review policy</w:t>
       </w:r>
     </w:p>
     <w:p>
@@ -1819,25 +3150,543 @@
         <w:pStyle w:val="Heading3"/>
       </w:pPr>
       <w:r>
-        <w:t>Assess independent transfer</w:t>
+        <w:t>Workbook question · W3</w:t>
       </w:r>
     </w:p>
     <w:p>
-      <w:r>
-        <w:t>Selected case: Four new cases have (p1, reference label): K (0.85, 0), L (0.70, 1), M (0.30, 0), N (0.05, 0). Give predictions and confidences, overall accuracy, and accepted cases at cutoff 0.80. Calculate coverage and accepted-case accuracy. Does this policy improve accuracy on the accepted subset here?</w:t>
+      <w:pPr>
+        <w:spacing w:line="336" w:lineRule="auto" w:after="180"/>
+        <w:shd w:fill="F5F1FB"/>
+      </w:pPr>
+      <w:r>
+        <w:rPr>
+          <w:b w:val="0"/>
+        </w:rPr>
+        <w:t xml:space="preserve">At cutoff 0.80, list accepted and deferred cases, </w:t>
+      </w:r>
+      <w:r>
+        <w:rPr>
+          <w:b/>
+        </w:rPr>
+        <w:t>coverage</w:t>
+      </w:r>
+      <w:r>
+        <w:rPr>
+          <w:b w:val="0"/>
+        </w:rPr>
+        <w:t xml:space="preserve"> and accepted-case accuracy. Can you calculate final accuracy after human review from the supplied data?</w:t>
       </w:r>
     </w:p>
     <w:p>
       <w:pPr>
-        <w:pStyle w:val="Heading3"/>
-      </w:pPr>
-      <w:r>
-        <w:t>Selected case answer</w:t>
+        <w:spacing w:line="336" w:lineRule="auto" w:after="180"/>
+        <w:shd w:fill="F5F1FB"/>
+      </w:pPr>
+      <w:r>
+        <w:rPr>
+          <w:b w:val="0"/>
+        </w:rPr>
+        <w:t>What does the report function return for accepted-case accuracy at cutoff 0.99?</w:t>
       </w:r>
     </w:p>
     <w:p>
-      <w:r>
-        <w:t>Teacher explanation: Predictions are 1, 1, 0, 0; confidences are 0.85, 0.70, 0.70, 0.95. L, M and N are correct, so overall accuracy is 3 of 4. K and N are accepted; coverage is 2 of 4 and accepted accuracy is 1 of 2. Accepted accuracy is lower than overall accuracy in this example.</w:t>
+      <w:pPr>
+        <w:pStyle w:val="Heading3"/>
+      </w:pPr>
+      <w:r>
+        <w:t>Teacher reasoning · W3</w:t>
+      </w:r>
+    </w:p>
+    <w:p>
+      <w:pPr>
+        <w:spacing w:line="336" w:lineRule="auto" w:after="180"/>
+        <w:shd w:fill="F1F6FC"/>
+      </w:pPr>
+      <w:r>
+        <w:rPr>
+          <w:b w:val="0"/>
+        </w:rPr>
+        <w:t xml:space="preserve">Teacher explanation: Accepted cases are A, B, C, F; deferred cases are D and E. </w:t>
+      </w:r>
+      <w:r>
+        <w:rPr>
+          <w:b/>
+        </w:rPr>
+        <w:t>Coverage</w:t>
+      </w:r>
+      <w:r>
+        <w:rPr>
+          <w:b w:val="0"/>
+        </w:rPr>
+        <w:t xml:space="preserve"> is 4 of 6 and accepted accuracy is 2 of 4. No reviewer outcomes are supplied, so final system accuracy is unknown.</w:t>
+      </w:r>
+    </w:p>
+    <w:p>
+      <w:pPr>
+        <w:spacing w:line="336" w:lineRule="auto" w:after="180"/>
+        <w:shd w:fill="F1F6FC"/>
+      </w:pPr>
+      <w:r>
+        <w:rPr>
+          <w:b w:val="0"/>
+        </w:rPr>
+        <w:t>At 0.99 no case is accepted; accepted accuracy is undefined and the function returns None.</w:t>
+      </w:r>
+    </w:p>
+    <w:p>
+      <w:pPr>
+        <w:pStyle w:val="Heading3"/>
+      </w:pPr>
+      <w:r>
+        <w:t>W4 Analyse new outputs independently</w:t>
+      </w:r>
+    </w:p>
+    <w:p>
+      <w:pPr>
+        <w:pStyle w:val="Heading3"/>
+      </w:pPr>
+      <w:r>
+        <w:t>Workbook question · W4</w:t>
+      </w:r>
+    </w:p>
+    <w:p>
+      <w:pPr>
+        <w:spacing w:line="336" w:lineRule="auto" w:after="180"/>
+        <w:shd w:fill="F5F1FB"/>
+      </w:pPr>
+      <w:r>
+        <w:rPr>
+          <w:b w:val="0"/>
+        </w:rPr>
+        <w:t xml:space="preserve">Four new cases have (p1, reference label): K (0.85, 0), L (0.70, 1), M (0.30, 0), N (0.05, 0). Give </w:t>
+      </w:r>
+      <w:r>
+        <w:rPr>
+          <w:b/>
+        </w:rPr>
+        <w:t>prediction</w:t>
+      </w:r>
+      <w:r>
+        <w:rPr>
+          <w:b w:val="0"/>
+        </w:rPr>
+        <w:t>s and confidences, overall accuracy, and accepted cases at cutoff 0.80.</w:t>
+      </w:r>
+    </w:p>
+    <w:p>
+      <w:pPr>
+        <w:spacing w:line="336" w:lineRule="auto" w:after="180"/>
+        <w:shd w:fill="F5F1FB"/>
+      </w:pPr>
+      <w:r>
+        <w:rPr>
+          <w:b w:val="0"/>
+        </w:rPr>
+        <w:t xml:space="preserve">Calculate </w:t>
+      </w:r>
+      <w:r>
+        <w:rPr>
+          <w:b/>
+        </w:rPr>
+        <w:t>coverage</w:t>
+      </w:r>
+      <w:r>
+        <w:rPr>
+          <w:b w:val="0"/>
+        </w:rPr>
+        <w:t xml:space="preserve"> and accepted-case accuracy. Does this policy improve accuracy on the accepted subset here?</w:t>
+      </w:r>
+    </w:p>
+    <w:p>
+      <w:pPr>
+        <w:pStyle w:val="Heading3"/>
+      </w:pPr>
+      <w:r>
+        <w:t>Teacher reasoning · W4</w:t>
+      </w:r>
+    </w:p>
+    <w:p>
+      <w:pPr>
+        <w:spacing w:line="336" w:lineRule="auto" w:after="180"/>
+        <w:shd w:fill="F1F6FC"/>
+      </w:pPr>
+      <w:r>
+        <w:rPr>
+          <w:b w:val="0"/>
+        </w:rPr>
+        <w:t xml:space="preserve">Teacher explanation: </w:t>
+      </w:r>
+      <w:r>
+        <w:rPr>
+          <w:b/>
+        </w:rPr>
+        <w:t>Prediction</w:t>
+      </w:r>
+      <w:r>
+        <w:rPr>
+          <w:b w:val="0"/>
+        </w:rPr>
+        <w:t xml:space="preserve">s are 1, 1, 0, 0; confidences are 0.85, 0.70, 0.70, 0.95. L, M and N are correct, so overall accuracy is 3 of 4. K and N are accepted; </w:t>
+      </w:r>
+      <w:r>
+        <w:rPr>
+          <w:b/>
+        </w:rPr>
+        <w:t>coverage</w:t>
+      </w:r>
+      <w:r>
+        <w:rPr>
+          <w:b w:val="0"/>
+        </w:rPr>
+        <w:t xml:space="preserve"> is 2 of 4 and accepted accuracy is 1 of 2.</w:t>
+      </w:r>
+    </w:p>
+    <w:p>
+      <w:pPr>
+        <w:spacing w:line="336" w:lineRule="auto" w:after="180"/>
+        <w:shd w:fill="F1F6FC"/>
+      </w:pPr>
+      <w:r>
+        <w:rPr>
+          <w:b w:val="0"/>
+        </w:rPr>
+        <w:t>Accepted accuracy is lower than overall accuracy in this example.</w:t>
+      </w:r>
+    </w:p>
+    <w:p>
+      <w:pPr>
+        <w:pStyle w:val="Heading3"/>
+      </w:pPr>
+      <w:r>
+        <w:t>W5 Design a failure investigation</w:t>
+      </w:r>
+    </w:p>
+    <w:p>
+      <w:pPr>
+        <w:pStyle w:val="Heading3"/>
+      </w:pPr>
+      <w:r>
+        <w:t>Workbook question · W5</w:t>
+      </w:r>
+    </w:p>
+    <w:p>
+      <w:pPr>
+        <w:spacing w:line="336" w:lineRule="auto" w:after="180"/>
+        <w:shd w:fill="F5F1FB"/>
+      </w:pPr>
+      <w:r>
+        <w:rPr>
+          <w:b w:val="0"/>
+        </w:rPr>
+        <w:t xml:space="preserve">All three blurred cases are wrong. A team claims blur caused the errors and plans to put clear images in </w:t>
+      </w:r>
+      <w:r>
+        <w:rPr>
+          <w:b/>
+        </w:rPr>
+        <w:t>training</w:t>
+      </w:r>
+      <w:r>
+        <w:rPr>
+          <w:b w:val="0"/>
+        </w:rPr>
+        <w:t xml:space="preserve"> and their blurred copies in final evaluation.</w:t>
+      </w:r>
+    </w:p>
+    <w:p>
+      <w:pPr>
+        <w:spacing w:line="336" w:lineRule="auto" w:after="180"/>
+        <w:shd w:fill="F5F1FB"/>
+      </w:pPr>
+      <w:r>
+        <w:rPr>
+          <w:b w:val="0"/>
+        </w:rPr>
+        <w:t>Identify the unsupported claim and the split problem; propose a better investigation.</w:t>
+      </w:r>
+    </w:p>
+    <w:p>
+      <w:pPr>
+        <w:pStyle w:val="Heading3"/>
+      </w:pPr>
+      <w:r>
+        <w:t>Teacher reasoning · W5</w:t>
+      </w:r>
+    </w:p>
+    <w:p>
+      <w:pPr>
+        <w:spacing w:line="336" w:lineRule="auto" w:after="180"/>
+        <w:shd w:fill="F1F6FC"/>
+      </w:pPr>
+      <w:r>
+        <w:rPr>
+          <w:b w:val="0"/>
+        </w:rPr>
+        <w:t>Teacher explanation: Three failures show a pattern, not a proven cause. Related clear and blurred copies across splits can leak source-image information.</w:t>
+      </w:r>
+    </w:p>
+    <w:p>
+      <w:pPr>
+        <w:spacing w:line="336" w:lineRule="auto" w:after="180"/>
+        <w:shd w:fill="F1F6FC"/>
+      </w:pPr>
+      <w:r>
+        <w:rPr>
+          <w:b w:val="0"/>
+        </w:rPr>
+        <w:t>Check labels and pre</w:t>
+      </w:r>
+      <w:r>
+        <w:rPr>
+          <w:b/>
+        </w:rPr>
+        <w:t>process</w:t>
+      </w:r>
+      <w:r>
+        <w:rPr>
+          <w:b w:val="0"/>
+        </w:rPr>
+        <w:t>ing, then hold related versions together in reserved source groups and compare controlled blur variants within those groups.</w:t>
+      </w:r>
+    </w:p>
+    <w:p>
+      <w:pPr>
+        <w:spacing w:line="336" w:lineRule="auto" w:after="180"/>
+        <w:shd w:fill="F1F6FC"/>
+      </w:pPr>
+      <w:r>
+        <w:rPr>
+          <w:b w:val="0"/>
+        </w:rPr>
+        <w:t>Choose changes before new final evaluation and report the small sample limitation.</w:t>
+      </w:r>
+    </w:p>
+    <w:p>
+      <w:pPr>
+        <w:pStyle w:val="Heading3"/>
+      </w:pPr>
+      <w:r>
+        <w:t>Independent assessment and fresh retry</w:t>
+      </w:r>
+    </w:p>
+    <w:p>
+      <w:pPr>
+        <w:pStyle w:val="Heading3"/>
+      </w:pPr>
+      <w:r>
+        <w:t>Teacher key · Independent assessment and fresh retry</w:t>
+      </w:r>
+    </w:p>
+    <w:p>
+      <w:pPr>
+        <w:spacing w:line="336" w:lineRule="auto" w:after="180"/>
+        <w:shd w:fill="F1F6FC"/>
+      </w:pPr>
+      <w:r>
+        <w:rPr>
+          <w:b w:val="0"/>
+        </w:rPr>
+        <w:t xml:space="preserve">W4 requires </w:t>
+      </w:r>
+      <w:r>
+        <w:rPr>
+          <w:b/>
+        </w:rPr>
+        <w:t>prediction</w:t>
+      </w:r>
+      <w:r>
+        <w:rPr>
+          <w:b w:val="0"/>
+        </w:rPr>
+        <w:t xml:space="preserve">s 1, 1, 0, 0; confidences 0.85, 0.70, 0.70, 0.95; accuracy 3 of 4; accepted K and N, </w:t>
+      </w:r>
+      <w:r>
+        <w:rPr>
+          <w:b/>
+        </w:rPr>
+        <w:t>coverage</w:t>
+      </w:r>
+      <w:r>
+        <w:rPr>
+          <w:b w:val="0"/>
+        </w:rPr>
+        <w:t xml:space="preserve"> 2 of 4 and accepted accuracy 1 of 2.</w:t>
+      </w:r>
+    </w:p>
+    <w:p>
+      <w:pPr>
+        <w:spacing w:line="336" w:lineRule="auto" w:after="180"/>
+        <w:shd w:fill="F1F6FC"/>
+      </w:pPr>
+      <w:r>
+        <w:rPr>
+          <w:b w:val="0"/>
+        </w:rPr>
+        <w:t xml:space="preserve">Fresh retry: (p1, label) values (0.90, 1), (0.65, 0), (0.35, 1), (0.10, 0). </w:t>
+      </w:r>
+      <w:r>
+        <w:rPr>
+          <w:b/>
+        </w:rPr>
+        <w:t>Prediction</w:t>
+      </w:r>
+      <w:r>
+        <w:rPr>
+          <w:b w:val="0"/>
+        </w:rPr>
+        <w:t>s are 1, 1, 0, 0; confidences 0.90, 0.65, 0.65, 0.90. Overall accuracy is 2 of 4.</w:t>
+      </w:r>
+    </w:p>
+    <w:p>
+      <w:pPr>
+        <w:spacing w:line="336" w:lineRule="auto" w:after="180"/>
+        <w:shd w:fill="F1F6FC"/>
+      </w:pPr>
+      <w:r>
+        <w:rPr>
+          <w:b w:val="0"/>
+        </w:rPr>
+        <w:t xml:space="preserve">At cutoff 0.80 accept first and fourth: </w:t>
+      </w:r>
+      <w:r>
+        <w:rPr>
+          <w:b/>
+        </w:rPr>
+        <w:t>coverage</w:t>
+      </w:r>
+      <w:r>
+        <w:rPr>
+          <w:b w:val="0"/>
+        </w:rPr>
+        <w:t xml:space="preserve"> 2 of 4 and accepted accuracy 2 of 2. Require a limitation despite the perfect accepted subset.</w:t>
+      </w:r>
+    </w:p>
+    <w:p>
+      <w:pPr>
+        <w:pStyle w:val="Heading3"/>
+      </w:pPr>
+      <w:r>
+        <w:t>Assess independent transfer</w:t>
+      </w:r>
+    </w:p>
+    <w:p>
+      <w:pPr>
+        <w:pStyle w:val="Heading3"/>
+      </w:pPr>
+      <w:r>
+        <w:t>Independent question · withhold the key</w:t>
+      </w:r>
+    </w:p>
+    <w:p>
+      <w:pPr>
+        <w:spacing w:line="336" w:lineRule="auto" w:after="180"/>
+        <w:shd w:fill="F5F1FB"/>
+      </w:pPr>
+      <w:r>
+        <w:rPr>
+          <w:b w:val="0"/>
+        </w:rPr>
+        <w:t xml:space="preserve">Selected case: Four new cases have (p1, reference label): K (0.85, 0), L (0.70, 1), M (0.30, 0), N (0.05, 0). Give </w:t>
+      </w:r>
+      <w:r>
+        <w:rPr>
+          <w:b/>
+        </w:rPr>
+        <w:t>prediction</w:t>
+      </w:r>
+      <w:r>
+        <w:rPr>
+          <w:b w:val="0"/>
+        </w:rPr>
+        <w:t>s and confidences, overall accuracy, and accepted cases at cutoff 0.80.</w:t>
+      </w:r>
+    </w:p>
+    <w:p>
+      <w:pPr>
+        <w:spacing w:line="336" w:lineRule="auto" w:after="180"/>
+        <w:shd w:fill="F5F1FB"/>
+      </w:pPr>
+      <w:r>
+        <w:rPr>
+          <w:b w:val="0"/>
+        </w:rPr>
+        <w:t xml:space="preserve">Calculate </w:t>
+      </w:r>
+      <w:r>
+        <w:rPr>
+          <w:b/>
+        </w:rPr>
+        <w:t>coverage</w:t>
+      </w:r>
+      <w:r>
+        <w:rPr>
+          <w:b w:val="0"/>
+        </w:rPr>
+        <w:t xml:space="preserve"> and accepted-case accuracy. Does this policy improve accuracy on the accepted subset here?</w:t>
+      </w:r>
+    </w:p>
+    <w:p>
+      <w:pPr>
+        <w:pStyle w:val="Heading3"/>
+      </w:pPr>
+      <w:r>
+        <w:t>Selected case answer</w:t>
+      </w:r>
+    </w:p>
+    <w:p>
+      <w:pPr>
+        <w:pStyle w:val="Heading3"/>
+      </w:pPr>
+      <w:r>
+        <w:t>Teacher key · Selected case answer</w:t>
+      </w:r>
+    </w:p>
+    <w:p>
+      <w:pPr>
+        <w:spacing w:line="336" w:lineRule="auto" w:after="180"/>
+        <w:shd w:fill="F1F6FC"/>
+      </w:pPr>
+      <w:r>
+        <w:rPr>
+          <w:b w:val="0"/>
+        </w:rPr>
+        <w:t xml:space="preserve">Teacher explanation: </w:t>
+      </w:r>
+      <w:r>
+        <w:rPr>
+          <w:b/>
+        </w:rPr>
+        <w:t>Prediction</w:t>
+      </w:r>
+      <w:r>
+        <w:rPr>
+          <w:b w:val="0"/>
+        </w:rPr>
+        <w:t xml:space="preserve">s are 1, 1, 0, 0; confidences are 0.85, 0.70, 0.70, 0.95. L, M and N are correct, so overall accuracy is 3 of 4. K and N are accepted; </w:t>
+      </w:r>
+      <w:r>
+        <w:rPr>
+          <w:b/>
+        </w:rPr>
+        <w:t>coverage</w:t>
+      </w:r>
+      <w:r>
+        <w:rPr>
+          <w:b w:val="0"/>
+        </w:rPr>
+        <w:t xml:space="preserve"> is 2 of 4 and accepted accuracy is 1 of 2.</w:t>
+      </w:r>
+    </w:p>
+    <w:p>
+      <w:pPr>
+        <w:spacing w:line="336" w:lineRule="auto" w:after="180"/>
+        <w:shd w:fill="F1F6FC"/>
+      </w:pPr>
+      <w:r>
+        <w:rPr>
+          <w:b w:val="0"/>
+        </w:rPr>
+        <w:t>Accepted accuracy is lower than overall accuracy in this example.</w:t>
       </w:r>
     </w:p>
     <w:tbl>
@@ -1943,67 +3792,281 @@
       </w:tr>
     </w:tbl>
     <w:p>
-      <w:r>
-        <w:t>Record each dimension as not yet, with support, or independent. Accept a valid alternative procedure with a defensible trace. Do not penalise an honestly recorded model failure if the learner correctly explains its evidence and limits.</w:t>
+      <w:pPr>
+        <w:pStyle w:val="Heading3"/>
+      </w:pPr>
+      <w:r>
+        <w:t>Teacher key · Selected case answer</w:t>
       </w:r>
     </w:p>
     <w:p>
       <w:pPr>
-        <w:pStyle w:val="Heading3"/>
-      </w:pPr>
-      <w:r>
-        <w:t>Feedback that the learner uses</w:t>
+        <w:spacing w:line="336" w:lineRule="auto" w:after="180"/>
+        <w:shd w:fill="F1F6FC"/>
+      </w:pPr>
+      <w:r>
+        <w:rPr>
+          <w:b w:val="0"/>
+        </w:rPr>
+        <w:t>Record each dimension as not yet, with support, or independent. Accept a valid alternative procedure with a defensible trace.</w:t>
       </w:r>
     </w:p>
     <w:p>
-      <w:r>
-        <w:t>Name the earliest unsupported step and give one action to repair it. Have the learner make that repair now and explain why. Then assess the relevant skill on a fresh, fully specified case. Confirm it was not previously practised with feedback; solve and check the new case before assigning it. A follow-up design prompt is a starting brief, not automatically an equivalent test.</w:t>
+      <w:pPr>
+        <w:spacing w:line="336" w:lineRule="auto" w:after="180"/>
+        <w:shd w:fill="F1F6FC"/>
+      </w:pPr>
+      <w:r>
+        <w:rPr>
+          <w:b w:val="0"/>
+        </w:rPr>
+        <w:t xml:space="preserve">Do not penalise an honestly recorded model failure if the learner correctly explains its </w:t>
+      </w:r>
+      <w:r>
+        <w:rPr>
+          <w:b/>
+        </w:rPr>
+        <w:t>evidence</w:t>
+      </w:r>
+      <w:r>
+        <w:rPr>
+          <w:b w:val="0"/>
+        </w:rPr>
+        <w:t xml:space="preserve"> and limits.</w:t>
       </w:r>
     </w:p>
     <w:p>
       <w:pPr>
-        <w:pStyle w:val="Heading1"/>
-      </w:pPr>
-      <w:r>
-        <w:t>06. Connect the project, support and next lesson</w:t>
+        <w:pStyle w:val="Heading3"/>
+      </w:pPr>
+      <w:r>
+        <w:t>Feedback that the learner uses</w:t>
       </w:r>
     </w:p>
     <w:p>
-      <w:r>
-        <w:t>Add a labelled uncertainty and failure analysis evidence sheet to Image-pattern Network Investigation. Show how you can distinguish a predicted class, confidence score and observed correctness. Use the supplied fictional case and keep its inputs, intermediate steps, calculation or prediction, and limitation. Connect this record to last week’s record; a matching answer without a trace is insufficient.</w:t>
+      <w:pPr>
+        <w:spacing w:line="336" w:lineRule="auto" w:after="180"/>
+      </w:pPr>
+      <w:r>
+        <w:rPr>
+          <w:b w:val="0"/>
+        </w:rPr>
+        <w:t>Name the earliest unsupported step and give one action to repair it. Have the learner make that repair now and explain why. Then assess the relevant skill on a fresh, fully specified case.</w:t>
       </w:r>
     </w:p>
     <w:p>
-      <w:r>
-        <w:t>Provide separate boxes for p1, predicted class, confidence, reference label and correctness. Use fractions before percentages. Extension: for A, B, C and F, mean confidence is 0.8875 while observed accuracy is 0.5. Discuss why this small grouped discrepancy motivates calibration study but cannot establish a population-wide calibration rate.</w:t>
+      <w:pPr>
+        <w:spacing w:line="336" w:lineRule="auto" w:after="180"/>
+      </w:pPr>
+      <w:r>
+        <w:rPr>
+          <w:b w:val="0"/>
+        </w:rPr>
+        <w:t>Confirm it was not previously practised with feedback; solve and check the new case before assigning it. A follow-up design prompt is a starting brief, not automatically an equivalent test.</w:t>
       </w:r>
     </w:p>
     <w:p>
-      <w:r>
-        <w:t>Week 30 studies dataset shift, comparing development and new-use conditions without assuming a familiar confidence score implies familiar data.</w:t>
+      <w:pPr>
+        <w:pStyle w:val="Heading1"/>
+      </w:pPr>
+      <w:r>
+        <w:t>06. Connect the project, support and next lesson</w:t>
       </w:r>
     </w:p>
     <w:p>
       <w:r>
-        <w:t>Retain the project ledger and assess a changed case after support. Check the relevant prerequisite before carrying this component forward.</w:t>
+        <w:t>Connect Uncertainty and failure analysis to Image-pattern Network Investigation, adapt support and plan a later changed-case check.</w:t>
       </w:r>
     </w:p>
     <w:p>
       <w:pPr>
-        <w:pStyle w:val="Heading3"/>
-      </w:pPr>
-      <w:r>
-        <w:t>Plan the delayed return</w:t>
+        <w:spacing w:line="336" w:lineRule="auto" w:after="180"/>
+      </w:pPr>
+      <w:r>
+        <w:rPr>
+          <w:b w:val="0"/>
+        </w:rPr>
+        <w:t xml:space="preserve">Add a labelled uncertainty and failure analysis </w:t>
+      </w:r>
+      <w:r>
+        <w:rPr>
+          <w:b/>
+        </w:rPr>
+        <w:t>evidence</w:t>
+      </w:r>
+      <w:r>
+        <w:rPr>
+          <w:b w:val="0"/>
+        </w:rPr>
+        <w:t xml:space="preserve"> sheet to Image-pattern Network Investigation. Show how you can distinguish a predicted class, </w:t>
+      </w:r>
+      <w:r>
+        <w:rPr>
+          <w:b/>
+        </w:rPr>
+        <w:t>confidence score</w:t>
+      </w:r>
+      <w:r>
+        <w:rPr>
+          <w:b w:val="0"/>
+        </w:rPr>
+        <w:t xml:space="preserve"> and observed correctness.</w:t>
       </w:r>
     </w:p>
     <w:p>
-      <w:r>
-        <w:t>Suggested return points in this level: ai-5/30, ai-5/32, ai-5/35. Use actual classroom dates, adjusting for holidays and gaps. One, three and six teaching weeks are scheduling choices, not a claimed optimal spacing.</w:t>
+      <w:pPr>
+        <w:spacing w:line="336" w:lineRule="auto" w:after="180"/>
+      </w:pPr>
+      <w:r>
+        <w:rPr>
+          <w:b w:val="0"/>
+        </w:rPr>
+        <w:t xml:space="preserve">Use the supplied fictional case and keep its </w:t>
+      </w:r>
+      <w:r>
+        <w:rPr>
+          <w:b/>
+        </w:rPr>
+        <w:t>input</w:t>
+      </w:r>
+      <w:r>
+        <w:rPr>
+          <w:b w:val="0"/>
+        </w:rPr>
+        <w:t xml:space="preserve">s, intermediate steps, calculation or </w:t>
+      </w:r>
+      <w:r>
+        <w:rPr>
+          <w:b/>
+        </w:rPr>
+        <w:t>prediction</w:t>
+      </w:r>
+      <w:r>
+        <w:rPr>
+          <w:b w:val="0"/>
+        </w:rPr>
+        <w:t>, and limitation. Connect this record to last week’s record; a matching answer without a trace is insufficient.</w:t>
       </w:r>
     </w:p>
     <w:p>
-      <w:r>
-        <w:t>At a delayed check, ask for the idea from memory and a changed application. Compare with the earlier independent response and record support used. For a new level, revisit the previous capstone before checking the new prerequisites.</w:t>
+      <w:pPr>
+        <w:spacing w:line="336" w:lineRule="auto" w:after="180"/>
+      </w:pPr>
+      <w:r>
+        <w:rPr>
+          <w:b w:val="0"/>
+        </w:rPr>
+        <w:t>Provide separate boxes for p1, predicted class, confidence, reference label and correctness. Use fractions before percentages. Extension: for A, B, C and F, mean confidence is 0.8875 while observed accuracy is 0.5.</w:t>
+      </w:r>
+    </w:p>
+    <w:p>
+      <w:pPr>
+        <w:spacing w:line="336" w:lineRule="auto" w:after="180"/>
+      </w:pPr>
+      <w:r>
+        <w:rPr>
+          <w:b w:val="0"/>
+        </w:rPr>
+        <w:t xml:space="preserve">Discuss why this small grouped discrepancy motivates </w:t>
+      </w:r>
+      <w:r>
+        <w:rPr>
+          <w:b/>
+        </w:rPr>
+        <w:t>calibration</w:t>
+      </w:r>
+      <w:r>
+        <w:rPr>
+          <w:b w:val="0"/>
+        </w:rPr>
+        <w:t xml:space="preserve"> study but cannot establish a population-wide </w:t>
+      </w:r>
+      <w:r>
+        <w:rPr>
+          <w:b/>
+        </w:rPr>
+        <w:t>calibration</w:t>
+      </w:r>
+      <w:r>
+        <w:rPr>
+          <w:b w:val="0"/>
+        </w:rPr>
+        <w:t xml:space="preserve"> rate.</w:t>
+      </w:r>
+    </w:p>
+    <w:p>
+      <w:pPr>
+        <w:spacing w:line="336" w:lineRule="auto" w:after="180"/>
+      </w:pPr>
+      <w:r>
+        <w:rPr>
+          <w:b w:val="0"/>
+        </w:rPr>
+        <w:t xml:space="preserve">Week 30 studies dataset shift, comparing development and new-use conditions without assuming a familiar </w:t>
+      </w:r>
+      <w:r>
+        <w:rPr>
+          <w:b/>
+        </w:rPr>
+        <w:t>confidence score</w:t>
+      </w:r>
+      <w:r>
+        <w:rPr>
+          <w:b w:val="0"/>
+        </w:rPr>
+        <w:t xml:space="preserve"> implies familiar data.</w:t>
+      </w:r>
+    </w:p>
+    <w:p>
+      <w:pPr>
+        <w:spacing w:line="336" w:lineRule="auto" w:after="180"/>
+      </w:pPr>
+      <w:r>
+        <w:rPr>
+          <w:b w:val="0"/>
+        </w:rPr>
+        <w:t>Retain the project ledger and assess a changed case after support. Check the relevant prerequisite before carrying this component forward.</w:t>
+      </w:r>
+    </w:p>
+    <w:p>
+      <w:pPr>
+        <w:pStyle w:val="Heading3"/>
+      </w:pPr>
+      <w:r>
+        <w:t>Plan the delayed return</w:t>
+      </w:r>
+    </w:p>
+    <w:p>
+      <w:pPr>
+        <w:spacing w:line="336" w:lineRule="auto" w:after="180"/>
+      </w:pPr>
+      <w:r>
+        <w:rPr>
+          <w:b w:val="0"/>
+        </w:rPr>
+        <w:t>Suggested return points in this level: ai-5/30, ai-5/32, ai-5/35. Use actual classroom dates, adjusting for holidays and gaps. One, three and six teaching weeks are scheduling choices, not a claimed optimal spacing.</w:t>
+      </w:r>
+    </w:p>
+    <w:p>
+      <w:pPr>
+        <w:spacing w:line="336" w:lineRule="auto" w:after="180"/>
+      </w:pPr>
+      <w:r>
+        <w:rPr>
+          <w:b w:val="0"/>
+        </w:rPr>
+        <w:t>At a delayed check, ask for the idea from memory and a changed application. Compare with the earlier independent response and record support used.</w:t>
+      </w:r>
+    </w:p>
+    <w:p>
+      <w:pPr>
+        <w:spacing w:line="336" w:lineRule="auto" w:after="180"/>
+      </w:pPr>
+      <w:r>
+        <w:rPr>
+          <w:b w:val="0"/>
+        </w:rPr>
+        <w:t>For a new level, revisit the previous capstone before checking the new prerequisites.</w:t>
       </w:r>
     </w:p>
     <w:tbl>
@@ -2163,8 +4226,26 @@
       </w:tr>
     </w:tbl>
     <w:p>
-      <w:r>
-        <w:t>Use the evidence to choose reteaching or the next step. A completed page, confidence rating or attractive project does not by itself demonstrate understanding.</w:t>
+      <w:pPr>
+        <w:spacing w:line="336" w:lineRule="auto" w:after="180"/>
+      </w:pPr>
+      <w:r>
+        <w:rPr>
+          <w:b w:val="0"/>
+        </w:rPr>
+        <w:t xml:space="preserve">Use the </w:t>
+      </w:r>
+      <w:r>
+        <w:rPr>
+          <w:b/>
+        </w:rPr>
+        <w:t>evidence</w:t>
+      </w:r>
+      <w:r>
+        <w:rPr>
+          <w:b w:val="0"/>
+        </w:rPr>
+        <w:t xml:space="preserve"> to choose reteaching or the next step. A completed page, confidence rating or attractive project does not by itself demonstrate understanding.</w:t>
       </w:r>
     </w:p>
     <w:p>
@@ -2176,26 +4257,105 @@
       </w:r>
     </w:p>
     <w:p>
-      <w:r>
-        <w:t>For your Image-pattern Network Investigation, save the input, procedure, observed result and limitation of this check. Label this worked example as practice; use a different, previously unreviewed case when checking independent understanding.</w:t>
+      <w:pPr>
+        <w:spacing w:line="336" w:lineRule="auto" w:after="180"/>
+      </w:pPr>
+      <w:r>
+        <w:rPr>
+          <w:b w:val="0"/>
+        </w:rPr>
+        <w:t xml:space="preserve">For your Image-pattern Network Investigation, save the </w:t>
+      </w:r>
+      <w:r>
+        <w:rPr>
+          <w:b/>
+        </w:rPr>
+        <w:t>input</w:t>
+      </w:r>
+      <w:r>
+        <w:rPr>
+          <w:b w:val="0"/>
+        </w:rPr>
+        <w:t>, procedure, observed result and limitation of this check.</w:t>
       </w:r>
     </w:p>
     <w:p>
       <w:pPr>
-        <w:pStyle w:val="Heading1"/>
-      </w:pPr>
-      <w:r>
-        <w:t>07. Prepare, teach and assess</w:t>
+        <w:spacing w:line="336" w:lineRule="auto" w:after="180"/>
+      </w:pPr>
+      <w:r>
+        <w:rPr>
+          <w:b w:val="0"/>
+        </w:rPr>
+        <w:t>Label this worked example as practice; use a different, previously unreviewed case when checking independent understanding.</w:t>
       </w:r>
     </w:p>
     <w:p>
-      <w:r>
-        <w:t>Teaching target: Distinguish a predicted class, confidence score and observed correctness</w:t>
+      <w:pPr>
+        <w:pStyle w:val="Heading1"/>
+      </w:pPr>
+      <w:r>
+        <w:t>07. Prepare, teach and assess</w:t>
       </w:r>
     </w:p>
     <w:p>
       <w:r>
-        <w:t>Prepare the labelled worked-case picture, the matching workbook, fictional input cards and a place for individual responses. Check a local Python 3 environment before class; have a paper-trace version ready.</w:t>
+        <w:t>Use this preparation summary alongside the detailed Uncertainty and failure analysis lesson; it is a checklist rather than a replacement for the full sequence.</w:t>
+      </w:r>
+    </w:p>
+    <w:p>
+      <w:pPr>
+        <w:pStyle w:val="Heading3"/>
+      </w:pPr>
+      <w:r>
+        <w:t>Teaching target</w:t>
+      </w:r>
+    </w:p>
+    <w:p>
+      <w:pPr>
+        <w:spacing w:line="336" w:lineRule="auto" w:after="180"/>
+        <w:shd w:fill="EDF7F3"/>
+      </w:pPr>
+      <w:r>
+        <w:rPr>
+          <w:b w:val="0"/>
+        </w:rPr>
+        <w:t xml:space="preserve">Teaching target: Distinguish a predicted class, </w:t>
+      </w:r>
+      <w:r>
+        <w:rPr>
+          <w:b/>
+        </w:rPr>
+        <w:t>confidence score</w:t>
+      </w:r>
+      <w:r>
+        <w:rPr>
+          <w:b w:val="0"/>
+        </w:rPr>
+        <w:t xml:space="preserve"> and observed correctness</w:t>
+      </w:r>
+    </w:p>
+    <w:p>
+      <w:pPr>
+        <w:spacing w:line="336" w:lineRule="auto" w:after="180"/>
+      </w:pPr>
+      <w:r>
+        <w:rPr>
+          <w:b w:val="0"/>
+        </w:rPr>
+        <w:t xml:space="preserve">Prepare the labelled worked-case picture, the matching workbook, fictional </w:t>
+      </w:r>
+      <w:r>
+        <w:rPr>
+          <w:b/>
+        </w:rPr>
+        <w:t>input</w:t>
+      </w:r>
+      <w:r>
+        <w:rPr>
+          <w:b w:val="0"/>
+        </w:rPr>
+        <w:t xml:space="preserve"> cards and a place for individual responses. Check a local Python 3 environment before class; have a paper-trace version ready.</w:t>
       </w:r>
     </w:p>
     <w:tbl>
@@ -2342,37 +4502,208 @@
       </w:tr>
     </w:tbl>
     <w:p>
-      <w:r>
-        <w:t>Before class, solve the supported practice: For all six cases, list false positives and false negatives, count true positives and true negatives, and calculate overall accuracy. Why might a single accuracy hide useful information?</w:t>
+      <w:pPr>
+        <w:spacing w:line="336" w:lineRule="auto" w:after="180"/>
+        <w:shd w:fill="F5F1FB"/>
+      </w:pPr>
+      <w:r>
+        <w:rPr>
+          <w:b w:val="0"/>
+        </w:rPr>
+        <w:t>Before class, solve the supported practice: For all six cases, list false positives and false negatives, count true positives and true negatives, and calculate overall accuracy.</w:t>
       </w:r>
     </w:p>
     <w:p>
-      <w:r>
-        <w:t>Reasoned practice answer: Teacher explanation: False positives are B and D; the false negative is F. A and C are the two true positives; E is the one true negative. Accuracy is 3 of 6, or 50 percent. It hides which errors occur and how their consequences differ.</w:t>
+      <w:pPr>
+        <w:spacing w:line="336" w:lineRule="auto" w:after="180"/>
+        <w:shd w:fill="F5F1FB"/>
+      </w:pPr>
+      <w:r>
+        <w:rPr>
+          <w:b w:val="0"/>
+        </w:rPr>
+        <w:t>Why might a single accuracy hide useful information?</w:t>
       </w:r>
     </w:p>
     <w:p>
-      <w:r>
-        <w:t>Check every learner before discussion: Use the worked case for Uncertainty and failure analysis. Proposed explanation: “A low p1 always means low confidence”. Decide whether this explanation is supported. Point to the step or supplied fact that decides; explain your repair if needed.</w:t>
+      <w:pPr>
+        <w:pStyle w:val="Heading3"/>
+      </w:pPr>
+      <w:r>
+        <w:t>Supported practice answer</w:t>
       </w:r>
     </w:p>
     <w:p>
-      <w:r>
-        <w:t>Misconception repair: For a binary model, p1 = 0.10 selects class 0 with confidence 0.90.</w:t>
+      <w:pPr>
+        <w:spacing w:line="336" w:lineRule="auto" w:after="180"/>
+        <w:shd w:fill="F1F6FC"/>
+      </w:pPr>
+      <w:r>
+        <w:rPr>
+          <w:b w:val="0"/>
+        </w:rPr>
+        <w:t>Reasoned practice answer: Teacher explanation: False positives are B and D; the false negative is F. A and C are the two true positives; E is the one true negative. Accuracy is 3 of 6, or 50 percent.</w:t>
       </w:r>
     </w:p>
     <w:p>
-      <w:r>
-        <w:t>Support: read the exact case aloud, enlarge the labelled picture, supply input cards and model only the first deciding step. Accept a spoken explanation or drawing; retain the reasoning goal.</w:t>
+      <w:pPr>
+        <w:spacing w:line="336" w:lineRule="auto" w:after="180"/>
+        <w:shd w:fill="F1F6FC"/>
+      </w:pPr>
+      <w:r>
+        <w:rPr>
+          <w:b w:val="0"/>
+        </w:rPr>
+        <w:t>It hides which errors occur and how their consequences differ.</w:t>
       </w:r>
     </w:p>
     <w:p>
-      <w:r>
-        <w:t>Extension: Raise the acceptance cutoff to 0.85. Require a prediction and a reason before comparing. Expected result: Only A is accepted: accuracy 0/1, coverage 1/3. Reason: The most confident supplied case is wrong; a stricter cutoff is not guaranteed to improve this set’s accuracy.</w:t>
+      <w:pPr>
+        <w:spacing w:line="336" w:lineRule="auto" w:after="180"/>
+      </w:pPr>
+      <w:r>
+        <w:rPr>
+          <w:b w:val="0"/>
+        </w:rPr>
+        <w:t>Check every learner before discussion: Use the worked case for Uncertainty and failure analysis. Proposed explanation: “A low p1 always means low confidence”. Decide whether this explanation is supported.</w:t>
       </w:r>
     </w:p>
     <w:p>
-      <w:r>
+      <w:pPr>
+        <w:spacing w:line="336" w:lineRule="auto" w:after="180"/>
+      </w:pPr>
+      <w:r>
+        <w:rPr>
+          <w:b w:val="0"/>
+        </w:rPr>
+        <w:t>Point to the step or supplied fact that decides; explain your repair if needed.</w:t>
+      </w:r>
+    </w:p>
+    <w:p>
+      <w:pPr>
+        <w:pStyle w:val="Heading3"/>
+      </w:pPr>
+      <w:r>
+        <w:t>Repair the misconception</w:t>
+      </w:r>
+    </w:p>
+    <w:p>
+      <w:pPr>
+        <w:spacing w:line="336" w:lineRule="auto" w:after="180"/>
+        <w:shd w:fill="FFF5E6"/>
+      </w:pPr>
+      <w:r>
+        <w:rPr>
+          <w:b w:val="0"/>
+        </w:rPr>
+        <w:t>Misconception repair: For a binary model, p1 = 0.10 selects class 0 with confidence 0.90.</w:t>
+      </w:r>
+    </w:p>
+    <w:p>
+      <w:pPr>
+        <w:pStyle w:val="Heading3"/>
+      </w:pPr>
+      <w:r>
+        <w:t>Support without giving away the answer</w:t>
+      </w:r>
+    </w:p>
+    <w:p>
+      <w:pPr>
+        <w:spacing w:line="336" w:lineRule="auto" w:after="180"/>
+        <w:shd w:fill="F1F6F8"/>
+      </w:pPr>
+      <w:r>
+        <w:rPr>
+          <w:b w:val="0"/>
+        </w:rPr>
+        <w:t xml:space="preserve">Support: read the exact case aloud, enlarge the labelled picture, supply </w:t>
+      </w:r>
+      <w:r>
+        <w:rPr>
+          <w:b/>
+        </w:rPr>
+        <w:t>input</w:t>
+      </w:r>
+      <w:r>
+        <w:rPr>
+          <w:b w:val="0"/>
+        </w:rPr>
+        <w:t xml:space="preserve"> cards and model only the first deciding step. Accept a spoken explanation or drawing; retain the reasoning goal.</w:t>
+      </w:r>
+    </w:p>
+    <w:p>
+      <w:pPr>
+        <w:pStyle w:val="Heading3"/>
+      </w:pPr>
+      <w:r>
+        <w:t>Extend the reasoning</w:t>
+      </w:r>
+    </w:p>
+    <w:p>
+      <w:pPr>
+        <w:spacing w:line="336" w:lineRule="auto" w:after="180"/>
+        <w:shd w:fill="F5F1FB"/>
+      </w:pPr>
+      <w:r>
+        <w:rPr>
+          <w:b w:val="0"/>
+        </w:rPr>
+        <w:t xml:space="preserve">Extension: Raise the acceptance cutoff to 0.85. Require a </w:t>
+      </w:r>
+      <w:r>
+        <w:rPr>
+          <w:b/>
+        </w:rPr>
+        <w:t>prediction</w:t>
+      </w:r>
+      <w:r>
+        <w:rPr>
+          <w:b w:val="0"/>
+        </w:rPr>
+        <w:t xml:space="preserve"> and a reason before comparing. Expected result: Only A is accepted: accuracy 0/1, </w:t>
+      </w:r>
+      <w:r>
+        <w:rPr>
+          <w:b/>
+        </w:rPr>
+        <w:t>coverage</w:t>
+      </w:r>
+      <w:r>
+        <w:rPr>
+          <w:b w:val="0"/>
+        </w:rPr>
+        <w:t xml:space="preserve"> 1/3.</w:t>
+      </w:r>
+    </w:p>
+    <w:p>
+      <w:pPr>
+        <w:spacing w:line="336" w:lineRule="auto" w:after="180"/>
+        <w:shd w:fill="F5F1FB"/>
+      </w:pPr>
+      <w:r>
+        <w:rPr>
+          <w:b w:val="0"/>
+        </w:rPr>
+        <w:t>Reason: The most confident supplied case is wrong; a stricter cutoff is not guaranteed to improve this set’s accuracy.</w:t>
+      </w:r>
+    </w:p>
+    <w:p>
+      <w:pPr>
+        <w:pStyle w:val="Heading3"/>
+      </w:pPr>
+      <w:r>
+        <w:t>Protect the independent attempt</w:t>
+      </w:r>
+    </w:p>
+    <w:p>
+      <w:pPr>
+        <w:spacing w:line="336" w:lineRule="auto" w:after="180"/>
+        <w:shd w:fill="FFF5E6"/>
+      </w:pPr>
+      <w:r>
+        <w:rPr>
+          <w:b w:val="0"/>
+        </w:rPr>
         <w:t>Independent assessment: withhold the reserved answer until the learner has attempted the new case. Record support separately from correctness.</w:t>
       </w:r>
     </w:p>
@@ -2561,46 +4892,1090 @@
       </w:tr>
     </w:tbl>
     <w:p>
-      <w:r>
-        <w:t>Project checkpoint: Prepare the demonstration. Gather reproducible instructions, evidence, access checks and remaining limitations.</w:t>
+      <w:pPr>
+        <w:pStyle w:val="Heading3"/>
+      </w:pPr>
+      <w:r>
+        <w:t>Project checkpoint</w:t>
       </w:r>
     </w:p>
     <w:p>
-      <w:r>
-        <w:t>Use the weekly teacher answer for topic-specific reasoning. A saved progress tick is an activity record; judge mastery from the learner’s explanation and evidence.</w:t>
+      <w:pPr>
+        <w:spacing w:line="336" w:lineRule="auto" w:after="180"/>
+        <w:shd w:fill="EDF7F3"/>
+      </w:pPr>
+      <w:r>
+        <w:rPr>
+          <w:b w:val="0"/>
+        </w:rPr>
+        <w:t xml:space="preserve">Project checkpoint: Prepare the demonstration. Gather reproducible instructions, </w:t>
+      </w:r>
+      <w:r>
+        <w:rPr>
+          <w:b/>
+        </w:rPr>
+        <w:t>evidence</w:t>
+      </w:r>
+      <w:r>
+        <w:rPr>
+          <w:b w:val="0"/>
+        </w:rPr>
+        <w:t>, access checks and remaining limitations.</w:t>
       </w:r>
     </w:p>
     <w:p>
       <w:pPr>
-        <w:pStyle w:val="Heading1"/>
-      </w:pPr>
-      <w:r>
-        <w:t>08. Use feedback, labs and repair paths</w:t>
+        <w:spacing w:line="336" w:lineRule="auto" w:after="180"/>
+      </w:pPr>
+      <w:r>
+        <w:rPr>
+          <w:b w:val="0"/>
+        </w:rPr>
+        <w:t xml:space="preserve">Use the weekly teacher answer for topic-specific reasoning. A saved progress tick is an activity record; judge mastery from the learner’s explanation and </w:t>
+      </w:r>
+      <w:r>
+        <w:rPr>
+          <w:b/>
+        </w:rPr>
+        <w:t>evidence</w:t>
+      </w:r>
+      <w:r>
+        <w:rPr>
+          <w:b w:val="0"/>
+        </w:rPr>
+        <w:t>.</w:t>
       </w:r>
     </w:p>
     <w:p>
-      <w:r>
-        <w:t>Use the two formative questions as supported practice, not as independent mastery scores. Discuss the deciding evidence rather than accepting a guessed selection.</w:t>
+      <w:pPr>
+        <w:pStyle w:val="Heading1"/>
+      </w:pPr>
+      <w:r>
+        <w:t>08. Use feedback, labs and repair paths</w:t>
       </w:r>
     </w:p>
     <w:p>
       <w:r>
-        <w:t>The feedback comes from the reviewed public worked case. Do not reveal the separately reserved independent teacher answer until the learner has attempted that case.</w:t>
+        <w:t>Use feedback, earlier review and portfolios purposefully. Apply the coding routine only when this lesson has an executable lab.</w:t>
       </w:r>
     </w:p>
     <w:p>
-      <w:r>
-        <w:t>Ask students to predict before running code. Preserve errors and actual outputs; collect a changed test and an explanation. The branch-boundary and indexing lessons deliberately include failure cases.</w:t>
+      <w:pPr>
+        <w:spacing w:line="336" w:lineRule="auto" w:after="180"/>
+      </w:pPr>
+      <w:r>
+        <w:rPr>
+          <w:b w:val="0"/>
+        </w:rPr>
+        <w:t xml:space="preserve">Use the two formative questions as supported practice, not as independent mastery scores. Discuss the deciding </w:t>
+      </w:r>
+      <w:r>
+        <w:rPr>
+          <w:b/>
+        </w:rPr>
+        <w:t>evidence</w:t>
+      </w:r>
+      <w:r>
+        <w:rPr>
+          <w:b w:val="0"/>
+        </w:rPr>
+        <w:t xml:space="preserve"> rather than accepting a guessed selection.</w:t>
       </w:r>
     </w:p>
     <w:p>
-      <w:r>
-        <w:t>Use the earlier worked-explanation links to address a specific missing building block, then return to the current question. Adapt this suggestion after observing the learner; it is not an automatic diagnosis.</w:t>
+      <w:pPr>
+        <w:spacing w:line="336" w:lineRule="auto" w:after="180"/>
+      </w:pPr>
+      <w:r>
+        <w:rPr>
+          <w:b w:val="0"/>
+        </w:rPr>
+        <w:t>The feedback comes from the reviewed public worked case. Do not reveal the separately reserved independent teacher answer until the learner has attempted that case.</w:t>
       </w:r>
     </w:p>
     <w:p>
-      <w:r>
-        <w:t>Collect the completed-work portfolio as evidence. Record support separately from correctness, and assess explanation, trace/test and limitations. Progress ticks and quiz selections alone do not establish mastery.</w:t>
+      <w:pPr>
+        <w:spacing w:line="336" w:lineRule="auto" w:after="180"/>
+      </w:pPr>
+      <w:r>
+        <w:rPr>
+          <w:b w:val="0"/>
+        </w:rPr>
+        <w:t xml:space="preserve">Ask students to predict before running code. Preserve errors and actual </w:t>
+      </w:r>
+      <w:r>
+        <w:rPr>
+          <w:b/>
+        </w:rPr>
+        <w:t>output</w:t>
+      </w:r>
+      <w:r>
+        <w:rPr>
+          <w:b w:val="0"/>
+        </w:rPr>
+        <w:t>s; collect a changed test and an explanation. The branch-boundary and indexing lessons deliberately include failure cases.</w:t>
+      </w:r>
+    </w:p>
+    <w:p>
+      <w:pPr>
+        <w:spacing w:line="336" w:lineRule="auto" w:after="180"/>
+      </w:pPr>
+      <w:r>
+        <w:rPr>
+          <w:b w:val="0"/>
+        </w:rPr>
+        <w:t>Use the earlier worked-explanation links to address a specific missing building block, then return to the current question. Adapt this suggestion after observing the learner; it is not an automatic diagnosis.</w:t>
+      </w:r>
+    </w:p>
+    <w:p>
+      <w:pPr>
+        <w:spacing w:line="336" w:lineRule="auto" w:after="180"/>
+      </w:pPr>
+      <w:r>
+        <w:rPr>
+          <w:b w:val="0"/>
+        </w:rPr>
+        <w:t xml:space="preserve">Collect the completed-work portfolio as </w:t>
+      </w:r>
+      <w:r>
+        <w:rPr>
+          <w:b/>
+        </w:rPr>
+        <w:t>evidence</w:t>
+      </w:r>
+      <w:r>
+        <w:rPr>
+          <w:b w:val="0"/>
+        </w:rPr>
+        <w:t>. Record support separately from correctness, and assess explanation, trace/test and limitations. Progress ticks and quiz selections alone do not establish mastery.</w:t>
+      </w:r>
+    </w:p>
+    <w:p>
+      <w:pPr>
+        <w:pStyle w:val="Heading1"/>
+      </w:pPr>
+      <w:r>
+        <w:t>09. Visual concept journey</w:t>
+      </w:r>
+    </w:p>
+    <w:p>
+      <w:r>
+        <w:t>Show one Uncertainty and failure analysis graphic at a time, request a prediction and discuss its trace before the independent assessment.</w:t>
+      </w:r>
+    </w:p>
+    <w:p>
+      <w:pPr>
+        <w:spacing w:line="336" w:lineRule="auto" w:after="180"/>
+      </w:pPr>
+      <w:r>
+        <w:rPr>
+          <w:b w:val="0"/>
+        </w:rPr>
+        <w:t xml:space="preserve">Use one picture at a time. Hide a worked result before asking for a </w:t>
+      </w:r>
+      <w:r>
+        <w:rPr>
+          <w:b/>
+        </w:rPr>
+        <w:t>prediction</w:t>
+      </w:r>
+      <w:r>
+        <w:rPr>
+          <w:b w:val="0"/>
+        </w:rPr>
+        <w:t>, then reveal it for feedback. These are supported teaching cases; retain the separate independent assessment for a fresh first attempt.</w:t>
+      </w:r>
+    </w:p>
+    <w:p>
+      <w:pPr>
+        <w:pStyle w:val="Heading3"/>
+      </w:pPr>
+      <w:r>
+        <w:t>01. Uncertainty and failure analysis: the case</w:t>
+      </w:r>
+    </w:p>
+    <w:p>
+      <w:r>
+        <w:drawing>
+          <wp:inline xmlns:a="http://schemas.openxmlformats.org/drawingml/2006/main" xmlns:pic="http://schemas.openxmlformats.org/drawingml/2006/picture">
+            <wp:extent cx="5486400" cy="3142488"/>
+            <wp:docPr id="3" name="Picture 3" descr="Keep positive-class probability separate from confidence in the chosen label. Supplied facts: Supplied p(class 1): A: 0.9 reference 0; B: 0.6 reference 1; C: 0.2 reference 0. Predict class 1 at p&gt;=0.5; confidence=max(p, 1-p). All inputs and outcomes in this worked example are invented classroom data; no real model run is claimed."/>
+            <wp:cNvGraphicFramePr>
+              <a:graphicFrameLocks noChangeAspect="1"/>
+            </wp:cNvGraphicFramePr>
+            <a:graphic>
+              <a:graphicData uri="http://schemas.openxmlformats.org/drawingml/2006/picture">
+                <pic:pic>
+                  <pic:nvPicPr>
+                    <pic:cNvPr id="0" name="academy-story-ai-5-29-01.png"/>
+                    <pic:cNvPicPr/>
+                  </pic:nvPicPr>
+                  <pic:blipFill>
+                    <a:blip r:embed="rId11"/>
+                    <a:stretch>
+                      <a:fillRect/>
+                    </a:stretch>
+                  </pic:blipFill>
+                  <pic:spPr>
+                    <a:xfrm>
+                      <a:off x="0" y="0"/>
+                      <a:ext cx="5486400" cy="3142488"/>
+                    </a:xfrm>
+                    <a:prstGeom prst="rect"/>
+                  </pic:spPr>
+                </pic:pic>
+              </a:graphicData>
+            </a:graphic>
+          </wp:inline>
+        </w:drawing>
+      </w:r>
+    </w:p>
+    <w:p>
+      <w:pPr>
+        <w:spacing w:line="336" w:lineRule="auto" w:after="180"/>
+      </w:pPr>
+      <w:r>
+        <w:rPr>
+          <w:b w:val="0"/>
+        </w:rPr>
+        <w:t>Keep positive-class probability separate from confidence in the chosen label. Supplied facts: Supplied p(class 1): A: 0.9 reference 0; B: 0.6 reference 1; C: 0.2 reference 0. Predict class 1 at p&gt;=0.5; confidence=max(p, 1-p).</w:t>
+      </w:r>
+    </w:p>
+    <w:p>
+      <w:pPr>
+        <w:spacing w:line="336" w:lineRule="auto" w:after="180"/>
+      </w:pPr>
+      <w:r>
+        <w:rPr>
+          <w:b w:val="0"/>
+        </w:rPr>
+        <w:t xml:space="preserve">All </w:t>
+      </w:r>
+      <w:r>
+        <w:rPr>
+          <w:b/>
+        </w:rPr>
+        <w:t>input</w:t>
+      </w:r>
+      <w:r>
+        <w:rPr>
+          <w:b w:val="0"/>
+        </w:rPr>
+        <w:t>s and outcomes in this worked example are invented classroom data; no real model run is claimed.</w:t>
+      </w:r>
+    </w:p>
+    <w:p>
+      <w:pPr>
+        <w:spacing w:line="336" w:lineRule="auto" w:after="180"/>
+        <w:shd w:fill="F5F1FB"/>
+      </w:pPr>
+      <w:r>
+        <w:rPr>
+          <w:b w:val="0"/>
+        </w:rPr>
+        <w:t>Point to the given fact that matters most. Explain why it matters.</w:t>
+      </w:r>
+    </w:p>
+    <w:p>
+      <w:pPr>
+        <w:pStyle w:val="Heading3"/>
+      </w:pPr>
+      <w:r>
+        <w:t>Discuss while showing the picture</w:t>
+      </w:r>
+    </w:p>
+    <w:p>
+      <w:pPr>
+        <w:spacing w:line="336" w:lineRule="auto" w:after="180"/>
+        <w:shd w:fill="F1F6F8"/>
+      </w:pPr>
+      <w:r>
+        <w:rPr>
+          <w:b w:val="0"/>
+        </w:rPr>
+        <w:t>Teacher prompt: Point to the given fact that matters most. Explain why it matters. Ask learners to describe one label or arrow in ordinary words. Use the adjacent transcript if the image is difficult to see.</w:t>
+      </w:r>
+    </w:p>
+    <w:p>
+      <w:pPr>
+        <w:pStyle w:val="Heading3"/>
+      </w:pPr>
+      <w:r>
+        <w:t>02. Follow the deciding steps</w:t>
+      </w:r>
+    </w:p>
+    <w:p>
+      <w:r>
+        <w:drawing>
+          <wp:inline xmlns:a="http://schemas.openxmlformats.org/drawingml/2006/main" xmlns:pic="http://schemas.openxmlformats.org/drawingml/2006/picture">
+            <wp:extent cx="5486400" cy="3182112"/>
+            <wp:docPr id="4" name="Picture 4" descr="Predictions: A predicts 1 wrong; B predicts 1 correct; C predicts 0 correct. → Selected-label confidence: Confidences are 0.9, 0.6, 0.8. C’s confidence is 0.8 despite p(class 1)=0.2. → Selective review: Accept confidence&gt;=0.8: A and C; accuracy 1/2 and coverage 2/3."/>
+            <wp:cNvGraphicFramePr>
+              <a:graphicFrameLocks noChangeAspect="1"/>
+            </wp:cNvGraphicFramePr>
+            <a:graphic>
+              <a:graphicData uri="http://schemas.openxmlformats.org/drawingml/2006/picture">
+                <pic:pic>
+                  <pic:nvPicPr>
+                    <pic:cNvPr id="0" name="academy-story-ai-5-29-02.png"/>
+                    <pic:cNvPicPr/>
+                  </pic:nvPicPr>
+                  <pic:blipFill>
+                    <a:blip r:embed="rId12"/>
+                    <a:stretch>
+                      <a:fillRect/>
+                    </a:stretch>
+                  </pic:blipFill>
+                  <pic:spPr>
+                    <a:xfrm>
+                      <a:off x="0" y="0"/>
+                      <a:ext cx="5486400" cy="3182112"/>
+                    </a:xfrm>
+                    <a:prstGeom prst="rect"/>
+                  </pic:spPr>
+                </pic:pic>
+              </a:graphicData>
+            </a:graphic>
+          </wp:inline>
+        </w:drawing>
+      </w:r>
+    </w:p>
+    <w:p>
+      <w:pPr>
+        <w:spacing w:line="336" w:lineRule="auto" w:after="180"/>
+      </w:pPr>
+      <w:r>
+        <w:rPr>
+          <w:b/>
+        </w:rPr>
+        <w:t>Prediction</w:t>
+      </w:r>
+      <w:r>
+        <w:rPr>
+          <w:b w:val="0"/>
+        </w:rPr>
+        <w:t>s: A predicts 1 wrong; B predicts 1 correct; C predicts 0 correct. → Selected-label confidence: Confidences are 0.9, 0.6, 0.8.</w:t>
+      </w:r>
+    </w:p>
+    <w:p>
+      <w:pPr>
+        <w:spacing w:line="336" w:lineRule="auto" w:after="180"/>
+      </w:pPr>
+      <w:r>
+        <w:rPr>
+          <w:b w:val="0"/>
+        </w:rPr>
+        <w:t xml:space="preserve">C’s confidence is 0.8 despite p(class 1)=0.2. → Selective review: Accept confidence&gt;=0.8: A and C; accuracy 1/2 and </w:t>
+      </w:r>
+      <w:r>
+        <w:rPr>
+          <w:b/>
+        </w:rPr>
+        <w:t>coverage</w:t>
+      </w:r>
+      <w:r>
+        <w:rPr>
+          <w:b w:val="0"/>
+        </w:rPr>
+        <w:t xml:space="preserve"> 2/3.</w:t>
+      </w:r>
+    </w:p>
+    <w:p>
+      <w:pPr>
+        <w:spacing w:line="336" w:lineRule="auto" w:after="180"/>
+        <w:shd w:fill="F5F1FB"/>
+      </w:pPr>
+      <w:r>
+        <w:rPr>
+          <w:b w:val="0"/>
+        </w:rPr>
+        <w:t xml:space="preserve">Point to each numbered stage and explain which recorded </w:t>
+      </w:r>
+      <w:r>
+        <w:rPr>
+          <w:b/>
+        </w:rPr>
+        <w:t>input</w:t>
+      </w:r>
+      <w:r>
+        <w:rPr>
+          <w:b w:val="0"/>
+        </w:rPr>
+        <w:t xml:space="preserve"> it uses.</w:t>
+      </w:r>
+    </w:p>
+    <w:p>
+      <w:pPr>
+        <w:pStyle w:val="Heading3"/>
+      </w:pPr>
+      <w:r>
+        <w:t>Discuss while showing the picture</w:t>
+      </w:r>
+    </w:p>
+    <w:p>
+      <w:pPr>
+        <w:spacing w:line="336" w:lineRule="auto" w:after="180"/>
+        <w:shd w:fill="F1F6F8"/>
+      </w:pPr>
+      <w:r>
+        <w:rPr>
+          <w:b w:val="0"/>
+        </w:rPr>
+        <w:t xml:space="preserve">Teacher prompt: Point to each numbered stage and explain which recorded </w:t>
+      </w:r>
+      <w:r>
+        <w:rPr>
+          <w:b/>
+        </w:rPr>
+        <w:t>input</w:t>
+      </w:r>
+      <w:r>
+        <w:rPr>
+          <w:b w:val="0"/>
+        </w:rPr>
+        <w:t xml:space="preserve"> it uses. Ask learners to describe one label or arrow in ordinary words. Use the adjacent transcript if the image is difficult to see.</w:t>
+      </w:r>
+    </w:p>
+    <w:p>
+      <w:pPr>
+        <w:pStyle w:val="Heading3"/>
+      </w:pPr>
+      <w:r>
+        <w:t>03. Positive probability is not always chosen-label confidence</w:t>
+      </w:r>
+    </w:p>
+    <w:p>
+      <w:r>
+        <w:drawing>
+          <wp:inline xmlns:a="http://schemas.openxmlformats.org/drawingml/2006/main" xmlns:pic="http://schemas.openxmlformats.org/drawingml/2006/picture">
+            <wp:extent cx="5486400" cy="3617976"/>
+            <wp:docPr id="5" name="Picture 5" descr="Positive probability is not always chosen-label confidence. A: p(class 1) = 0.9, prediction = 1, confidence = 0.9, reference = 0. B: p(class 1) = 0.6, prediction = 1, confidence = 0.6, reference = 1. C: p(class 1) = 0.2, prediction = 0, confidence = 0.8, reference = 0."/>
+            <wp:cNvGraphicFramePr>
+              <a:graphicFrameLocks noChangeAspect="1"/>
+            </wp:cNvGraphicFramePr>
+            <a:graphic>
+              <a:graphicData uri="http://schemas.openxmlformats.org/drawingml/2006/picture">
+                <pic:pic>
+                  <pic:nvPicPr>
+                    <pic:cNvPr id="0" name="academy-story-ai-5-29-03.png"/>
+                    <pic:cNvPicPr/>
+                  </pic:nvPicPr>
+                  <pic:blipFill>
+                    <a:blip r:embed="rId13"/>
+                    <a:stretch>
+                      <a:fillRect/>
+                    </a:stretch>
+                  </pic:blipFill>
+                  <pic:spPr>
+                    <a:xfrm>
+                      <a:off x="0" y="0"/>
+                      <a:ext cx="5486400" cy="3617976"/>
+                    </a:xfrm>
+                    <a:prstGeom prst="rect"/>
+                  </pic:spPr>
+                </pic:pic>
+              </a:graphicData>
+            </a:graphic>
+          </wp:inline>
+        </w:drawing>
+      </w:r>
+    </w:p>
+    <w:p>
+      <w:pPr>
+        <w:spacing w:line="336" w:lineRule="auto" w:after="180"/>
+      </w:pPr>
+      <w:r>
+        <w:rPr>
+          <w:b w:val="0"/>
+        </w:rPr>
+        <w:t xml:space="preserve">Positive probability is not always chosen-label confidence. A: p(class 1) = 0.9, </w:t>
+      </w:r>
+      <w:r>
+        <w:rPr>
+          <w:b/>
+        </w:rPr>
+        <w:t>prediction</w:t>
+      </w:r>
+      <w:r>
+        <w:rPr>
+          <w:b w:val="0"/>
+        </w:rPr>
+        <w:t xml:space="preserve"> = 1, confidence = 0.9, reference = 0. B: p(class 1) = 0.6, </w:t>
+      </w:r>
+      <w:r>
+        <w:rPr>
+          <w:b/>
+        </w:rPr>
+        <w:t>prediction</w:t>
+      </w:r>
+      <w:r>
+        <w:rPr>
+          <w:b w:val="0"/>
+        </w:rPr>
+        <w:t xml:space="preserve"> = 1, confidence = 0.6, reference = 1.</w:t>
+      </w:r>
+    </w:p>
+    <w:p>
+      <w:pPr>
+        <w:spacing w:line="336" w:lineRule="auto" w:after="180"/>
+      </w:pPr>
+      <w:r>
+        <w:rPr>
+          <w:b w:val="0"/>
+        </w:rPr>
+        <w:t xml:space="preserve">C: p(class 1) = 0.2, </w:t>
+      </w:r>
+      <w:r>
+        <w:rPr>
+          <w:b/>
+        </w:rPr>
+        <w:t>prediction</w:t>
+      </w:r>
+      <w:r>
+        <w:rPr>
+          <w:b w:val="0"/>
+        </w:rPr>
+        <w:t xml:space="preserve"> = 0, confidence = 0.8, reference = 0.</w:t>
+      </w:r>
+    </w:p>
+    <w:p>
+      <w:pPr>
+        <w:spacing w:line="336" w:lineRule="auto" w:after="180"/>
+        <w:shd w:fill="F5F1FB"/>
+      </w:pPr>
+      <w:r>
+        <w:rPr>
+          <w:b w:val="0"/>
+        </w:rPr>
+        <w:t>Read the labels and values. Explain the relationship the model shows.</w:t>
+      </w:r>
+    </w:p>
+    <w:p>
+      <w:pPr>
+        <w:pStyle w:val="Heading3"/>
+      </w:pPr>
+      <w:r>
+        <w:t>Discuss while showing the picture</w:t>
+      </w:r>
+    </w:p>
+    <w:p>
+      <w:pPr>
+        <w:spacing w:line="336" w:lineRule="auto" w:after="180"/>
+        <w:shd w:fill="F1F6F8"/>
+      </w:pPr>
+      <w:r>
+        <w:rPr>
+          <w:b w:val="0"/>
+        </w:rPr>
+        <w:t>Teacher prompt: Read the labels and values. Explain the relationship the model shows. Ask learners to describe one label or arrow in ordinary words. Use the adjacent transcript if the image is difficult to see.</w:t>
+      </w:r>
+    </w:p>
+    <w:p>
+      <w:pPr>
+        <w:spacing w:line="336" w:lineRule="auto" w:after="180"/>
+        <w:shd w:fill="F1F6F8"/>
+      </w:pPr>
+      <w:r>
+        <w:rPr>
+          <w:b w:val="0"/>
+        </w:rPr>
+        <w:t>Check row/column meanings, units and denominators before discussing a difference. Supplied toy values are not real class or model results.</w:t>
+      </w:r>
+    </w:p>
+    <w:p>
+      <w:pPr>
+        <w:pStyle w:val="Heading3"/>
+      </w:pPr>
+      <w:r>
+        <w:t>04. Change one thing. Trace what follows.</w:t>
+      </w:r>
+    </w:p>
+    <w:p>
+      <w:r>
+        <w:drawing>
+          <wp:inline xmlns:a="http://schemas.openxmlformats.org/drawingml/2006/main" xmlns:pic="http://schemas.openxmlformats.org/drawingml/2006/picture">
+            <wp:extent cx="5486400" cy="3179064"/>
+            <wp:docPr id="6" name="Picture 6" descr="Original case: Accept confidence&gt;=0.8: A and C; accuracy 1/2 and coverage 2/3. Changed condition: Raise the acceptance cutoff to 0.85. Expected result: Only A is accepted: accuracy 0/1, coverage 1/3. Reason: The most confident supplied case is wrong; a stricter cutoff is not guaranteed to improve this set’s accuracy."/>
+            <wp:cNvGraphicFramePr>
+              <a:graphicFrameLocks noChangeAspect="1"/>
+            </wp:cNvGraphicFramePr>
+            <a:graphic>
+              <a:graphicData uri="http://schemas.openxmlformats.org/drawingml/2006/picture">
+                <pic:pic>
+                  <pic:nvPicPr>
+                    <pic:cNvPr id="0" name="academy-story-ai-5-29-04.png"/>
+                    <pic:cNvPicPr/>
+                  </pic:nvPicPr>
+                  <pic:blipFill>
+                    <a:blip r:embed="rId14"/>
+                    <a:stretch>
+                      <a:fillRect/>
+                    </a:stretch>
+                  </pic:blipFill>
+                  <pic:spPr>
+                    <a:xfrm>
+                      <a:off x="0" y="0"/>
+                      <a:ext cx="5486400" cy="3179064"/>
+                    </a:xfrm>
+                    <a:prstGeom prst="rect"/>
+                  </pic:spPr>
+                </pic:pic>
+              </a:graphicData>
+            </a:graphic>
+          </wp:inline>
+        </w:drawing>
+      </w:r>
+    </w:p>
+    <w:p>
+      <w:pPr>
+        <w:spacing w:line="336" w:lineRule="auto" w:after="180"/>
+      </w:pPr>
+      <w:r>
+        <w:rPr>
+          <w:b w:val="0"/>
+        </w:rPr>
+        <w:t xml:space="preserve">Original case: Accept confidence&gt;=0.8: A and C; accuracy 1/2 and </w:t>
+      </w:r>
+      <w:r>
+        <w:rPr>
+          <w:b/>
+        </w:rPr>
+        <w:t>coverage</w:t>
+      </w:r>
+      <w:r>
+        <w:rPr>
+          <w:b w:val="0"/>
+        </w:rPr>
+        <w:t xml:space="preserve"> 2/3. Changed condition: Raise the acceptance cutoff to 0.85. Expected result: Only A is accepted: accuracy 0/1, </w:t>
+      </w:r>
+      <w:r>
+        <w:rPr>
+          <w:b/>
+        </w:rPr>
+        <w:t>coverage</w:t>
+      </w:r>
+      <w:r>
+        <w:rPr>
+          <w:b w:val="0"/>
+        </w:rPr>
+        <w:t xml:space="preserve"> 1/3.</w:t>
+      </w:r>
+    </w:p>
+    <w:p>
+      <w:pPr>
+        <w:spacing w:line="336" w:lineRule="auto" w:after="180"/>
+      </w:pPr>
+      <w:r>
+        <w:rPr>
+          <w:b w:val="0"/>
+        </w:rPr>
+        <w:t>Reason: The most confident supplied case is wrong; a stricter cutoff is not guaranteed to improve this set’s accuracy.</w:t>
+      </w:r>
+    </w:p>
+    <w:p>
+      <w:pPr>
+        <w:spacing w:line="336" w:lineRule="auto" w:after="180"/>
+        <w:shd w:fill="F5F1FB"/>
+      </w:pPr>
+      <w:r>
+        <w:rPr>
+          <w:b w:val="0"/>
+        </w:rPr>
+        <w:t>Predict before checking the worked changed-case result. Name what changed and what the supplied facts allow you to conclude.</w:t>
+      </w:r>
+    </w:p>
+    <w:p>
+      <w:pPr>
+        <w:pStyle w:val="Heading3"/>
+      </w:pPr>
+      <w:r>
+        <w:t>Discuss while showing the picture</w:t>
+      </w:r>
+    </w:p>
+    <w:p>
+      <w:pPr>
+        <w:spacing w:line="336" w:lineRule="auto" w:after="180"/>
+        <w:shd w:fill="F1F6F8"/>
+      </w:pPr>
+      <w:r>
+        <w:rPr>
+          <w:b w:val="0"/>
+        </w:rPr>
+        <w:t>Teacher prompt: Predict before checking the worked changed-case result. Name what changed and what the supplied facts allow you to conclude. Ask learners to describe one label or arrow in ordinary words.</w:t>
+      </w:r>
+    </w:p>
+    <w:p>
+      <w:pPr>
+        <w:spacing w:line="336" w:lineRule="auto" w:after="180"/>
+        <w:shd w:fill="F1F6F8"/>
+      </w:pPr>
+      <w:r>
+        <w:rPr>
+          <w:b w:val="0"/>
+        </w:rPr>
+        <w:t>Use the adjacent transcript if the image is difficult to see. Changed-case reasoning: The most confident supplied case is wrong; a stricter cutoff is not guaranteed to improve this set’s accuracy.</w:t>
+      </w:r>
+    </w:p>
+    <w:p>
+      <w:pPr>
+        <w:pStyle w:val="Heading3"/>
+      </w:pPr>
+      <w:r>
+        <w:t>05. Connect the explanation to its limit</w:t>
+      </w:r>
+    </w:p>
+    <w:p>
+      <w:r>
+        <w:drawing>
+          <wp:inline xmlns:a="http://schemas.openxmlformats.org/drawingml/2006/main" xmlns:pic="http://schemas.openxmlformats.org/drawingml/2006/picture">
+            <wp:extent cx="5486400" cy="2834640"/>
+            <wp:docPr id="7" name="Picture 7" descr="Positive-class probability and confidence in the chosen label differ when the predicted class is zero. For C, a class-one probability of 0.2 gives class-zero confidence 0.8 under this toy rule. Selective accuracy counts only accepted cases; coverage counts how many were accepted. A stricter cutoff can retain a confidently wrong case and lower accuracy on this supplied set. Limit: Supplied scores are not proven calibrated. Review policies need representative held-out evidence and clear handling of rejected cases."/>
+            <wp:cNvGraphicFramePr>
+              <a:graphicFrameLocks noChangeAspect="1"/>
+            </wp:cNvGraphicFramePr>
+            <a:graphic>
+              <a:graphicData uri="http://schemas.openxmlformats.org/drawingml/2006/picture">
+                <pic:pic>
+                  <pic:nvPicPr>
+                    <pic:cNvPr id="0" name="academy-story-ai-5-29-05.png"/>
+                    <pic:cNvPicPr/>
+                  </pic:nvPicPr>
+                  <pic:blipFill>
+                    <a:blip r:embed="rId15"/>
+                    <a:stretch>
+                      <a:fillRect/>
+                    </a:stretch>
+                  </pic:blipFill>
+                  <pic:spPr>
+                    <a:xfrm>
+                      <a:off x="0" y="0"/>
+                      <a:ext cx="5486400" cy="2834640"/>
+                    </a:xfrm>
+                    <a:prstGeom prst="rect"/>
+                  </pic:spPr>
+                </pic:pic>
+              </a:graphicData>
+            </a:graphic>
+          </wp:inline>
+        </w:drawing>
+      </w:r>
+    </w:p>
+    <w:p>
+      <w:pPr>
+        <w:spacing w:line="336" w:lineRule="auto" w:after="180"/>
+      </w:pPr>
+      <w:r>
+        <w:rPr>
+          <w:b w:val="0"/>
+        </w:rPr>
+        <w:t>Positive-class probability and confidence in the chosen label differ when the predicted class is zero. For C, a class-one probability of 0.2 gives class-zero confidence 0.8 under this toy rule.</w:t>
+      </w:r>
+    </w:p>
+    <w:p>
+      <w:pPr>
+        <w:spacing w:line="336" w:lineRule="auto" w:after="180"/>
+      </w:pPr>
+      <w:r>
+        <w:rPr>
+          <w:b w:val="0"/>
+        </w:rPr>
+        <w:t xml:space="preserve">Selective accuracy counts only accepted cases; </w:t>
+      </w:r>
+      <w:r>
+        <w:rPr>
+          <w:b/>
+        </w:rPr>
+        <w:t>coverage</w:t>
+      </w:r>
+      <w:r>
+        <w:rPr>
+          <w:b w:val="0"/>
+        </w:rPr>
+        <w:t xml:space="preserve"> counts how many were accepted. A stricter cutoff can retain a confidently wrong case and lower accuracy on this supplied set.</w:t>
+      </w:r>
+    </w:p>
+    <w:p>
+      <w:pPr>
+        <w:spacing w:line="336" w:lineRule="auto" w:after="180"/>
+      </w:pPr>
+      <w:r>
+        <w:rPr>
+          <w:b w:val="0"/>
+        </w:rPr>
+        <w:t xml:space="preserve">Limit: Supplied scores are not proven calibrated. Review policies need representative held-out </w:t>
+      </w:r>
+      <w:r>
+        <w:rPr>
+          <w:b/>
+        </w:rPr>
+        <w:t>evidence</w:t>
+      </w:r>
+      <w:r>
+        <w:rPr>
+          <w:b w:val="0"/>
+        </w:rPr>
+        <w:t xml:space="preserve"> and clear handling of rejected cases.</w:t>
+      </w:r>
+    </w:p>
+    <w:p>
+      <w:pPr>
+        <w:spacing w:line="336" w:lineRule="auto" w:after="180"/>
+        <w:shd w:fill="F5F1FB"/>
+      </w:pPr>
+      <w:r>
+        <w:rPr>
+          <w:b w:val="0"/>
+        </w:rPr>
+        <w:t>Explain the case, then point to a limit on the claim.</w:t>
+      </w:r>
+    </w:p>
+    <w:p>
+      <w:pPr>
+        <w:pStyle w:val="Heading3"/>
+      </w:pPr>
+      <w:r>
+        <w:t>Discuss while showing the picture</w:t>
+      </w:r>
+    </w:p>
+    <w:p>
+      <w:pPr>
+        <w:spacing w:line="336" w:lineRule="auto" w:after="180"/>
+        <w:shd w:fill="F1F6F8"/>
+      </w:pPr>
+      <w:r>
+        <w:rPr>
+          <w:b w:val="0"/>
+        </w:rPr>
+        <w:t>Teacher prompt: Explain the case, then point to a limit on the claim. Ask learners to describe one label or arrow in ordinary words. Use the adjacent transcript if the image is difficult to see.</w:t>
+      </w:r>
+    </w:p>
+    <w:p>
+      <w:pPr>
+        <w:spacing w:line="336" w:lineRule="auto" w:after="180"/>
+        <w:shd w:fill="F1F6F8"/>
+      </w:pPr>
+      <w:r>
+        <w:rPr>
+          <w:b w:val="0"/>
+        </w:rPr>
+        <w:t xml:space="preserve">Keep the stated scope: Supplied scores are not proven calibrated. Review policies need representative held-out </w:t>
+      </w:r>
+      <w:r>
+        <w:rPr>
+          <w:b/>
+        </w:rPr>
+        <w:t>evidence</w:t>
+      </w:r>
+      <w:r>
+        <w:rPr>
+          <w:b w:val="0"/>
+        </w:rPr>
+        <w:t xml:space="preserve"> and clear handling of rejected cases.</w:t>
+      </w:r>
+    </w:p>
+    <w:p>
+      <w:pPr>
+        <w:pStyle w:val="Heading3"/>
+      </w:pPr>
+      <w:r>
+        <w:t>06. Make the idea visible in your project</w:t>
+      </w:r>
+    </w:p>
+    <w:p>
+      <w:r>
+        <w:drawing>
+          <wp:inline xmlns:a="http://schemas.openxmlformats.org/drawingml/2006/main" xmlns:pic="http://schemas.openxmlformats.org/drawingml/2006/picture">
+            <wp:extent cx="5486400" cy="3681984"/>
+            <wp:docPr id="8" name="Picture 8" descr="For your Image-pattern Network Investigation, save the input, procedure, observed result and limitation of this check. Label this worked example as practice; use a different, previously unreviewed case when checking independent understanding. Draw your input, deciding step, result and limit. Supported question: What is C’s positive-class probability and chosen-label confidence? Point to the relevant step in the picture, then write the changed result and the rule or evidence that supports it."/>
+            <wp:cNvGraphicFramePr>
+              <a:graphicFrameLocks noChangeAspect="1"/>
+            </wp:cNvGraphicFramePr>
+            <a:graphic>
+              <a:graphicData uri="http://schemas.openxmlformats.org/drawingml/2006/picture">
+                <pic:pic>
+                  <pic:nvPicPr>
+                    <pic:cNvPr id="0" name="academy-story-ai-5-29-06.png"/>
+                    <pic:cNvPicPr/>
+                  </pic:nvPicPr>
+                  <pic:blipFill>
+                    <a:blip r:embed="rId16"/>
+                    <a:stretch>
+                      <a:fillRect/>
+                    </a:stretch>
+                  </pic:blipFill>
+                  <pic:spPr>
+                    <a:xfrm>
+                      <a:off x="0" y="0"/>
+                      <a:ext cx="5486400" cy="3681984"/>
+                    </a:xfrm>
+                    <a:prstGeom prst="rect"/>
+                  </pic:spPr>
+                </pic:pic>
+              </a:graphicData>
+            </a:graphic>
+          </wp:inline>
+        </w:drawing>
+      </w:r>
+    </w:p>
+    <w:p>
+      <w:pPr>
+        <w:spacing w:line="336" w:lineRule="auto" w:after="180"/>
+      </w:pPr>
+      <w:r>
+        <w:rPr>
+          <w:b w:val="0"/>
+        </w:rPr>
+        <w:t xml:space="preserve">For your Image-pattern Network Investigation, save the </w:t>
+      </w:r>
+      <w:r>
+        <w:rPr>
+          <w:b/>
+        </w:rPr>
+        <w:t>input</w:t>
+      </w:r>
+      <w:r>
+        <w:rPr>
+          <w:b w:val="0"/>
+        </w:rPr>
+        <w:t>, procedure, observed result and limitation of this check.</w:t>
+      </w:r>
+    </w:p>
+    <w:p>
+      <w:pPr>
+        <w:spacing w:line="336" w:lineRule="auto" w:after="180"/>
+      </w:pPr>
+      <w:r>
+        <w:rPr>
+          <w:b w:val="0"/>
+        </w:rPr>
+        <w:t xml:space="preserve">Label this worked example as practice; use a different, previously unreviewed case when checking independent understanding. Draw your </w:t>
+      </w:r>
+      <w:r>
+        <w:rPr>
+          <w:b/>
+        </w:rPr>
+        <w:t>input</w:t>
+      </w:r>
+      <w:r>
+        <w:rPr>
+          <w:b w:val="0"/>
+        </w:rPr>
+        <w:t>, deciding step, result and limit.</w:t>
+      </w:r>
+    </w:p>
+    <w:p>
+      <w:pPr>
+        <w:spacing w:line="336" w:lineRule="auto" w:after="180"/>
+      </w:pPr>
+      <w:r>
+        <w:rPr>
+          <w:b w:val="0"/>
+        </w:rPr>
+        <w:t xml:space="preserve">Supported question: What is C’s positive-class probability and chosen-label confidence? Point to the relevant step in the picture, then write the changed result and the rule or </w:t>
+      </w:r>
+      <w:r>
+        <w:rPr>
+          <w:b/>
+        </w:rPr>
+        <w:t>evidence</w:t>
+      </w:r>
+      <w:r>
+        <w:rPr>
+          <w:b w:val="0"/>
+        </w:rPr>
+        <w:t xml:space="preserve"> that supports it.</w:t>
+      </w:r>
+    </w:p>
+    <w:p>
+      <w:pPr>
+        <w:spacing w:line="336" w:lineRule="auto" w:after="180"/>
+        <w:shd w:fill="F5F1FB"/>
+      </w:pPr>
+      <w:r>
+        <w:rPr>
+          <w:b w:val="0"/>
+        </w:rPr>
+        <w:t xml:space="preserve">Draw your project trace and justify the deciding step using </w:t>
+      </w:r>
+      <w:r>
+        <w:rPr>
+          <w:b/>
+        </w:rPr>
+        <w:t>evidence</w:t>
+      </w:r>
+      <w:r>
+        <w:rPr>
+          <w:b w:val="0"/>
+        </w:rPr>
+        <w:t>.</w:t>
+      </w:r>
+    </w:p>
+    <w:p>
+      <w:pPr>
+        <w:pStyle w:val="Heading3"/>
+      </w:pPr>
+      <w:r>
+        <w:t>Discuss while showing the picture</w:t>
+      </w:r>
+    </w:p>
+    <w:p>
+      <w:pPr>
+        <w:spacing w:line="336" w:lineRule="auto" w:after="180"/>
+        <w:shd w:fill="F1F6F8"/>
+      </w:pPr>
+      <w:r>
+        <w:rPr>
+          <w:b w:val="0"/>
+        </w:rPr>
+        <w:t xml:space="preserve">Teacher prompt: Draw your project trace and justify the deciding step using </w:t>
+      </w:r>
+      <w:r>
+        <w:rPr>
+          <w:b/>
+        </w:rPr>
+        <w:t>evidence</w:t>
+      </w:r>
+      <w:r>
+        <w:rPr>
+          <w:b w:val="0"/>
+        </w:rPr>
+        <w:t>. Ask learners to describe one label or arrow in ordinary words. Use the adjacent transcript if the image is difficult to see.</w:t>
+      </w:r>
+    </w:p>
+    <w:p>
+      <w:pPr>
+        <w:spacing w:line="336" w:lineRule="auto" w:after="180"/>
+        <w:shd w:fill="F1F6F8"/>
+      </w:pPr>
+      <w:r>
+        <w:rPr>
+          <w:b w:val="0"/>
+        </w:rPr>
+        <w:t xml:space="preserve">Supported practice key: p(class 1)=0.2; predicted class 0 has selected-label confidence 0.8. These quantities answer different questions. Changed-case check: Only A is accepted: accuracy 0/1, </w:t>
+      </w:r>
+      <w:r>
+        <w:rPr>
+          <w:b/>
+        </w:rPr>
+        <w:t>coverage</w:t>
+      </w:r>
+      <w:r>
+        <w:rPr>
+          <w:b w:val="0"/>
+        </w:rPr>
+        <w:t xml:space="preserve"> 1/3.</w:t>
+      </w:r>
+    </w:p>
+    <w:p>
+      <w:pPr>
+        <w:spacing w:line="336" w:lineRule="auto" w:after="180"/>
+        <w:shd w:fill="F1F6F8"/>
+      </w:pPr>
+      <w:r>
+        <w:rPr>
+          <w:b w:val="0"/>
+        </w:rPr>
+        <w:t>The most confident supplied case is wrong; a stricter cutoff is not guaranteed to improve this set’s accuracy.</w:t>
       </w:r>
     </w:p>
     <w:sectPr>

--- a/downloads/teacher/ai-5-week-29.docx
+++ b/downloads/teacher/ai-5-week-29.docx
@@ -137,7 +137,7 @@
           </w:tcPr>
           <w:p>
             <w:r>
-              <w:t>Sections 1–6; record the brief recall in the workbook.</w:t>
+              <w:t>Use Your mission, Notice the evidence, See how it works, Words that unlock the idea and Follow a worked example; record recall in the workbook.</w:t>
             </w:r>
           </w:p>
         </w:tc>
@@ -169,7 +169,7 @@
           </w:tcPr>
           <w:p>
             <w:r>
-              <w:t>Sections 7–10; use the matching workbook W2 and misconception check.</w:t>
+              <w:t>Use Find and repair a mistake, Practise together and Build your understanding; use the matching workbook W2 and Individual reasoning check.</w:t>
             </w:r>
           </w:p>
         </w:tc>
@@ -201,7 +201,7 @@
           </w:tcPr>
           <w:p>
             <w:r>
-              <w:t>Sections 9 and 11–14. Give extra time to finish the full task set; use Section 15 when the week includes a coding lab.</w:t>
+              <w:t>Use Run the investigation, Connect your project and Try a new case independently. Allow extra time for the full task set. When code is supplied, use the examples in See how it works or Follow a worked example and the browser lab in Supported practice, repair and portfolio.</w:t>
             </w:r>
           </w:p>
         </w:tc>
@@ -439,7 +439,7 @@
         <w:rPr>
           <w:b w:val="0"/>
         </w:rPr>
-        <w:t xml:space="preserve">Use two 45-minute sessions. These are supplied classifier </w:t>
+        <w:t xml:space="preserve">For the compact alternative schedule, use two 45-minute sessions. These are supplied classifier </w:t>
       </w:r>
       <w:r>
         <w:rPr>
@@ -2288,7 +2288,7 @@
         <w:rPr>
           <w:b w:val="0"/>
         </w:rPr>
-        <w:t xml:space="preserve">Use the worked example in Sections 3 and 6. Collect a </w:t>
+        <w:t xml:space="preserve">Use See how it works and Follow a worked example. Collect a </w:t>
       </w:r>
       <w:r>
         <w:rPr>
@@ -2700,7 +2700,7 @@
         <w:rPr>
           <w:b w:val="0"/>
         </w:rPr>
-        <w:t xml:space="preserve">Use Section 9 for the </w:t>
+        <w:t xml:space="preserve">Use Run the investigation for the </w:t>
       </w:r>
       <w:r>
         <w:rPr>
@@ -4431,7 +4431,7 @@
           </w:tcPr>
           <w:p>
             <w:r>
-              <w:t>Sections 1–6; record the brief recall in the workbook.</w:t>
+              <w:t>Use Your mission, Notice the evidence, See how it works, Words that unlock the idea and Follow a worked example; record recall in the workbook.</w:t>
             </w:r>
           </w:p>
         </w:tc>
@@ -4463,7 +4463,7 @@
           </w:tcPr>
           <w:p>
             <w:r>
-              <w:t>Sections 7–10; use the matching workbook W2 and misconception check.</w:t>
+              <w:t>Use Find and repair a mistake, Practise together and Build your understanding; use the matching workbook W2 and Individual reasoning check.</w:t>
             </w:r>
           </w:p>
         </w:tc>
@@ -4495,7 +4495,7 @@
           </w:tcPr>
           <w:p>
             <w:r>
-              <w:t>Sections 9 and 11–14. Give extra time to finish the full task set; use Section 15 when the week includes a coding lab.</w:t>
+              <w:t>Use Run the investigation, Connect your project and Try a new case independently. Allow extra time for the full task set. When code is supplied, use the examples in See how it works or Follow a worked example and the browser lab in Supported practice, repair and portfolio.</w:t>
             </w:r>
           </w:p>
         </w:tc>

--- a/downloads/teacher/ai-5-week-29.docx
+++ b/downloads/teacher/ai-5-week-29.docx
@@ -25,20 +25,38 @@
         <w:pStyle w:val="Heading1"/>
       </w:pPr>
       <w:r>
-        <w:t>01. Prepare the purpose, prerequisites and materials</w:t>
+        <w:t>Make every claim name its evidence and denominator.</w:t>
       </w:r>
     </w:p>
     <w:p>
       <w:r>
-        <w:t>Prepare Uncertainty and failure analysis: check the target, prerequisites, resources and adaptable teaching schedule.</w:t>
+        <w:t>Use checked ledgers, no-acceptance cases and a stricter-cutoff counterexample.</w:t>
       </w:r>
     </w:p>
     <w:p>
-      <w:pPr>
-        <w:pStyle w:val="Heading3"/>
-      </w:pPr>
-      <w:r>
-        <w:t>Teach the learning cycle</w:t>
+      <w:r>
+        <w:t>Model decisions → diagnose reasoning → assess new outputs → revisit a controlled failure investigation.</w:t>
+      </w:r>
+    </w:p>
+    <w:p>
+      <w:pPr>
+        <w:pStyle w:val="Heading1"/>
+      </w:pPr>
+      <w:r>
+        <w:t>01. Prepare the connected mathematical investigation</w:t>
+      </w:r>
+    </w:p>
+    <w:p>
+      <w:r>
+        <w:t>Keep explanation,shared practice and independent evidence distinct.</w:t>
+      </w:r>
+    </w:p>
+    <w:p>
+      <w:pPr>
+        <w:pStyle w:val="Heading2"/>
+      </w:pPr>
+      <w:r>
+        <w:t>Target and main teaching plan</w:t>
       </w:r>
     </w:p>
     <w:p>
@@ -243,18 +261,21 @@
     </w:p>
     <w:p>
       <w:pPr>
-        <w:pStyle w:val="Heading3"/>
-      </w:pPr>
-      <w:r>
-        <w:t>Retrieval answer guidance</w:t>
+        <w:pStyle w:val="Heading2"/>
+      </w:pPr>
+      <w:r>
+        <w:t>Preparation and prerequisite</w:t>
       </w:r>
     </w:p>
     <w:p>
       <w:pPr>
-        <w:pStyle w:val="Heading3"/>
-      </w:pPr>
-      <w:r>
-        <w:t>Transfer learning</w:t>
+        <w:spacing w:line="336" w:lineRule="auto" w:after="180"/>
+      </w:pPr>
+      <w:r>
+        <w:rPr>
+          <w:b w:val="0"/>
+        </w:rPr>
+        <w:t>Printed lesson and workbook; paper and pencil</w:t>
       </w:r>
     </w:p>
     <w:p>
@@ -265,7 +286,7 @@
         <w:rPr>
           <w:b w:val="0"/>
         </w:rPr>
-        <w:t>Without opening the old lesson, explain one key idea from Transfer learning. Give an example and a mistake that the idea helps you avoid.</w:t>
+        <w:t>Calculator and optional local Python 3 editor; no packages or AI accounts needed</w:t>
       </w:r>
     </w:p>
     <w:p>
@@ -276,19 +297,7 @@
         <w:rPr>
           <w:b w:val="0"/>
         </w:rPr>
-        <w:t xml:space="preserve">Look for: Trace a reused feature extractor and a newly fitted </w:t>
-      </w:r>
-      <w:r>
-        <w:rPr>
-          <w:b/>
-        </w:rPr>
-        <w:t>output</w:t>
-      </w:r>
-      <w:r>
-        <w:rPr>
-          <w:b w:val="0"/>
-        </w:rPr>
-        <w:t xml:space="preserve"> head</w:t>
+        <w:t>Use the fictional examples supplied; prepare the fresh retry before class</w:t>
       </w:r>
     </w:p>
     <w:p>
@@ -299,38 +308,50 @@
         <w:rPr>
           <w:b w:val="0"/>
         </w:rPr>
-        <w:t>Reference example, not the only acceptable wording: Teacher explanation: The extractor gives h = 6 and the head predicts 1.</w:t>
+        <w:t xml:space="preserve">Two constructed cases provide very limited </w:t>
+      </w:r>
+      <w:r>
+        <w:rPr>
+          <w:b/>
+        </w:rPr>
+        <w:t>evidence</w:t>
+      </w:r>
+      <w:r>
+        <w:rPr>
+          <w:b w:val="0"/>
+        </w:rPr>
+        <w:t xml:space="preserve">. New </w:t>
+      </w:r>
+      <w:r>
+        <w:rPr>
+          <w:b/>
+        </w:rPr>
+        <w:t>input</w:t>
+      </w:r>
+      <w:r>
+        <w:rPr>
+          <w:b w:val="0"/>
+        </w:rPr>
+        <w:t>s can differ, and validation used to choose settings is not untouched final evaluation. Performance needs representative independent testing.</w:t>
       </w:r>
     </w:p>
     <w:p>
       <w:pPr>
-        <w:spacing w:line="336" w:lineRule="auto" w:after="180"/>
-      </w:pPr>
-      <w:r>
-        <w:rPr>
-          <w:b w:val="0"/>
-        </w:rPr>
-        <w:t xml:space="preserve">Weights [1, 1] and bias 0 stay frozen; only the threshold is fitted. h is a nonnegative sum of counts, with no probability mapping or </w:t>
-      </w:r>
-      <w:r>
-        <w:rPr>
-          <w:b/>
-        </w:rPr>
-        <w:t>calibration</w:t>
-      </w:r>
-      <w:r>
-        <w:rPr>
-          <w:b w:val="0"/>
-        </w:rPr>
-        <w:t>.</w:t>
+        <w:pStyle w:val="Heading2"/>
+      </w:pPr>
+      <w:r>
+        <w:t>Opening retrieval</w:t>
       </w:r>
     </w:p>
     <w:p>
       <w:pPr>
-        <w:pStyle w:val="Heading3"/>
-      </w:pPr>
-      <w:r>
-        <w:t>Embeddings and neighbourhoods</w:t>
+        <w:spacing w:line="336" w:lineRule="auto" w:after="180"/>
+      </w:pPr>
+      <w:r>
+        <w:rPr>
+          <w:b w:val="0"/>
+        </w:rPr>
+        <w:t>Without opening the old lesson, explain one key idea from Transfer learning. Give an example and a mistake that the idea helps you avoid.</w:t>
       </w:r>
     </w:p>
     <w:p>
@@ -341,7 +362,19 @@
         <w:rPr>
           <w:b w:val="0"/>
         </w:rPr>
-        <w:t>Without opening the old lesson, explain one key idea from Embeddings and neighbourhoods. Give an example and a mistake that the idea helps you avoid.</w:t>
+        <w:t xml:space="preserve">Look for: Trace a reused feature extractor and a newly fitted </w:t>
+      </w:r>
+      <w:r>
+        <w:rPr>
+          <w:b/>
+        </w:rPr>
+        <w:t>output</w:t>
+      </w:r>
+      <w:r>
+        <w:rPr>
+          <w:b w:val="0"/>
+        </w:rPr>
+        <w:t xml:space="preserve"> head</w:t>
       </w:r>
     </w:p>
     <w:p>
@@ -352,7 +385,7 @@
         <w:rPr>
           <w:b w:val="0"/>
         </w:rPr>
-        <w:t>Look for: Look up a vector using a token ID and preserve sequence shape</w:t>
+        <w:t>Reference example, not the only acceptable wording: Teacher explanation: The extractor gives h = 6 and the head predicts 1.</w:t>
       </w:r>
     </w:p>
     <w:p>
@@ -363,15 +396,30 @@
         <w:rPr>
           <w:b w:val="0"/>
         </w:rPr>
-        <w:t>Reference example, not the only acceptable wording: Teacher explanation: Vectors are [[1, 1], [0, 1], [0, 2], [0, 0]], mask [1, 1, 1, 0] and shape 4 by 2.</w:t>
+        <w:t xml:space="preserve">Weights [1, 1] and bias 0 stay frozen; only the threshold is fitted. h is a nonnegative sum of counts, with no probability mapping or </w:t>
+      </w:r>
+      <w:r>
+        <w:rPr>
+          <w:b/>
+        </w:rPr>
+        <w:t>calibration</w:t>
+      </w:r>
+      <w:r>
+        <w:rPr>
+          <w:b w:val="0"/>
+        </w:rPr>
+        <w:t>.</w:t>
       </w:r>
     </w:p>
     <w:p>
       <w:pPr>
-        <w:pStyle w:val="Heading3"/>
-      </w:pPr>
-      <w:r>
-        <w:t>Training a small image model</w:t>
+        <w:spacing w:line="336" w:lineRule="auto" w:after="180"/>
+      </w:pPr>
+      <w:r>
+        <w:rPr>
+          <w:b w:val="0"/>
+        </w:rPr>
+        <w:t>Without opening the old lesson, explain one key idea from Embeddings and neighbourhoods. Give an example and a mistake that the idea helps you avoid.</w:t>
       </w:r>
     </w:p>
     <w:p>
@@ -382,19 +430,7 @@
         <w:rPr>
           <w:b w:val="0"/>
         </w:rPr>
-        <w:t xml:space="preserve">Without opening the old lesson, explain one key idea from </w:t>
-      </w:r>
-      <w:r>
-        <w:rPr>
-          <w:b/>
-        </w:rPr>
-        <w:t>Training</w:t>
-      </w:r>
-      <w:r>
-        <w:rPr>
-          <w:b w:val="0"/>
-        </w:rPr>
-        <w:t xml:space="preserve"> a small image model. Give an example and a mistake that the idea helps you avoid.</w:t>
+        <w:t>Look for: Look up a vector using a token ID and preserve sequence shape</w:t>
       </w:r>
     </w:p>
     <w:p>
@@ -405,7 +441,7 @@
         <w:rPr>
           <w:b w:val="0"/>
         </w:rPr>
-        <w:t>Look for: Trace a complete image model with fixed features and one trained weight</w:t>
+        <w:t>Reference example, not the only acceptable wording: Teacher explanation: Vectors are [[1, 1], [0, 1], [0, 2], [0, 0]], mask [1, 1, 1, 0] and shape 4 by 2.</w:t>
       </w:r>
     </w:p>
     <w:p>
@@ -416,19 +452,19 @@
         <w:rPr>
           <w:b w:val="0"/>
         </w:rPr>
-        <w:t xml:space="preserve">Reference example, not the only acceptable wording: Teacher explanation: d = 2, h1 = 2 and h2 = 0. Score is 0.9, </w:t>
+        <w:t xml:space="preserve">Without opening the old lesson, explain one key idea from </w:t>
       </w:r>
       <w:r>
         <w:rPr>
           <w:b/>
         </w:rPr>
-        <w:t>prediction</w:t>
+        <w:t>Training</w:t>
       </w:r>
       <w:r>
         <w:rPr>
           <w:b w:val="0"/>
         </w:rPr>
-        <w:t xml:space="preserve"> class 1 and squared error (0.9 - 1) squared = 0.01.</w:t>
+        <w:t xml:space="preserve"> a small image model. Give an example and a mistake that the idea helps you avoid.</w:t>
       </w:r>
     </w:p>
     <w:p>
@@ -439,31 +475,7 @@
         <w:rPr>
           <w:b w:val="0"/>
         </w:rPr>
-        <w:t xml:space="preserve">For the compact alternative schedule, use two 45-minute sessions. These are supplied classifier </w:t>
-      </w:r>
-      <w:r>
-        <w:rPr>
-          <w:b/>
-        </w:rPr>
-        <w:t>output</w:t>
-      </w:r>
-      <w:r>
-        <w:rPr>
-          <w:b w:val="0"/>
-        </w:rPr>
-        <w:t xml:space="preserve">s for arithmetic and reasoning, not calibrated probabilities from a trained model. Keep overall accuracy, accepted-case accuracy and </w:t>
-      </w:r>
-      <w:r>
-        <w:rPr>
-          <w:b/>
-        </w:rPr>
-        <w:t>coverage</w:t>
-      </w:r>
-      <w:r>
-        <w:rPr>
-          <w:b w:val="0"/>
-        </w:rPr>
-        <w:t xml:space="preserve"> visible together.</w:t>
+        <w:t>Look for: Trace a complete image model with fixed features and one trained weight</w:t>
       </w:r>
     </w:p>
     <w:p>
@@ -474,15 +486,27 @@
         <w:rPr>
           <w:b w:val="0"/>
         </w:rPr>
-        <w:t>Do not imply that review guarantees correction or that model confidence diagnoses the cause of uncertainty.</w:t>
+        <w:t xml:space="preserve">Reference example, not the only acceptable wording: Teacher explanation: d = 2, h1 = 2 and h2 = 0. Score is 0.9, </w:t>
+      </w:r>
+      <w:r>
+        <w:rPr>
+          <w:b/>
+        </w:rPr>
+        <w:t>prediction</w:t>
+      </w:r>
+      <w:r>
+        <w:rPr>
+          <w:b w:val="0"/>
+        </w:rPr>
+        <w:t xml:space="preserve"> class 1 and squared error (0.9 - 1) squared = 0.01.</w:t>
       </w:r>
     </w:p>
     <w:p>
       <w:pPr>
-        <w:pStyle w:val="Heading3"/>
-      </w:pPr>
-      <w:r>
-        <w:t>Outcomes</w:t>
+        <w:pStyle w:val="Heading2"/>
+      </w:pPr>
+      <w:r>
+        <w:t>Pictured end goal</w:t>
       </w:r>
     </w:p>
     <w:p>
@@ -493,53 +517,23 @@
         <w:rPr>
           <w:b w:val="0"/>
         </w:rPr>
-        <w:t xml:space="preserve">Distinguish a predicted class, </w:t>
-      </w:r>
-      <w:r>
-        <w:rPr>
-          <w:b/>
-        </w:rPr>
-        <w:t>confidence score</w:t>
-      </w:r>
-      <w:r>
-        <w:rPr>
-          <w:b w:val="0"/>
-        </w:rPr>
-        <w:t xml:space="preserve"> and observed correctness</w:t>
+        <w:t>By the end, I can explain uncertainty and failure analysis using a traced example and a stated limitation.</w:t>
       </w:r>
     </w:p>
     <w:p>
       <w:pPr>
-        <w:spacing w:line="336" w:lineRule="auto" w:after="180"/>
-      </w:pPr>
-      <w:r>
-        <w:rPr>
-          <w:b w:val="0"/>
-        </w:rPr>
-        <w:t xml:space="preserve">Calculate accuracy and </w:t>
-      </w:r>
-      <w:r>
-        <w:rPr>
-          <w:b/>
-        </w:rPr>
-        <w:t>coverage</w:t>
-      </w:r>
-      <w:r>
-        <w:rPr>
-          <w:b w:val="0"/>
-        </w:rPr>
-        <w:t xml:space="preserve"> for a review policy</w:t>
+        <w:pStyle w:val="Heading2"/>
+      </w:pPr>
+      <w:r>
+        <w:t>Earlier wording, alternatives and picture transcripts · reference / check after trying</w:t>
       </w:r>
     </w:p>
     <w:p>
       <w:pPr>
-        <w:spacing w:line="336" w:lineRule="auto" w:after="180"/>
-      </w:pPr>
-      <w:r>
-        <w:rPr>
-          <w:b w:val="0"/>
-        </w:rPr>
-        <w:t>Investigate failure patterns without claiming an untested cause</w:t>
+        <w:pStyle w:val="Heading3"/>
+      </w:pPr>
+      <w:r>
+        <w:t>Teach the learning cycle</w:t>
       </w:r>
     </w:p>
     <w:p>
@@ -547,48 +541,66 @@
         <w:pStyle w:val="Heading3"/>
       </w:pPr>
       <w:r>
-        <w:t>Preparation</w:t>
+        <w:t>Retrieval answer guidance</w:t>
       </w:r>
     </w:p>
     <w:p>
       <w:pPr>
-        <w:spacing w:line="336" w:lineRule="auto" w:after="180"/>
-      </w:pPr>
-      <w:r>
-        <w:rPr>
-          <w:b w:val="0"/>
-        </w:rPr>
-        <w:t>Printed lesson and workbook; paper and pencil</w:t>
+        <w:pStyle w:val="Heading3"/>
+      </w:pPr>
+      <w:r>
+        <w:t>Transfer learning</w:t>
       </w:r>
     </w:p>
     <w:p>
       <w:pPr>
-        <w:spacing w:line="336" w:lineRule="auto" w:after="180"/>
-      </w:pPr>
-      <w:r>
-        <w:rPr>
-          <w:b w:val="0"/>
-        </w:rPr>
-        <w:t>Calculator and optional local Python 3 editor; no packages or AI accounts needed</w:t>
+        <w:pStyle w:val="Heading3"/>
+      </w:pPr>
+      <w:r>
+        <w:t>Embeddings and neighbourhoods</w:t>
       </w:r>
     </w:p>
     <w:p>
       <w:pPr>
-        <w:spacing w:line="336" w:lineRule="auto" w:after="180"/>
-      </w:pPr>
-      <w:r>
-        <w:rPr>
-          <w:b w:val="0"/>
-        </w:rPr>
-        <w:t>Use the fictional examples supplied; prepare the fresh retry before class</w:t>
+        <w:pStyle w:val="Heading3"/>
+      </w:pPr>
+      <w:r>
+        <w:t>Training a small image model</w:t>
       </w:r>
     </w:p>
     <w:p>
       <w:pPr>
-        <w:pStyle w:val="Heading3"/>
-      </w:pPr>
-      <w:r>
-        <w:t>Prerequisite answer</w:t>
+        <w:spacing w:line="336" w:lineRule="auto" w:after="180"/>
+      </w:pPr>
+      <w:r>
+        <w:rPr>
+          <w:b w:val="0"/>
+        </w:rPr>
+        <w:t xml:space="preserve">For the compact alternative schedule, use two 45-minute sessions. These are supplied classifier </w:t>
+      </w:r>
+      <w:r>
+        <w:rPr>
+          <w:b/>
+        </w:rPr>
+        <w:t>output</w:t>
+      </w:r>
+      <w:r>
+        <w:rPr>
+          <w:b w:val="0"/>
+        </w:rPr>
+        <w:t xml:space="preserve">s for arithmetic and reasoning, not calibrated probabilities from a trained model. Keep overall accuracy, accepted-case accuracy and </w:t>
+      </w:r>
+      <w:r>
+        <w:rPr>
+          <w:b/>
+        </w:rPr>
+        <w:t>coverage</w:t>
+      </w:r>
+      <w:r>
+        <w:rPr>
+          <w:b w:val="0"/>
+        </w:rPr>
+        <w:t xml:space="preserve"> visible together.</w:t>
       </w:r>
     </w:p>
     <w:p>
@@ -599,31 +611,7 @@
         <w:rPr>
           <w:b w:val="0"/>
         </w:rPr>
-        <w:t xml:space="preserve">Two constructed cases provide very limited </w:t>
-      </w:r>
-      <w:r>
-        <w:rPr>
-          <w:b/>
-        </w:rPr>
-        <w:t>evidence</w:t>
-      </w:r>
-      <w:r>
-        <w:rPr>
-          <w:b w:val="0"/>
-        </w:rPr>
-        <w:t xml:space="preserve">. New </w:t>
-      </w:r>
-      <w:r>
-        <w:rPr>
-          <w:b/>
-        </w:rPr>
-        <w:t>input</w:t>
-      </w:r>
-      <w:r>
-        <w:rPr>
-          <w:b w:val="0"/>
-        </w:rPr>
-        <w:t>s can differ, and validation used to choose settings is not untouched final evaluation. Performance needs representative independent testing.</w:t>
+        <w:t>Do not imply that review guarantees correction or that model confidence diagnoses the cause of uncertainty.</w:t>
       </w:r>
     </w:p>
     <w:p>
@@ -631,7 +619,7 @@
         <w:pStyle w:val="Heading3"/>
       </w:pPr>
       <w:r>
-        <w:t>End goal for the pictorial case</w:t>
+        <w:t>Outcomes</w:t>
       </w:r>
     </w:p>
     <w:p>
@@ -642,7 +630,19 @@
         <w:rPr>
           <w:b w:val="0"/>
         </w:rPr>
-        <w:t>By the end, I can explain uncertainty and failure analysis using a traced example and a stated limitation.</w:t>
+        <w:t xml:space="preserve">Distinguish a predicted class, </w:t>
+      </w:r>
+      <w:r>
+        <w:rPr>
+          <w:b/>
+        </w:rPr>
+        <w:t>confidence score</w:t>
+      </w:r>
+      <w:r>
+        <w:rPr>
+          <w:b w:val="0"/>
+        </w:rPr>
+        <w:t xml:space="preserve"> and observed correctness</w:t>
       </w:r>
     </w:p>
     <w:p>
@@ -653,20 +653,38 @@
         <w:rPr>
           <w:b w:val="0"/>
         </w:rPr>
-        <w:t>This added worked case illustrates the week’s main idea. Retain all original and connected topics; schedule its practice within the teaching cycle.</w:t>
+        <w:t xml:space="preserve">Calculate accuracy and </w:t>
+      </w:r>
+      <w:r>
+        <w:rPr>
+          <w:b/>
+        </w:rPr>
+        <w:t>coverage</w:t>
+      </w:r>
+      <w:r>
+        <w:rPr>
+          <w:b w:val="0"/>
+        </w:rPr>
+        <w:t xml:space="preserve"> for a review policy</w:t>
       </w:r>
     </w:p>
     <w:p>
       <w:pPr>
-        <w:pStyle w:val="Heading1"/>
-      </w:pPr>
-      <w:r>
-        <w:t>02. Explain and model the mechanism</w:t>
+        <w:spacing w:line="336" w:lineRule="auto" w:after="180"/>
+      </w:pPr>
+      <w:r>
+        <w:rPr>
+          <w:b w:val="0"/>
+        </w:rPr>
+        <w:t>Investigate failure patterns without claiming an untested cause</w:t>
       </w:r>
     </w:p>
     <w:p>
-      <w:r>
-        <w:t>Model Uncertainty and failure analysis using the supplied case, labelled mechanism and reasoning. Make the scope of each conclusion explicit.</w:t>
+      <w:pPr>
+        <w:pStyle w:val="Heading3"/>
+      </w:pPr>
+      <w:r>
+        <w:t>Preparation</w:t>
       </w:r>
     </w:p>
     <w:p>
@@ -674,30 +692,15 @@
         <w:pStyle w:val="Heading3"/>
       </w:pPr>
       <w:r>
-        <w:t>Explain Uncertainty and failure analysis · 1</w:t>
+        <w:t>Prerequisite answer</w:t>
       </w:r>
     </w:p>
     <w:p>
       <w:pPr>
-        <w:spacing w:line="336" w:lineRule="auto" w:after="180"/>
-      </w:pPr>
-      <w:r>
-        <w:rPr>
-          <w:b w:val="0"/>
-        </w:rPr>
-        <w:t xml:space="preserve">A model can be confidently wrong. Use these supplied </w:t>
-      </w:r>
-      <w:r>
-        <w:rPr>
-          <w:b/>
-        </w:rPr>
-        <w:t>output</w:t>
-      </w:r>
-      <w:r>
-        <w:rPr>
-          <w:b w:val="0"/>
-        </w:rPr>
-        <w:t>s for a fictional image classifier: class 1 means a triangle is present; class 0 means it is absent.</w:t>
+        <w:pStyle w:val="Heading3"/>
+      </w:pPr>
+      <w:r>
+        <w:t>End goal for the pictorial case</w:t>
       </w:r>
     </w:p>
     <w:p>
@@ -708,64 +711,28 @@
         <w:rPr>
           <w:b w:val="0"/>
         </w:rPr>
-        <w:t>The values p1 are probability estimates for class 1, invented for this exercise rather than produced by a trained model. Predict 1 when p1 &gt;= 0.5 and 0 otherwise. The selected-class confidence is max(p1, 1 - p1).</w:t>
+        <w:t>This added worked case illustrates the week’s main idea. Retain all original and connected topics; schedule its practice within the teaching cycle.</w:t>
       </w:r>
     </w:p>
     <w:p>
       <w:pPr>
-        <w:spacing w:line="336" w:lineRule="auto" w:after="180"/>
-      </w:pPr>
-      <w:r>
-        <w:rPr>
-          <w:b w:val="0"/>
-        </w:rPr>
-        <w:t>A predicts 1 with confidence 0.95 and is correct. F predicts 0 with confidence 0.90 and is wrong: p1 = 0.10 is not low confidence in the selected class.</w:t>
+        <w:pStyle w:val="Heading1"/>
+      </w:pPr>
+      <w:r>
+        <w:t>02. Teach scores, decisions and evidence as different quantities</w:t>
       </w:r>
     </w:p>
     <w:p>
-      <w:pPr>
-        <w:spacing w:line="336" w:lineRule="auto" w:after="180"/>
-      </w:pPr>
-      <w:r>
-        <w:rPr>
-          <w:b w:val="0"/>
-        </w:rPr>
-        <w:t>Reference labels are supplied for this exercise; real investigations must check their quality too.</w:t>
+      <w:r>
+        <w:t>Check every denominator and keep the two supplied datasets separate.</w:t>
       </w:r>
     </w:p>
     <w:p>
       <w:pPr>
-        <w:spacing w:line="336" w:lineRule="auto" w:after="180"/>
-      </w:pPr>
-      <w:r>
-        <w:rPr>
-          <w:b w:val="0"/>
-        </w:rPr>
-        <w:t xml:space="preserve">A score alone cannot establish reliability. </w:t>
-      </w:r>
-      <w:r>
-        <w:rPr>
-          <w:b/>
-        </w:rPr>
-        <w:t>Calibration</w:t>
-      </w:r>
-      <w:r>
-        <w:rPr>
-          <w:b w:val="0"/>
-        </w:rPr>
-        <w:t xml:space="preserve"> asks whether, across many comparable cases, </w:t>
-      </w:r>
-      <w:r>
-        <w:rPr>
-          <w:b/>
-        </w:rPr>
-        <w:t>prediction</w:t>
-      </w:r>
-      <w:r>
-        <w:rPr>
-          <w:b w:val="0"/>
-        </w:rPr>
-        <w:t>s assigned a probability such as 0.90 are correct about 90 percent of the time.</w:t>
+        <w:pStyle w:val="Heading2"/>
+      </w:pPr>
+      <w:r>
+        <w:t>Definitions and complete main ledger</w:t>
       </w:r>
     </w:p>
     <w:p>
@@ -776,15 +743,30 @@
         <w:rPr>
           <w:b w:val="0"/>
         </w:rPr>
-        <w:t>One correct or incorrect case cannot answer that question.</w:t>
+        <w:t xml:space="preserve">A model can be confidently wrong. Use these supplied </w:t>
+      </w:r>
+      <w:r>
+        <w:rPr>
+          <w:b/>
+        </w:rPr>
+        <w:t>output</w:t>
+      </w:r>
+      <w:r>
+        <w:rPr>
+          <w:b w:val="0"/>
+        </w:rPr>
+        <w:t>s for a fictional image classifier: class 1 means a triangle is present; class 0 means it is absent.</w:t>
       </w:r>
     </w:p>
     <w:p>
       <w:pPr>
-        <w:pStyle w:val="Heading3"/>
-      </w:pPr>
-      <w:r>
-        <w:t>Explain Uncertainty and failure analysis · 2</w:t>
+        <w:spacing w:line="336" w:lineRule="auto" w:after="180"/>
+      </w:pPr>
+      <w:r>
+        <w:rPr>
+          <w:b w:val="0"/>
+        </w:rPr>
+        <w:t>The values p1 are probability estimates for class 1, invented for this exercise rather than produced by a trained model. Predict 1 when p1 &gt;= 0.5 and 0 otherwise. The selected-class confidence is max(p1, 1 - p1).</w:t>
       </w:r>
     </w:p>
     <w:p>
@@ -795,19 +777,7 @@
         <w:rPr>
           <w:b w:val="0"/>
         </w:rPr>
-        <w:t xml:space="preserve">The </w:t>
-      </w:r>
-      <w:r>
-        <w:rPr>
-          <w:b/>
-        </w:rPr>
-        <w:t>prediction</w:t>
-      </w:r>
-      <w:r>
-        <w:rPr>
-          <w:b w:val="0"/>
-        </w:rPr>
-        <w:t>s for A through F are 1, 1, 1, 1, 0, 0. A, C and E are correct, so overall accuracy is 3 / 6 = 50 percent.</w:t>
+        <w:t>A predicts 1 with confidence 0.95 and is correct. F predicts 0 with confidence 0.90 and is wrong: p1 = 0.10 is not low confidence in the selected class.</w:t>
       </w:r>
     </w:p>
     <w:p>
@@ -818,15 +788,42 @@
         <w:rPr>
           <w:b w:val="0"/>
         </w:rPr>
-        <w:t>There are two false positives (B and D), one false negative (F), two true positives and one true negative. Different errors can matter differently; a single accuracy number hides that distinction.</w:t>
+        <w:t>Reference labels are supplied for this exercise; real investigations must check their quality too.</w:t>
       </w:r>
     </w:p>
     <w:p>
       <w:pPr>
-        <w:pStyle w:val="Heading3"/>
-      </w:pPr>
-      <w:r>
-        <w:t>Explain Uncertainty and failure analysis · 3</w:t>
+        <w:spacing w:line="336" w:lineRule="auto" w:after="180"/>
+      </w:pPr>
+      <w:r>
+        <w:rPr>
+          <w:b w:val="0"/>
+        </w:rPr>
+        <w:t xml:space="preserve">A score alone cannot establish reliability. </w:t>
+      </w:r>
+      <w:r>
+        <w:rPr>
+          <w:b/>
+        </w:rPr>
+        <w:t>Calibration</w:t>
+      </w:r>
+      <w:r>
+        <w:rPr>
+          <w:b w:val="0"/>
+        </w:rPr>
+        <w:t xml:space="preserve"> asks whether, across many comparable cases, </w:t>
+      </w:r>
+      <w:r>
+        <w:rPr>
+          <w:b/>
+        </w:rPr>
+        <w:t>prediction</w:t>
+      </w:r>
+      <w:r>
+        <w:rPr>
+          <w:b w:val="0"/>
+        </w:rPr>
+        <w:t>s assigned a probability such as 0.90 are correct about 90 percent of the time.</w:t>
       </w:r>
     </w:p>
     <w:p>
@@ -837,19 +834,7 @@
         <w:rPr>
           <w:b w:val="0"/>
         </w:rPr>
-        <w:t xml:space="preserve">The function returns overall accuracy, </w:t>
-      </w:r>
-      <w:r>
-        <w:rPr>
-          <w:b/>
-        </w:rPr>
-        <w:t>coverage</w:t>
-      </w:r>
-      <w:r>
-        <w:rPr>
-          <w:b w:val="0"/>
-        </w:rPr>
-        <w:t xml:space="preserve"> and accuracy among accepted cases. It assumes numeric scores and binary labels. None means no cases were accepted, so accepted-case accuracy is undefined, not zero or perfect.</w:t>
+        <w:t>One correct or incorrect case cannot answer that question.</w:t>
       </w:r>
     </w:p>
     <w:p>
@@ -860,7 +845,1306 @@
         <w:rPr>
           <w:b w:val="0"/>
         </w:rPr>
+        <w:t xml:space="preserve">The </w:t>
+      </w:r>
+      <w:r>
+        <w:rPr>
+          <w:b/>
+        </w:rPr>
+        <w:t>prediction</w:t>
+      </w:r>
+      <w:r>
+        <w:rPr>
+          <w:b w:val="0"/>
+        </w:rPr>
+        <w:t>s for A through F are 1, 1, 1, 1, 0, 0. A, C and E are correct, so overall accuracy is 3 / 6 = 50 percent.</w:t>
+      </w:r>
+    </w:p>
+    <w:p>
+      <w:pPr>
+        <w:spacing w:line="336" w:lineRule="auto" w:after="180"/>
+      </w:pPr>
+      <w:r>
+        <w:rPr>
+          <w:b w:val="0"/>
+        </w:rPr>
+        <w:t>There are two false positives (B and D), one false negative (F), two true positives and one true negative. Different errors can matter differently; a single accuracy number hides that distinction.</w:t>
+      </w:r>
+    </w:p>
+    <w:p>
+      <w:pPr>
+        <w:spacing w:line="336" w:lineRule="auto" w:after="180"/>
+      </w:pPr>
+      <w:r>
+        <w:rPr>
+          <w:b w:val="0"/>
+        </w:rPr>
+        <w:t xml:space="preserve">The function returns overall accuracy, </w:t>
+      </w:r>
+      <w:r>
+        <w:rPr>
+          <w:b/>
+        </w:rPr>
+        <w:t>coverage</w:t>
+      </w:r>
+      <w:r>
+        <w:rPr>
+          <w:b w:val="0"/>
+        </w:rPr>
+        <w:t xml:space="preserve"> and accuracy among accepted cases. It assumes numeric scores and binary labels. None means no cases were accepted, so accepted-case accuracy is undefined, not zero or perfect.</w:t>
+      </w:r>
+    </w:p>
+    <w:p>
+      <w:pPr>
+        <w:spacing w:line="336" w:lineRule="auto" w:after="180"/>
+      </w:pPr>
+      <w:r>
+        <w:rPr>
+          <w:b w:val="0"/>
+        </w:rPr>
         <w:t>Keep counts with proportions and declare the comparison at the boundary.</w:t>
+      </w:r>
+    </w:p>
+    <w:tbl>
+      <w:tblPr>
+        <w:tblStyle w:val="LightShading-Accent1"/>
+        <w:tblW w:type="auto" w:w="0"/>
+        <w:tblLook w:firstColumn="1" w:firstRow="1" w:lastColumn="0" w:lastRow="0" w:noHBand="0" w:noVBand="1" w:val="04A0"/>
+      </w:tblPr>
+      <w:tblGrid>
+        <w:gridCol w:w="1704"/>
+        <w:gridCol w:w="1704"/>
+        <w:gridCol w:w="1704"/>
+        <w:gridCol w:w="1704"/>
+        <w:gridCol w:w="1704"/>
+        <w:gridCol w:w="1704"/>
+      </w:tblGrid>
+      <w:tr>
+        <w:trPr>
+          <w:tblHeader/>
+        </w:trPr>
+        <w:tc>
+          <w:tcPr>
+            <w:tcW w:type="dxa" w:w="1704"/>
+          </w:tcPr>
+          <w:p>
+            <w:r>
+              <w:t>Case</w:t>
+            </w:r>
+          </w:p>
+        </w:tc>
+        <w:tc>
+          <w:tcPr>
+            <w:tcW w:type="dxa" w:w="1704"/>
+          </w:tcPr>
+          <w:p>
+            <w:r>
+              <w:t>p1</w:t>
+            </w:r>
+          </w:p>
+        </w:tc>
+        <w:tc>
+          <w:tcPr>
+            <w:tcW w:type="dxa" w:w="1704"/>
+          </w:tcPr>
+          <w:p>
+            <w:r>
+              <w:t>Prediction</w:t>
+            </w:r>
+          </w:p>
+        </w:tc>
+        <w:tc>
+          <w:tcPr>
+            <w:tcW w:type="dxa" w:w="1704"/>
+          </w:tcPr>
+          <w:p>
+            <w:r>
+              <w:t>Selected-class confidence</w:t>
+            </w:r>
+          </w:p>
+        </w:tc>
+        <w:tc>
+          <w:tcPr>
+            <w:tcW w:type="dxa" w:w="1704"/>
+          </w:tcPr>
+          <w:p>
+            <w:r>
+              <w:t>Correct?</w:t>
+            </w:r>
+          </w:p>
+        </w:tc>
+        <w:tc>
+          <w:tcPr>
+            <w:tcW w:type="dxa" w:w="1704"/>
+          </w:tcPr>
+          <w:p>
+            <w:r>
+              <w:t>At cutoff 0.80</w:t>
+            </w:r>
+          </w:p>
+        </w:tc>
+      </w:tr>
+      <w:tr>
+        <w:tc>
+          <w:tcPr>
+            <w:tcW w:type="dxa" w:w="1704"/>
+          </w:tcPr>
+          <w:p>
+            <w:r>
+              <w:t>A</w:t>
+            </w:r>
+          </w:p>
+        </w:tc>
+        <w:tc>
+          <w:tcPr>
+            <w:tcW w:type="dxa" w:w="1704"/>
+          </w:tcPr>
+          <w:p>
+            <w:r>
+              <w:t>0.95</w:t>
+            </w:r>
+          </w:p>
+        </w:tc>
+        <w:tc>
+          <w:tcPr>
+            <w:tcW w:type="dxa" w:w="1704"/>
+          </w:tcPr>
+          <w:p>
+            <w:r>
+              <w:t>1</w:t>
+            </w:r>
+          </w:p>
+        </w:tc>
+        <w:tc>
+          <w:tcPr>
+            <w:tcW w:type="dxa" w:w="1704"/>
+          </w:tcPr>
+          <w:p>
+            <w:r>
+              <w:t>0.95</w:t>
+            </w:r>
+          </w:p>
+        </w:tc>
+        <w:tc>
+          <w:tcPr>
+            <w:tcW w:type="dxa" w:w="1704"/>
+          </w:tcPr>
+          <w:p>
+            <w:r>
+              <w:t>Yes</w:t>
+            </w:r>
+          </w:p>
+        </w:tc>
+        <w:tc>
+          <w:tcPr>
+            <w:tcW w:type="dxa" w:w="1704"/>
+          </w:tcPr>
+          <w:p>
+            <w:r>
+              <w:t>Accept</w:t>
+            </w:r>
+          </w:p>
+        </w:tc>
+      </w:tr>
+      <w:tr>
+        <w:tc>
+          <w:tcPr>
+            <w:tcW w:type="dxa" w:w="1704"/>
+          </w:tcPr>
+          <w:p>
+            <w:r>
+              <w:t>B</w:t>
+            </w:r>
+          </w:p>
+        </w:tc>
+        <w:tc>
+          <w:tcPr>
+            <w:tcW w:type="dxa" w:w="1704"/>
+          </w:tcPr>
+          <w:p>
+            <w:r>
+              <w:t>0.9</w:t>
+            </w:r>
+          </w:p>
+        </w:tc>
+        <w:tc>
+          <w:tcPr>
+            <w:tcW w:type="dxa" w:w="1704"/>
+          </w:tcPr>
+          <w:p>
+            <w:r>
+              <w:t>1</w:t>
+            </w:r>
+          </w:p>
+        </w:tc>
+        <w:tc>
+          <w:tcPr>
+            <w:tcW w:type="dxa" w:w="1704"/>
+          </w:tcPr>
+          <w:p>
+            <w:r>
+              <w:t>0.9</w:t>
+            </w:r>
+          </w:p>
+        </w:tc>
+        <w:tc>
+          <w:tcPr>
+            <w:tcW w:type="dxa" w:w="1704"/>
+          </w:tcPr>
+          <w:p>
+            <w:r>
+              <w:t>No: false positive</w:t>
+            </w:r>
+          </w:p>
+        </w:tc>
+        <w:tc>
+          <w:tcPr>
+            <w:tcW w:type="dxa" w:w="1704"/>
+          </w:tcPr>
+          <w:p>
+            <w:r>
+              <w:t>Accept</w:t>
+            </w:r>
+          </w:p>
+        </w:tc>
+      </w:tr>
+      <w:tr>
+        <w:tc>
+          <w:tcPr>
+            <w:tcW w:type="dxa" w:w="1704"/>
+          </w:tcPr>
+          <w:p>
+            <w:r>
+              <w:t>C</w:t>
+            </w:r>
+          </w:p>
+        </w:tc>
+        <w:tc>
+          <w:tcPr>
+            <w:tcW w:type="dxa" w:w="1704"/>
+          </w:tcPr>
+          <w:p>
+            <w:r>
+              <w:t>0.8</w:t>
+            </w:r>
+          </w:p>
+        </w:tc>
+        <w:tc>
+          <w:tcPr>
+            <w:tcW w:type="dxa" w:w="1704"/>
+          </w:tcPr>
+          <w:p>
+            <w:r>
+              <w:t>1</w:t>
+            </w:r>
+          </w:p>
+        </w:tc>
+        <w:tc>
+          <w:tcPr>
+            <w:tcW w:type="dxa" w:w="1704"/>
+          </w:tcPr>
+          <w:p>
+            <w:r>
+              <w:t>0.8</w:t>
+            </w:r>
+          </w:p>
+        </w:tc>
+        <w:tc>
+          <w:tcPr>
+            <w:tcW w:type="dxa" w:w="1704"/>
+          </w:tcPr>
+          <w:p>
+            <w:r>
+              <w:t>Yes</w:t>
+            </w:r>
+          </w:p>
+        </w:tc>
+        <w:tc>
+          <w:tcPr>
+            <w:tcW w:type="dxa" w:w="1704"/>
+          </w:tcPr>
+          <w:p>
+            <w:r>
+              <w:t>Accept at equality</w:t>
+            </w:r>
+          </w:p>
+        </w:tc>
+      </w:tr>
+      <w:tr>
+        <w:tc>
+          <w:tcPr>
+            <w:tcW w:type="dxa" w:w="1704"/>
+          </w:tcPr>
+          <w:p>
+            <w:r>
+              <w:t>D</w:t>
+            </w:r>
+          </w:p>
+        </w:tc>
+        <w:tc>
+          <w:tcPr>
+            <w:tcW w:type="dxa" w:w="1704"/>
+          </w:tcPr>
+          <w:p>
+            <w:r>
+              <w:t>0.6</w:t>
+            </w:r>
+          </w:p>
+        </w:tc>
+        <w:tc>
+          <w:tcPr>
+            <w:tcW w:type="dxa" w:w="1704"/>
+          </w:tcPr>
+          <w:p>
+            <w:r>
+              <w:t>1</w:t>
+            </w:r>
+          </w:p>
+        </w:tc>
+        <w:tc>
+          <w:tcPr>
+            <w:tcW w:type="dxa" w:w="1704"/>
+          </w:tcPr>
+          <w:p>
+            <w:r>
+              <w:t>0.6</w:t>
+            </w:r>
+          </w:p>
+        </w:tc>
+        <w:tc>
+          <w:tcPr>
+            <w:tcW w:type="dxa" w:w="1704"/>
+          </w:tcPr>
+          <w:p>
+            <w:r>
+              <w:t>No: false positive</w:t>
+            </w:r>
+          </w:p>
+        </w:tc>
+        <w:tc>
+          <w:tcPr>
+            <w:tcW w:type="dxa" w:w="1704"/>
+          </w:tcPr>
+          <w:p>
+            <w:r>
+              <w:t>Defer</w:t>
+            </w:r>
+          </w:p>
+        </w:tc>
+      </w:tr>
+      <w:tr>
+        <w:tc>
+          <w:tcPr>
+            <w:tcW w:type="dxa" w:w="1704"/>
+          </w:tcPr>
+          <w:p>
+            <w:r>
+              <w:t>E</w:t>
+            </w:r>
+          </w:p>
+        </w:tc>
+        <w:tc>
+          <w:tcPr>
+            <w:tcW w:type="dxa" w:w="1704"/>
+          </w:tcPr>
+          <w:p>
+            <w:r>
+              <w:t>0.45</w:t>
+            </w:r>
+          </w:p>
+        </w:tc>
+        <w:tc>
+          <w:tcPr>
+            <w:tcW w:type="dxa" w:w="1704"/>
+          </w:tcPr>
+          <w:p>
+            <w:r>
+              <w:t>0</w:t>
+            </w:r>
+          </w:p>
+        </w:tc>
+        <w:tc>
+          <w:tcPr>
+            <w:tcW w:type="dxa" w:w="1704"/>
+          </w:tcPr>
+          <w:p>
+            <w:r>
+              <w:t>0.55</w:t>
+            </w:r>
+          </w:p>
+        </w:tc>
+        <w:tc>
+          <w:tcPr>
+            <w:tcW w:type="dxa" w:w="1704"/>
+          </w:tcPr>
+          <w:p>
+            <w:r>
+              <w:t>Yes</w:t>
+            </w:r>
+          </w:p>
+        </w:tc>
+        <w:tc>
+          <w:tcPr>
+            <w:tcW w:type="dxa" w:w="1704"/>
+          </w:tcPr>
+          <w:p>
+            <w:r>
+              <w:t>Defer</w:t>
+            </w:r>
+          </w:p>
+        </w:tc>
+      </w:tr>
+      <w:tr>
+        <w:tc>
+          <w:tcPr>
+            <w:tcW w:type="dxa" w:w="1704"/>
+          </w:tcPr>
+          <w:p>
+            <w:r>
+              <w:t>F</w:t>
+            </w:r>
+          </w:p>
+        </w:tc>
+        <w:tc>
+          <w:tcPr>
+            <w:tcW w:type="dxa" w:w="1704"/>
+          </w:tcPr>
+          <w:p>
+            <w:r>
+              <w:t>0.1</w:t>
+            </w:r>
+          </w:p>
+        </w:tc>
+        <w:tc>
+          <w:tcPr>
+            <w:tcW w:type="dxa" w:w="1704"/>
+          </w:tcPr>
+          <w:p>
+            <w:r>
+              <w:t>0</w:t>
+            </w:r>
+          </w:p>
+        </w:tc>
+        <w:tc>
+          <w:tcPr>
+            <w:tcW w:type="dxa" w:w="1704"/>
+          </w:tcPr>
+          <w:p>
+            <w:r>
+              <w:t>0.9</w:t>
+            </w:r>
+          </w:p>
+        </w:tc>
+        <w:tc>
+          <w:tcPr>
+            <w:tcW w:type="dxa" w:w="1704"/>
+          </w:tcPr>
+          <w:p>
+            <w:r>
+              <w:t>No: false negative</w:t>
+            </w:r>
+          </w:p>
+        </w:tc>
+        <w:tc>
+          <w:tcPr>
+            <w:tcW w:type="dxa" w:w="1704"/>
+          </w:tcPr>
+          <w:p>
+            <w:r>
+              <w:t>Accept</w:t>
+            </w:r>
+          </w:p>
+        </w:tc>
+      </w:tr>
+    </w:tbl>
+    <w:p>
+      <w:pPr>
+        <w:pStyle w:val="Heading2"/>
+      </w:pPr>
+      <w:r>
+        <w:t>Main review outcomes and cutoff 0.95 key</w:t>
+      </w:r>
+    </w:p>
+    <w:p>
+      <w:pPr>
+        <w:pStyle w:val="Heading3"/>
+      </w:pPr>
+      <w:r>
+        <w:t>Confidence does not remove every error</w:t>
+      </w:r>
+    </w:p>
+    <w:tbl>
+      <w:tblPr>
+        <w:tblStyle w:val="LightShading-Accent1"/>
+        <w:tblW w:type="auto" w:w="0"/>
+        <w:tblLook w:firstColumn="1" w:firstRow="1" w:lastColumn="0" w:lastRow="0" w:noHBand="0" w:noVBand="1" w:val="04A0"/>
+      </w:tblPr>
+      <w:tblGrid>
+        <w:gridCol w:w="3408"/>
+        <w:gridCol w:w="3408"/>
+        <w:gridCol w:w="3408"/>
+      </w:tblGrid>
+      <w:tr>
+        <w:trPr>
+          <w:tblHeader/>
+        </w:trPr>
+        <w:tc>
+          <w:tcPr>
+            <w:tcW w:type="dxa" w:w="3408"/>
+          </w:tcPr>
+          <w:p>
+            <w:r>
+              <w:t>Cases</w:t>
+            </w:r>
+          </w:p>
+        </w:tc>
+        <w:tc>
+          <w:tcPr>
+            <w:tcW w:type="dxa" w:w="3408"/>
+          </w:tcPr>
+          <w:p>
+            <w:r>
+              <w:t>At cutoff 0.80</w:t>
+            </w:r>
+          </w:p>
+        </w:tc>
+        <w:tc>
+          <w:tcPr>
+            <w:tcW w:type="dxa" w:w="3408"/>
+          </w:tcPr>
+          <w:p>
+            <w:r>
+              <w:t>Observed result</w:t>
+            </w:r>
+          </w:p>
+        </w:tc>
+      </w:tr>
+      <w:tr>
+        <w:tc>
+          <w:tcPr>
+            <w:tcW w:type="dxa" w:w="3408"/>
+          </w:tcPr>
+          <w:p>
+            <w:r>
+              <w:t>A, B, C, F</w:t>
+            </w:r>
+          </w:p>
+        </w:tc>
+        <w:tc>
+          <w:tcPr>
+            <w:tcW w:type="dxa" w:w="3408"/>
+          </w:tcPr>
+          <w:p>
+            <w:r>
+              <w:t>Accept automatically</w:t>
+            </w:r>
+          </w:p>
+        </w:tc>
+        <w:tc>
+          <w:tcPr>
+            <w:tcW w:type="dxa" w:w="3408"/>
+          </w:tcPr>
+          <w:p>
+            <w:r>
+              <w:t>2 correct, 2 wrong</w:t>
+            </w:r>
+          </w:p>
+        </w:tc>
+      </w:tr>
+      <w:tr>
+        <w:tc>
+          <w:tcPr>
+            <w:tcW w:type="dxa" w:w="3408"/>
+          </w:tcPr>
+          <w:p>
+            <w:r>
+              <w:t>D, E</w:t>
+            </w:r>
+          </w:p>
+        </w:tc>
+        <w:tc>
+          <w:tcPr>
+            <w:tcW w:type="dxa" w:w="3408"/>
+          </w:tcPr>
+          <w:p>
+            <w:r>
+              <w:t>Defer for review</w:t>
+            </w:r>
+          </w:p>
+        </w:tc>
+        <w:tc>
+          <w:tcPr>
+            <w:tcW w:type="dxa" w:w="3408"/>
+          </w:tcPr>
+          <w:p>
+            <w:r>
+              <w:t>1 correct, 1 wrong</w:t>
+            </w:r>
+          </w:p>
+        </w:tc>
+      </w:tr>
+    </w:tbl>
+    <w:p>
+      <w:r>
+        <w:t>The policy accepts confidence at least 0.80. Coverage is 4 / 6 and accepted-case accuracy is 2 / 4. The confident errors B and F remain.</w:t>
+      </w:r>
+    </w:p>
+    <w:p>
+      <w:pPr>
+        <w:spacing w:line="336" w:lineRule="auto" w:after="180"/>
+      </w:pPr>
+      <w:r>
+        <w:rPr>
+          <w:b w:val="0"/>
+        </w:rPr>
+        <w:t xml:space="preserve">Guided: only A is accepted. </w:t>
+      </w:r>
+      <w:r>
+        <w:rPr>
+          <w:b/>
+        </w:rPr>
+        <w:t>Coverage</w:t>
+      </w:r>
+      <w:r>
+        <w:rPr>
+          <w:b w:val="0"/>
+        </w:rPr>
+        <w:t xml:space="preserve"> is 1 of 6; accepted accuracy is 1 of 1. This single constructed success, selected by a rule examined on these data, does not establish future reliability.</w:t>
+      </w:r>
+    </w:p>
+    <w:p>
+      <w:pPr>
+        <w:spacing w:line="336" w:lineRule="auto" w:after="180"/>
+      </w:pPr>
+      <w:r>
+        <w:rPr>
+          <w:b w:val="0"/>
+        </w:rPr>
+        <w:t xml:space="preserve">Exit: report one correct automatic </w:t>
+      </w:r>
+      <w:r>
+        <w:rPr>
+          <w:b/>
+        </w:rPr>
+        <w:t>prediction</w:t>
+      </w:r>
+      <w:r>
+        <w:rPr>
+          <w:b w:val="0"/>
+        </w:rPr>
+        <w:t xml:space="preserve"> out of one accepted, with five of six deferred and no reviewer outcomes.</w:t>
+      </w:r>
+    </w:p>
+    <w:p>
+      <w:pPr>
+        <w:spacing w:line="336" w:lineRule="auto" w:after="180"/>
+      </w:pPr>
+      <w:r>
+        <w:rPr>
+          <w:b w:val="0"/>
+        </w:rPr>
+        <w:t xml:space="preserve">Require representative untouched evaluation, subgroup and </w:t>
+      </w:r>
+      <w:r>
+        <w:rPr>
+          <w:b/>
+        </w:rPr>
+        <w:t>calibration</w:t>
+      </w:r>
+      <w:r>
+        <w:rPr>
+          <w:b w:val="0"/>
+        </w:rPr>
+        <w:t xml:space="preserve"> </w:t>
+      </w:r>
+      <w:r>
+        <w:rPr>
+          <w:b/>
+        </w:rPr>
+        <w:t>evidence</w:t>
+      </w:r>
+      <w:r>
+        <w:rPr>
+          <w:b w:val="0"/>
+        </w:rPr>
+        <w:t>, measured reviewer outcomes and workload, and a comparison with a declared baseline.</w:t>
+      </w:r>
+    </w:p>
+    <w:p>
+      <w:pPr>
+        <w:spacing w:line="336" w:lineRule="auto" w:after="180"/>
+      </w:pPr>
+      <w:r>
+        <w:rPr>
+          <w:b w:val="0"/>
+        </w:rPr>
+        <w:t xml:space="preserve">Deferred cases are not automatically repaired. A review workflow needs an assigned reviewer, suitable </w:t>
+      </w:r>
+      <w:r>
+        <w:rPr>
+          <w:b/>
+        </w:rPr>
+        <w:t>evidence</w:t>
+      </w:r>
+      <w:r>
+        <w:rPr>
+          <w:b w:val="0"/>
+        </w:rPr>
+        <w:t>, a decision record and an outcome check.</w:t>
+      </w:r>
+    </w:p>
+    <w:p>
+      <w:pPr>
+        <w:spacing w:line="336" w:lineRule="auto" w:after="180"/>
+      </w:pPr>
+      <w:r>
+        <w:rPr>
+          <w:b w:val="0"/>
+        </w:rPr>
+        <w:t>Report review workload and the final system’s results separately; we have no reviewer outcomes here. Do not erase deferred cases from the report or count them as correct.</w:t>
+      </w:r>
+    </w:p>
+    <w:p>
+      <w:pPr>
+        <w:pStyle w:val="Heading3"/>
+      </w:pPr>
+      <w:r>
+        <w:t>Raise the cutoff to 0.95 for the same six cases. Which cases are accepted, what are coverage and accepted-case accuracy, and why does that result not guarantee perfect future predictions?</w:t>
+      </w:r>
+    </w:p>
+    <w:p>
+      <w:r>
+        <w:t>________________________________________________________________</w:t>
+      </w:r>
+    </w:p>
+    <w:p>
+      <w:r>
+        <w:t>________________________________________________________________</w:t>
+      </w:r>
+    </w:p>
+    <w:p>
+      <w:r>
+        <w:t>________________________________________________________________</w:t>
+      </w:r>
+    </w:p>
+    <w:p>
+      <w:r>
+        <w:t>________________________________________________________________</w:t>
+      </w:r>
+    </w:p>
+    <w:p>
+      <w:pPr>
+        <w:pStyle w:val="Heading2"/>
+      </w:pPr>
+      <w:r>
+        <w:t>Failure investigation and unsupported claims</w:t>
+      </w:r>
+    </w:p>
+    <w:tbl>
+      <w:tblPr>
+        <w:tblStyle w:val="LightShading-Accent1"/>
+        <w:tblW w:type="auto" w:w="0"/>
+        <w:tblLook w:firstColumn="1" w:firstRow="1" w:lastColumn="0" w:lastRow="0" w:noHBand="0" w:noVBand="1" w:val="04A0"/>
+      </w:tblPr>
+      <w:tblGrid>
+        <w:gridCol w:w="5112"/>
+        <w:gridCol w:w="5112"/>
+      </w:tblGrid>
+      <w:tr>
+        <w:trPr>
+          <w:tblHeader/>
+        </w:trPr>
+        <w:tc>
+          <w:tcPr>
+            <w:tcW w:type="dxa" w:w="5112"/>
+          </w:tcPr>
+          <w:p>
+            <w:r>
+              <w:t>Observation or proposed step</w:t>
+            </w:r>
+          </w:p>
+        </w:tc>
+        <w:tc>
+          <w:tcPr>
+            <w:tcW w:type="dxa" w:w="5112"/>
+          </w:tcPr>
+          <w:p>
+            <w:r>
+              <w:t>What the evidence supports</w:t>
+            </w:r>
+          </w:p>
+        </w:tc>
+      </w:tr>
+      <w:tr>
+        <w:tc>
+          <w:tcPr>
+            <w:tcW w:type="dxa" w:w="5112"/>
+          </w:tcPr>
+          <w:p>
+            <w:r>
+              <w:t>Clear: 3 correct / 3; blurred: 0 / 3</w:t>
+            </w:r>
+          </w:p>
+        </w:tc>
+        <w:tc>
+          <w:tcPr>
+            <w:tcW w:type="dxa" w:w="5112"/>
+          </w:tcPr>
+          <w:p>
+            <w:r>
+              <w:t>A pattern in these six supplied cases; not a causal conclusion</w:t>
+            </w:r>
+          </w:p>
+        </w:tc>
+      </w:tr>
+      <w:tr>
+        <w:tc>
+          <w:tcPr>
+            <w:tcW w:type="dxa" w:w="5112"/>
+          </w:tcPr>
+          <w:p>
+            <w:r>
+              <w:t>Check B, D and F</w:t>
+            </w:r>
+          </w:p>
+        </w:tc>
+        <w:tc>
+          <w:tcPr>
+            <w:tcW w:type="dxa" w:w="5112"/>
+          </w:tcPr>
+          <w:p>
+            <w:r>
+              <w:t>Inspect references, preprocessing, input order and model version</w:t>
+            </w:r>
+          </w:p>
+        </w:tc>
+      </w:tr>
+      <w:tr>
+        <w:tc>
+          <w:tcPr>
+            <w:tcW w:type="dxa" w:w="5112"/>
+          </w:tcPr>
+          <w:p>
+            <w:r>
+              <w:t>Paired new clear/blurred versions</w:t>
+            </w:r>
+          </w:p>
+        </w:tc>
+        <w:tc>
+          <w:tcPr>
+            <w:tcW w:type="dxa" w:w="5112"/>
+          </w:tcPr>
+          <w:p>
+            <w:r>
+              <w:t>Keep source image and reference fixed; reserve source groups together</w:t>
+            </w:r>
+          </w:p>
+        </w:tc>
+      </w:tr>
+      <w:tr>
+        <w:tc>
+          <w:tcPr>
+            <w:tcW w:type="dxa" w:w="5112"/>
+          </w:tcPr>
+          <w:p>
+            <w:r>
+              <w:t>Clear original in training, its blurred copy in final evaluation</w:t>
+            </w:r>
+          </w:p>
+        </w:tc>
+        <w:tc>
+          <w:tcPr>
+            <w:tcW w:type="dxa" w:w="5112"/>
+          </w:tcPr>
+          <w:p>
+            <w:r>
+              <w:t>Related-source overlap; keep the whole source group in one split</w:t>
+            </w:r>
+          </w:p>
+        </w:tc>
+      </w:tr>
+      <w:tr>
+        <w:tc>
+          <w:tcPr>
+            <w:tcW w:type="dxa" w:w="5112"/>
+          </w:tcPr>
+          <w:p>
+            <w:r>
+              <w:t>Deferred D/E</w:t>
+            </w:r>
+          </w:p>
+        </w:tc>
+        <w:tc>
+          <w:tcPr>
+            <w:tcW w:type="dxa" w:w="5112"/>
+          </w:tcPr>
+          <w:p>
+            <w:r>
+              <w:t>Two review tasks; no reviewer decisions or final system accuracy supplied</w:t>
+            </w:r>
+          </w:p>
+        </w:tc>
+      </w:tr>
+      <w:tr>
+        <w:tc>
+          <w:tcPr>
+            <w:tcW w:type="dxa" w:w="5112"/>
+          </w:tcPr>
+          <w:p>
+            <w:r>
+              <w:t>No accepted cases at cutoff 0.99</w:t>
+            </w:r>
+          </w:p>
+        </w:tc>
+        <w:tc>
+          <w:tcPr>
+            <w:tcW w:type="dxa" w:w="5112"/>
+          </w:tcPr>
+          <w:p>
+            <w:r>
+              <w:t>Coverage 0/6; accepted accuracy undefined, not 0% or 100%</w:t>
+            </w:r>
+          </w:p>
+        </w:tc>
+      </w:tr>
+    </w:tbl>
+    <w:p>
+      <w:pPr>
+        <w:pStyle w:val="Heading2"/>
+      </w:pPr>
+      <w:r>
+        <w:t>Separate pictured inputs and score interpretation</w:t>
+      </w:r>
+    </w:p>
+    <w:p>
+      <w:pPr>
+        <w:spacing w:line="336" w:lineRule="auto" w:after="180"/>
+      </w:pPr>
+      <w:r>
+        <w:rPr>
+          <w:b w:val="0"/>
+        </w:rPr>
+        <w:t>Keep positive-class probability separate from confidence in the chosen label.</w:t>
+      </w:r>
+    </w:p>
+    <w:p>
+      <w:pPr>
+        <w:spacing w:line="336" w:lineRule="auto" w:after="180"/>
+      </w:pPr>
+      <w:r>
+        <w:rPr>
+          <w:b w:val="0"/>
+        </w:rPr>
+        <w:t>Supplied p(class 1): A: 0.9 reference 0; B: 0.6 reference 1; C: 0.2 reference 0. Predict class 1 at p&gt;=0.5; confidence=max(p, 1-p).</w:t>
+      </w:r>
+    </w:p>
+    <w:p>
+      <w:pPr>
+        <w:spacing w:line="336" w:lineRule="auto" w:after="180"/>
+      </w:pPr>
+      <w:r>
+        <w:rPr>
+          <w:b w:val="0"/>
+        </w:rPr>
+        <w:t xml:space="preserve">All </w:t>
+      </w:r>
+      <w:r>
+        <w:rPr>
+          <w:b/>
+        </w:rPr>
+        <w:t>input</w:t>
+      </w:r>
+      <w:r>
+        <w:rPr>
+          <w:b w:val="0"/>
+        </w:rPr>
+        <w:t>s and outcomes in this worked example are invented classroom data; no real model run is claimed.</w:t>
+      </w:r>
+    </w:p>
+    <w:p>
+      <w:pPr>
+        <w:spacing w:line="336" w:lineRule="auto" w:after="180"/>
+      </w:pPr>
+      <w:r>
+        <w:rPr>
+          <w:b w:val="0"/>
+        </w:rPr>
+        <w:t>The main six-case dataset and the three-case picture reuse case letters but have different supplied scores and labels. In the picture only, A is wrong at confidence 0.90, B is correct at 0.60 and C is correct at 0.80. Cutoff 0.80 accepts A and C: one correct of two accepted, coverage two of three. Raising this pictured cutoff to 0.85 accepts only the wrong A. Never mix these counts with the main six-case ledger.</w:t>
+      </w:r>
+    </w:p>
+    <w:p>
+      <w:pPr>
+        <w:pStyle w:val="Heading2"/>
+      </w:pPr>
+      <w:r>
+        <w:t>Picture trace and stricter-cutoff counterexample</w:t>
+      </w:r>
+    </w:p>
+    <w:p>
+      <w:r>
+        <w:drawing>
+          <wp:inline xmlns:a="http://schemas.openxmlformats.org/drawingml/2006/main" xmlns:pic="http://schemas.openxmlformats.org/drawingml/2006/picture">
+            <wp:extent cx="5486400" cy="3182112"/>
+            <wp:docPr id="1" name="Picture 1" descr="Predictions: A predicts 1 wrong; B predicts 1 correct; C predicts 0 correct. → Selected-label confidence: Confidences are 0.9, 0.6, 0.8. C’s confidence is 0.8 despite p(class 1)=0.2. → Selective review: Accept confidence&gt;=0.8: A and C; accuracy 1/2 and coverage 2/3."/>
+            <wp:cNvGraphicFramePr>
+              <a:graphicFrameLocks noChangeAspect="1"/>
+            </wp:cNvGraphicFramePr>
+            <a:graphic>
+              <a:graphicData uri="http://schemas.openxmlformats.org/drawingml/2006/picture">
+                <pic:pic>
+                  <pic:nvPicPr>
+                    <pic:cNvPr id="0" name="academy-story-ai-5-29-02.png"/>
+                    <pic:cNvPicPr/>
+                  </pic:nvPicPr>
+                  <pic:blipFill>
+                    <a:blip r:embed="rId9"/>
+                    <a:stretch>
+                      <a:fillRect/>
+                    </a:stretch>
+                  </pic:blipFill>
+                  <pic:spPr>
+                    <a:xfrm>
+                      <a:off x="0" y="0"/>
+                      <a:ext cx="5486400" cy="3182112"/>
+                    </a:xfrm>
+                    <a:prstGeom prst="rect"/>
+                  </pic:spPr>
+                </pic:pic>
+              </a:graphicData>
+            </a:graphic>
+          </wp:inline>
+        </w:drawing>
+      </w:r>
+    </w:p>
+    <w:p>
+      <w:pPr>
+        <w:pStyle w:val="Heading3"/>
+      </w:pPr>
+      <w:r>
+        <w:t>Read the picture one step at a time</w:t>
+      </w:r>
+    </w:p>
+    <w:tbl>
+      <w:tblPr>
+        <w:tblStyle w:val="LightShading-Accent1"/>
+        <w:tblW w:type="auto" w:w="0"/>
+        <w:tblLook w:firstColumn="1" w:firstRow="1" w:lastColumn="0" w:lastRow="0" w:noHBand="0" w:noVBand="1" w:val="04A0"/>
+      </w:tblPr>
+      <w:tblGrid>
+        <w:gridCol w:w="5112"/>
+        <w:gridCol w:w="5112"/>
+      </w:tblGrid>
+      <w:tr>
+        <w:trPr>
+          <w:tblHeader/>
+        </w:trPr>
+        <w:tc>
+          <w:tcPr>
+            <w:tcW w:type="dxa" w:w="5112"/>
+          </w:tcPr>
+          <w:p>
+            <w:r>
+              <w:t>Step</w:t>
+            </w:r>
+          </w:p>
+        </w:tc>
+        <w:tc>
+          <w:tcPr>
+            <w:tcW w:type="dxa" w:w="5112"/>
+          </w:tcPr>
+          <w:p>
+            <w:r>
+              <w:t>What happens and why</w:t>
+            </w:r>
+          </w:p>
+        </w:tc>
+      </w:tr>
+      <w:tr>
+        <w:tc>
+          <w:tcPr>
+            <w:tcW w:type="dxa" w:w="5112"/>
+          </w:tcPr>
+          <w:p>
+            <w:r>
+              <w:t>1. Predictions</w:t>
+            </w:r>
+          </w:p>
+        </w:tc>
+        <w:tc>
+          <w:tcPr>
+            <w:tcW w:type="dxa" w:w="5112"/>
+          </w:tcPr>
+          <w:p>
+            <w:r>
+              <w:t>A predicts 1 wrong; B predicts 1 correct; C predicts 0 correct.</w:t>
+            </w:r>
+          </w:p>
+        </w:tc>
+      </w:tr>
+      <w:tr>
+        <w:tc>
+          <w:tcPr>
+            <w:tcW w:type="dxa" w:w="5112"/>
+          </w:tcPr>
+          <w:p>
+            <w:r>
+              <w:t>2. Selected-label confidence</w:t>
+            </w:r>
+          </w:p>
+        </w:tc>
+        <w:tc>
+          <w:tcPr>
+            <w:tcW w:type="dxa" w:w="5112"/>
+          </w:tcPr>
+          <w:p>
+            <w:r>
+              <w:t>Confidences are 0.9, 0.6, 0.8. C’s confidence is 0.8 despite p(class 1)=0.2.</w:t>
+            </w:r>
+          </w:p>
+        </w:tc>
+      </w:tr>
+      <w:tr>
+        <w:tc>
+          <w:tcPr>
+            <w:tcW w:type="dxa" w:w="5112"/>
+          </w:tcPr>
+          <w:p>
+            <w:r>
+              <w:t>3. Selective review</w:t>
+            </w:r>
+          </w:p>
+        </w:tc>
+        <w:tc>
+          <w:tcPr>
+            <w:tcW w:type="dxa" w:w="5112"/>
+          </w:tcPr>
+          <w:p>
+            <w:r>
+              <w:t>Accept confidence&gt;=0.8: A and C; accuracy 1/2 and coverage 2/3.</w:t>
+            </w:r>
+          </w:p>
+        </w:tc>
+      </w:tr>
+    </w:tbl>
+    <w:p>
+      <w:r>
+        <w:t>Match each pictured step to the supplied facts. This is a worked teaching case, not an independent assessment.</w:t>
+      </w:r>
+    </w:p>
+    <w:p>
+      <w:pPr>
+        <w:spacing w:line="336" w:lineRule="auto" w:after="180"/>
+      </w:pPr>
+      <w:r>
+        <w:rPr>
+          <w:b w:val="0"/>
+        </w:rPr>
+        <w:t>Positive-class probability and confidence in the chosen label differ when the predicted class is zero. For C, a class-one probability of 0.2 gives class-zero confidence 0.8 under this toy rule.</w:t>
+      </w:r>
+    </w:p>
+    <w:p>
+      <w:pPr>
+        <w:spacing w:line="336" w:lineRule="auto" w:after="180"/>
+      </w:pPr>
+      <w:r>
+        <w:rPr>
+          <w:b w:val="0"/>
+        </w:rPr>
+        <w:t xml:space="preserve">Selective accuracy counts only accepted cases; </w:t>
+      </w:r>
+      <w:r>
+        <w:rPr>
+          <w:b/>
+        </w:rPr>
+        <w:t>coverage</w:t>
+      </w:r>
+      <w:r>
+        <w:rPr>
+          <w:b w:val="0"/>
+        </w:rPr>
+        <w:t xml:space="preserve"> counts how many were accepted. A stricter cutoff can retain a confidently wrong case and lower accuracy on this supplied set.</w:t>
+      </w:r>
+    </w:p>
+    <w:p>
+      <w:pPr>
+        <w:spacing w:line="336" w:lineRule="auto" w:after="180"/>
+      </w:pPr>
+      <w:r>
+        <w:rPr>
+          <w:b w:val="0"/>
+        </w:rPr>
+        <w:t xml:space="preserve">Supplied scores are not proven calibrated. Review policies need representative held-out </w:t>
+      </w:r>
+      <w:r>
+        <w:rPr>
+          <w:b/>
+        </w:rPr>
+        <w:t>evidence</w:t>
+      </w:r>
+      <w:r>
+        <w:rPr>
+          <w:b w:val="0"/>
+        </w:rPr>
+        <w:t xml:space="preserve"> and clear handling of rejected cases.</w:t>
+      </w:r>
+    </w:p>
+    <w:p>
+      <w:pPr>
+        <w:spacing w:line="336" w:lineRule="auto" w:after="180"/>
+      </w:pPr>
+      <w:r>
+        <w:rPr>
+          <w:b w:val="0"/>
+        </w:rPr>
+        <w:t>Change: Raise the acceptance cutoff to 0.85.</w:t>
+      </w:r>
+    </w:p>
+    <w:p>
+      <w:pPr>
+        <w:spacing w:line="336" w:lineRule="auto" w:after="180"/>
+      </w:pPr>
+      <w:r>
+        <w:rPr>
+          <w:b/>
+        </w:rPr>
+        <w:t>Prediction</w:t>
+      </w:r>
+      <w:r>
+        <w:rPr>
+          <w:b w:val="0"/>
+        </w:rPr>
+        <w:t xml:space="preserve">: Only A is accepted: accuracy 0/1, </w:t>
+      </w:r>
+      <w:r>
+        <w:rPr>
+          <w:b/>
+        </w:rPr>
+        <w:t>coverage</w:t>
+      </w:r>
+      <w:r>
+        <w:rPr>
+          <w:b w:val="0"/>
+        </w:rPr>
+        <w:t xml:space="preserve"> 1/3.</w:t>
+      </w:r>
+    </w:p>
+    <w:p>
+      <w:pPr>
+        <w:spacing w:line="336" w:lineRule="auto" w:after="180"/>
+      </w:pPr>
+      <w:r>
+        <w:rPr>
+          <w:b w:val="0"/>
+        </w:rPr>
+        <w:t>Reason: The most confident supplied case is wrong; a stricter cutoff is not guaranteed to improve this set’s accuracy.</w:t>
+      </w:r>
+    </w:p>
+    <w:p>
+      <w:pPr>
+        <w:pStyle w:val="Heading2"/>
+      </w:pPr>
+      <w:r>
+        <w:t>Earlier wording, alternatives and picture transcripts · reference / check after trying</w:t>
       </w:r>
     </w:p>
     <w:tbl>
@@ -992,6 +2276,48 @@
         <w:pStyle w:val="Heading3"/>
       </w:pPr>
       <w:r>
+        <w:t>Model the reasoning aloud</w:t>
+      </w:r>
+    </w:p>
+    <w:p>
+      <w:pPr>
+        <w:spacing w:line="336" w:lineRule="auto" w:after="180"/>
+      </w:pPr>
+      <w:r>
+        <w:rPr>
+          <w:b w:val="0"/>
+        </w:rPr>
+        <w:t xml:space="preserve">Use the complete worked example below before asking learners to complete W2. Reveal a small part, invite a </w:t>
+      </w:r>
+      <w:r>
+        <w:rPr>
+          <w:b/>
+        </w:rPr>
+        <w:t>prediction</w:t>
+      </w:r>
+      <w:r>
+        <w:rPr>
+          <w:b w:val="0"/>
+        </w:rPr>
+        <w:t>, then explain the deciding step.</w:t>
+      </w:r>
+    </w:p>
+    <w:p>
+      <w:pPr>
+        <w:spacing w:line="336" w:lineRule="auto" w:after="180"/>
+      </w:pPr>
+      <w:r>
+        <w:rPr>
+          <w:b w:val="0"/>
+        </w:rPr>
+        <w:t>These teacher notes contain solutions; do not reveal the independent case answer during modelling.</w:t>
+      </w:r>
+    </w:p>
+    <w:p>
+      <w:pPr>
+        <w:pStyle w:val="Heading3"/>
+      </w:pPr>
+      <w:r>
         <w:t>Confidence does not remove every error</w:t>
       </w:r>
     </w:p>
@@ -1111,331 +2437,6 @@
         <w:t>The policy accepts confidence at least 0.80. Coverage is 4 / 6 and accepted-case accuracy is 2 / 4. The confident errors B and F remain.</w:t>
       </w:r>
     </w:p>
-    <w:p>
-      <w:pPr>
-        <w:pStyle w:val="Heading3"/>
-      </w:pPr>
-      <w:r>
-        <w:t>Explain Uncertainty and failure analysis · 4</w:t>
-      </w:r>
-    </w:p>
-    <w:p>
-      <w:pPr>
-        <w:spacing w:line="336" w:lineRule="auto" w:after="180"/>
-      </w:pPr>
-      <w:r>
-        <w:rPr>
-          <w:b w:val="0"/>
-        </w:rPr>
-        <w:t xml:space="preserve">Guided: only A is accepted. </w:t>
-      </w:r>
-      <w:r>
-        <w:rPr>
-          <w:b/>
-        </w:rPr>
-        <w:t>Coverage</w:t>
-      </w:r>
-      <w:r>
-        <w:rPr>
-          <w:b w:val="0"/>
-        </w:rPr>
-        <w:t xml:space="preserve"> is 1 of 6; accepted accuracy is 1 of 1. This single constructed success, selected by a rule examined on these data, does not establish future reliability.</w:t>
-      </w:r>
-    </w:p>
-    <w:p>
-      <w:pPr>
-        <w:spacing w:line="336" w:lineRule="auto" w:after="180"/>
-      </w:pPr>
-      <w:r>
-        <w:rPr>
-          <w:b w:val="0"/>
-        </w:rPr>
-        <w:t xml:space="preserve">Exit: report one correct automatic </w:t>
-      </w:r>
-      <w:r>
-        <w:rPr>
-          <w:b/>
-        </w:rPr>
-        <w:t>prediction</w:t>
-      </w:r>
-      <w:r>
-        <w:rPr>
-          <w:b w:val="0"/>
-        </w:rPr>
-        <w:t xml:space="preserve"> out of one accepted, with five of six deferred and no reviewer outcomes.</w:t>
-      </w:r>
-    </w:p>
-    <w:p>
-      <w:pPr>
-        <w:spacing w:line="336" w:lineRule="auto" w:after="180"/>
-      </w:pPr>
-      <w:r>
-        <w:rPr>
-          <w:b w:val="0"/>
-        </w:rPr>
-        <w:t xml:space="preserve">Require representative untouched evaluation, subgroup and </w:t>
-      </w:r>
-      <w:r>
-        <w:rPr>
-          <w:b/>
-        </w:rPr>
-        <w:t>calibration</w:t>
-      </w:r>
-      <w:r>
-        <w:rPr>
-          <w:b w:val="0"/>
-        </w:rPr>
-        <w:t xml:space="preserve"> </w:t>
-      </w:r>
-      <w:r>
-        <w:rPr>
-          <w:b/>
-        </w:rPr>
-        <w:t>evidence</w:t>
-      </w:r>
-      <w:r>
-        <w:rPr>
-          <w:b w:val="0"/>
-        </w:rPr>
-        <w:t>, measured reviewer outcomes and workload, and a comparison with a declared baseline.</w:t>
-      </w:r>
-    </w:p>
-    <w:p>
-      <w:pPr>
-        <w:pStyle w:val="Heading3"/>
-      </w:pPr>
-      <w:r>
-        <w:t>Model the reasoning aloud</w:t>
-      </w:r>
-    </w:p>
-    <w:p>
-      <w:pPr>
-        <w:spacing w:line="336" w:lineRule="auto" w:after="180"/>
-      </w:pPr>
-      <w:r>
-        <w:rPr>
-          <w:b w:val="0"/>
-        </w:rPr>
-        <w:t xml:space="preserve">Use the complete worked example below before asking learners to complete W2. Reveal a small part, invite a </w:t>
-      </w:r>
-      <w:r>
-        <w:rPr>
-          <w:b/>
-        </w:rPr>
-        <w:t>prediction</w:t>
-      </w:r>
-      <w:r>
-        <w:rPr>
-          <w:b w:val="0"/>
-        </w:rPr>
-        <w:t>, then explain the deciding step.</w:t>
-      </w:r>
-    </w:p>
-    <w:p>
-      <w:pPr>
-        <w:spacing w:line="336" w:lineRule="auto" w:after="180"/>
-      </w:pPr>
-      <w:r>
-        <w:rPr>
-          <w:b w:val="0"/>
-        </w:rPr>
-        <w:t>These teacher notes contain solutions; do not reveal the independent case answer during modelling.</w:t>
-      </w:r>
-    </w:p>
-    <w:p>
-      <w:pPr>
-        <w:pStyle w:val="Heading3"/>
-      </w:pPr>
-      <w:r>
-        <w:t>Confidence does not remove every error</w:t>
-      </w:r>
-    </w:p>
-    <w:tbl>
-      <w:tblPr>
-        <w:tblStyle w:val="LightShading-Accent1"/>
-        <w:tblW w:type="auto" w:w="0"/>
-        <w:tblLook w:firstColumn="1" w:firstRow="1" w:lastColumn="0" w:lastRow="0" w:noHBand="0" w:noVBand="1" w:val="04A0"/>
-      </w:tblPr>
-      <w:tblGrid>
-        <w:gridCol w:w="3408"/>
-        <w:gridCol w:w="3408"/>
-        <w:gridCol w:w="3408"/>
-      </w:tblGrid>
-      <w:tr>
-        <w:trPr>
-          <w:tblHeader/>
-        </w:trPr>
-        <w:tc>
-          <w:tcPr>
-            <w:tcW w:type="dxa" w:w="3408"/>
-          </w:tcPr>
-          <w:p>
-            <w:r>
-              <w:t>Cases</w:t>
-            </w:r>
-          </w:p>
-        </w:tc>
-        <w:tc>
-          <w:tcPr>
-            <w:tcW w:type="dxa" w:w="3408"/>
-          </w:tcPr>
-          <w:p>
-            <w:r>
-              <w:t>At cutoff 0.80</w:t>
-            </w:r>
-          </w:p>
-        </w:tc>
-        <w:tc>
-          <w:tcPr>
-            <w:tcW w:type="dxa" w:w="3408"/>
-          </w:tcPr>
-          <w:p>
-            <w:r>
-              <w:t>Observed result</w:t>
-            </w:r>
-          </w:p>
-        </w:tc>
-      </w:tr>
-      <w:tr>
-        <w:tc>
-          <w:tcPr>
-            <w:tcW w:type="dxa" w:w="3408"/>
-          </w:tcPr>
-          <w:p>
-            <w:r>
-              <w:t>A, B, C, F</w:t>
-            </w:r>
-          </w:p>
-        </w:tc>
-        <w:tc>
-          <w:tcPr>
-            <w:tcW w:type="dxa" w:w="3408"/>
-          </w:tcPr>
-          <w:p>
-            <w:r>
-              <w:t>Accept automatically</w:t>
-            </w:r>
-          </w:p>
-        </w:tc>
-        <w:tc>
-          <w:tcPr>
-            <w:tcW w:type="dxa" w:w="3408"/>
-          </w:tcPr>
-          <w:p>
-            <w:r>
-              <w:t>2 correct, 2 wrong</w:t>
-            </w:r>
-          </w:p>
-        </w:tc>
-      </w:tr>
-      <w:tr>
-        <w:tc>
-          <w:tcPr>
-            <w:tcW w:type="dxa" w:w="3408"/>
-          </w:tcPr>
-          <w:p>
-            <w:r>
-              <w:t>D, E</w:t>
-            </w:r>
-          </w:p>
-        </w:tc>
-        <w:tc>
-          <w:tcPr>
-            <w:tcW w:type="dxa" w:w="3408"/>
-          </w:tcPr>
-          <w:p>
-            <w:r>
-              <w:t>Defer for review</w:t>
-            </w:r>
-          </w:p>
-        </w:tc>
-        <w:tc>
-          <w:tcPr>
-            <w:tcW w:type="dxa" w:w="3408"/>
-          </w:tcPr>
-          <w:p>
-            <w:r>
-              <w:t>1 correct, 1 wrong</w:t>
-            </w:r>
-          </w:p>
-        </w:tc>
-      </w:tr>
-    </w:tbl>
-    <w:p>
-      <w:r>
-        <w:t>The policy accepts confidence at least 0.80. Coverage is 4 / 6 and accepted-case accuracy is 2 / 4. The confident errors B and F remain.</w:t>
-      </w:r>
-    </w:p>
-    <w:p>
-      <w:pPr>
-        <w:pStyle w:val="Heading3"/>
-      </w:pPr>
-      <w:r>
-        <w:t>Model the reasoning aloud · 5</w:t>
-      </w:r>
-    </w:p>
-    <w:p>
-      <w:pPr>
-        <w:spacing w:line="336" w:lineRule="auto" w:after="180"/>
-      </w:pPr>
-      <w:r>
-        <w:rPr>
-          <w:b w:val="0"/>
-        </w:rPr>
-        <w:t xml:space="preserve">Deferred cases are not automatically repaired. A review workflow needs an assigned reviewer, suitable </w:t>
-      </w:r>
-      <w:r>
-        <w:rPr>
-          <w:b/>
-        </w:rPr>
-        <w:t>evidence</w:t>
-      </w:r>
-      <w:r>
-        <w:rPr>
-          <w:b w:val="0"/>
-        </w:rPr>
-        <w:t>, a decision record and an outcome check.</w:t>
-      </w:r>
-    </w:p>
-    <w:p>
-      <w:pPr>
-        <w:spacing w:line="336" w:lineRule="auto" w:after="180"/>
-      </w:pPr>
-      <w:r>
-        <w:rPr>
-          <w:b w:val="0"/>
-        </w:rPr>
-        <w:t>Report review workload and the final system’s results separately; we have no reviewer outcomes here. Do not erase deferred cases from the report or count them as correct.</w:t>
-      </w:r>
-    </w:p>
-    <w:p>
-      <w:pPr>
-        <w:pStyle w:val="Heading3"/>
-      </w:pPr>
-      <w:r>
-        <w:t>Raise the cutoff to 0.95 for the same six cases. Which cases are accepted, what are coverage and accepted-case accuracy, and why does that result not guarantee perfect future predictions?</w:t>
-      </w:r>
-    </w:p>
-    <w:p>
-      <w:r>
-        <w:t>________________________________________________________________</w:t>
-      </w:r>
-    </w:p>
-    <w:p>
-      <w:r>
-        <w:t>________________________________________________________________</w:t>
-      </w:r>
-    </w:p>
-    <w:p>
-      <w:r>
-        <w:t>________________________________________________________________</w:t>
-      </w:r>
-    </w:p>
-    <w:p>
-      <w:r>
-        <w:t>________________________________________________________________</w:t>
-      </w:r>
-    </w:p>
     <w:tbl>
       <w:tblPr>
         <w:tblStyle w:val="LightShading-Accent1"/>
@@ -1559,73 +2560,10 @@
     </w:p>
     <w:p>
       <w:pPr>
-        <w:spacing w:line="336" w:lineRule="auto" w:after="180"/>
-      </w:pPr>
-      <w:r>
-        <w:rPr>
-          <w:b w:val="0"/>
-        </w:rPr>
-        <w:t>Keep positive-class probability separate from confidence in the chosen label.</w:t>
-      </w:r>
-    </w:p>
-    <w:p>
-      <w:pPr>
         <w:pStyle w:val="Heading3"/>
       </w:pPr>
       <w:r>
         <w:t>The facts we will use</w:t>
-      </w:r>
-    </w:p>
-    <w:p>
-      <w:pPr>
-        <w:pStyle w:val="Heading3"/>
-      </w:pPr>
-      <w:r>
-        <w:t>Supplied facts</w:t>
-      </w:r>
-    </w:p>
-    <w:p>
-      <w:pPr>
-        <w:spacing w:line="336" w:lineRule="auto" w:after="180"/>
-        <w:shd w:fill="F1F6FC"/>
-      </w:pPr>
-      <w:r>
-        <w:rPr>
-          <w:b w:val="0"/>
-        </w:rPr>
-        <w:t>Supplied p(class 1): A: 0.9 reference 0; B: 0.6 reference 1; C: 0.2 reference 0. Predict class 1 at p&gt;=0.5; confidence=max(p, 1-p).</w:t>
-      </w:r>
-    </w:p>
-    <w:p>
-      <w:pPr>
-        <w:pStyle w:val="Heading3"/>
-      </w:pPr>
-      <w:r>
-        <w:t>Supplied facts</w:t>
-      </w:r>
-    </w:p>
-    <w:p>
-      <w:pPr>
-        <w:spacing w:line="336" w:lineRule="auto" w:after="180"/>
-        <w:shd w:fill="F1F6FC"/>
-      </w:pPr>
-      <w:r>
-        <w:rPr>
-          <w:b w:val="0"/>
-        </w:rPr>
-        <w:t xml:space="preserve">All </w:t>
-      </w:r>
-      <w:r>
-        <w:rPr>
-          <w:b/>
-        </w:rPr>
-        <w:t>input</w:t>
-      </w:r>
-      <w:r>
-        <w:rPr>
-          <w:b w:val="0"/>
-        </w:rPr>
-        <w:t>s and outcomes in this worked example are invented classroom data; no real model run is claimed.</w:t>
       </w:r>
     </w:p>
     <w:p>
@@ -1633,7 +2571,7 @@
         <w:drawing>
           <wp:inline xmlns:a="http://schemas.openxmlformats.org/drawingml/2006/main" xmlns:pic="http://schemas.openxmlformats.org/drawingml/2006/picture">
             <wp:extent cx="5486400" cy="3657600"/>
-            <wp:docPr id="1" name="Picture 1" descr="Positive probability is not always chosen-label confidence"/>
+            <wp:docPr id="2" name="Picture 2" descr="Positive probability is not always chosen-label confidence"/>
             <wp:cNvGraphicFramePr>
               <a:graphicFrameLocks noChangeAspect="1"/>
             </wp:cNvGraphicFramePr>
@@ -1645,7 +2583,7 @@
                     <pic:cNvPicPr/>
                   </pic:nvPicPr>
                   <pic:blipFill>
-                    <a:blip r:embed="rId9"/>
+                    <a:blip r:embed="rId10"/>
                     <a:stretch>
                       <a:fillRect/>
                     </a:stretch>
@@ -1669,7 +2607,7 @@
         <w:drawing>
           <wp:inline xmlns:a="http://schemas.openxmlformats.org/drawingml/2006/main" xmlns:pic="http://schemas.openxmlformats.org/drawingml/2006/picture">
             <wp:extent cx="5486400" cy="5261429"/>
-            <wp:docPr id="2" name="Picture 2" descr="Uncertainty and failure analysis. Predictions: A predicts 1 wrong; B predicts 1 correct; C predicts 0 correct.. Selected-label confidence: Confidences are 0.9, 0.6, 0.8. C’s confidence is 0.8 despite p(class 1)=0.2.. Selective review: Accept confidence&gt;=0.8: A and C; accuracy 1/2 and coverage 2/3."/>
+            <wp:docPr id="3" name="Picture 3" descr="Uncertainty and failure analysis. Predictions: A predicts 1 wrong; B predicts 1 correct; C predicts 0 correct.. Selected-label confidence: Confidences are 0.9, 0.6, 0.8. C’s confidence is 0.8 despite p(class 1)=0.2.. Selective review: Accept confidence&gt;=0.8: A and C; accuracy 1/2 and coverage 2/3."/>
             <wp:cNvGraphicFramePr>
               <a:graphicFrameLocks noChangeAspect="1"/>
             </wp:cNvGraphicFramePr>
@@ -1681,7 +2619,7 @@
                     <pic:cNvPicPr/>
                   </pic:nvPicPr>
                   <pic:blipFill>
-                    <a:blip r:embed="rId10"/>
+                    <a:blip r:embed="rId11"/>
                     <a:stretch>
                       <a:fillRect/>
                     </a:stretch>
@@ -1705,114 +2643,7 @@
         <w:pStyle w:val="Heading3"/>
       </w:pPr>
       <w:r>
-        <w:t>Read the picture one step at a time</w:t>
-      </w:r>
-    </w:p>
-    <w:tbl>
-      <w:tblPr>
-        <w:tblStyle w:val="LightShading-Accent1"/>
-        <w:tblW w:type="auto" w:w="0"/>
-        <w:tblLook w:firstColumn="1" w:firstRow="1" w:lastColumn="0" w:lastRow="0" w:noHBand="0" w:noVBand="1" w:val="04A0"/>
-      </w:tblPr>
-      <w:tblGrid>
-        <w:gridCol w:w="5112"/>
-        <w:gridCol w:w="5112"/>
-      </w:tblGrid>
-      <w:tr>
-        <w:trPr>
-          <w:tblHeader/>
-        </w:trPr>
-        <w:tc>
-          <w:tcPr>
-            <w:tcW w:type="dxa" w:w="5112"/>
-          </w:tcPr>
-          <w:p>
-            <w:r>
-              <w:t>Step</w:t>
-            </w:r>
-          </w:p>
-        </w:tc>
-        <w:tc>
-          <w:tcPr>
-            <w:tcW w:type="dxa" w:w="5112"/>
-          </w:tcPr>
-          <w:p>
-            <w:r>
-              <w:t>What happens and why</w:t>
-            </w:r>
-          </w:p>
-        </w:tc>
-      </w:tr>
-      <w:tr>
-        <w:tc>
-          <w:tcPr>
-            <w:tcW w:type="dxa" w:w="5112"/>
-          </w:tcPr>
-          <w:p>
-            <w:r>
-              <w:t>1. Predictions</w:t>
-            </w:r>
-          </w:p>
-        </w:tc>
-        <w:tc>
-          <w:tcPr>
-            <w:tcW w:type="dxa" w:w="5112"/>
-          </w:tcPr>
-          <w:p>
-            <w:r>
-              <w:t>A predicts 1 wrong; B predicts 1 correct; C predicts 0 correct.</w:t>
-            </w:r>
-          </w:p>
-        </w:tc>
-      </w:tr>
-      <w:tr>
-        <w:tc>
-          <w:tcPr>
-            <w:tcW w:type="dxa" w:w="5112"/>
-          </w:tcPr>
-          <w:p>
-            <w:r>
-              <w:t>2. Selected-label confidence</w:t>
-            </w:r>
-          </w:p>
-        </w:tc>
-        <w:tc>
-          <w:tcPr>
-            <w:tcW w:type="dxa" w:w="5112"/>
-          </w:tcPr>
-          <w:p>
-            <w:r>
-              <w:t>Confidences are 0.9, 0.6, 0.8. C’s confidence is 0.8 despite p(class 1)=0.2.</w:t>
-            </w:r>
-          </w:p>
-        </w:tc>
-      </w:tr>
-      <w:tr>
-        <w:tc>
-          <w:tcPr>
-            <w:tcW w:type="dxa" w:w="5112"/>
-          </w:tcPr>
-          <w:p>
-            <w:r>
-              <w:t>3. Selective review</w:t>
-            </w:r>
-          </w:p>
-        </w:tc>
-        <w:tc>
-          <w:tcPr>
-            <w:tcW w:type="dxa" w:w="5112"/>
-          </w:tcPr>
-          <w:p>
-            <w:r>
-              <w:t>Accept confidence&gt;=0.8: A and C; accuracy 1/2 and coverage 2/3.</w:t>
-            </w:r>
-          </w:p>
-        </w:tc>
-      </w:tr>
-    </w:tbl>
-    <w:p>
-      <w:r>
-        <w:t>Match each pictured step to the supplied facts. This is a worked teaching case, not an independent assessment.</w:t>
+        <w:t>Why this result follows</w:t>
       </w:r>
     </w:p>
     <w:p>
@@ -1820,7 +2651,7 @@
         <w:pStyle w:val="Heading3"/>
       </w:pPr>
       <w:r>
-        <w:t>Why this result follows</w:t>
+        <w:t>What this example does not establish</w:t>
       </w:r>
     </w:p>
     <w:p>
@@ -1828,185 +2659,179 @@
         <w:pStyle w:val="Heading3"/>
       </w:pPr>
       <w:r>
-        <w:t>Why the result follows</w:t>
+        <w:t>Change one thing in the pictured case</w:t>
       </w:r>
     </w:p>
     <w:p>
       <w:pPr>
-        <w:spacing w:line="336" w:lineRule="auto" w:after="180"/>
-        <w:shd w:fill="F1F6FC"/>
-      </w:pPr>
-      <w:r>
-        <w:rPr>
-          <w:b w:val="0"/>
-        </w:rPr>
-        <w:t>Positive-class probability and confidence in the chosen label differ when the predicted class is zero. For C, a class-one probability of 0.2 gives class-zero confidence 0.8 under this toy rule.</w:t>
+        <w:pStyle w:val="Heading3"/>
+      </w:pPr>
+      <w:r>
+        <w:t>Ask while showing the picture</w:t>
       </w:r>
     </w:p>
     <w:p>
       <w:pPr>
         <w:spacing w:line="336" w:lineRule="auto" w:after="180"/>
-        <w:shd w:fill="F1F6FC"/>
       </w:pPr>
       <w:r>
         <w:rPr>
           <w:b w:val="0"/>
         </w:rPr>
-        <w:t xml:space="preserve">Selective accuracy counts only accepted cases; </w:t>
+        <w:t xml:space="preserve">Cover the result. Ask learners to name the </w:t>
       </w:r>
       <w:r>
         <w:rPr>
           <w:b/>
         </w:rPr>
-        <w:t>coverage</w:t>
+        <w:t>input</w:t>
       </w:r>
       <w:r>
         <w:rPr>
           <w:b w:val="0"/>
         </w:rPr>
-        <w:t xml:space="preserve"> counts how many were accepted. A stricter cutoff can retain a confidently wrong case and lower accuracy on this supplied set.</w:t>
+        <w:t xml:space="preserve">s and predict the next step. Uncover one step, connect the icon to the actual procedure, and explain its </w:t>
+      </w:r>
+      <w:r>
+        <w:rPr>
+          <w:b/>
+        </w:rPr>
+        <w:t>evidence</w:t>
+      </w:r>
+      <w:r>
+        <w:rPr>
+          <w:b w:val="0"/>
+        </w:rPr>
+        <w:t>. Then change the supplied condition and compare.</w:t>
       </w:r>
     </w:p>
     <w:p>
       <w:pPr>
-        <w:pStyle w:val="Heading3"/>
-      </w:pPr>
-      <w:r>
-        <w:t>What this example does not establish</w:t>
+        <w:spacing w:line="336" w:lineRule="auto" w:after="180"/>
+      </w:pPr>
+      <w:r>
+        <w:rPr>
+          <w:b w:val="0"/>
+        </w:rPr>
+        <w:t>The picture is a representation; it does not document execution of a real AI model.</w:t>
       </w:r>
     </w:p>
     <w:p>
       <w:pPr>
-        <w:pStyle w:val="Heading3"/>
-      </w:pPr>
-      <w:r>
-        <w:t>Keep the stated limit</w:t>
+        <w:pStyle w:val="Heading1"/>
+      </w:pPr>
+      <w:r>
+        <w:t>03. Model a step,then remove help</w:t>
       </w:r>
     </w:p>
     <w:p>
-      <w:pPr>
-        <w:spacing w:line="336" w:lineRule="auto" w:after="180"/>
-        <w:shd w:fill="FFF5E6"/>
-      </w:pPr>
-      <w:r>
-        <w:rPr>
-          <w:b w:val="0"/>
-        </w:rPr>
-        <w:t xml:space="preserve">Supplied scores are not proven calibrated. Review policies need representative held-out </w:t>
-      </w:r>
-      <w:r>
-        <w:rPr>
-          <w:b/>
-        </w:rPr>
-        <w:t>evidence</w:t>
-      </w:r>
-      <w:r>
-        <w:rPr>
-          <w:b w:val="0"/>
-        </w:rPr>
-        <w:t xml:space="preserve"> and clear handling of rejected cases.</w:t>
+      <w:r>
+        <w:t>Collect each learner’s reasoning before showing a key.</w:t>
       </w:r>
     </w:p>
     <w:p>
       <w:pPr>
-        <w:pStyle w:val="Heading3"/>
-      </w:pPr>
-      <w:r>
-        <w:t>Change one thing in the pictured case</w:t>
+        <w:pStyle w:val="Heading2"/>
+      </w:pPr>
+      <w:r>
+        <w:t>Current completion task and checked reasoning</w:t>
       </w:r>
     </w:p>
     <w:p>
       <w:pPr>
-        <w:pStyle w:val="Heading3"/>
-      </w:pPr>
-      <w:r>
-        <w:t>Change one thing</w:t>
+        <w:spacing w:line="336" w:lineRule="auto" w:after="180"/>
+      </w:pPr>
+      <w:r>
+        <w:rPr>
+          <w:b w:val="0"/>
+        </w:rPr>
+        <w:t>Completion task: For all six cases, list false positives and false negatives, count true positives and true negatives, and calculate overall accuracy. Why might a single accuracy hide useful information?</w:t>
       </w:r>
     </w:p>
     <w:p>
       <w:pPr>
         <w:spacing w:line="336" w:lineRule="auto" w:after="180"/>
-        <w:shd w:fill="F5F1FB"/>
       </w:pPr>
       <w:r>
         <w:rPr>
           <w:b w:val="0"/>
         </w:rPr>
-        <w:t>Change: Raise the acceptance cutoff to 0.85.</w:t>
+        <w:t>Teacher check: Teacher explanation: False positives are B and D; the false negative is F. A and C are the two true positives; E is the one true negative. Accuracy is 3 of 6, or 50 percent.</w:t>
       </w:r>
     </w:p>
     <w:p>
       <w:pPr>
-        <w:pStyle w:val="Heading3"/>
-      </w:pPr>
-      <w:r>
-        <w:t>Predicted result</w:t>
+        <w:spacing w:line="336" w:lineRule="auto" w:after="180"/>
+      </w:pPr>
+      <w:r>
+        <w:rPr>
+          <w:b w:val="0"/>
+        </w:rPr>
+        <w:t>It hides which errors occur and how their consequences differ.</w:t>
       </w:r>
     </w:p>
     <w:p>
       <w:pPr>
         <w:spacing w:line="336" w:lineRule="auto" w:after="180"/>
-        <w:shd w:fill="F1F6FC"/>
-      </w:pPr>
+      </w:pPr>
+      <w:r>
+        <w:rPr>
+          <w:b w:val="0"/>
+        </w:rPr>
+        <w:t xml:space="preserve">Start by identifying the given </w:t>
+      </w:r>
       <w:r>
         <w:rPr>
           <w:b/>
         </w:rPr>
-        <w:t>Prediction</w:t>
+        <w:t>input</w:t>
       </w:r>
       <w:r>
         <w:rPr>
           <w:b w:val="0"/>
         </w:rPr>
-        <w:t xml:space="preserve">: Only A is accepted: accuracy 0/1, </w:t>
-      </w:r>
-      <w:r>
-        <w:rPr>
-          <w:b/>
-        </w:rPr>
-        <w:t>coverage</w:t>
-      </w:r>
-      <w:r>
-        <w:rPr>
-          <w:b w:val="0"/>
-        </w:rPr>
-        <w:t xml:space="preserve"> 1/3.</w:t>
+        <w:t>s together. Leave the intermediate steps blank. If needed, model one step, then withdraw that help on the next step. Move to a full trace only when the partial trace is understood.</w:t>
       </w:r>
     </w:p>
     <w:p>
       <w:pPr>
-        <w:pStyle w:val="Heading3"/>
-      </w:pPr>
-      <w:r>
-        <w:t>Why the result follows</w:t>
+        <w:spacing w:line="336" w:lineRule="auto" w:after="180"/>
+      </w:pPr>
+      <w:r>
+        <w:rPr>
+          <w:b w:val="0"/>
+        </w:rPr>
+        <w:t>For partners, alternate explainer and checker; collect a response from every learner before discussion.</w:t>
       </w:r>
     </w:p>
     <w:p>
       <w:pPr>
-        <w:spacing w:line="336" w:lineRule="auto" w:after="180"/>
-        <w:shd w:fill="F1F6FC"/>
-      </w:pPr>
-      <w:r>
-        <w:rPr>
-          <w:b w:val="0"/>
-        </w:rPr>
-        <w:t>Reason: The most confident supplied case is wrong; a stricter cutoff is not guaranteed to improve this set’s accuracy.</w:t>
+        <w:pStyle w:val="Heading2"/>
+      </w:pPr>
+      <w:r>
+        <w:t>Individual misconception check</w:t>
       </w:r>
     </w:p>
     <w:p>
       <w:pPr>
-        <w:pStyle w:val="Heading3"/>
-      </w:pPr>
-      <w:r>
-        <w:t>Ask while showing the picture</w:t>
+        <w:spacing w:line="336" w:lineRule="auto" w:after="180"/>
+      </w:pPr>
+      <w:r>
+        <w:rPr>
+          <w:b w:val="0"/>
+        </w:rPr>
+        <w:t>Use the worked case for Uncertainty and failure analysis. Proposed explanation: “A low p1 always means low confidence”. Decide whether this explanation is supported.</w:t>
       </w:r>
     </w:p>
     <w:p>
       <w:pPr>
-        <w:pStyle w:val="Heading3"/>
-      </w:pPr>
-      <w:r>
-        <w:t>Ask while showing the picture · 6</w:t>
+        <w:spacing w:line="336" w:lineRule="auto" w:after="180"/>
+      </w:pPr>
+      <w:r>
+        <w:rPr>
+          <w:b w:val="0"/>
+        </w:rPr>
+        <w:t>Point to the step or supplied fact that decides; explain your repair if needed.</w:t>
       </w:r>
     </w:p>
     <w:p>
@@ -2017,31 +2842,7 @@
         <w:rPr>
           <w:b w:val="0"/>
         </w:rPr>
-        <w:t xml:space="preserve">Cover the result. Ask learners to name the </w:t>
-      </w:r>
-      <w:r>
-        <w:rPr>
-          <w:b/>
-        </w:rPr>
-        <w:t>input</w:t>
-      </w:r>
-      <w:r>
-        <w:rPr>
-          <w:b w:val="0"/>
-        </w:rPr>
-        <w:t xml:space="preserve">s and predict the next step. Uncover one step, connect the icon to the actual procedure, and explain its </w:t>
-      </w:r>
-      <w:r>
-        <w:rPr>
-          <w:b/>
-        </w:rPr>
-        <w:t>evidence</w:t>
-      </w:r>
-      <w:r>
-        <w:rPr>
-          <w:b w:val="0"/>
-        </w:rPr>
-        <w:t>. Then change the supplied condition and compare.</w:t>
+        <w:t>Expected correction: For a binary model, p1 = 0.10 selects class 0 with confidence 0.90.</w:t>
       </w:r>
     </w:p>
     <w:p>
@@ -2052,20 +2853,226 @@
         <w:rPr>
           <w:b w:val="0"/>
         </w:rPr>
-        <w:t>The picture is a representation; it does not document execution of a real AI model.</w:t>
+        <w:t>Collect explanations, not only yes/no votes. If a misunderstanding is common, re-model the relevant step for the class.</w:t>
       </w:r>
     </w:p>
     <w:p>
       <w:pPr>
-        <w:pStyle w:val="Heading1"/>
-      </w:pPr>
-      <w:r>
-        <w:t>03. Demonstrate and guide practice</w:t>
+        <w:spacing w:line="336" w:lineRule="auto" w:after="180"/>
+      </w:pPr>
+      <w:r>
+        <w:rPr>
+          <w:b w:val="0"/>
+        </w:rPr>
+        <w:t>If it affects a few learners, give a short targeted group explanation while others solve a more demanding variation.</w:t>
       </w:r>
     </w:p>
     <w:p>
-      <w:r>
-        <w:t>Demonstrate Uncertainty and failure analysis, reduce support deliberately and check individual reasoning before discussing answers.</w:t>
+      <w:pPr>
+        <w:pStyle w:val="Heading2"/>
+      </w:pPr>
+      <w:r>
+        <w:t>Pictured reasoning and changed case</w:t>
+      </w:r>
+    </w:p>
+    <w:p>
+      <w:pPr>
+        <w:spacing w:line="336" w:lineRule="auto" w:after="180"/>
+      </w:pPr>
+      <w:r>
+        <w:rPr>
+          <w:b w:val="0"/>
+        </w:rPr>
+        <w:t xml:space="preserve">What is C’s positive-class probability and chosen-label confidence? Point to the relevant step in the picture, then write the changed result and the rule or </w:t>
+      </w:r>
+      <w:r>
+        <w:rPr>
+          <w:b/>
+        </w:rPr>
+        <w:t>evidence</w:t>
+      </w:r>
+      <w:r>
+        <w:rPr>
+          <w:b w:val="0"/>
+        </w:rPr>
+        <w:t xml:space="preserve"> that supports it.</w:t>
+      </w:r>
+    </w:p>
+    <w:p>
+      <w:pPr>
+        <w:spacing w:line="336" w:lineRule="auto" w:after="180"/>
+      </w:pPr>
+      <w:r>
+        <w:rPr>
+          <w:b w:val="0"/>
+        </w:rPr>
+        <w:t xml:space="preserve">p(class 1)=0.2; predicted class 0 has selected-label confidence 0.8. These quantities answer different questions. Changed-case check: Only A is accepted: accuracy 0/1, </w:t>
+      </w:r>
+      <w:r>
+        <w:rPr>
+          <w:b/>
+        </w:rPr>
+        <w:t>coverage</w:t>
+      </w:r>
+      <w:r>
+        <w:rPr>
+          <w:b w:val="0"/>
+        </w:rPr>
+        <w:t xml:space="preserve"> 1/3.</w:t>
+      </w:r>
+    </w:p>
+    <w:p>
+      <w:pPr>
+        <w:spacing w:line="336" w:lineRule="auto" w:after="180"/>
+      </w:pPr>
+      <w:r>
+        <w:rPr>
+          <w:b w:val="0"/>
+        </w:rPr>
+        <w:t>The most confident supplied case is wrong; a stricter cutoff is not guaranteed to improve this set’s accuracy.</w:t>
+      </w:r>
+    </w:p>
+    <w:p>
+      <w:pPr>
+        <w:spacing w:line="336" w:lineRule="auto" w:after="180"/>
+      </w:pPr>
+      <w:r>
+        <w:rPr>
+          <w:b w:val="0"/>
+        </w:rPr>
+        <w:t xml:space="preserve">Changed-case reasoning: Only A is accepted: accuracy 0/1, </w:t>
+      </w:r>
+      <w:r>
+        <w:rPr>
+          <w:b/>
+        </w:rPr>
+        <w:t>coverage</w:t>
+      </w:r>
+      <w:r>
+        <w:rPr>
+          <w:b w:val="0"/>
+        </w:rPr>
+        <w:t xml:space="preserve"> 1/3. The most confident supplied case is wrong; a stricter cutoff is not guaranteed to improve this set’s accuracy.</w:t>
+      </w:r>
+    </w:p>
+    <w:p>
+      <w:pPr>
+        <w:spacing w:line="336" w:lineRule="auto" w:after="180"/>
+      </w:pPr>
+      <w:r>
+        <w:rPr>
+          <w:b w:val="0"/>
+        </w:rPr>
+        <w:t xml:space="preserve">Collect each learner’s explanation before discussion. Use the first missing connection between </w:t>
+      </w:r>
+      <w:r>
+        <w:rPr>
+          <w:b/>
+        </w:rPr>
+        <w:t>input</w:t>
+      </w:r>
+      <w:r>
+        <w:rPr>
+          <w:b w:val="0"/>
+        </w:rPr>
+        <w:t xml:space="preserve">, deciding step and result to choose support. This question is worked-case practice, not fresh mastery </w:t>
+      </w:r>
+      <w:r>
+        <w:rPr>
+          <w:b/>
+        </w:rPr>
+        <w:t>evidence</w:t>
+      </w:r>
+      <w:r>
+        <w:rPr>
+          <w:b w:val="0"/>
+        </w:rPr>
+        <w:t>.</w:t>
+      </w:r>
+    </w:p>
+    <w:p>
+      <w:pPr>
+        <w:pStyle w:val="Heading2"/>
+      </w:pPr>
+      <w:r>
+        <w:t>Accessible support and extension</w:t>
+      </w:r>
+    </w:p>
+    <w:p>
+      <w:pPr>
+        <w:spacing w:line="336" w:lineRule="auto" w:after="180"/>
+      </w:pPr>
+      <w:r>
+        <w:rPr>
+          <w:b w:val="0"/>
+        </w:rPr>
+        <w:t xml:space="preserve">Use See how it works and Follow a worked example. Collect a </w:t>
+      </w:r>
+      <w:r>
+        <w:rPr>
+          <w:b/>
+        </w:rPr>
+        <w:t>prediction</w:t>
+      </w:r>
+      <w:r>
+        <w:rPr>
+          <w:b w:val="0"/>
+        </w:rPr>
+        <w:t xml:space="preserve"> before revealing its result; ask the learner to point to each intermediate fact.</w:t>
+      </w:r>
+    </w:p>
+    <w:p>
+      <w:pPr>
+        <w:spacing w:line="336" w:lineRule="auto" w:after="180"/>
+      </w:pPr>
+      <w:r>
+        <w:rPr>
+          <w:b w:val="0"/>
+        </w:rPr>
+        <w:t>Provide separate boxes for p1, predicted class, confidence, reference label and correctness. Use fractions before percentages. Extension: for A, B, C and F, mean confidence is 0.8875 while observed accuracy is 0.5.</w:t>
+      </w:r>
+    </w:p>
+    <w:p>
+      <w:pPr>
+        <w:spacing w:line="336" w:lineRule="auto" w:after="180"/>
+      </w:pPr>
+      <w:r>
+        <w:rPr>
+          <w:b w:val="0"/>
+        </w:rPr>
+        <w:t xml:space="preserve">Discuss why this small grouped discrepancy motivates </w:t>
+      </w:r>
+      <w:r>
+        <w:rPr>
+          <w:b/>
+        </w:rPr>
+        <w:t>calibration</w:t>
+      </w:r>
+      <w:r>
+        <w:rPr>
+          <w:b w:val="0"/>
+        </w:rPr>
+        <w:t xml:space="preserve"> study but cannot establish a population-wide </w:t>
+      </w:r>
+      <w:r>
+        <w:rPr>
+          <w:b/>
+        </w:rPr>
+        <w:t>calibration</w:t>
+      </w:r>
+      <w:r>
+        <w:rPr>
+          <w:b w:val="0"/>
+        </w:rPr>
+        <w:t xml:space="preserve"> rate.</w:t>
+      </w:r>
+    </w:p>
+    <w:p>
+      <w:pPr>
+        <w:pStyle w:val="Heading2"/>
+      </w:pPr>
+      <w:r>
+        <w:t>Earlier wording, alternatives and picture transcripts · reference / check after trying</w:t>
       </w:r>
     </w:p>
     <w:tbl>
@@ -2282,71 +3289,26 @@
     </w:tbl>
     <w:p>
       <w:pPr>
-        <w:spacing w:line="336" w:lineRule="auto" w:after="180"/>
-      </w:pPr>
-      <w:r>
-        <w:rPr>
-          <w:b w:val="0"/>
-        </w:rPr>
-        <w:t xml:space="preserve">Use See how it works and Follow a worked example. Collect a </w:t>
-      </w:r>
-      <w:r>
-        <w:rPr>
-          <w:b/>
-        </w:rPr>
-        <w:t>prediction</w:t>
-      </w:r>
-      <w:r>
-        <w:rPr>
-          <w:b w:val="0"/>
-        </w:rPr>
-        <w:t xml:space="preserve"> before revealing its result; ask the learner to point to each intermediate fact.</w:t>
+        <w:pStyle w:val="Heading3"/>
+      </w:pPr>
+      <w:r>
+        <w:t>Reduce help deliberately</w:t>
       </w:r>
     </w:p>
     <w:p>
       <w:pPr>
-        <w:spacing w:line="336" w:lineRule="auto" w:after="180"/>
-      </w:pPr>
-      <w:r>
-        <w:rPr>
-          <w:b w:val="0"/>
-        </w:rPr>
-        <w:t>Provide separate boxes for p1, predicted class, confidence, reference label and correctness. Use fractions before percentages. Extension: for A, B, C and F, mean confidence is 0.8875 while observed accuracy is 0.5.</w:t>
+        <w:pStyle w:val="Heading3"/>
+      </w:pPr>
+      <w:r>
+        <w:t>Individual reasoning check</w:t>
       </w:r>
     </w:p>
     <w:p>
       <w:pPr>
-        <w:spacing w:line="336" w:lineRule="auto" w:after="180"/>
-      </w:pPr>
-      <w:r>
-        <w:rPr>
-          <w:b w:val="0"/>
-        </w:rPr>
-        <w:t xml:space="preserve">Discuss why this small grouped discrepancy motivates </w:t>
-      </w:r>
-      <w:r>
-        <w:rPr>
-          <w:b/>
-        </w:rPr>
-        <w:t>calibration</w:t>
-      </w:r>
-      <w:r>
-        <w:rPr>
-          <w:b w:val="0"/>
-        </w:rPr>
-        <w:t xml:space="preserve"> study but cannot establish a population-wide </w:t>
-      </w:r>
-      <w:r>
-        <w:rPr>
-          <w:b/>
-        </w:rPr>
-        <w:t>calibration</w:t>
-      </w:r>
-      <w:r>
-        <w:rPr>
-          <w:b w:val="0"/>
-        </w:rPr>
-        <w:t xml:space="preserve"> rate.</w:t>
+        <w:pStyle w:val="Heading3"/>
+      </w:pPr>
+      <w:r>
+        <w:t>Pictorial practice question</w:t>
       </w:r>
     </w:p>
     <w:p>
@@ -2354,82 +3316,58 @@
         <w:pStyle w:val="Heading3"/>
       </w:pPr>
       <w:r>
-        <w:t>Reduce help deliberately</w:t>
+        <w:t>Reasoned teacher answer</w:t>
       </w:r>
     </w:p>
     <w:p>
       <w:pPr>
-        <w:pStyle w:val="Heading3"/>
-      </w:pPr>
-      <w:r>
-        <w:t>Completion practice</w:t>
+        <w:pStyle w:val="Heading1"/>
+      </w:pPr>
+      <w:r>
+        <w:t>04. Run the complete supplied investigation</w:t>
       </w:r>
     </w:p>
     <w:p>
-      <w:pPr>
-        <w:spacing w:line="336" w:lineRule="auto" w:after="180"/>
-        <w:shd w:fill="F5F1FB"/>
-      </w:pPr>
-      <w:r>
-        <w:rPr>
-          <w:b w:val="0"/>
-        </w:rPr>
-        <w:t>Completion task: For all six cases, list false positives and false negatives, count true positives and true negatives, and calculate overall accuracy. Why might a single accuracy hide useful information?</w:t>
+      <w:r>
+        <w:t>Separate predictions,actual runs and paper traces.</w:t>
       </w:r>
     </w:p>
     <w:p>
       <w:pPr>
-        <w:pStyle w:val="Heading3"/>
-      </w:pPr>
-      <w:r>
-        <w:t>Reasoning to listen for</w:t>
+        <w:pStyle w:val="Heading2"/>
+      </w:pPr>
+      <w:r>
+        <w:t>Complete inputs,expected results and limits</w:t>
       </w:r>
     </w:p>
     <w:p>
       <w:pPr>
         <w:spacing w:line="336" w:lineRule="auto" w:after="180"/>
-        <w:shd w:fill="F1F6FC"/>
       </w:pPr>
       <w:r>
         <w:rPr>
           <w:b w:val="0"/>
         </w:rPr>
-        <w:t>Teacher check: Teacher explanation: False positives are B and D; the false negative is F. A and C are the two true positives; E is the one true negative. Accuracy is 3 of 6, or 50 percent.</w:t>
+        <w:t>Main predictions 1, 1, 1, 1, 0, 0; 3/6 overall; cutoff .8 accepts A/B/C/F, 2/4 correct, 4/6 coverage. At .99 accepted accuracy is None. No final human-review accuracy available. Independent K/L/M/N predictions 1, 1, 0, 0; confidences .85, .70, .70, .95; correct L/M/N gives 3/4 overall. Cutoff .80 accepts K/N, coverage 2/4 and accepted accuracy 1/2, below overall 3/4.</w:t>
       </w:r>
     </w:p>
     <w:p>
       <w:pPr>
         <w:spacing w:line="336" w:lineRule="auto" w:after="180"/>
-        <w:shd w:fill="F1F6FC"/>
       </w:pPr>
       <w:r>
         <w:rPr>
           <w:b w:val="0"/>
         </w:rPr>
-        <w:t>It hides which errors occur and how their consequences differ.</w:t>
+        <w:t>Do not claim higher cutoff guarantees better accuracy. Blur pattern is not a causal test; keep related image versions in one split.</w:t>
       </w:r>
     </w:p>
     <w:p>
       <w:pPr>
-        <w:spacing w:line="336" w:lineRule="auto" w:after="180"/>
-      </w:pPr>
-      <w:r>
-        <w:rPr>
-          <w:b w:val="0"/>
-        </w:rPr>
-        <w:t xml:space="preserve">Start by identifying the given </w:t>
-      </w:r>
-      <w:r>
-        <w:rPr>
-          <w:b/>
-        </w:rPr>
-        <w:t>input</w:t>
-      </w:r>
-      <w:r>
-        <w:rPr>
-          <w:b w:val="0"/>
-        </w:rPr>
-        <w:t>s together. Leave the intermediate steps blank. If needed, model one step, then withdraw that help on the next step. Move to a full trace only when the partial trace is understood.</w:t>
+        <w:pStyle w:val="Heading2"/>
+      </w:pPr>
+      <w:r>
+        <w:t>Diagnose the current misconceptions</w:t>
       </w:r>
     </w:p>
     <w:p>
@@ -2440,15 +3378,18 @@
         <w:rPr>
           <w:b w:val="0"/>
         </w:rPr>
-        <w:t>For partners, alternate explainer and checker; collect a response from every learner before discussion.</w:t>
+        <w:t>A low p1 always means low confidence: For a binary model, p1 = 0.10 selects class 0 with confidence 0.90.</w:t>
       </w:r>
     </w:p>
     <w:p>
       <w:pPr>
-        <w:pStyle w:val="Heading3"/>
-      </w:pPr>
-      <w:r>
-        <w:t>Individual reasoning check</w:t>
+        <w:spacing w:line="336" w:lineRule="auto" w:after="180"/>
+      </w:pPr>
+      <w:r>
+        <w:rPr>
+          <w:b w:val="0"/>
+        </w:rPr>
+        <w:t>Reviewing uncertain cases fixes all errors: B and F remain confidently wrong; deferred outcomes also need measurement.</w:t>
       </w:r>
     </w:p>
     <w:p>
@@ -2459,7 +3400,7 @@
         <w:rPr>
           <w:b w:val="0"/>
         </w:rPr>
-        <w:t>Use the worked case for Uncertainty and failure analysis. Proposed explanation: “A low p1 always means low confidence”. Decide whether this explanation is supported.</w:t>
+        <w:t>A shared condition proves the cause: A small error pattern motivates investigation; label checks, controlled examples and independent evaluation are still needed.</w:t>
       </w:r>
     </w:p>
     <w:p>
@@ -2470,281 +3411,51 @@
         <w:rPr>
           <w:b w:val="0"/>
         </w:rPr>
-        <w:t>Point to the step or supplied fact that decides; explain your repair if needed.</w:t>
+        <w:t xml:space="preserve">Use Run the investigation for the </w:t>
+      </w:r>
+      <w:r>
+        <w:rPr>
+          <w:b/>
+        </w:rPr>
+        <w:t>evidence</w:t>
+      </w:r>
+      <w:r>
+        <w:rPr>
+          <w:b w:val="0"/>
+        </w:rPr>
+        <w:t xml:space="preserve"> ledger. Add a boundary or missing-</w:t>
+      </w:r>
+      <w:r>
+        <w:rPr>
+          <w:b/>
+        </w:rPr>
+        <w:t>input</w:t>
+      </w:r>
+      <w:r>
+        <w:rPr>
+          <w:b w:val="0"/>
+        </w:rPr>
+        <w:t xml:space="preserve"> case and record the expected response before checking. More successful repeats of one case do not establish wider </w:t>
+      </w:r>
+      <w:r>
+        <w:rPr>
+          <w:b/>
+        </w:rPr>
+        <w:t>coverage</w:t>
+      </w:r>
+      <w:r>
+        <w:rPr>
+          <w:b w:val="0"/>
+        </w:rPr>
+        <w:t>.</w:t>
       </w:r>
     </w:p>
     <w:p>
       <w:pPr>
-        <w:pStyle w:val="Heading3"/>
-      </w:pPr>
-      <w:r>
-        <w:t>Expected repair</w:t>
-      </w:r>
-    </w:p>
-    <w:p>
-      <w:pPr>
-        <w:spacing w:line="336" w:lineRule="auto" w:after="180"/>
-        <w:shd w:fill="F1F6FC"/>
-      </w:pPr>
-      <w:r>
-        <w:rPr>
-          <w:b w:val="0"/>
-        </w:rPr>
-        <w:t>Expected correction: For a binary model, p1 = 0.10 selects class 0 with confidence 0.90.</w:t>
-      </w:r>
-    </w:p>
-    <w:p>
-      <w:pPr>
-        <w:spacing w:line="336" w:lineRule="auto" w:after="180"/>
-      </w:pPr>
-      <w:r>
-        <w:rPr>
-          <w:b w:val="0"/>
-        </w:rPr>
-        <w:t>Collect explanations, not only yes/no votes. If a misunderstanding is common, re-model the relevant step for the class.</w:t>
-      </w:r>
-    </w:p>
-    <w:p>
-      <w:pPr>
-        <w:spacing w:line="336" w:lineRule="auto" w:after="180"/>
-      </w:pPr>
-      <w:r>
-        <w:rPr>
-          <w:b w:val="0"/>
-        </w:rPr>
-        <w:t>If it affects a few learners, give a short targeted group explanation while others solve a more demanding variation.</w:t>
-      </w:r>
-    </w:p>
-    <w:p>
-      <w:pPr>
-        <w:pStyle w:val="Heading3"/>
-      </w:pPr>
-      <w:r>
-        <w:t>Pictorial practice question</w:t>
-      </w:r>
-    </w:p>
-    <w:p>
-      <w:pPr>
-        <w:spacing w:line="336" w:lineRule="auto" w:after="180"/>
-      </w:pPr>
-      <w:r>
-        <w:rPr>
-          <w:b w:val="0"/>
-        </w:rPr>
-        <w:t xml:space="preserve">What is C’s positive-class probability and chosen-label confidence? Point to the relevant step in the picture, then write the changed result and the rule or </w:t>
-      </w:r>
-      <w:r>
-        <w:rPr>
-          <w:b/>
-        </w:rPr>
-        <w:t>evidence</w:t>
-      </w:r>
-      <w:r>
-        <w:rPr>
-          <w:b w:val="0"/>
-        </w:rPr>
-        <w:t xml:space="preserve"> that supports it.</w:t>
-      </w:r>
-    </w:p>
-    <w:p>
-      <w:pPr>
-        <w:pStyle w:val="Heading3"/>
-      </w:pPr>
-      <w:r>
-        <w:t>Reasoned teacher answer</w:t>
-      </w:r>
-    </w:p>
-    <w:p>
-      <w:pPr>
-        <w:spacing w:line="336" w:lineRule="auto" w:after="180"/>
-      </w:pPr>
-      <w:r>
-        <w:rPr>
-          <w:b w:val="0"/>
-        </w:rPr>
-        <w:t xml:space="preserve">p(class 1)=0.2; predicted class 0 has selected-label confidence 0.8. These quantities answer different questions. Changed-case check: Only A is accepted: accuracy 0/1, </w:t>
-      </w:r>
-      <w:r>
-        <w:rPr>
-          <w:b/>
-        </w:rPr>
-        <w:t>coverage</w:t>
-      </w:r>
-      <w:r>
-        <w:rPr>
-          <w:b w:val="0"/>
-        </w:rPr>
-        <w:t xml:space="preserve"> 1/3.</w:t>
-      </w:r>
-    </w:p>
-    <w:p>
-      <w:pPr>
-        <w:spacing w:line="336" w:lineRule="auto" w:after="180"/>
-      </w:pPr>
-      <w:r>
-        <w:rPr>
-          <w:b w:val="0"/>
-        </w:rPr>
-        <w:t>The most confident supplied case is wrong; a stricter cutoff is not guaranteed to improve this set’s accuracy.</w:t>
-      </w:r>
-    </w:p>
-    <w:p>
-      <w:pPr>
-        <w:spacing w:line="336" w:lineRule="auto" w:after="180"/>
-      </w:pPr>
-      <w:r>
-        <w:rPr>
-          <w:b w:val="0"/>
-        </w:rPr>
-        <w:t xml:space="preserve">Changed-case reasoning: Only A is accepted: accuracy 0/1, </w:t>
-      </w:r>
-      <w:r>
-        <w:rPr>
-          <w:b/>
-        </w:rPr>
-        <w:t>coverage</w:t>
-      </w:r>
-      <w:r>
-        <w:rPr>
-          <w:b w:val="0"/>
-        </w:rPr>
-        <w:t xml:space="preserve"> 1/3. The most confident supplied case is wrong; a stricter cutoff is not guaranteed to improve this set’s accuracy.</w:t>
-      </w:r>
-    </w:p>
-    <w:p>
-      <w:pPr>
-        <w:spacing w:line="336" w:lineRule="auto" w:after="180"/>
-      </w:pPr>
-      <w:r>
-        <w:rPr>
-          <w:b w:val="0"/>
-        </w:rPr>
-        <w:t xml:space="preserve">Collect each learner’s explanation before discussion. Use the first missing connection between </w:t>
-      </w:r>
-      <w:r>
-        <w:rPr>
-          <w:b/>
-        </w:rPr>
-        <w:t>input</w:t>
-      </w:r>
-      <w:r>
-        <w:rPr>
-          <w:b w:val="0"/>
-        </w:rPr>
-        <w:t xml:space="preserve">, deciding step and result to choose support. This question is worked-case practice, not fresh mastery </w:t>
-      </w:r>
-      <w:r>
-        <w:rPr>
-          <w:b/>
-        </w:rPr>
-        <w:t>evidence</w:t>
-      </w:r>
-      <w:r>
-        <w:rPr>
-          <w:b w:val="0"/>
-        </w:rPr>
-        <w:t>.</w:t>
-      </w:r>
-    </w:p>
-    <w:p>
-      <w:pPr>
-        <w:pStyle w:val="Heading1"/>
-      </w:pPr>
-      <w:r>
-        <w:t>04. Run the investigation and diagnose misconceptions</w:t>
-      </w:r>
-    </w:p>
-    <w:p>
-      <w:r>
-        <w:t>Run the Uncertainty and failure analysis investigation and use the first unsupported step to choose a teaching response.</w:t>
-      </w:r>
-    </w:p>
-    <w:p>
-      <w:pPr>
-        <w:spacing w:line="336" w:lineRule="auto" w:after="180"/>
-      </w:pPr>
-      <w:r>
-        <w:rPr>
-          <w:b w:val="0"/>
-        </w:rPr>
-        <w:t>A low p1 always means low confidence: For a binary model, p1 = 0.10 selects class 0 with confidence 0.90.</w:t>
-      </w:r>
-    </w:p>
-    <w:p>
-      <w:pPr>
-        <w:spacing w:line="336" w:lineRule="auto" w:after="180"/>
-      </w:pPr>
-      <w:r>
-        <w:rPr>
-          <w:b w:val="0"/>
-        </w:rPr>
-        <w:t>Reviewing uncertain cases fixes all errors: B and F remain confidently wrong; deferred outcomes also need measurement.</w:t>
-      </w:r>
-    </w:p>
-    <w:p>
-      <w:pPr>
-        <w:spacing w:line="336" w:lineRule="auto" w:after="180"/>
-      </w:pPr>
-      <w:r>
-        <w:rPr>
-          <w:b w:val="0"/>
-        </w:rPr>
-        <w:t>A shared condition proves the cause: A small error pattern motivates investigation; label checks, controlled examples and independent evaluation are still needed.</w:t>
-      </w:r>
-    </w:p>
-    <w:p>
-      <w:pPr>
-        <w:spacing w:line="336" w:lineRule="auto" w:after="180"/>
-      </w:pPr>
-      <w:r>
-        <w:rPr>
-          <w:b w:val="0"/>
-        </w:rPr>
-        <w:t xml:space="preserve">Use Run the investigation for the </w:t>
-      </w:r>
-      <w:r>
-        <w:rPr>
-          <w:b/>
-        </w:rPr>
-        <w:t>evidence</w:t>
-      </w:r>
-      <w:r>
-        <w:rPr>
-          <w:b w:val="0"/>
-        </w:rPr>
-        <w:t xml:space="preserve"> ledger. Add a boundary or missing-</w:t>
-      </w:r>
-      <w:r>
-        <w:rPr>
-          <w:b/>
-        </w:rPr>
-        <w:t>input</w:t>
-      </w:r>
-      <w:r>
-        <w:rPr>
-          <w:b w:val="0"/>
-        </w:rPr>
-        <w:t xml:space="preserve"> case and record the expected response before checking. More successful repeats of one case do not establish wider </w:t>
-      </w:r>
-      <w:r>
-        <w:rPr>
-          <w:b/>
-        </w:rPr>
-        <w:t>coverage</w:t>
-      </w:r>
-      <w:r>
-        <w:rPr>
-          <w:b w:val="0"/>
-        </w:rPr>
-        <w:t>.</w:t>
-      </w:r>
-    </w:p>
-    <w:p>
-      <w:pPr>
-        <w:pStyle w:val="Heading3"/>
-      </w:pPr>
-      <w:r>
-        <w:t>Match the support to the first error</w:t>
+        <w:pStyle w:val="Heading2"/>
+      </w:pPr>
+      <w:r>
+        <w:t>Choose accessible support</w:t>
       </w:r>
     </w:p>
     <w:tbl>
@@ -2917,69 +3628,39 @@
     </w:p>
     <w:p>
       <w:pPr>
-        <w:pStyle w:val="Heading1"/>
-      </w:pPr>
-      <w:r>
-        <w:t>05. Assess and explain the answers</w:t>
+        <w:pStyle w:val="Heading2"/>
+      </w:pPr>
+      <w:r>
+        <w:t>Earlier wording, alternatives and picture transcripts · reference / check after trying</w:t>
       </w:r>
     </w:p>
     <w:p>
-      <w:r>
-        <w:t>Use the Uncertainty and failure analysis questions, teacher keys and criteria after the relevant attempts. Previously discussed cases are practice; protect the separately selected independent task.</w:t>
+      <w:pPr>
+        <w:pStyle w:val="Heading3"/>
+      </w:pPr>
+      <w:r>
+        <w:t>Match the support to the first error</w:t>
       </w:r>
     </w:p>
     <w:p>
       <w:pPr>
-        <w:pStyle w:val="Heading3"/>
-      </w:pPr>
-      <w:r>
-        <w:t>Guided and exit questions</w:t>
+        <w:pStyle w:val="Heading1"/>
+      </w:pPr>
+      <w:r>
+        <w:t>05. Assess the new schema or calculation transfer</w:t>
       </w:r>
     </w:p>
     <w:p>
-      <w:pPr>
-        <w:spacing w:line="336" w:lineRule="auto" w:after="180"/>
-      </w:pPr>
-      <w:r>
-        <w:rPr>
-          <w:b w:val="0"/>
-        </w:rPr>
-        <w:t xml:space="preserve">Guided: only A is accepted. </w:t>
-      </w:r>
-      <w:r>
-        <w:rPr>
-          <w:b/>
-        </w:rPr>
-        <w:t>Coverage</w:t>
-      </w:r>
-      <w:r>
-        <w:rPr>
-          <w:b w:val="0"/>
-        </w:rPr>
-        <w:t xml:space="preserve"> is 1 of 6; accepted accuracy is 1 of 1. This single constructed success, selected by a rule examined on these data, does not establish future reliability.</w:t>
+      <w:r>
+        <w:t>Keep the selected answer private until after a first attempt.</w:t>
       </w:r>
     </w:p>
     <w:p>
       <w:pPr>
-        <w:spacing w:line="336" w:lineRule="auto" w:after="180"/>
-      </w:pPr>
-      <w:r>
-        <w:rPr>
-          <w:b w:val="0"/>
-        </w:rPr>
-        <w:t xml:space="preserve">Exit: report one correct automatic </w:t>
-      </w:r>
-      <w:r>
-        <w:rPr>
-          <w:b/>
-        </w:rPr>
-        <w:t>prediction</w:t>
-      </w:r>
-      <w:r>
-        <w:rPr>
-          <w:b w:val="0"/>
-        </w:rPr>
-        <w:t xml:space="preserve"> out of one accepted, with five of six deferred and no reviewer outcomes.</w:t>
+        <w:pStyle w:val="Heading2"/>
+      </w:pPr>
+      <w:r>
+        <w:t>Selected independent task and checked answer</w:t>
       </w:r>
     </w:p>
     <w:p>
@@ -2990,703 +3671,96 @@
         <w:rPr>
           <w:b w:val="0"/>
         </w:rPr>
-        <w:t xml:space="preserve">Require representative untouched evaluation, subgroup and </w:t>
+        <w:t xml:space="preserve">Selected case: Four new cases have (p1, reference label): K (0.85, 0), L (0.70, 1), M (0.30, 0), N (0.05, 0). Give </w:t>
       </w:r>
       <w:r>
         <w:rPr>
           <w:b/>
         </w:rPr>
-        <w:t>calibration</w:t>
+        <w:t>prediction</w:t>
       </w:r>
       <w:r>
         <w:rPr>
           <w:b w:val="0"/>
         </w:rPr>
-        <w:t xml:space="preserve"> </w:t>
-      </w:r>
-      <w:r>
-        <w:rPr>
-          <w:b/>
-        </w:rPr>
-        <w:t>evidence</w:t>
-      </w:r>
-      <w:r>
-        <w:rPr>
-          <w:b w:val="0"/>
-        </w:rPr>
-        <w:t>, measured reviewer outcomes and workload, and a comparison with a declared baseline.</w:t>
+        <w:t>s and confidences, overall accuracy, and accepted cases at cutoff 0.80.</w:t>
       </w:r>
     </w:p>
     <w:p>
       <w:pPr>
-        <w:pStyle w:val="Heading3"/>
-      </w:pPr>
-      <w:r>
-        <w:t>W1 Separate confidence from correctness</w:t>
+        <w:spacing w:line="336" w:lineRule="auto" w:after="180"/>
+      </w:pPr>
+      <w:r>
+        <w:rPr>
+          <w:b w:val="0"/>
+        </w:rPr>
+        <w:t xml:space="preserve">Calculate </w:t>
+      </w:r>
+      <w:r>
+        <w:rPr>
+          <w:b/>
+        </w:rPr>
+        <w:t>coverage</w:t>
+      </w:r>
+      <w:r>
+        <w:rPr>
+          <w:b w:val="0"/>
+        </w:rPr>
+        <w:t xml:space="preserve"> and accepted-case accuracy. Does this policy improve accuracy on the accepted subset here?</w:t>
       </w:r>
     </w:p>
     <w:p>
       <w:pPr>
-        <w:pStyle w:val="Heading3"/>
-      </w:pPr>
-      <w:r>
-        <w:t>Workbook question · W1</w:t>
+        <w:spacing w:line="336" w:lineRule="auto" w:after="180"/>
+      </w:pPr>
+      <w:r>
+        <w:rPr>
+          <w:b w:val="0"/>
+        </w:rPr>
+        <w:t xml:space="preserve">Teacher explanation: </w:t>
+      </w:r>
+      <w:r>
+        <w:rPr>
+          <w:b/>
+        </w:rPr>
+        <w:t>Prediction</w:t>
+      </w:r>
+      <w:r>
+        <w:rPr>
+          <w:b w:val="0"/>
+        </w:rPr>
+        <w:t xml:space="preserve">s are 1, 1, 0, 0; confidences are 0.85, 0.70, 0.70, 0.95. L, M and N are correct, so overall accuracy is 3 of 4. K and N are accepted; </w:t>
+      </w:r>
+      <w:r>
+        <w:rPr>
+          <w:b/>
+        </w:rPr>
+        <w:t>coverage</w:t>
+      </w:r>
+      <w:r>
+        <w:rPr>
+          <w:b w:val="0"/>
+        </w:rPr>
+        <w:t xml:space="preserve"> is 2 of 4 and accepted accuracy is 1 of 2.</w:t>
       </w:r>
     </w:p>
     <w:p>
       <w:pPr>
         <w:spacing w:line="336" w:lineRule="auto" w:after="180"/>
-        <w:shd w:fill="F5F1FB"/>
       </w:pPr>
       <w:r>
         <w:rPr>
           <w:b w:val="0"/>
         </w:rPr>
-        <w:t>For B, E and F, give the predicted class, selected-class confidence and correctness. Explain why p1 = 0.10 does not mean F has low confidence in its predicted class.</w:t>
+        <w:t>Accepted accuracy is lower than overall accuracy in this example.</w:t>
       </w:r>
     </w:p>
     <w:p>
       <w:pPr>
-        <w:pStyle w:val="Heading3"/>
-      </w:pPr>
-      <w:r>
-        <w:t>Teacher reasoning · W1</w:t>
-      </w:r>
-    </w:p>
-    <w:p>
-      <w:pPr>
-        <w:spacing w:line="336" w:lineRule="auto" w:after="180"/>
-        <w:shd w:fill="F1F6FC"/>
-      </w:pPr>
-      <w:r>
-        <w:rPr>
-          <w:b w:val="0"/>
-        </w:rPr>
-        <w:t>Teacher explanation: B predicts 1 with confidence 0.90 and is wrong. E predicts 0 with confidence 0.55 and is correct. F predicts 0 with confidence 0.90 and is wrong.</w:t>
-      </w:r>
-    </w:p>
-    <w:p>
-      <w:pPr>
-        <w:spacing w:line="336" w:lineRule="auto" w:after="180"/>
-        <w:shd w:fill="F1F6FC"/>
-      </w:pPr>
-      <w:r>
-        <w:rPr>
-          <w:b w:val="0"/>
-        </w:rPr>
-        <w:t>F’s low score for class 1 corresponds to a high score for class 0, the class selected.</w:t>
-      </w:r>
-    </w:p>
-    <w:p>
-      <w:pPr>
-        <w:pStyle w:val="Heading3"/>
-      </w:pPr>
-      <w:r>
-        <w:t>W2 Count both types of error</w:t>
-      </w:r>
-    </w:p>
-    <w:p>
-      <w:pPr>
-        <w:pStyle w:val="Heading3"/>
-      </w:pPr>
-      <w:r>
-        <w:t>Workbook question · W2</w:t>
-      </w:r>
-    </w:p>
-    <w:p>
-      <w:pPr>
-        <w:spacing w:line="336" w:lineRule="auto" w:after="180"/>
-        <w:shd w:fill="F5F1FB"/>
-      </w:pPr>
-      <w:r>
-        <w:rPr>
-          <w:b w:val="0"/>
-        </w:rPr>
-        <w:t>For all six cases, list false positives and false negatives, count true positives and true negatives, and calculate overall accuracy. Why might a single accuracy hide useful information?</w:t>
-      </w:r>
-    </w:p>
-    <w:p>
-      <w:pPr>
-        <w:pStyle w:val="Heading3"/>
-      </w:pPr>
-      <w:r>
-        <w:t>Teacher reasoning · W2</w:t>
-      </w:r>
-    </w:p>
-    <w:p>
-      <w:pPr>
-        <w:spacing w:line="336" w:lineRule="auto" w:after="180"/>
-        <w:shd w:fill="F1F6FC"/>
-      </w:pPr>
-      <w:r>
-        <w:rPr>
-          <w:b w:val="0"/>
-        </w:rPr>
-        <w:t>Teacher explanation: False positives are B and D; the false negative is F. A and C are the two true positives; E is the one true negative. Accuracy is 3 of 6, or 50 percent.</w:t>
-      </w:r>
-    </w:p>
-    <w:p>
-      <w:pPr>
-        <w:spacing w:line="336" w:lineRule="auto" w:after="180"/>
-        <w:shd w:fill="F1F6FC"/>
-      </w:pPr>
-      <w:r>
-        <w:rPr>
-          <w:b w:val="0"/>
-        </w:rPr>
-        <w:t>It hides which errors occur and how their consequences differ.</w:t>
-      </w:r>
-    </w:p>
-    <w:p>
-      <w:pPr>
-        <w:pStyle w:val="Heading3"/>
-      </w:pPr>
-      <w:r>
-        <w:t>W3 Audit the review policy</w:t>
-      </w:r>
-    </w:p>
-    <w:p>
-      <w:pPr>
-        <w:pStyle w:val="Heading3"/>
-      </w:pPr>
-      <w:r>
-        <w:t>Workbook question · W3</w:t>
-      </w:r>
-    </w:p>
-    <w:p>
-      <w:pPr>
-        <w:spacing w:line="336" w:lineRule="auto" w:after="180"/>
-        <w:shd w:fill="F5F1FB"/>
-      </w:pPr>
-      <w:r>
-        <w:rPr>
-          <w:b w:val="0"/>
-        </w:rPr>
-        <w:t xml:space="preserve">At cutoff 0.80, list accepted and deferred cases, </w:t>
-      </w:r>
-      <w:r>
-        <w:rPr>
-          <w:b/>
-        </w:rPr>
-        <w:t>coverage</w:t>
-      </w:r>
-      <w:r>
-        <w:rPr>
-          <w:b w:val="0"/>
-        </w:rPr>
-        <w:t xml:space="preserve"> and accepted-case accuracy. Can you calculate final accuracy after human review from the supplied data?</w:t>
-      </w:r>
-    </w:p>
-    <w:p>
-      <w:pPr>
-        <w:spacing w:line="336" w:lineRule="auto" w:after="180"/>
-        <w:shd w:fill="F5F1FB"/>
-      </w:pPr>
-      <w:r>
-        <w:rPr>
-          <w:b w:val="0"/>
-        </w:rPr>
-        <w:t>What does the report function return for accepted-case accuracy at cutoff 0.99?</w:t>
-      </w:r>
-    </w:p>
-    <w:p>
-      <w:pPr>
-        <w:pStyle w:val="Heading3"/>
-      </w:pPr>
-      <w:r>
-        <w:t>Teacher reasoning · W3</w:t>
-      </w:r>
-    </w:p>
-    <w:p>
-      <w:pPr>
-        <w:spacing w:line="336" w:lineRule="auto" w:after="180"/>
-        <w:shd w:fill="F1F6FC"/>
-      </w:pPr>
-      <w:r>
-        <w:rPr>
-          <w:b w:val="0"/>
-        </w:rPr>
-        <w:t xml:space="preserve">Teacher explanation: Accepted cases are A, B, C, F; deferred cases are D and E. </w:t>
-      </w:r>
-      <w:r>
-        <w:rPr>
-          <w:b/>
-        </w:rPr>
-        <w:t>Coverage</w:t>
-      </w:r>
-      <w:r>
-        <w:rPr>
-          <w:b w:val="0"/>
-        </w:rPr>
-        <w:t xml:space="preserve"> is 4 of 6 and accepted accuracy is 2 of 4. No reviewer outcomes are supplied, so final system accuracy is unknown.</w:t>
-      </w:r>
-    </w:p>
-    <w:p>
-      <w:pPr>
-        <w:spacing w:line="336" w:lineRule="auto" w:after="180"/>
-        <w:shd w:fill="F1F6FC"/>
-      </w:pPr>
-      <w:r>
-        <w:rPr>
-          <w:b w:val="0"/>
-        </w:rPr>
-        <w:t>At 0.99 no case is accepted; accepted accuracy is undefined and the function returns None.</w:t>
-      </w:r>
-    </w:p>
-    <w:p>
-      <w:pPr>
-        <w:pStyle w:val="Heading3"/>
-      </w:pPr>
-      <w:r>
-        <w:t>W4 Analyse new outputs independently</w:t>
-      </w:r>
-    </w:p>
-    <w:p>
-      <w:pPr>
-        <w:pStyle w:val="Heading3"/>
-      </w:pPr>
-      <w:r>
-        <w:t>Workbook question · W4</w:t>
-      </w:r>
-    </w:p>
-    <w:p>
-      <w:pPr>
-        <w:spacing w:line="336" w:lineRule="auto" w:after="180"/>
-        <w:shd w:fill="F5F1FB"/>
-      </w:pPr>
-      <w:r>
-        <w:rPr>
-          <w:b w:val="0"/>
-        </w:rPr>
-        <w:t xml:space="preserve">Four new cases have (p1, reference label): K (0.85, 0), L (0.70, 1), M (0.30, 0), N (0.05, 0). Give </w:t>
-      </w:r>
-      <w:r>
-        <w:rPr>
-          <w:b/>
-        </w:rPr>
-        <w:t>prediction</w:t>
-      </w:r>
-      <w:r>
-        <w:rPr>
-          <w:b w:val="0"/>
-        </w:rPr>
-        <w:t>s and confidences, overall accuracy, and accepted cases at cutoff 0.80.</w:t>
-      </w:r>
-    </w:p>
-    <w:p>
-      <w:pPr>
-        <w:spacing w:line="336" w:lineRule="auto" w:after="180"/>
-        <w:shd w:fill="F5F1FB"/>
-      </w:pPr>
-      <w:r>
-        <w:rPr>
-          <w:b w:val="0"/>
-        </w:rPr>
-        <w:t xml:space="preserve">Calculate </w:t>
-      </w:r>
-      <w:r>
-        <w:rPr>
-          <w:b/>
-        </w:rPr>
-        <w:t>coverage</w:t>
-      </w:r>
-      <w:r>
-        <w:rPr>
-          <w:b w:val="0"/>
-        </w:rPr>
-        <w:t xml:space="preserve"> and accepted-case accuracy. Does this policy improve accuracy on the accepted subset here?</w:t>
-      </w:r>
-    </w:p>
-    <w:p>
-      <w:pPr>
-        <w:pStyle w:val="Heading3"/>
-      </w:pPr>
-      <w:r>
-        <w:t>Teacher reasoning · W4</w:t>
-      </w:r>
-    </w:p>
-    <w:p>
-      <w:pPr>
-        <w:spacing w:line="336" w:lineRule="auto" w:after="180"/>
-        <w:shd w:fill="F1F6FC"/>
-      </w:pPr>
-      <w:r>
-        <w:rPr>
-          <w:b w:val="0"/>
-        </w:rPr>
-        <w:t xml:space="preserve">Teacher explanation: </w:t>
-      </w:r>
-      <w:r>
-        <w:rPr>
-          <w:b/>
-        </w:rPr>
-        <w:t>Prediction</w:t>
-      </w:r>
-      <w:r>
-        <w:rPr>
-          <w:b w:val="0"/>
-        </w:rPr>
-        <w:t xml:space="preserve">s are 1, 1, 0, 0; confidences are 0.85, 0.70, 0.70, 0.95. L, M and N are correct, so overall accuracy is 3 of 4. K and N are accepted; </w:t>
-      </w:r>
-      <w:r>
-        <w:rPr>
-          <w:b/>
-        </w:rPr>
-        <w:t>coverage</w:t>
-      </w:r>
-      <w:r>
-        <w:rPr>
-          <w:b w:val="0"/>
-        </w:rPr>
-        <w:t xml:space="preserve"> is 2 of 4 and accepted accuracy is 1 of 2.</w:t>
-      </w:r>
-    </w:p>
-    <w:p>
-      <w:pPr>
-        <w:spacing w:line="336" w:lineRule="auto" w:after="180"/>
-        <w:shd w:fill="F1F6FC"/>
-      </w:pPr>
-      <w:r>
-        <w:rPr>
-          <w:b w:val="0"/>
-        </w:rPr>
-        <w:t>Accepted accuracy is lower than overall accuracy in this example.</w:t>
-      </w:r>
-    </w:p>
-    <w:p>
-      <w:pPr>
-        <w:pStyle w:val="Heading3"/>
-      </w:pPr>
-      <w:r>
-        <w:t>W5 Design a failure investigation</w:t>
-      </w:r>
-    </w:p>
-    <w:p>
-      <w:pPr>
-        <w:pStyle w:val="Heading3"/>
-      </w:pPr>
-      <w:r>
-        <w:t>Workbook question · W5</w:t>
-      </w:r>
-    </w:p>
-    <w:p>
-      <w:pPr>
-        <w:spacing w:line="336" w:lineRule="auto" w:after="180"/>
-        <w:shd w:fill="F5F1FB"/>
-      </w:pPr>
-      <w:r>
-        <w:rPr>
-          <w:b w:val="0"/>
-        </w:rPr>
-        <w:t xml:space="preserve">All three blurred cases are wrong. A team claims blur caused the errors and plans to put clear images in </w:t>
-      </w:r>
-      <w:r>
-        <w:rPr>
-          <w:b/>
-        </w:rPr>
-        <w:t>training</w:t>
-      </w:r>
-      <w:r>
-        <w:rPr>
-          <w:b w:val="0"/>
-        </w:rPr>
-        <w:t xml:space="preserve"> and their blurred copies in final evaluation.</w:t>
-      </w:r>
-    </w:p>
-    <w:p>
-      <w:pPr>
-        <w:spacing w:line="336" w:lineRule="auto" w:after="180"/>
-        <w:shd w:fill="F5F1FB"/>
-      </w:pPr>
-      <w:r>
-        <w:rPr>
-          <w:b w:val="0"/>
-        </w:rPr>
-        <w:t>Identify the unsupported claim and the split problem; propose a better investigation.</w:t>
-      </w:r>
-    </w:p>
-    <w:p>
-      <w:pPr>
-        <w:pStyle w:val="Heading3"/>
-      </w:pPr>
-      <w:r>
-        <w:t>Teacher reasoning · W5</w:t>
-      </w:r>
-    </w:p>
-    <w:p>
-      <w:pPr>
-        <w:spacing w:line="336" w:lineRule="auto" w:after="180"/>
-        <w:shd w:fill="F1F6FC"/>
-      </w:pPr>
-      <w:r>
-        <w:rPr>
-          <w:b w:val="0"/>
-        </w:rPr>
-        <w:t>Teacher explanation: Three failures show a pattern, not a proven cause. Related clear and blurred copies across splits can leak source-image information.</w:t>
-      </w:r>
-    </w:p>
-    <w:p>
-      <w:pPr>
-        <w:spacing w:line="336" w:lineRule="auto" w:after="180"/>
-        <w:shd w:fill="F1F6FC"/>
-      </w:pPr>
-      <w:r>
-        <w:rPr>
-          <w:b w:val="0"/>
-        </w:rPr>
-        <w:t>Check labels and pre</w:t>
-      </w:r>
-      <w:r>
-        <w:rPr>
-          <w:b/>
-        </w:rPr>
-        <w:t>process</w:t>
-      </w:r>
-      <w:r>
-        <w:rPr>
-          <w:b w:val="0"/>
-        </w:rPr>
-        <w:t>ing, then hold related versions together in reserved source groups and compare controlled blur variants within those groups.</w:t>
-      </w:r>
-    </w:p>
-    <w:p>
-      <w:pPr>
-        <w:spacing w:line="336" w:lineRule="auto" w:after="180"/>
-        <w:shd w:fill="F1F6FC"/>
-      </w:pPr>
-      <w:r>
-        <w:rPr>
-          <w:b w:val="0"/>
-        </w:rPr>
-        <w:t>Choose changes before new final evaluation and report the small sample limitation.</w:t>
-      </w:r>
-    </w:p>
-    <w:p>
-      <w:pPr>
-        <w:pStyle w:val="Heading3"/>
-      </w:pPr>
-      <w:r>
-        <w:t>Independent assessment and fresh retry</w:t>
-      </w:r>
-    </w:p>
-    <w:p>
-      <w:pPr>
-        <w:pStyle w:val="Heading3"/>
-      </w:pPr>
-      <w:r>
-        <w:t>Teacher key · Independent assessment and fresh retry</w:t>
-      </w:r>
-    </w:p>
-    <w:p>
-      <w:pPr>
-        <w:spacing w:line="336" w:lineRule="auto" w:after="180"/>
-        <w:shd w:fill="F1F6FC"/>
-      </w:pPr>
-      <w:r>
-        <w:rPr>
-          <w:b w:val="0"/>
-        </w:rPr>
-        <w:t xml:space="preserve">W4 requires </w:t>
-      </w:r>
-      <w:r>
-        <w:rPr>
-          <w:b/>
-        </w:rPr>
-        <w:t>prediction</w:t>
-      </w:r>
-      <w:r>
-        <w:rPr>
-          <w:b w:val="0"/>
-        </w:rPr>
-        <w:t xml:space="preserve">s 1, 1, 0, 0; confidences 0.85, 0.70, 0.70, 0.95; accuracy 3 of 4; accepted K and N, </w:t>
-      </w:r>
-      <w:r>
-        <w:rPr>
-          <w:b/>
-        </w:rPr>
-        <w:t>coverage</w:t>
-      </w:r>
-      <w:r>
-        <w:rPr>
-          <w:b w:val="0"/>
-        </w:rPr>
-        <w:t xml:space="preserve"> 2 of 4 and accepted accuracy 1 of 2.</w:t>
-      </w:r>
-    </w:p>
-    <w:p>
-      <w:pPr>
-        <w:spacing w:line="336" w:lineRule="auto" w:after="180"/>
-        <w:shd w:fill="F1F6FC"/>
-      </w:pPr>
-      <w:r>
-        <w:rPr>
-          <w:b w:val="0"/>
-        </w:rPr>
-        <w:t xml:space="preserve">Fresh retry: (p1, label) values (0.90, 1), (0.65, 0), (0.35, 1), (0.10, 0). </w:t>
-      </w:r>
-      <w:r>
-        <w:rPr>
-          <w:b/>
-        </w:rPr>
-        <w:t>Prediction</w:t>
-      </w:r>
-      <w:r>
-        <w:rPr>
-          <w:b w:val="0"/>
-        </w:rPr>
-        <w:t>s are 1, 1, 0, 0; confidences 0.90, 0.65, 0.65, 0.90. Overall accuracy is 2 of 4.</w:t>
-      </w:r>
-    </w:p>
-    <w:p>
-      <w:pPr>
-        <w:spacing w:line="336" w:lineRule="auto" w:after="180"/>
-        <w:shd w:fill="F1F6FC"/>
-      </w:pPr>
-      <w:r>
-        <w:rPr>
-          <w:b w:val="0"/>
-        </w:rPr>
-        <w:t xml:space="preserve">At cutoff 0.80 accept first and fourth: </w:t>
-      </w:r>
-      <w:r>
-        <w:rPr>
-          <w:b/>
-        </w:rPr>
-        <w:t>coverage</w:t>
-      </w:r>
-      <w:r>
-        <w:rPr>
-          <w:b w:val="0"/>
-        </w:rPr>
-        <w:t xml:space="preserve"> 2 of 4 and accepted accuracy 2 of 2. Require a limitation despite the perfect accepted subset.</w:t>
-      </w:r>
-    </w:p>
-    <w:p>
-      <w:pPr>
-        <w:pStyle w:val="Heading3"/>
-      </w:pPr>
-      <w:r>
-        <w:t>Assess independent transfer</w:t>
-      </w:r>
-    </w:p>
-    <w:p>
-      <w:pPr>
-        <w:pStyle w:val="Heading3"/>
-      </w:pPr>
-      <w:r>
-        <w:t>Independent question · withhold the key</w:t>
-      </w:r>
-    </w:p>
-    <w:p>
-      <w:pPr>
-        <w:spacing w:line="336" w:lineRule="auto" w:after="180"/>
-        <w:shd w:fill="F5F1FB"/>
-      </w:pPr>
-      <w:r>
-        <w:rPr>
-          <w:b w:val="0"/>
-        </w:rPr>
-        <w:t xml:space="preserve">Selected case: Four new cases have (p1, reference label): K (0.85, 0), L (0.70, 1), M (0.30, 0), N (0.05, 0). Give </w:t>
-      </w:r>
-      <w:r>
-        <w:rPr>
-          <w:b/>
-        </w:rPr>
-        <w:t>prediction</w:t>
-      </w:r>
-      <w:r>
-        <w:rPr>
-          <w:b w:val="0"/>
-        </w:rPr>
-        <w:t>s and confidences, overall accuracy, and accepted cases at cutoff 0.80.</w:t>
-      </w:r>
-    </w:p>
-    <w:p>
-      <w:pPr>
-        <w:spacing w:line="336" w:lineRule="auto" w:after="180"/>
-        <w:shd w:fill="F5F1FB"/>
-      </w:pPr>
-      <w:r>
-        <w:rPr>
-          <w:b w:val="0"/>
-        </w:rPr>
-        <w:t xml:space="preserve">Calculate </w:t>
-      </w:r>
-      <w:r>
-        <w:rPr>
-          <w:b/>
-        </w:rPr>
-        <w:t>coverage</w:t>
-      </w:r>
-      <w:r>
-        <w:rPr>
-          <w:b w:val="0"/>
-        </w:rPr>
-        <w:t xml:space="preserve"> and accepted-case accuracy. Does this policy improve accuracy on the accepted subset here?</w:t>
-      </w:r>
-    </w:p>
-    <w:p>
-      <w:pPr>
-        <w:pStyle w:val="Heading3"/>
-      </w:pPr>
-      <w:r>
-        <w:t>Selected case answer</w:t>
-      </w:r>
-    </w:p>
-    <w:p>
-      <w:pPr>
-        <w:pStyle w:val="Heading3"/>
-      </w:pPr>
-      <w:r>
-        <w:t>Teacher key · Selected case answer</w:t>
-      </w:r>
-    </w:p>
-    <w:p>
-      <w:pPr>
-        <w:spacing w:line="336" w:lineRule="auto" w:after="180"/>
-        <w:shd w:fill="F1F6FC"/>
-      </w:pPr>
-      <w:r>
-        <w:rPr>
-          <w:b w:val="0"/>
-        </w:rPr>
-        <w:t xml:space="preserve">Teacher explanation: </w:t>
-      </w:r>
-      <w:r>
-        <w:rPr>
-          <w:b/>
-        </w:rPr>
-        <w:t>Prediction</w:t>
-      </w:r>
-      <w:r>
-        <w:rPr>
-          <w:b w:val="0"/>
-        </w:rPr>
-        <w:t xml:space="preserve">s are 1, 1, 0, 0; confidences are 0.85, 0.70, 0.70, 0.95. L, M and N are correct, so overall accuracy is 3 of 4. K and N are accepted; </w:t>
-      </w:r>
-      <w:r>
-        <w:rPr>
-          <w:b/>
-        </w:rPr>
-        <w:t>coverage</w:t>
-      </w:r>
-      <w:r>
-        <w:rPr>
-          <w:b w:val="0"/>
-        </w:rPr>
-        <w:t xml:space="preserve"> is 2 of 4 and accepted accuracy is 1 of 2.</w:t>
-      </w:r>
-    </w:p>
-    <w:p>
-      <w:pPr>
-        <w:spacing w:line="336" w:lineRule="auto" w:after="180"/>
-        <w:shd w:fill="F1F6FC"/>
-      </w:pPr>
-      <w:r>
-        <w:rPr>
-          <w:b w:val="0"/>
-        </w:rPr>
-        <w:t>Accepted accuracy is lower than overall accuracy in this example.</w:t>
+        <w:pStyle w:val="Heading2"/>
+      </w:pPr>
+      <w:r>
+        <w:t>Judge explanation,trace and limits</w:t>
       </w:r>
     </w:p>
     <w:tbl>
@@ -3793,54 +3867,55 @@
     </w:tbl>
     <w:p>
       <w:pPr>
-        <w:pStyle w:val="Heading3"/>
-      </w:pPr>
-      <w:r>
-        <w:t>Teacher key · Selected case answer</w:t>
+        <w:spacing w:line="336" w:lineRule="auto" w:after="180"/>
+      </w:pPr>
+      <w:r>
+        <w:rPr>
+          <w:b w:val="0"/>
+        </w:rPr>
+        <w:t>Record each dimension as not yet, with support, or independent. Accept a valid alternative procedure with a defensible trace.</w:t>
       </w:r>
     </w:p>
     <w:p>
       <w:pPr>
         <w:spacing w:line="336" w:lineRule="auto" w:after="180"/>
-        <w:shd w:fill="F1F6FC"/>
       </w:pPr>
       <w:r>
         <w:rPr>
           <w:b w:val="0"/>
         </w:rPr>
-        <w:t>Record each dimension as not yet, with support, or independent. Accept a valid alternative procedure with a defensible trace.</w:t>
+        <w:t xml:space="preserve">Do not penalise an honestly recorded model failure if the learner correctly explains its </w:t>
+      </w:r>
+      <w:r>
+        <w:rPr>
+          <w:b/>
+        </w:rPr>
+        <w:t>evidence</w:t>
+      </w:r>
+      <w:r>
+        <w:rPr>
+          <w:b w:val="0"/>
+        </w:rPr>
+        <w:t xml:space="preserve"> and limits.</w:t>
       </w:r>
     </w:p>
     <w:p>
       <w:pPr>
-        <w:spacing w:line="336" w:lineRule="auto" w:after="180"/>
-        <w:shd w:fill="F1F6FC"/>
-      </w:pPr>
-      <w:r>
-        <w:rPr>
-          <w:b w:val="0"/>
-        </w:rPr>
-        <w:t xml:space="preserve">Do not penalise an honestly recorded model failure if the learner correctly explains its </w:t>
-      </w:r>
-      <w:r>
-        <w:rPr>
-          <w:b/>
-        </w:rPr>
-        <w:t>evidence</w:t>
-      </w:r>
-      <w:r>
-        <w:rPr>
-          <w:b w:val="0"/>
-        </w:rPr>
-        <w:t xml:space="preserve"> and limits.</w:t>
+        <w:pStyle w:val="Heading2"/>
+      </w:pPr>
+      <w:r>
+        <w:t>Give one usable repair</w:t>
       </w:r>
     </w:p>
     <w:p>
       <w:pPr>
-        <w:pStyle w:val="Heading3"/>
-      </w:pPr>
-      <w:r>
-        <w:t>Feedback that the learner uses</w:t>
+        <w:spacing w:line="336" w:lineRule="auto" w:after="180"/>
+      </w:pPr>
+      <w:r>
+        <w:rPr>
+          <w:b w:val="0"/>
+        </w:rPr>
+        <w:t>Name the earliest unsupported step and give one action to repair it. Have the learner make that repair now and explain why. Then assess the relevant skill on a fresh, fully specified case.</w:t>
       </w:r>
     </w:p>
     <w:p>
@@ -3851,31 +3926,37 @@
         <w:rPr>
           <w:b w:val="0"/>
         </w:rPr>
-        <w:t>Name the earliest unsupported step and give one action to repair it. Have the learner make that repair now and explain why. Then assess the relevant skill on a fresh, fully specified case.</w:t>
+        <w:t>Confirm it was not previously practised with feedback; solve and check the new case before assigning it. A follow-up design prompt is a starting brief, not automatically an equivalent test.</w:t>
       </w:r>
     </w:p>
     <w:p>
       <w:pPr>
-        <w:spacing w:line="336" w:lineRule="auto" w:after="180"/>
-      </w:pPr>
-      <w:r>
-        <w:rPr>
-          <w:b w:val="0"/>
-        </w:rPr>
-        <w:t>Confirm it was not previously practised with feedback; solve and check the new case before assigning it. A follow-up design prompt is a starting brief, not automatically an equivalent test.</w:t>
+        <w:pStyle w:val="Heading2"/>
+      </w:pPr>
+      <w:r>
+        <w:t>W1 Separate confidence from correctness</w:t>
       </w:r>
     </w:p>
     <w:p>
       <w:pPr>
-        <w:pStyle w:val="Heading1"/>
-      </w:pPr>
-      <w:r>
-        <w:t>06. Connect the project, support and next lesson</w:t>
+        <w:spacing w:line="336" w:lineRule="auto" w:after="180"/>
+      </w:pPr>
+      <w:r>
+        <w:rPr>
+          <w:b w:val="0"/>
+        </w:rPr>
+        <w:t>For B, E and F, give the predicted class, selected-class confidence and correctness. Explain why p1 = 0.10 does not mean F has low confidence in its predicted class.</w:t>
       </w:r>
     </w:p>
     <w:p>
-      <w:r>
-        <w:t>Connect Uncertainty and failure analysis to Image-pattern Network Investigation, adapt support and plan a later changed-case check.</w:t>
+      <w:pPr>
+        <w:spacing w:line="336" w:lineRule="auto" w:after="180"/>
+      </w:pPr>
+      <w:r>
+        <w:rPr>
+          <w:b w:val="0"/>
+        </w:rPr>
+        <w:t>Teacher explanation: B predicts 1 with confidence 0.90 and is wrong. E predicts 0 with confidence 0.55 and is correct. F predicts 0 with confidence 0.90 and is wrong.</w:t>
       </w:r>
     </w:p>
     <w:p>
@@ -3886,66 +3967,15 @@
         <w:rPr>
           <w:b w:val="0"/>
         </w:rPr>
-        <w:t xml:space="preserve">Add a labelled uncertainty and failure analysis </w:t>
-      </w:r>
-      <w:r>
-        <w:rPr>
-          <w:b/>
-        </w:rPr>
-        <w:t>evidence</w:t>
-      </w:r>
-      <w:r>
-        <w:rPr>
-          <w:b w:val="0"/>
-        </w:rPr>
-        <w:t xml:space="preserve"> sheet to Image-pattern Network Investigation. Show how you can distinguish a predicted class, </w:t>
-      </w:r>
-      <w:r>
-        <w:rPr>
-          <w:b/>
-        </w:rPr>
-        <w:t>confidence score</w:t>
-      </w:r>
-      <w:r>
-        <w:rPr>
-          <w:b w:val="0"/>
-        </w:rPr>
-        <w:t xml:space="preserve"> and observed correctness.</w:t>
+        <w:t>F’s low score for class 1 corresponds to a high score for class 0, the class selected.</w:t>
       </w:r>
     </w:p>
     <w:p>
       <w:pPr>
-        <w:spacing w:line="336" w:lineRule="auto" w:after="180"/>
-      </w:pPr>
-      <w:r>
-        <w:rPr>
-          <w:b w:val="0"/>
-        </w:rPr>
-        <w:t xml:space="preserve">Use the supplied fictional case and keep its </w:t>
-      </w:r>
-      <w:r>
-        <w:rPr>
-          <w:b/>
-        </w:rPr>
-        <w:t>input</w:t>
-      </w:r>
-      <w:r>
-        <w:rPr>
-          <w:b w:val="0"/>
-        </w:rPr>
-        <w:t xml:space="preserve">s, intermediate steps, calculation or </w:t>
-      </w:r>
-      <w:r>
-        <w:rPr>
-          <w:b/>
-        </w:rPr>
-        <w:t>prediction</w:t>
-      </w:r>
-      <w:r>
-        <w:rPr>
-          <w:b w:val="0"/>
-        </w:rPr>
-        <w:t>, and limitation. Connect this record to last week’s record; a matching answer without a trace is insufficient.</w:t>
+        <w:pStyle w:val="Heading2"/>
+      </w:pPr>
+      <w:r>
+        <w:t>W2 Count both types of error</w:t>
       </w:r>
     </w:p>
     <w:p>
@@ -3956,7 +3986,7 @@
         <w:rPr>
           <w:b w:val="0"/>
         </w:rPr>
-        <w:t>Provide separate boxes for p1, predicted class, confidence, reference label and correctness. Use fractions before percentages. Extension: for A, B, C and F, mean confidence is 0.8875 while observed accuracy is 0.5.</w:t>
+        <w:t>For all six cases, list false positives and false negatives, count true positives and true negatives, and calculate overall accuracy. Why might a single accuracy hide useful information?</w:t>
       </w:r>
     </w:p>
     <w:p>
@@ -3967,31 +3997,7 @@
         <w:rPr>
           <w:b w:val="0"/>
         </w:rPr>
-        <w:t xml:space="preserve">Discuss why this small grouped discrepancy motivates </w:t>
-      </w:r>
-      <w:r>
-        <w:rPr>
-          <w:b/>
-        </w:rPr>
-        <w:t>calibration</w:t>
-      </w:r>
-      <w:r>
-        <w:rPr>
-          <w:b w:val="0"/>
-        </w:rPr>
-        <w:t xml:space="preserve"> study but cannot establish a population-wide </w:t>
-      </w:r>
-      <w:r>
-        <w:rPr>
-          <w:b/>
-        </w:rPr>
-        <w:t>calibration</w:t>
-      </w:r>
-      <w:r>
-        <w:rPr>
-          <w:b w:val="0"/>
-        </w:rPr>
-        <w:t xml:space="preserve"> rate.</w:t>
+        <w:t>Teacher explanation: False positives are B and D; the false negative is F. A and C are the two true positives; E is the one true negative. Accuracy is 3 of 6, or 50 percent.</w:t>
       </w:r>
     </w:p>
     <w:p>
@@ -4002,38 +4008,725 @@
         <w:rPr>
           <w:b w:val="0"/>
         </w:rPr>
-        <w:t xml:space="preserve">Week 30 studies dataset shift, comparing development and new-use conditions without assuming a familiar </w:t>
-      </w:r>
-      <w:r>
-        <w:rPr>
-          <w:b/>
-        </w:rPr>
-        <w:t>confidence score</w:t>
-      </w:r>
-      <w:r>
-        <w:rPr>
-          <w:b w:val="0"/>
-        </w:rPr>
-        <w:t xml:space="preserve"> implies familiar data.</w:t>
+        <w:t>It hides which errors occur and how their consequences differ.</w:t>
       </w:r>
     </w:p>
     <w:p>
       <w:pPr>
-        <w:spacing w:line="336" w:lineRule="auto" w:after="180"/>
-      </w:pPr>
-      <w:r>
-        <w:rPr>
-          <w:b w:val="0"/>
-        </w:rPr>
-        <w:t>Retain the project ledger and assess a changed case after support. Check the relevant prerequisite before carrying this component forward.</w:t>
+        <w:pStyle w:val="Heading2"/>
+      </w:pPr>
+      <w:r>
+        <w:t>W3 Audit the review policy</w:t>
       </w:r>
     </w:p>
     <w:p>
       <w:pPr>
+        <w:spacing w:line="336" w:lineRule="auto" w:after="180"/>
+      </w:pPr>
+      <w:r>
+        <w:rPr>
+          <w:b w:val="0"/>
+        </w:rPr>
+        <w:t xml:space="preserve">At cutoff 0.80, list accepted and deferred cases, </w:t>
+      </w:r>
+      <w:r>
+        <w:rPr>
+          <w:b/>
+        </w:rPr>
+        <w:t>coverage</w:t>
+      </w:r>
+      <w:r>
+        <w:rPr>
+          <w:b w:val="0"/>
+        </w:rPr>
+        <w:t xml:space="preserve"> and accepted-case accuracy. Can you calculate final accuracy after human review from the supplied data?</w:t>
+      </w:r>
+    </w:p>
+    <w:p>
+      <w:pPr>
+        <w:spacing w:line="336" w:lineRule="auto" w:after="180"/>
+      </w:pPr>
+      <w:r>
+        <w:rPr>
+          <w:b w:val="0"/>
+        </w:rPr>
+        <w:t>What does the report function return for accepted-case accuracy at cutoff 0.99?</w:t>
+      </w:r>
+    </w:p>
+    <w:p>
+      <w:pPr>
+        <w:spacing w:line="336" w:lineRule="auto" w:after="180"/>
+      </w:pPr>
+      <w:r>
+        <w:rPr>
+          <w:b w:val="0"/>
+        </w:rPr>
+        <w:t xml:space="preserve">Teacher explanation: Accepted cases are A, B, C, F; deferred cases are D and E. </w:t>
+      </w:r>
+      <w:r>
+        <w:rPr>
+          <w:b/>
+        </w:rPr>
+        <w:t>Coverage</w:t>
+      </w:r>
+      <w:r>
+        <w:rPr>
+          <w:b w:val="0"/>
+        </w:rPr>
+        <w:t xml:space="preserve"> is 4 of 6 and accepted accuracy is 2 of 4. No reviewer outcomes are supplied, so final system accuracy is unknown.</w:t>
+      </w:r>
+    </w:p>
+    <w:p>
+      <w:pPr>
+        <w:spacing w:line="336" w:lineRule="auto" w:after="180"/>
+      </w:pPr>
+      <w:r>
+        <w:rPr>
+          <w:b w:val="0"/>
+        </w:rPr>
+        <w:t>At 0.99 no case is accepted; accepted accuracy is undefined and the function returns None.</w:t>
+      </w:r>
+    </w:p>
+    <w:p>
+      <w:pPr>
+        <w:pStyle w:val="Heading2"/>
+      </w:pPr>
+      <w:r>
+        <w:t>W5 Design a failure investigation</w:t>
+      </w:r>
+    </w:p>
+    <w:p>
+      <w:pPr>
+        <w:spacing w:line="336" w:lineRule="auto" w:after="180"/>
+      </w:pPr>
+      <w:r>
+        <w:rPr>
+          <w:b w:val="0"/>
+        </w:rPr>
+        <w:t xml:space="preserve">All three blurred cases are wrong. A team claims blur caused the errors and plans to put clear images in </w:t>
+      </w:r>
+      <w:r>
+        <w:rPr>
+          <w:b/>
+        </w:rPr>
+        <w:t>training</w:t>
+      </w:r>
+      <w:r>
+        <w:rPr>
+          <w:b w:val="0"/>
+        </w:rPr>
+        <w:t xml:space="preserve"> and their blurred copies in final evaluation.</w:t>
+      </w:r>
+    </w:p>
+    <w:p>
+      <w:pPr>
+        <w:spacing w:line="336" w:lineRule="auto" w:after="180"/>
+      </w:pPr>
+      <w:r>
+        <w:rPr>
+          <w:b w:val="0"/>
+        </w:rPr>
+        <w:t>Identify the unsupported claim and the split problem; propose a better investigation.</w:t>
+      </w:r>
+    </w:p>
+    <w:p>
+      <w:pPr>
+        <w:spacing w:line="336" w:lineRule="auto" w:after="180"/>
+      </w:pPr>
+      <w:r>
+        <w:rPr>
+          <w:b w:val="0"/>
+        </w:rPr>
+        <w:t>Teacher explanation: Three failures show a pattern, not a proven cause. Related clear and blurred copies across splits can leak source-image information.</w:t>
+      </w:r>
+    </w:p>
+    <w:p>
+      <w:pPr>
+        <w:spacing w:line="336" w:lineRule="auto" w:after="180"/>
+      </w:pPr>
+      <w:r>
+        <w:rPr>
+          <w:b w:val="0"/>
+        </w:rPr>
+        <w:t>Check labels and pre</w:t>
+      </w:r>
+      <w:r>
+        <w:rPr>
+          <w:b/>
+        </w:rPr>
+        <w:t>process</w:t>
+      </w:r>
+      <w:r>
+        <w:rPr>
+          <w:b w:val="0"/>
+        </w:rPr>
+        <w:t>ing, then hold related versions together in reserved source groups and compare controlled blur variants within those groups.</w:t>
+      </w:r>
+    </w:p>
+    <w:p>
+      <w:pPr>
+        <w:spacing w:line="336" w:lineRule="auto" w:after="180"/>
+      </w:pPr>
+      <w:r>
+        <w:rPr>
+          <w:b w:val="0"/>
+        </w:rPr>
+        <w:t>Choose changes before new final evaluation and report the small sample limitation.</w:t>
+      </w:r>
+    </w:p>
+    <w:p>
+      <w:pPr>
+        <w:pStyle w:val="Heading2"/>
+      </w:pPr>
+      <w:r>
+        <w:t>Earlier wording, alternatives and picture transcripts · reference / check after trying</w:t>
+      </w:r>
+    </w:p>
+    <w:p>
+      <w:pPr>
         <w:pStyle w:val="Heading3"/>
       </w:pPr>
       <w:r>
-        <w:t>Plan the delayed return</w:t>
+        <w:t>Guided and exit questions</w:t>
+      </w:r>
+    </w:p>
+    <w:p>
+      <w:pPr>
+        <w:spacing w:line="336" w:lineRule="auto" w:after="180"/>
+      </w:pPr>
+      <w:r>
+        <w:rPr>
+          <w:b w:val="0"/>
+        </w:rPr>
+        <w:t xml:space="preserve">Guided: only A is accepted. </w:t>
+      </w:r>
+      <w:r>
+        <w:rPr>
+          <w:b/>
+        </w:rPr>
+        <w:t>Coverage</w:t>
+      </w:r>
+      <w:r>
+        <w:rPr>
+          <w:b w:val="0"/>
+        </w:rPr>
+        <w:t xml:space="preserve"> is 1 of 6; accepted accuracy is 1 of 1. This single constructed success, selected by a rule examined on these data, does not establish future reliability.</w:t>
+      </w:r>
+    </w:p>
+    <w:p>
+      <w:pPr>
+        <w:spacing w:line="336" w:lineRule="auto" w:after="180"/>
+      </w:pPr>
+      <w:r>
+        <w:rPr>
+          <w:b w:val="0"/>
+        </w:rPr>
+        <w:t xml:space="preserve">Exit: report one correct automatic </w:t>
+      </w:r>
+      <w:r>
+        <w:rPr>
+          <w:b/>
+        </w:rPr>
+        <w:t>prediction</w:t>
+      </w:r>
+      <w:r>
+        <w:rPr>
+          <w:b w:val="0"/>
+        </w:rPr>
+        <w:t xml:space="preserve"> out of one accepted, with five of six deferred and no reviewer outcomes.</w:t>
+      </w:r>
+    </w:p>
+    <w:p>
+      <w:pPr>
+        <w:spacing w:line="336" w:lineRule="auto" w:after="180"/>
+      </w:pPr>
+      <w:r>
+        <w:rPr>
+          <w:b w:val="0"/>
+        </w:rPr>
+        <w:t xml:space="preserve">Require representative untouched evaluation, subgroup and </w:t>
+      </w:r>
+      <w:r>
+        <w:rPr>
+          <w:b/>
+        </w:rPr>
+        <w:t>calibration</w:t>
+      </w:r>
+      <w:r>
+        <w:rPr>
+          <w:b w:val="0"/>
+        </w:rPr>
+        <w:t xml:space="preserve"> </w:t>
+      </w:r>
+      <w:r>
+        <w:rPr>
+          <w:b/>
+        </w:rPr>
+        <w:t>evidence</w:t>
+      </w:r>
+      <w:r>
+        <w:rPr>
+          <w:b w:val="0"/>
+        </w:rPr>
+        <w:t>, measured reviewer outcomes and workload, and a comparison with a declared baseline.</w:t>
+      </w:r>
+    </w:p>
+    <w:p>
+      <w:pPr>
+        <w:pStyle w:val="Heading3"/>
+      </w:pPr>
+      <w:r>
+        <w:t>W1 Separate confidence from correctness</w:t>
+      </w:r>
+    </w:p>
+    <w:p>
+      <w:pPr>
+        <w:pStyle w:val="Heading3"/>
+      </w:pPr>
+      <w:r>
+        <w:t>W2 Count both types of error</w:t>
+      </w:r>
+    </w:p>
+    <w:p>
+      <w:pPr>
+        <w:pStyle w:val="Heading3"/>
+      </w:pPr>
+      <w:r>
+        <w:t>W3 Audit the review policy</w:t>
+      </w:r>
+    </w:p>
+    <w:p>
+      <w:pPr>
+        <w:pStyle w:val="Heading3"/>
+      </w:pPr>
+      <w:r>
+        <w:t>W4 Analyse new outputs independently</w:t>
+      </w:r>
+    </w:p>
+    <w:p>
+      <w:pPr>
+        <w:spacing w:line="336" w:lineRule="auto" w:after="180"/>
+      </w:pPr>
+      <w:r>
+        <w:rPr>
+          <w:b w:val="0"/>
+        </w:rPr>
+        <w:t xml:space="preserve">Four new cases have (p1, reference label): K (0.85, 0), L (0.70, 1), M (0.30, 0), N (0.05, 0). Give </w:t>
+      </w:r>
+      <w:r>
+        <w:rPr>
+          <w:b/>
+        </w:rPr>
+        <w:t>prediction</w:t>
+      </w:r>
+      <w:r>
+        <w:rPr>
+          <w:b w:val="0"/>
+        </w:rPr>
+        <w:t>s and confidences, overall accuracy, and accepted cases at cutoff 0.80.</w:t>
+      </w:r>
+    </w:p>
+    <w:p>
+      <w:pPr>
+        <w:spacing w:line="336" w:lineRule="auto" w:after="180"/>
+      </w:pPr>
+      <w:r>
+        <w:rPr>
+          <w:b w:val="0"/>
+        </w:rPr>
+        <w:t xml:space="preserve">Calculate </w:t>
+      </w:r>
+      <w:r>
+        <w:rPr>
+          <w:b/>
+        </w:rPr>
+        <w:t>coverage</w:t>
+      </w:r>
+      <w:r>
+        <w:rPr>
+          <w:b w:val="0"/>
+        </w:rPr>
+        <w:t xml:space="preserve"> and accepted-case accuracy. Does this policy improve accuracy on the accepted subset here?</w:t>
+      </w:r>
+    </w:p>
+    <w:p>
+      <w:pPr>
+        <w:spacing w:line="336" w:lineRule="auto" w:after="180"/>
+      </w:pPr>
+      <w:r>
+        <w:rPr>
+          <w:b w:val="0"/>
+        </w:rPr>
+        <w:t xml:space="preserve">Teacher explanation: </w:t>
+      </w:r>
+      <w:r>
+        <w:rPr>
+          <w:b/>
+        </w:rPr>
+        <w:t>Prediction</w:t>
+      </w:r>
+      <w:r>
+        <w:rPr>
+          <w:b w:val="0"/>
+        </w:rPr>
+        <w:t xml:space="preserve">s are 1, 1, 0, 0; confidences are 0.85, 0.70, 0.70, 0.95. L, M and N are correct, so overall accuracy is 3 of 4. K and N are accepted; </w:t>
+      </w:r>
+      <w:r>
+        <w:rPr>
+          <w:b/>
+        </w:rPr>
+        <w:t>coverage</w:t>
+      </w:r>
+      <w:r>
+        <w:rPr>
+          <w:b w:val="0"/>
+        </w:rPr>
+        <w:t xml:space="preserve"> is 2 of 4 and accepted accuracy is 1 of 2.</w:t>
+      </w:r>
+    </w:p>
+    <w:p>
+      <w:pPr>
+        <w:spacing w:line="336" w:lineRule="auto" w:after="180"/>
+      </w:pPr>
+      <w:r>
+        <w:rPr>
+          <w:b w:val="0"/>
+        </w:rPr>
+        <w:t>Accepted accuracy is lower than overall accuracy in this example.</w:t>
+      </w:r>
+    </w:p>
+    <w:p>
+      <w:pPr>
+        <w:pStyle w:val="Heading3"/>
+      </w:pPr>
+      <w:r>
+        <w:t>W5 Design a failure investigation</w:t>
+      </w:r>
+    </w:p>
+    <w:p>
+      <w:pPr>
+        <w:pStyle w:val="Heading3"/>
+      </w:pPr>
+      <w:r>
+        <w:t>Independent assessment and fresh retry</w:t>
+      </w:r>
+    </w:p>
+    <w:p>
+      <w:pPr>
+        <w:spacing w:line="336" w:lineRule="auto" w:after="180"/>
+      </w:pPr>
+      <w:r>
+        <w:rPr>
+          <w:b w:val="0"/>
+        </w:rPr>
+        <w:t xml:space="preserve">W4 requires </w:t>
+      </w:r>
+      <w:r>
+        <w:rPr>
+          <w:b/>
+        </w:rPr>
+        <w:t>prediction</w:t>
+      </w:r>
+      <w:r>
+        <w:rPr>
+          <w:b w:val="0"/>
+        </w:rPr>
+        <w:t xml:space="preserve">s 1, 1, 0, 0; confidences 0.85, 0.70, 0.70, 0.95; accuracy 3 of 4; accepted K and N, </w:t>
+      </w:r>
+      <w:r>
+        <w:rPr>
+          <w:b/>
+        </w:rPr>
+        <w:t>coverage</w:t>
+      </w:r>
+      <w:r>
+        <w:rPr>
+          <w:b w:val="0"/>
+        </w:rPr>
+        <w:t xml:space="preserve"> 2 of 4 and accepted accuracy 1 of 2.</w:t>
+      </w:r>
+    </w:p>
+    <w:p>
+      <w:pPr>
+        <w:spacing w:line="336" w:lineRule="auto" w:after="180"/>
+      </w:pPr>
+      <w:r>
+        <w:rPr>
+          <w:b w:val="0"/>
+        </w:rPr>
+        <w:t xml:space="preserve">Fresh retry: (p1, label) values (0.90, 1), (0.65, 0), (0.35, 1), (0.10, 0). </w:t>
+      </w:r>
+      <w:r>
+        <w:rPr>
+          <w:b/>
+        </w:rPr>
+        <w:t>Prediction</w:t>
+      </w:r>
+      <w:r>
+        <w:rPr>
+          <w:b w:val="0"/>
+        </w:rPr>
+        <w:t>s are 1, 1, 0, 0; confidences 0.90, 0.65, 0.65, 0.90. Overall accuracy is 2 of 4.</w:t>
+      </w:r>
+    </w:p>
+    <w:p>
+      <w:pPr>
+        <w:spacing w:line="336" w:lineRule="auto" w:after="180"/>
+      </w:pPr>
+      <w:r>
+        <w:rPr>
+          <w:b w:val="0"/>
+        </w:rPr>
+        <w:t xml:space="preserve">At cutoff 0.80 accept first and fourth: </w:t>
+      </w:r>
+      <w:r>
+        <w:rPr>
+          <w:b/>
+        </w:rPr>
+        <w:t>coverage</w:t>
+      </w:r>
+      <w:r>
+        <w:rPr>
+          <w:b w:val="0"/>
+        </w:rPr>
+        <w:t xml:space="preserve"> 2 of 4 and accepted accuracy 2 of 2. Require a limitation despite the perfect accepted subset.</w:t>
+      </w:r>
+    </w:p>
+    <w:p>
+      <w:pPr>
+        <w:pStyle w:val="Heading3"/>
+      </w:pPr>
+      <w:r>
+        <w:t>Assess independent transfer</w:t>
+      </w:r>
+    </w:p>
+    <w:p>
+      <w:pPr>
+        <w:pStyle w:val="Heading3"/>
+      </w:pPr>
+      <w:r>
+        <w:t>Selected case answer</w:t>
+      </w:r>
+    </w:p>
+    <w:p>
+      <w:pPr>
+        <w:pStyle w:val="Heading3"/>
+      </w:pPr>
+      <w:r>
+        <w:t>Feedback that the learner uses</w:t>
+      </w:r>
+    </w:p>
+    <w:p>
+      <w:pPr>
+        <w:pStyle w:val="Heading1"/>
+      </w:pPr>
+      <w:r>
+        <w:t>06. Connect,support and revisit the mathematics</w:t>
+      </w:r>
+    </w:p>
+    <w:p>
+      <w:r>
+        <w:t>Use the saved evidence to choose the next step.</w:t>
+      </w:r>
+    </w:p>
+    <w:p>
+      <w:pPr>
+        <w:pStyle w:val="Heading2"/>
+      </w:pPr>
+      <w:r>
+        <w:t>Project and next-week bridge</w:t>
+      </w:r>
+    </w:p>
+    <w:p>
+      <w:pPr>
+        <w:spacing w:line="336" w:lineRule="auto" w:after="180"/>
+      </w:pPr>
+      <w:r>
+        <w:rPr>
+          <w:b w:val="0"/>
+        </w:rPr>
+        <w:t xml:space="preserve">Add a labelled uncertainty and failure analysis </w:t>
+      </w:r>
+      <w:r>
+        <w:rPr>
+          <w:b/>
+        </w:rPr>
+        <w:t>evidence</w:t>
+      </w:r>
+      <w:r>
+        <w:rPr>
+          <w:b w:val="0"/>
+        </w:rPr>
+        <w:t xml:space="preserve"> sheet to Image-pattern Network Investigation. Show how you can distinguish a predicted class, </w:t>
+      </w:r>
+      <w:r>
+        <w:rPr>
+          <w:b/>
+        </w:rPr>
+        <w:t>confidence score</w:t>
+      </w:r>
+      <w:r>
+        <w:rPr>
+          <w:b w:val="0"/>
+        </w:rPr>
+        <w:t xml:space="preserve"> and observed correctness.</w:t>
+      </w:r>
+    </w:p>
+    <w:p>
+      <w:pPr>
+        <w:spacing w:line="336" w:lineRule="auto" w:after="180"/>
+      </w:pPr>
+      <w:r>
+        <w:rPr>
+          <w:b w:val="0"/>
+        </w:rPr>
+        <w:t xml:space="preserve">Use the supplied fictional case and keep its </w:t>
+      </w:r>
+      <w:r>
+        <w:rPr>
+          <w:b/>
+        </w:rPr>
+        <w:t>input</w:t>
+      </w:r>
+      <w:r>
+        <w:rPr>
+          <w:b w:val="0"/>
+        </w:rPr>
+        <w:t xml:space="preserve">s, intermediate steps, calculation or </w:t>
+      </w:r>
+      <w:r>
+        <w:rPr>
+          <w:b/>
+        </w:rPr>
+        <w:t>prediction</w:t>
+      </w:r>
+      <w:r>
+        <w:rPr>
+          <w:b w:val="0"/>
+        </w:rPr>
+        <w:t>, and limitation. Connect this record to last week’s record; a matching answer without a trace is insufficient.</w:t>
+      </w:r>
+    </w:p>
+    <w:p>
+      <w:pPr>
+        <w:spacing w:line="336" w:lineRule="auto" w:after="180"/>
+      </w:pPr>
+      <w:r>
+        <w:rPr>
+          <w:b w:val="0"/>
+        </w:rPr>
+        <w:t>Provide separate boxes for p1, predicted class, confidence, reference label and correctness. Use fractions before percentages. Extension: for A, B, C and F, mean confidence is 0.8875 while observed accuracy is 0.5.</w:t>
+      </w:r>
+    </w:p>
+    <w:p>
+      <w:pPr>
+        <w:spacing w:line="336" w:lineRule="auto" w:after="180"/>
+      </w:pPr>
+      <w:r>
+        <w:rPr>
+          <w:b w:val="0"/>
+        </w:rPr>
+        <w:t xml:space="preserve">Discuss why this small grouped discrepancy motivates </w:t>
+      </w:r>
+      <w:r>
+        <w:rPr>
+          <w:b/>
+        </w:rPr>
+        <w:t>calibration</w:t>
+      </w:r>
+      <w:r>
+        <w:rPr>
+          <w:b w:val="0"/>
+        </w:rPr>
+        <w:t xml:space="preserve"> study but cannot establish a population-wide </w:t>
+      </w:r>
+      <w:r>
+        <w:rPr>
+          <w:b/>
+        </w:rPr>
+        <w:t>calibration</w:t>
+      </w:r>
+      <w:r>
+        <w:rPr>
+          <w:b w:val="0"/>
+        </w:rPr>
+        <w:t xml:space="preserve"> rate.</w:t>
+      </w:r>
+    </w:p>
+    <w:p>
+      <w:pPr>
+        <w:spacing w:line="336" w:lineRule="auto" w:after="180"/>
+      </w:pPr>
+      <w:r>
+        <w:rPr>
+          <w:b w:val="0"/>
+        </w:rPr>
+        <w:t xml:space="preserve">Week 30 studies dataset shift, comparing development and new-use conditions without assuming a familiar </w:t>
+      </w:r>
+      <w:r>
+        <w:rPr>
+          <w:b/>
+        </w:rPr>
+        <w:t>confidence score</w:t>
+      </w:r>
+      <w:r>
+        <w:rPr>
+          <w:b w:val="0"/>
+        </w:rPr>
+        <w:t xml:space="preserve"> implies familiar data.</w:t>
+      </w:r>
+    </w:p>
+    <w:p>
+      <w:pPr>
+        <w:spacing w:line="336" w:lineRule="auto" w:after="180"/>
+      </w:pPr>
+      <w:r>
+        <w:rPr>
+          <w:b w:val="0"/>
+        </w:rPr>
+        <w:t>Retain the project ledger and assess a changed case after support. Check the relevant prerequisite before carrying this component forward.</w:t>
+      </w:r>
+    </w:p>
+    <w:p>
+      <w:pPr>
+        <w:spacing w:line="336" w:lineRule="auto" w:after="180"/>
+      </w:pPr>
+      <w:r>
+        <w:rPr>
+          <w:b w:val="0"/>
+        </w:rPr>
+        <w:t xml:space="preserve">For your Image-pattern Network Investigation, save the </w:t>
+      </w:r>
+      <w:r>
+        <w:rPr>
+          <w:b/>
+        </w:rPr>
+        <w:t>input</w:t>
+      </w:r>
+      <w:r>
+        <w:rPr>
+          <w:b w:val="0"/>
+        </w:rPr>
+        <w:t>, procedure, observed result and limitation of this check.</w:t>
+      </w:r>
+    </w:p>
+    <w:p>
+      <w:pPr>
+        <w:spacing w:line="336" w:lineRule="auto" w:after="180"/>
+      </w:pPr>
+      <w:r>
+        <w:rPr>
+          <w:b w:val="0"/>
+        </w:rPr>
+        <w:t>Label this worked example as practice; use a different, previously unreviewed case when checking independent understanding.</w:t>
+      </w:r>
+    </w:p>
+    <w:p>
+      <w:pPr>
+        <w:pStyle w:val="Heading2"/>
+      </w:pPr>
+      <w:r>
+        <w:t>Delayed return and support record</w:t>
       </w:r>
     </w:p>
     <w:p>
@@ -4250,44 +4943,26 @@
     </w:p>
     <w:p>
       <w:pPr>
-        <w:pStyle w:val="Heading3"/>
-      </w:pPr>
-      <w:r>
-        <w:t>Project evidence from this case</w:t>
+        <w:pStyle w:val="Heading2"/>
+      </w:pPr>
+      <w:r>
+        <w:t>Earlier wording, alternatives and picture transcripts · reference / check after trying</w:t>
       </w:r>
     </w:p>
     <w:p>
       <w:pPr>
-        <w:spacing w:line="336" w:lineRule="auto" w:after="180"/>
-      </w:pPr>
-      <w:r>
-        <w:rPr>
-          <w:b w:val="0"/>
-        </w:rPr>
-        <w:t xml:space="preserve">For your Image-pattern Network Investigation, save the </w:t>
-      </w:r>
-      <w:r>
-        <w:rPr>
-          <w:b/>
-        </w:rPr>
-        <w:t>input</w:t>
-      </w:r>
-      <w:r>
-        <w:rPr>
-          <w:b w:val="0"/>
-        </w:rPr>
-        <w:t>, procedure, observed result and limitation of this check.</w:t>
+        <w:pStyle w:val="Heading3"/>
+      </w:pPr>
+      <w:r>
+        <w:t>Plan the delayed return</w:t>
       </w:r>
     </w:p>
     <w:p>
       <w:pPr>
-        <w:spacing w:line="336" w:lineRule="auto" w:after="180"/>
-      </w:pPr>
-      <w:r>
-        <w:rPr>
-          <w:b w:val="0"/>
-        </w:rPr>
-        <w:t>Label this worked example as practice; use a different, previously unreviewed case when checking independent understanding.</w:t>
+        <w:pStyle w:val="Heading3"/>
+      </w:pPr>
+      <w:r>
+        <w:t>Project evidence from this case</w:t>
       </w:r>
     </w:p>
     <w:p>
@@ -4295,26 +4970,33 @@
         <w:pStyle w:val="Heading1"/>
       </w:pPr>
       <w:r>
-        <w:t>07. Prepare, teach and assess</w:t>
+        <w:t>Reference bank and extra practice</w:t>
       </w:r>
     </w:p>
     <w:p>
-      <w:r>
-        <w:t>Use this preparation summary alongside the detailed Uncertainty and failure analysis lesson; it is a checklist rather than a replacement for the full sequence.</w:t>
+      <w:pPr>
+        <w:pStyle w:val="Heading1"/>
+      </w:pPr>
+      <w:r>
+        <w:t>07. Reference · Alternative planning checklist</w:t>
       </w:r>
     </w:p>
     <w:p>
-      <w:pPr>
-        <w:pStyle w:val="Heading3"/>
-      </w:pPr>
-      <w:r>
-        <w:t>Teaching target</w:t>
+      <w:r>
+        <w:t>Use alongside the main route when helpful.</w:t>
       </w:r>
     </w:p>
     <w:p>
       <w:pPr>
+        <w:pStyle w:val="Heading2"/>
+      </w:pPr>
+      <w:r>
+        <w:t>Planning,assessment and project reminders</w:t>
+      </w:r>
+    </w:p>
+    <w:p>
+      <w:pPr>
         <w:spacing w:line="336" w:lineRule="auto" w:after="180"/>
-        <w:shd w:fill="EDF7F3"/>
       </w:pPr>
       <w:r>
         <w:rPr>
@@ -4504,7 +5186,6 @@
     <w:p>
       <w:pPr>
         <w:spacing w:line="336" w:lineRule="auto" w:after="180"/>
-        <w:shd w:fill="F5F1FB"/>
       </w:pPr>
       <w:r>
         <w:rPr>
@@ -4516,7 +5197,6 @@
     <w:p>
       <w:pPr>
         <w:spacing w:line="336" w:lineRule="auto" w:after="180"/>
-        <w:shd w:fill="F5F1FB"/>
       </w:pPr>
       <w:r>
         <w:rPr>
@@ -4527,34 +5207,35 @@
     </w:p>
     <w:p>
       <w:pPr>
-        <w:pStyle w:val="Heading3"/>
-      </w:pPr>
-      <w:r>
-        <w:t>Supported practice answer</w:t>
+        <w:spacing w:line="336" w:lineRule="auto" w:after="180"/>
+      </w:pPr>
+      <w:r>
+        <w:rPr>
+          <w:b w:val="0"/>
+        </w:rPr>
+        <w:t>Reasoned practice answer: Teacher explanation: False positives are B and D; the false negative is F. A and C are the two true positives; E is the one true negative. Accuracy is 3 of 6, or 50 percent.</w:t>
       </w:r>
     </w:p>
     <w:p>
       <w:pPr>
         <w:spacing w:line="336" w:lineRule="auto" w:after="180"/>
-        <w:shd w:fill="F1F6FC"/>
       </w:pPr>
       <w:r>
         <w:rPr>
           <w:b w:val="0"/>
         </w:rPr>
-        <w:t>Reasoned practice answer: Teacher explanation: False positives are B and D; the false negative is F. A and C are the two true positives; E is the one true negative. Accuracy is 3 of 6, or 50 percent.</w:t>
+        <w:t>It hides which errors occur and how their consequences differ.</w:t>
       </w:r>
     </w:p>
     <w:p>
       <w:pPr>
         <w:spacing w:line="336" w:lineRule="auto" w:after="180"/>
-        <w:shd w:fill="F1F6FC"/>
       </w:pPr>
       <w:r>
         <w:rPr>
           <w:b w:val="0"/>
         </w:rPr>
-        <w:t>It hides which errors occur and how their consequences differ.</w:t>
+        <w:t>Check every learner before discussion: Use the worked case for Uncertainty and failure analysis. Proposed explanation: “A low p1 always means low confidence”. Decide whether this explanation is supported.</w:t>
       </w:r>
     </w:p>
     <w:p>
@@ -4565,7 +5246,7 @@
         <w:rPr>
           <w:b w:val="0"/>
         </w:rPr>
-        <w:t>Check every learner before discussion: Use the worked case for Uncertainty and failure analysis. Proposed explanation: “A low p1 always means low confidence”. Decide whether this explanation is supported.</w:t>
+        <w:t>Point to the step or supplied fact that decides; explain your repair if needed.</w:t>
       </w:r>
     </w:p>
     <w:p>
@@ -4576,129 +5257,81 @@
         <w:rPr>
           <w:b w:val="0"/>
         </w:rPr>
-        <w:t>Point to the step or supplied fact that decides; explain your repair if needed.</w:t>
+        <w:t>Misconception repair: For a binary model, p1 = 0.10 selects class 0 with confidence 0.90.</w:t>
       </w:r>
     </w:p>
     <w:p>
       <w:pPr>
-        <w:pStyle w:val="Heading3"/>
-      </w:pPr>
-      <w:r>
-        <w:t>Repair the misconception</w:t>
+        <w:spacing w:line="336" w:lineRule="auto" w:after="180"/>
+      </w:pPr>
+      <w:r>
+        <w:rPr>
+          <w:b w:val="0"/>
+        </w:rPr>
+        <w:t xml:space="preserve">Support: read the exact case aloud, enlarge the labelled picture, supply </w:t>
+      </w:r>
+      <w:r>
+        <w:rPr>
+          <w:b/>
+        </w:rPr>
+        <w:t>input</w:t>
+      </w:r>
+      <w:r>
+        <w:rPr>
+          <w:b w:val="0"/>
+        </w:rPr>
+        <w:t xml:space="preserve"> cards and model only the first deciding step. Accept a spoken explanation or drawing; retain the reasoning goal.</w:t>
       </w:r>
     </w:p>
     <w:p>
       <w:pPr>
         <w:spacing w:line="336" w:lineRule="auto" w:after="180"/>
-        <w:shd w:fill="FFF5E6"/>
       </w:pPr>
       <w:r>
         <w:rPr>
           <w:b w:val="0"/>
         </w:rPr>
-        <w:t>Misconception repair: For a binary model, p1 = 0.10 selects class 0 with confidence 0.90.</w:t>
+        <w:t xml:space="preserve">Extension: Raise the acceptance cutoff to 0.85. Require a </w:t>
+      </w:r>
+      <w:r>
+        <w:rPr>
+          <w:b/>
+        </w:rPr>
+        <w:t>prediction</w:t>
+      </w:r>
+      <w:r>
+        <w:rPr>
+          <w:b w:val="0"/>
+        </w:rPr>
+        <w:t xml:space="preserve"> and a reason before comparing. Expected result: Only A is accepted: accuracy 0/1, </w:t>
+      </w:r>
+      <w:r>
+        <w:rPr>
+          <w:b/>
+        </w:rPr>
+        <w:t>coverage</w:t>
+      </w:r>
+      <w:r>
+        <w:rPr>
+          <w:b w:val="0"/>
+        </w:rPr>
+        <w:t xml:space="preserve"> 1/3.</w:t>
       </w:r>
     </w:p>
     <w:p>
       <w:pPr>
-        <w:pStyle w:val="Heading3"/>
-      </w:pPr>
-      <w:r>
-        <w:t>Support without giving away the answer</w:t>
+        <w:spacing w:line="336" w:lineRule="auto" w:after="180"/>
+      </w:pPr>
+      <w:r>
+        <w:rPr>
+          <w:b w:val="0"/>
+        </w:rPr>
+        <w:t>Reason: The most confident supplied case is wrong; a stricter cutoff is not guaranteed to improve this set’s accuracy.</w:t>
       </w:r>
     </w:p>
     <w:p>
       <w:pPr>
         <w:spacing w:line="336" w:lineRule="auto" w:after="180"/>
-        <w:shd w:fill="F1F6F8"/>
-      </w:pPr>
-      <w:r>
-        <w:rPr>
-          <w:b w:val="0"/>
-        </w:rPr>
-        <w:t xml:space="preserve">Support: read the exact case aloud, enlarge the labelled picture, supply </w:t>
-      </w:r>
-      <w:r>
-        <w:rPr>
-          <w:b/>
-        </w:rPr>
-        <w:t>input</w:t>
-      </w:r>
-      <w:r>
-        <w:rPr>
-          <w:b w:val="0"/>
-        </w:rPr>
-        <w:t xml:space="preserve"> cards and model only the first deciding step. Accept a spoken explanation or drawing; retain the reasoning goal.</w:t>
-      </w:r>
-    </w:p>
-    <w:p>
-      <w:pPr>
-        <w:pStyle w:val="Heading3"/>
-      </w:pPr>
-      <w:r>
-        <w:t>Extend the reasoning</w:t>
-      </w:r>
-    </w:p>
-    <w:p>
-      <w:pPr>
-        <w:spacing w:line="336" w:lineRule="auto" w:after="180"/>
-        <w:shd w:fill="F5F1FB"/>
-      </w:pPr>
-      <w:r>
-        <w:rPr>
-          <w:b w:val="0"/>
-        </w:rPr>
-        <w:t xml:space="preserve">Extension: Raise the acceptance cutoff to 0.85. Require a </w:t>
-      </w:r>
-      <w:r>
-        <w:rPr>
-          <w:b/>
-        </w:rPr>
-        <w:t>prediction</w:t>
-      </w:r>
-      <w:r>
-        <w:rPr>
-          <w:b w:val="0"/>
-        </w:rPr>
-        <w:t xml:space="preserve"> and a reason before comparing. Expected result: Only A is accepted: accuracy 0/1, </w:t>
-      </w:r>
-      <w:r>
-        <w:rPr>
-          <w:b/>
-        </w:rPr>
-        <w:t>coverage</w:t>
-      </w:r>
-      <w:r>
-        <w:rPr>
-          <w:b w:val="0"/>
-        </w:rPr>
-        <w:t xml:space="preserve"> 1/3.</w:t>
-      </w:r>
-    </w:p>
-    <w:p>
-      <w:pPr>
-        <w:spacing w:line="336" w:lineRule="auto" w:after="180"/>
-        <w:shd w:fill="F5F1FB"/>
-      </w:pPr>
-      <w:r>
-        <w:rPr>
-          <w:b w:val="0"/>
-        </w:rPr>
-        <w:t>Reason: The most confident supplied case is wrong; a stricter cutoff is not guaranteed to improve this set’s accuracy.</w:t>
-      </w:r>
-    </w:p>
-    <w:p>
-      <w:pPr>
-        <w:pStyle w:val="Heading3"/>
-      </w:pPr>
-      <w:r>
-        <w:t>Protect the independent attempt</w:t>
-      </w:r>
-    </w:p>
-    <w:p>
-      <w:pPr>
-        <w:spacing w:line="336" w:lineRule="auto" w:after="180"/>
-        <w:shd w:fill="FFF5E6"/>
       </w:pPr>
       <w:r>
         <w:rPr>
@@ -4893,22 +5526,36 @@
     </w:tbl>
     <w:p>
       <w:pPr>
-        <w:pStyle w:val="Heading3"/>
-      </w:pPr>
-      <w:r>
-        <w:t>Project checkpoint</w:t>
+        <w:spacing w:line="336" w:lineRule="auto" w:after="180"/>
+      </w:pPr>
+      <w:r>
+        <w:rPr>
+          <w:b w:val="0"/>
+        </w:rPr>
+        <w:t xml:space="preserve">Project checkpoint: Prepare the demonstration. Gather reproducible instructions, </w:t>
+      </w:r>
+      <w:r>
+        <w:rPr>
+          <w:b/>
+        </w:rPr>
+        <w:t>evidence</w:t>
+      </w:r>
+      <w:r>
+        <w:rPr>
+          <w:b w:val="0"/>
+        </w:rPr>
+        <w:t>, access checks and remaining limitations.</w:t>
       </w:r>
     </w:p>
     <w:p>
       <w:pPr>
         <w:spacing w:line="336" w:lineRule="auto" w:after="180"/>
-        <w:shd w:fill="EDF7F3"/>
       </w:pPr>
       <w:r>
         <w:rPr>
           <w:b w:val="0"/>
         </w:rPr>
-        <w:t xml:space="preserve">Project checkpoint: Prepare the demonstration. Gather reproducible instructions, </w:t>
+        <w:t xml:space="preserve">Use the weekly teacher answer for topic-specific reasoning. A saved progress tick is an activity record; judge mastery from the learner’s explanation and </w:t>
       </w:r>
       <w:r>
         <w:rPr>
@@ -4920,43 +5567,28 @@
         <w:rPr>
           <w:b w:val="0"/>
         </w:rPr>
-        <w:t>, access checks and remaining limitations.</w:t>
+        <w:t>.</w:t>
       </w:r>
     </w:p>
     <w:p>
       <w:pPr>
-        <w:spacing w:line="336" w:lineRule="auto" w:after="180"/>
-      </w:pPr>
-      <w:r>
-        <w:rPr>
-          <w:b w:val="0"/>
-        </w:rPr>
-        <w:t xml:space="preserve">Use the weekly teacher answer for topic-specific reasoning. A saved progress tick is an activity record; judge mastery from the learner’s explanation and </w:t>
-      </w:r>
-      <w:r>
-        <w:rPr>
-          <w:b/>
-        </w:rPr>
-        <w:t>evidence</w:t>
-      </w:r>
-      <w:r>
-        <w:rPr>
-          <w:b w:val="0"/>
-        </w:rPr>
-        <w:t>.</w:t>
+        <w:pStyle w:val="Heading1"/>
+      </w:pPr>
+      <w:r>
+        <w:t>08. Reference · Feedback,labs and repair paths</w:t>
       </w:r>
     </w:p>
     <w:p>
-      <w:pPr>
-        <w:pStyle w:val="Heading1"/>
-      </w:pPr>
-      <w:r>
-        <w:t>08. Use feedback, labs and repair paths</w:t>
+      <w:r>
+        <w:t>Retain the first attempt and the evidence used for a repair.</w:t>
       </w:r>
     </w:p>
     <w:p>
-      <w:r>
-        <w:t>Use feedback, earlier review and portfolios purposefully. Apply the coding routine only when this lesson has an executable lab.</w:t>
+      <w:pPr>
+        <w:pStyle w:val="Heading2"/>
+      </w:pPr>
+      <w:r>
+        <w:t>Feedback and record guidance</w:t>
       </w:r>
     </w:p>
     <w:p>
@@ -5055,40 +5687,17 @@
         <w:pStyle w:val="Heading1"/>
       </w:pPr>
       <w:r>
-        <w:t>09. Visual concept journey</w:t>
+        <w:t>09. Reference · Teach with the six pictures</w:t>
       </w:r>
     </w:p>
     <w:p>
       <w:r>
-        <w:t>Show one Uncertainty and failure analysis graphic at a time, request a prediction and discuss its trace before the independent assessment.</w:t>
+        <w:t>Choose one picture for a particular reasoning move.</w:t>
       </w:r>
     </w:p>
     <w:p>
       <w:pPr>
-        <w:spacing w:line="336" w:lineRule="auto" w:after="180"/>
-      </w:pPr>
-      <w:r>
-        <w:rPr>
-          <w:b w:val="0"/>
-        </w:rPr>
-        <w:t xml:space="preserve">Use one picture at a time. Hide a worked result before asking for a </w:t>
-      </w:r>
-      <w:r>
-        <w:rPr>
-          <w:b/>
-        </w:rPr>
-        <w:t>prediction</w:t>
-      </w:r>
-      <w:r>
-        <w:rPr>
-          <w:b w:val="0"/>
-        </w:rPr>
-        <w:t>, then reveal it for feedback. These are supported teaching cases; retain the separate independent assessment for a fresh first attempt.</w:t>
-      </w:r>
-    </w:p>
-    <w:p>
-      <w:pPr>
-        <w:pStyle w:val="Heading3"/>
+        <w:pStyle w:val="Heading2"/>
       </w:pPr>
       <w:r>
         <w:t>01. Uncertainty and failure analysis: the case</w:t>
@@ -5099,7 +5708,7 @@
         <w:drawing>
           <wp:inline xmlns:a="http://schemas.openxmlformats.org/drawingml/2006/main" xmlns:pic="http://schemas.openxmlformats.org/drawingml/2006/picture">
             <wp:extent cx="5486400" cy="3142488"/>
-            <wp:docPr id="3" name="Picture 3" descr="Keep positive-class probability separate from confidence in the chosen label. Supplied facts: Supplied p(class 1): A: 0.9 reference 0; B: 0.6 reference 1; C: 0.2 reference 0. Predict class 1 at p&gt;=0.5; confidence=max(p, 1-p). All inputs and outcomes in this worked example are invented classroom data; no real model run is claimed."/>
+            <wp:docPr id="4" name="Picture 4" descr="Keep positive-class probability separate from confidence in the chosen label. Supplied facts: Supplied p(class 1): A: 0.9 reference 0; B: 0.6 reference 1; C: 0.2 reference 0. Predict class 1 at p&gt;=0.5; confidence=max(p, 1-p). All inputs and outcomes in this worked example are invented classroom data; no real model run is claimed."/>
             <wp:cNvGraphicFramePr>
               <a:graphicFrameLocks noChangeAspect="1"/>
             </wp:cNvGraphicFramePr>
@@ -5111,7 +5720,7 @@
                     <pic:cNvPicPr/>
                   </pic:nvPicPr>
                   <pic:blipFill>
-                    <a:blip r:embed="rId11"/>
+                    <a:blip r:embed="rId12"/>
                     <a:stretch>
                       <a:fillRect/>
                     </a:stretch>
@@ -5167,7 +5776,6 @@
     <w:p>
       <w:pPr>
         <w:spacing w:line="336" w:lineRule="auto" w:after="180"/>
-        <w:shd w:fill="F5F1FB"/>
       </w:pPr>
       <w:r>
         <w:rPr>
@@ -5178,27 +5786,18 @@
     </w:p>
     <w:p>
       <w:pPr>
-        <w:pStyle w:val="Heading3"/>
-      </w:pPr>
-      <w:r>
-        <w:t>Discuss while showing the picture</w:t>
+        <w:spacing w:line="336" w:lineRule="auto" w:after="180"/>
+      </w:pPr>
+      <w:r>
+        <w:rPr>
+          <w:b w:val="0"/>
+        </w:rPr>
+        <w:t>Teacher prompt: Point to the given fact that matters most. Explain why it matters. Ask learners to describe one label or arrow in ordinary words. Use the adjacent transcript if the image is difficult to see.</w:t>
       </w:r>
     </w:p>
     <w:p>
       <w:pPr>
-        <w:spacing w:line="336" w:lineRule="auto" w:after="180"/>
-        <w:shd w:fill="F1F6F8"/>
-      </w:pPr>
-      <w:r>
-        <w:rPr>
-          <w:b w:val="0"/>
-        </w:rPr>
-        <w:t>Teacher prompt: Point to the given fact that matters most. Explain why it matters. Ask learners to describe one label or arrow in ordinary words. Use the adjacent transcript if the image is difficult to see.</w:t>
-      </w:r>
-    </w:p>
-    <w:p>
-      <w:pPr>
-        <w:pStyle w:val="Heading3"/>
+        <w:pStyle w:val="Heading2"/>
       </w:pPr>
       <w:r>
         <w:t>02. Follow the deciding steps</w:t>
@@ -5209,7 +5808,7 @@
         <w:drawing>
           <wp:inline xmlns:a="http://schemas.openxmlformats.org/drawingml/2006/main" xmlns:pic="http://schemas.openxmlformats.org/drawingml/2006/picture">
             <wp:extent cx="5486400" cy="3182112"/>
-            <wp:docPr id="4" name="Picture 4" descr="Predictions: A predicts 1 wrong; B predicts 1 correct; C predicts 0 correct. → Selected-label confidence: Confidences are 0.9, 0.6, 0.8. C’s confidence is 0.8 despite p(class 1)=0.2. → Selective review: Accept confidence&gt;=0.8: A and C; accuracy 1/2 and coverage 2/3."/>
+            <wp:docPr id="5" name="Picture 5" descr="Predictions: A predicts 1 wrong; B predicts 1 correct; C predicts 0 correct. → Selected-label confidence: Confidences are 0.9, 0.6, 0.8. C’s confidence is 0.8 despite p(class 1)=0.2. → Selective review: Accept confidence&gt;=0.8: A and C; accuracy 1/2 and coverage 2/3."/>
             <wp:cNvGraphicFramePr>
               <a:graphicFrameLocks noChangeAspect="1"/>
             </wp:cNvGraphicFramePr>
@@ -5221,7 +5820,7 @@
                     <pic:cNvPicPr/>
                   </pic:nvPicPr>
                   <pic:blipFill>
-                    <a:blip r:embed="rId12"/>
+                    <a:blip r:embed="rId9"/>
                     <a:stretch>
                       <a:fillRect/>
                     </a:stretch>
@@ -5283,7 +5882,6 @@
     <w:p>
       <w:pPr>
         <w:spacing w:line="336" w:lineRule="auto" w:after="180"/>
-        <w:shd w:fill="F5F1FB"/>
       </w:pPr>
       <w:r>
         <w:rPr>
@@ -5306,39 +5904,30 @@
     </w:p>
     <w:p>
       <w:pPr>
-        <w:pStyle w:val="Heading3"/>
-      </w:pPr>
-      <w:r>
-        <w:t>Discuss while showing the picture</w:t>
+        <w:spacing w:line="336" w:lineRule="auto" w:after="180"/>
+      </w:pPr>
+      <w:r>
+        <w:rPr>
+          <w:b w:val="0"/>
+        </w:rPr>
+        <w:t xml:space="preserve">Teacher prompt: Point to each numbered stage and explain which recorded </w:t>
+      </w:r>
+      <w:r>
+        <w:rPr>
+          <w:b/>
+        </w:rPr>
+        <w:t>input</w:t>
+      </w:r>
+      <w:r>
+        <w:rPr>
+          <w:b w:val="0"/>
+        </w:rPr>
+        <w:t xml:space="preserve"> it uses. Ask learners to describe one label or arrow in ordinary words. Use the adjacent transcript if the image is difficult to see.</w:t>
       </w:r>
     </w:p>
     <w:p>
       <w:pPr>
-        <w:spacing w:line="336" w:lineRule="auto" w:after="180"/>
-        <w:shd w:fill="F1F6F8"/>
-      </w:pPr>
-      <w:r>
-        <w:rPr>
-          <w:b w:val="0"/>
-        </w:rPr>
-        <w:t xml:space="preserve">Teacher prompt: Point to each numbered stage and explain which recorded </w:t>
-      </w:r>
-      <w:r>
-        <w:rPr>
-          <w:b/>
-        </w:rPr>
-        <w:t>input</w:t>
-      </w:r>
-      <w:r>
-        <w:rPr>
-          <w:b w:val="0"/>
-        </w:rPr>
-        <w:t xml:space="preserve"> it uses. Ask learners to describe one label or arrow in ordinary words. Use the adjacent transcript if the image is difficult to see.</w:t>
-      </w:r>
-    </w:p>
-    <w:p>
-      <w:pPr>
-        <w:pStyle w:val="Heading3"/>
+        <w:pStyle w:val="Heading2"/>
       </w:pPr>
       <w:r>
         <w:t>03. Positive probability is not always chosen-label confidence</w:t>
@@ -5349,7 +5938,7 @@
         <w:drawing>
           <wp:inline xmlns:a="http://schemas.openxmlformats.org/drawingml/2006/main" xmlns:pic="http://schemas.openxmlformats.org/drawingml/2006/picture">
             <wp:extent cx="5486400" cy="3617976"/>
-            <wp:docPr id="5" name="Picture 5" descr="Positive probability is not always chosen-label confidence. A: p(class 1) = 0.9, prediction = 1, confidence = 0.9, reference = 0. B: p(class 1) = 0.6, prediction = 1, confidence = 0.6, reference = 1. C: p(class 1) = 0.2, prediction = 0, confidence = 0.8, reference = 0."/>
+            <wp:docPr id="6" name="Picture 6" descr="Positive probability is not always chosen-label confidence. A: p(class 1) = 0.9, prediction = 1, confidence = 0.9, reference = 0. B: p(class 1) = 0.6, prediction = 1, confidence = 0.6, reference = 1. C: p(class 1) = 0.2, prediction = 0, confidence = 0.8, reference = 0."/>
             <wp:cNvGraphicFramePr>
               <a:graphicFrameLocks noChangeAspect="1"/>
             </wp:cNvGraphicFramePr>
@@ -5441,7 +6030,6 @@
     <w:p>
       <w:pPr>
         <w:spacing w:line="336" w:lineRule="auto" w:after="180"/>
-        <w:shd w:fill="F5F1FB"/>
       </w:pPr>
       <w:r>
         <w:rPr>
@@ -5452,39 +6040,29 @@
     </w:p>
     <w:p>
       <w:pPr>
-        <w:pStyle w:val="Heading3"/>
-      </w:pPr>
-      <w:r>
-        <w:t>Discuss while showing the picture</w:t>
+        <w:spacing w:line="336" w:lineRule="auto" w:after="180"/>
+      </w:pPr>
+      <w:r>
+        <w:rPr>
+          <w:b w:val="0"/>
+        </w:rPr>
+        <w:t>Teacher prompt: Read the labels and values. Explain the relationship the model shows. Ask learners to describe one label or arrow in ordinary words. Use the adjacent transcript if the image is difficult to see.</w:t>
       </w:r>
     </w:p>
     <w:p>
       <w:pPr>
         <w:spacing w:line="336" w:lineRule="auto" w:after="180"/>
-        <w:shd w:fill="F1F6F8"/>
       </w:pPr>
       <w:r>
         <w:rPr>
           <w:b w:val="0"/>
         </w:rPr>
-        <w:t>Teacher prompt: Read the labels and values. Explain the relationship the model shows. Ask learners to describe one label or arrow in ordinary words. Use the adjacent transcript if the image is difficult to see.</w:t>
+        <w:t>Check row/column meanings, units and denominators before discussing a difference. Supplied toy values are not real class or model results.</w:t>
       </w:r>
     </w:p>
     <w:p>
       <w:pPr>
-        <w:spacing w:line="336" w:lineRule="auto" w:after="180"/>
-        <w:shd w:fill="F1F6F8"/>
-      </w:pPr>
-      <w:r>
-        <w:rPr>
-          <w:b w:val="0"/>
-        </w:rPr>
-        <w:t>Check row/column meanings, units and denominators before discussing a difference. Supplied toy values are not real class or model results.</w:t>
-      </w:r>
-    </w:p>
-    <w:p>
-      <w:pPr>
-        <w:pStyle w:val="Heading3"/>
+        <w:pStyle w:val="Heading2"/>
       </w:pPr>
       <w:r>
         <w:t>04. Change one thing. Trace what follows.</w:t>
@@ -5495,7 +6073,7 @@
         <w:drawing>
           <wp:inline xmlns:a="http://schemas.openxmlformats.org/drawingml/2006/main" xmlns:pic="http://schemas.openxmlformats.org/drawingml/2006/picture">
             <wp:extent cx="5486400" cy="3179064"/>
-            <wp:docPr id="6" name="Picture 6" descr="Original case: Accept confidence&gt;=0.8: A and C; accuracy 1/2 and coverage 2/3. Changed condition: Raise the acceptance cutoff to 0.85. Expected result: Only A is accepted: accuracy 0/1, coverage 1/3. Reason: The most confident supplied case is wrong; a stricter cutoff is not guaranteed to improve this set’s accuracy."/>
+            <wp:docPr id="7" name="Picture 7" descr="Original case: Accept confidence&gt;=0.8: A and C; accuracy 1/2 and coverage 2/3. Changed condition: Raise the acceptance cutoff to 0.85. Expected result: Only A is accepted: accuracy 0/1, coverage 1/3. Reason: The most confident supplied case is wrong; a stricter cutoff is not guaranteed to improve this set’s accuracy."/>
             <wp:cNvGraphicFramePr>
               <a:graphicFrameLocks noChangeAspect="1"/>
             </wp:cNvGraphicFramePr>
@@ -5575,7 +6153,6 @@
     <w:p>
       <w:pPr>
         <w:spacing w:line="336" w:lineRule="auto" w:after="180"/>
-        <w:shd w:fill="F5F1FB"/>
       </w:pPr>
       <w:r>
         <w:rPr>
@@ -5586,39 +6163,29 @@
     </w:p>
     <w:p>
       <w:pPr>
-        <w:pStyle w:val="Heading3"/>
-      </w:pPr>
-      <w:r>
-        <w:t>Discuss while showing the picture</w:t>
+        <w:spacing w:line="336" w:lineRule="auto" w:after="180"/>
+      </w:pPr>
+      <w:r>
+        <w:rPr>
+          <w:b w:val="0"/>
+        </w:rPr>
+        <w:t>Teacher prompt: Predict before checking the worked changed-case result. Name what changed and what the supplied facts allow you to conclude. Ask learners to describe one label or arrow in ordinary words.</w:t>
       </w:r>
     </w:p>
     <w:p>
       <w:pPr>
         <w:spacing w:line="336" w:lineRule="auto" w:after="180"/>
-        <w:shd w:fill="F1F6F8"/>
       </w:pPr>
       <w:r>
         <w:rPr>
           <w:b w:val="0"/>
         </w:rPr>
-        <w:t>Teacher prompt: Predict before checking the worked changed-case result. Name what changed and what the supplied facts allow you to conclude. Ask learners to describe one label or arrow in ordinary words.</w:t>
+        <w:t>Use the adjacent transcript if the image is difficult to see. Changed-case reasoning: The most confident supplied case is wrong; a stricter cutoff is not guaranteed to improve this set’s accuracy.</w:t>
       </w:r>
     </w:p>
     <w:p>
       <w:pPr>
-        <w:spacing w:line="336" w:lineRule="auto" w:after="180"/>
-        <w:shd w:fill="F1F6F8"/>
-      </w:pPr>
-      <w:r>
-        <w:rPr>
-          <w:b w:val="0"/>
-        </w:rPr>
-        <w:t>Use the adjacent transcript if the image is difficult to see. Changed-case reasoning: The most confident supplied case is wrong; a stricter cutoff is not guaranteed to improve this set’s accuracy.</w:t>
-      </w:r>
-    </w:p>
-    <w:p>
-      <w:pPr>
-        <w:pStyle w:val="Heading3"/>
+        <w:pStyle w:val="Heading2"/>
       </w:pPr>
       <w:r>
         <w:t>05. Connect the explanation to its limit</w:t>
@@ -5629,7 +6196,7 @@
         <w:drawing>
           <wp:inline xmlns:a="http://schemas.openxmlformats.org/drawingml/2006/main" xmlns:pic="http://schemas.openxmlformats.org/drawingml/2006/picture">
             <wp:extent cx="5486400" cy="2834640"/>
-            <wp:docPr id="7" name="Picture 7" descr="Positive-class probability and confidence in the chosen label differ when the predicted class is zero. For C, a class-one probability of 0.2 gives class-zero confidence 0.8 under this toy rule. Selective accuracy counts only accepted cases; coverage counts how many were accepted. A stricter cutoff can retain a confidently wrong case and lower accuracy on this supplied set. Limit: Supplied scores are not proven calibrated. Review policies need representative held-out evidence and clear handling of rejected cases."/>
+            <wp:docPr id="8" name="Picture 8" descr="Positive-class probability and confidence in the chosen label differ when the predicted class is zero. For C, a class-one probability of 0.2 gives class-zero confidence 0.8 under this toy rule. Selective accuracy counts only accepted cases; coverage counts how many were accepted. A stricter cutoff can retain a confidently wrong case and lower accuracy on this supplied set. Limit: Supplied scores are not proven calibrated. Review policies need representative held-out evidence and clear handling of rejected cases."/>
             <wp:cNvGraphicFramePr>
               <a:graphicFrameLocks noChangeAspect="1"/>
             </wp:cNvGraphicFramePr>
@@ -5720,7 +6287,6 @@
     <w:p>
       <w:pPr>
         <w:spacing w:line="336" w:lineRule="auto" w:after="180"/>
-        <w:shd w:fill="F5F1FB"/>
       </w:pPr>
       <w:r>
         <w:rPr>
@@ -5731,51 +6297,41 @@
     </w:p>
     <w:p>
       <w:pPr>
-        <w:pStyle w:val="Heading3"/>
-      </w:pPr>
-      <w:r>
-        <w:t>Discuss while showing the picture</w:t>
+        <w:spacing w:line="336" w:lineRule="auto" w:after="180"/>
+      </w:pPr>
+      <w:r>
+        <w:rPr>
+          <w:b w:val="0"/>
+        </w:rPr>
+        <w:t>Teacher prompt: Explain the case, then point to a limit on the claim. Ask learners to describe one label or arrow in ordinary words. Use the adjacent transcript if the image is difficult to see.</w:t>
       </w:r>
     </w:p>
     <w:p>
       <w:pPr>
         <w:spacing w:line="336" w:lineRule="auto" w:after="180"/>
-        <w:shd w:fill="F1F6F8"/>
       </w:pPr>
       <w:r>
         <w:rPr>
           <w:b w:val="0"/>
         </w:rPr>
-        <w:t>Teacher prompt: Explain the case, then point to a limit on the claim. Ask learners to describe one label or arrow in ordinary words. Use the adjacent transcript if the image is difficult to see.</w:t>
+        <w:t xml:space="preserve">Keep the stated scope: Supplied scores are not proven calibrated. Review policies need representative held-out </w:t>
+      </w:r>
+      <w:r>
+        <w:rPr>
+          <w:b/>
+        </w:rPr>
+        <w:t>evidence</w:t>
+      </w:r>
+      <w:r>
+        <w:rPr>
+          <w:b w:val="0"/>
+        </w:rPr>
+        <w:t xml:space="preserve"> and clear handling of rejected cases.</w:t>
       </w:r>
     </w:p>
     <w:p>
       <w:pPr>
-        <w:spacing w:line="336" w:lineRule="auto" w:after="180"/>
-        <w:shd w:fill="F1F6F8"/>
-      </w:pPr>
-      <w:r>
-        <w:rPr>
-          <w:b w:val="0"/>
-        </w:rPr>
-        <w:t xml:space="preserve">Keep the stated scope: Supplied scores are not proven calibrated. Review policies need representative held-out </w:t>
-      </w:r>
-      <w:r>
-        <w:rPr>
-          <w:b/>
-        </w:rPr>
-        <w:t>evidence</w:t>
-      </w:r>
-      <w:r>
-        <w:rPr>
-          <w:b w:val="0"/>
-        </w:rPr>
-        <w:t xml:space="preserve"> and clear handling of rejected cases.</w:t>
-      </w:r>
-    </w:p>
-    <w:p>
-      <w:pPr>
-        <w:pStyle w:val="Heading3"/>
+        <w:pStyle w:val="Heading2"/>
       </w:pPr>
       <w:r>
         <w:t>06. Make the idea visible in your project</w:t>
@@ -5786,7 +6342,7 @@
         <w:drawing>
           <wp:inline xmlns:a="http://schemas.openxmlformats.org/drawingml/2006/main" xmlns:pic="http://schemas.openxmlformats.org/drawingml/2006/picture">
             <wp:extent cx="5486400" cy="3681984"/>
-            <wp:docPr id="8" name="Picture 8" descr="For your Image-pattern Network Investigation, save the input, procedure, observed result and limitation of this check. Label this worked example as practice; use a different, previously unreviewed case when checking independent understanding. Draw your input, deciding step, result and limit. Supported question: What is C’s positive-class probability and chosen-label confidence? Point to the relevant step in the picture, then write the changed result and the rule or evidence that supports it."/>
+            <wp:docPr id="9" name="Picture 9" descr="For your Image-pattern Network Investigation, save the input, procedure, observed result and limitation of this check. Label this worked example as practice; use a different, previously unreviewed case when checking independent understanding. Draw your input, deciding step, result and limit. Supported question: What is C’s positive-class probability and chosen-label confidence? Point to the relevant step in the picture, then write the changed result and the rule or evidence that supports it."/>
             <wp:cNvGraphicFramePr>
               <a:graphicFrameLocks noChangeAspect="1"/>
             </wp:cNvGraphicFramePr>
@@ -5889,7 +6445,6 @@
     <w:p>
       <w:pPr>
         <w:spacing w:line="336" w:lineRule="auto" w:after="180"/>
-        <w:shd w:fill="F5F1FB"/>
       </w:pPr>
       <w:r>
         <w:rPr>
@@ -5912,70 +6467,138 @@
     </w:p>
     <w:p>
       <w:pPr>
-        <w:pStyle w:val="Heading3"/>
-      </w:pPr>
-      <w:r>
-        <w:t>Discuss while showing the picture</w:t>
+        <w:spacing w:line="336" w:lineRule="auto" w:after="180"/>
+      </w:pPr>
+      <w:r>
+        <w:rPr>
+          <w:b w:val="0"/>
+        </w:rPr>
+        <w:t xml:space="preserve">Teacher prompt: Draw your project trace and justify the deciding step using </w:t>
+      </w:r>
+      <w:r>
+        <w:rPr>
+          <w:b/>
+        </w:rPr>
+        <w:t>evidence</w:t>
+      </w:r>
+      <w:r>
+        <w:rPr>
+          <w:b w:val="0"/>
+        </w:rPr>
+        <w:t>. Ask learners to describe one label or arrow in ordinary words. Use the adjacent transcript if the image is difficult to see.</w:t>
       </w:r>
     </w:p>
     <w:p>
       <w:pPr>
         <w:spacing w:line="336" w:lineRule="auto" w:after="180"/>
-        <w:shd w:fill="F1F6F8"/>
       </w:pPr>
       <w:r>
         <w:rPr>
           <w:b w:val="0"/>
         </w:rPr>
-        <w:t xml:space="preserve">Teacher prompt: Draw your project trace and justify the deciding step using </w:t>
+        <w:t xml:space="preserve">Supported practice key: p(class 1)=0.2; predicted class 0 has selected-label confidence 0.8. These quantities answer different questions. Changed-case check: Only A is accepted: accuracy 0/1, </w:t>
       </w:r>
       <w:r>
         <w:rPr>
           <w:b/>
         </w:rPr>
-        <w:t>evidence</w:t>
+        <w:t>coverage</w:t>
       </w:r>
       <w:r>
         <w:rPr>
           <w:b w:val="0"/>
         </w:rPr>
-        <w:t>. Ask learners to describe one label or arrow in ordinary words. Use the adjacent transcript if the image is difficult to see.</w:t>
+        <w:t xml:space="preserve"> 1/3.</w:t>
       </w:r>
     </w:p>
     <w:p>
       <w:pPr>
         <w:spacing w:line="336" w:lineRule="auto" w:after="180"/>
-        <w:shd w:fill="F1F6F8"/>
       </w:pPr>
       <w:r>
         <w:rPr>
           <w:b w:val="0"/>
         </w:rPr>
-        <w:t xml:space="preserve">Supported practice key: p(class 1)=0.2; predicted class 0 has selected-label confidence 0.8. These quantities answer different questions. Changed-case check: Only A is accepted: accuracy 0/1, </w:t>
-      </w:r>
-      <w:r>
-        <w:rPr>
-          <w:b/>
-        </w:rPr>
-        <w:t>coverage</w:t>
-      </w:r>
-      <w:r>
-        <w:rPr>
-          <w:b w:val="0"/>
-        </w:rPr>
-        <w:t xml:space="preserve"> 1/3.</w:t>
+        <w:t>The most confident supplied case is wrong; a stricter cutoff is not guaranteed to improve this set’s accuracy.</w:t>
       </w:r>
     </w:p>
     <w:p>
       <w:pPr>
+        <w:pStyle w:val="Heading2"/>
+      </w:pPr>
+      <w:r>
+        <w:t>Earlier wording, alternatives and picture transcripts · reference / check after trying</w:t>
+      </w:r>
+    </w:p>
+    <w:p>
+      <w:pPr>
         <w:spacing w:line="336" w:lineRule="auto" w:after="180"/>
-        <w:shd w:fill="F1F6F8"/>
       </w:pPr>
       <w:r>
         <w:rPr>
           <w:b w:val="0"/>
         </w:rPr>
-        <w:t>The most confident supplied case is wrong; a stricter cutoff is not guaranteed to improve this set’s accuracy.</w:t>
+        <w:t xml:space="preserve">Use one picture at a time. Hide a worked result before asking for a </w:t>
+      </w:r>
+      <w:r>
+        <w:rPr>
+          <w:b/>
+        </w:rPr>
+        <w:t>prediction</w:t>
+      </w:r>
+      <w:r>
+        <w:rPr>
+          <w:b w:val="0"/>
+        </w:rPr>
+        <w:t>, then reveal it for feedback. These are supported teaching cases; retain the separate independent assessment for a fresh first attempt.</w:t>
+      </w:r>
+    </w:p>
+    <w:p>
+      <w:pPr>
+        <w:pStyle w:val="Heading3"/>
+      </w:pPr>
+      <w:r>
+        <w:t>01. Uncertainty and failure analysis: the case</w:t>
+      </w:r>
+    </w:p>
+    <w:p>
+      <w:pPr>
+        <w:pStyle w:val="Heading3"/>
+      </w:pPr>
+      <w:r>
+        <w:t>02. Follow the deciding steps</w:t>
+      </w:r>
+    </w:p>
+    <w:p>
+      <w:pPr>
+        <w:pStyle w:val="Heading3"/>
+      </w:pPr>
+      <w:r>
+        <w:t>03. Positive probability is not always chosen-label confidence</w:t>
+      </w:r>
+    </w:p>
+    <w:p>
+      <w:pPr>
+        <w:pStyle w:val="Heading3"/>
+      </w:pPr>
+      <w:r>
+        <w:t>04. Change one thing. Trace what follows.</w:t>
+      </w:r>
+    </w:p>
+    <w:p>
+      <w:pPr>
+        <w:pStyle w:val="Heading3"/>
+      </w:pPr>
+      <w:r>
+        <w:t>05. Connect the explanation to its limit</w:t>
+      </w:r>
+    </w:p>
+    <w:p>
+      <w:pPr>
+        <w:pStyle w:val="Heading3"/>
+      </w:pPr>
+      <w:r>
+        <w:t>06. Make the idea visible in your project</w:t>
       </w:r>
     </w:p>
     <w:sectPr>
